--- a/插件详细手册/23.窗口字符/关于窗口字符表.docx
+++ b/插件详细手册/23.窗口字符/关于窗口字符表.docx
@@ -224,7 +224,7 @@
         <w:pStyle w:val="3"/>
         <w:spacing w:before="240" w:after="120" w:line="415" w:lineRule="auto"/>
         <w:rPr>
-          <w:rFonts w:asciiTheme="minorHAnsi" w:eastAsiaTheme="minorEastAsia" w:hAnsiTheme="minorHAnsi" w:cstheme="minorBidi"/>
+          <w:rFonts w:asciiTheme="minorHAnsi" w:eastAsiaTheme="minorEastAsia" w:hAnsiTheme="minorHAnsi" w:cstheme="minorBidi" w:hint="eastAsia"/>
           <w:sz w:val="28"/>
         </w:rPr>
       </w:pPr>
@@ -255,14 +255,7 @@
           <w:rFonts w:hint="eastAsia"/>
           <w:sz w:val="24"/>
         </w:rPr>
-        <w:t>核心-</w:t>
-      </w:r>
-      <w:r>
-        <w:rPr>
-          <w:rFonts w:hint="eastAsia"/>
-          <w:sz w:val="24"/>
-        </w:rPr>
-        <w:t>字符应用A底层</w:t>
+        <w:t>核心-字符应用A底层</w:t>
       </w:r>
     </w:p>
     <w:bookmarkEnd w:id="0"/>
@@ -273,7 +266,7 @@
         <w:snapToGrid w:val="0"/>
         <w:jc w:val="left"/>
         <w:rPr>
-          <w:rFonts w:ascii="Tahoma" w:eastAsia="微软雅黑" w:hAnsi="Tahoma" w:cstheme="minorBidi" w:hint="eastAsia"/>
+          <w:rFonts w:ascii="Tahoma" w:eastAsia="微软雅黑" w:hAnsi="Tahoma" w:cstheme="minorBidi"/>
           <w:kern w:val="0"/>
           <w:sz w:val="22"/>
         </w:rPr>
@@ -6269,7 +6262,7 @@
         <w:snapToGrid w:val="0"/>
         <w:jc w:val="left"/>
         <w:rPr>
-          <w:rFonts w:ascii="Tahoma" w:eastAsia="微软雅黑" w:hAnsi="Tahoma" w:cstheme="minorBidi" w:hint="eastAsia"/>
+          <w:rFonts w:ascii="Tahoma" w:eastAsia="微软雅黑" w:hAnsi="Tahoma" w:cstheme="minorBidi"/>
           <w:kern w:val="0"/>
           <w:sz w:val="22"/>
         </w:rPr>
@@ -7006,7 +6999,33 @@
                 <w:kern w:val="0"/>
                 <w:sz w:val="22"/>
               </w:rPr>
-              <w:t>该字符将转成对应玩家队员</w:t>
+              <w:t>该字符将转成对应玩家队员的名字</w:t>
+            </w:r>
+          </w:p>
+          <w:p>
+            <w:pPr>
+              <w:snapToGrid w:val="0"/>
+              <w:rPr>
+                <w:rFonts w:ascii="Tahoma" w:eastAsia="微软雅黑" w:hAnsi="Tahoma" w:hint="eastAsia"/>
+                <w:kern w:val="0"/>
+                <w:sz w:val="22"/>
+              </w:rPr>
+            </w:pPr>
+            <w:r>
+              <w:rPr>
+                <w:rFonts w:ascii="Tahoma" w:eastAsia="微软雅黑" w:hAnsi="Tahoma" w:hint="eastAsia"/>
+                <w:kern w:val="0"/>
+                <w:sz w:val="22"/>
+              </w:rPr>
+              <w:t>(-2</w:t>
+            </w:r>
+            <w:r>
+              <w:rPr>
+                <w:rFonts w:ascii="Tahoma" w:eastAsia="微软雅黑" w:hAnsi="Tahoma" w:hint="eastAsia"/>
+                <w:kern w:val="0"/>
+                <w:sz w:val="22"/>
+              </w:rPr>
+              <w:t>表示领队，</w:t>
             </w:r>
             <w:r>
               <w:rPr>
@@ -7022,7 +7041,15 @@
                 <w:kern w:val="0"/>
                 <w:sz w:val="22"/>
               </w:rPr>
-              <w:t>的名字</w:t>
+              <w:t>表示第一个跟随者</w:t>
+            </w:r>
+            <w:r>
+              <w:rPr>
+                <w:rFonts w:ascii="Tahoma" w:eastAsia="微软雅黑" w:hAnsi="Tahoma" w:hint="eastAsia"/>
+                <w:kern w:val="0"/>
+                <w:sz w:val="22"/>
+              </w:rPr>
+              <w:t>)</w:t>
             </w:r>
           </w:p>
         </w:tc>
@@ -10044,7 +10071,7 @@
         <w:snapToGrid w:val="0"/>
         <w:jc w:val="left"/>
         <w:rPr>
-          <w:rFonts w:ascii="Tahoma" w:eastAsia="微软雅黑" w:hAnsi="Tahoma" w:cstheme="minorBidi" w:hint="eastAsia"/>
+          <w:rFonts w:ascii="Tahoma" w:eastAsia="微软雅黑" w:hAnsi="Tahoma" w:cstheme="minorBidi"/>
           <w:kern w:val="0"/>
           <w:sz w:val="22"/>
         </w:rPr>
@@ -11968,7 +11995,33 @@
                 <w:kern w:val="0"/>
                 <w:sz w:val="22"/>
               </w:rPr>
-              <w:t>替换为第</w:t>
+              <w:t>替换为玩家队员的职业名</w:t>
+            </w:r>
+          </w:p>
+          <w:p>
+            <w:pPr>
+              <w:snapToGrid w:val="0"/>
+              <w:rPr>
+                <w:rFonts w:ascii="Tahoma" w:eastAsia="微软雅黑" w:hAnsi="Tahoma" w:hint="eastAsia"/>
+                <w:kern w:val="0"/>
+                <w:sz w:val="22"/>
+              </w:rPr>
+            </w:pPr>
+            <w:r>
+              <w:rPr>
+                <w:rFonts w:ascii="Tahoma" w:eastAsia="微软雅黑" w:hAnsi="Tahoma" w:hint="eastAsia"/>
+                <w:kern w:val="0"/>
+                <w:sz w:val="22"/>
+              </w:rPr>
+              <w:t>(-2</w:t>
+            </w:r>
+            <w:r>
+              <w:rPr>
+                <w:rFonts w:ascii="Tahoma" w:eastAsia="微软雅黑" w:hAnsi="Tahoma" w:hint="eastAsia"/>
+                <w:kern w:val="0"/>
+                <w:sz w:val="22"/>
+              </w:rPr>
+              <w:t>表示领队，</w:t>
             </w:r>
             <w:r>
               <w:rPr>
@@ -11984,7 +12037,15 @@
                 <w:kern w:val="0"/>
                 <w:sz w:val="22"/>
               </w:rPr>
-              <w:t>个玩家队员的职业名</w:t>
+              <w:t>表示第一个跟随者</w:t>
+            </w:r>
+            <w:r>
+              <w:rPr>
+                <w:rFonts w:ascii="Tahoma" w:eastAsia="微软雅黑" w:hAnsi="Tahoma" w:hint="eastAsia"/>
+                <w:kern w:val="0"/>
+                <w:sz w:val="22"/>
+              </w:rPr>
+              <w:t>)</w:t>
             </w:r>
           </w:p>
         </w:tc>
@@ -12176,7 +12237,33 @@
                 <w:kern w:val="0"/>
                 <w:sz w:val="22"/>
               </w:rPr>
-              <w:t>替换为第</w:t>
+              <w:t>替换为玩家队员的昵称（小名）</w:t>
+            </w:r>
+          </w:p>
+          <w:p>
+            <w:pPr>
+              <w:snapToGrid w:val="0"/>
+              <w:rPr>
+                <w:rFonts w:ascii="Tahoma" w:eastAsia="微软雅黑" w:hAnsi="Tahoma" w:hint="eastAsia"/>
+                <w:kern w:val="0"/>
+                <w:sz w:val="22"/>
+              </w:rPr>
+            </w:pPr>
+            <w:r>
+              <w:rPr>
+                <w:rFonts w:ascii="Tahoma" w:eastAsia="微软雅黑" w:hAnsi="Tahoma" w:hint="eastAsia"/>
+                <w:kern w:val="0"/>
+                <w:sz w:val="22"/>
+              </w:rPr>
+              <w:t>(-2</w:t>
+            </w:r>
+            <w:r>
+              <w:rPr>
+                <w:rFonts w:ascii="Tahoma" w:eastAsia="微软雅黑" w:hAnsi="Tahoma" w:hint="eastAsia"/>
+                <w:kern w:val="0"/>
+                <w:sz w:val="22"/>
+              </w:rPr>
+              <w:t>表示领队，</w:t>
             </w:r>
             <w:r>
               <w:rPr>
@@ -12192,7 +12279,15 @@
                 <w:kern w:val="0"/>
                 <w:sz w:val="22"/>
               </w:rPr>
-              <w:t>个玩家队员的昵称（小名）</w:t>
+              <w:t>表示第一个跟随者</w:t>
+            </w:r>
+            <w:r>
+              <w:rPr>
+                <w:rFonts w:ascii="Tahoma" w:eastAsia="微软雅黑" w:hAnsi="Tahoma" w:hint="eastAsia"/>
+                <w:kern w:val="0"/>
+                <w:sz w:val="22"/>
+              </w:rPr>
+              <w:t>)</w:t>
             </w:r>
           </w:p>
         </w:tc>
@@ -15487,21 +15582,7 @@
           <w:sz w:val="24"/>
         </w:rPr>
         <w:lastRenderedPageBreak/>
-        <w:t>核心-</w:t>
-      </w:r>
-      <w:r>
-        <w:rPr>
-          <w:rFonts w:hint="eastAsia"/>
-          <w:sz w:val="24"/>
-        </w:rPr>
-        <w:t>字符</w:t>
-      </w:r>
-      <w:r>
-        <w:rPr>
-          <w:rFonts w:hint="eastAsia"/>
-          <w:sz w:val="24"/>
-        </w:rPr>
-        <w:t>块</w:t>
+        <w:t>核心-字符块</w:t>
       </w:r>
     </w:p>
     <w:p>
@@ -15511,7 +15592,7 @@
         <w:snapToGrid w:val="0"/>
         <w:jc w:val="left"/>
         <w:rPr>
-          <w:rFonts w:ascii="Tahoma" w:eastAsia="微软雅黑" w:hAnsi="Tahoma" w:cstheme="minorBidi" w:hint="eastAsia"/>
+          <w:rFonts w:ascii="Tahoma" w:eastAsia="微软雅黑" w:hAnsi="Tahoma" w:cstheme="minorBidi"/>
           <w:kern w:val="0"/>
           <w:sz w:val="22"/>
         </w:rPr>
@@ -17554,14 +17635,7 @@
           <w:sz w:val="24"/>
         </w:rPr>
         <w:lastRenderedPageBreak/>
-        <w:t>核心-</w:t>
-      </w:r>
-      <w:r>
-        <w:rPr>
-          <w:rFonts w:hint="eastAsia"/>
-          <w:sz w:val="24"/>
-        </w:rPr>
-        <w:t>对话框</w:t>
+        <w:t>核心-对话框</w:t>
       </w:r>
     </w:p>
     <w:p>
@@ -17571,7 +17645,7 @@
         <w:snapToGrid w:val="0"/>
         <w:jc w:val="left"/>
         <w:rPr>
-          <w:rFonts w:ascii="Tahoma" w:eastAsia="微软雅黑" w:hAnsi="Tahoma" w:cstheme="minorBidi" w:hint="eastAsia"/>
+          <w:rFonts w:ascii="Tahoma" w:eastAsia="微软雅黑" w:hAnsi="Tahoma" w:cstheme="minorBidi"/>
           <w:kern w:val="0"/>
           <w:sz w:val="22"/>
         </w:rPr>
@@ -18750,6 +18824,56 @@
             <w:pPr>
               <w:snapToGrid w:val="0"/>
               <w:rPr>
+                <w:rFonts w:ascii="Tahoma" w:eastAsia="微软雅黑" w:hAnsi="Tahoma" w:hint="eastAsia"/>
+                <w:kern w:val="0"/>
+                <w:sz w:val="22"/>
+              </w:rPr>
+            </w:pPr>
+            <w:r>
+              <w:rPr>
+                <w:rFonts w:ascii="Tahoma" w:eastAsia="微软雅黑" w:hAnsi="Tahoma" w:hint="eastAsia"/>
+                <w:kern w:val="0"/>
+                <w:sz w:val="22"/>
+              </w:rPr>
+              <w:t>(-2</w:t>
+            </w:r>
+            <w:r>
+              <w:rPr>
+                <w:rFonts w:ascii="Tahoma" w:eastAsia="微软雅黑" w:hAnsi="Tahoma" w:hint="eastAsia"/>
+                <w:kern w:val="0"/>
+                <w:sz w:val="22"/>
+              </w:rPr>
+              <w:t>表示领队，</w:t>
+            </w:r>
+            <w:r>
+              <w:rPr>
+                <w:rFonts w:ascii="Tahoma" w:eastAsia="微软雅黑" w:hAnsi="Tahoma" w:hint="eastAsia"/>
+                <w:kern w:val="0"/>
+                <w:sz w:val="22"/>
+              </w:rPr>
+              <w:t>1</w:t>
+            </w:r>
+            <w:r>
+              <w:rPr>
+                <w:rFonts w:ascii="Tahoma" w:eastAsia="微软雅黑" w:hAnsi="Tahoma" w:hint="eastAsia"/>
+                <w:kern w:val="0"/>
+                <w:sz w:val="22"/>
+              </w:rPr>
+              <w:t>表示第一个跟随者</w:t>
+            </w:r>
+            <w:r>
+              <w:rPr>
+                <w:rFonts w:ascii="Tahoma" w:eastAsia="微软雅黑" w:hAnsi="Tahoma" w:hint="eastAsia"/>
+                <w:kern w:val="0"/>
+                <w:sz w:val="22"/>
+              </w:rPr>
+              <w:t>)</w:t>
+            </w:r>
+          </w:p>
+          <w:p>
+            <w:pPr>
+              <w:snapToGrid w:val="0"/>
+              <w:rPr>
                 <w:rFonts w:ascii="Tahoma" w:eastAsia="微软雅黑" w:hAnsi="Tahoma"/>
                 <w:b/>
                 <w:bCs/>
@@ -18882,7 +19006,7 @@
         <w:snapToGrid w:val="0"/>
         <w:jc w:val="left"/>
         <w:rPr>
-          <w:rFonts w:ascii="Tahoma" w:eastAsia="微软雅黑" w:hAnsi="Tahoma" w:cstheme="minorBidi" w:hint="eastAsia"/>
+          <w:rFonts w:ascii="Tahoma" w:eastAsia="微软雅黑" w:hAnsi="Tahoma" w:cstheme="minorBidi"/>
           <w:kern w:val="0"/>
           <w:sz w:val="22"/>
         </w:rPr>
@@ -18893,7 +19017,7 @@
         <w:widowControl/>
         <w:jc w:val="left"/>
         <w:rPr>
-          <w:rFonts w:ascii="Tahoma" w:eastAsia="微软雅黑" w:hAnsi="Tahoma" w:cstheme="minorBidi" w:hint="eastAsia"/>
+          <w:rFonts w:ascii="Tahoma" w:eastAsia="微软雅黑" w:hAnsi="Tahoma" w:cstheme="minorBidi"/>
           <w:kern w:val="0"/>
           <w:sz w:val="22"/>
         </w:rPr>
@@ -18946,7 +19070,7 @@
         <w:snapToGrid w:val="0"/>
         <w:jc w:val="left"/>
         <w:rPr>
-          <w:rFonts w:ascii="Tahoma" w:eastAsia="微软雅黑" w:hAnsi="Tahoma" w:cstheme="minorBidi" w:hint="eastAsia"/>
+          <w:rFonts w:ascii="Tahoma" w:eastAsia="微软雅黑" w:hAnsi="Tahoma" w:cstheme="minorBidi"/>
           <w:kern w:val="0"/>
           <w:sz w:val="22"/>
         </w:rPr>
@@ -37455,13 +37579,39 @@
                 <w:sz w:val="22"/>
               </w:rPr>
             </w:pPr>
-            <w:r>
-              <w:rPr>
-                <w:rFonts w:ascii="Tahoma" w:eastAsia="微软雅黑" w:hAnsi="Tahoma" w:hint="eastAsia"/>
-                <w:kern w:val="0"/>
-                <w:sz w:val="22"/>
-              </w:rPr>
-              <w:t>ActorId:1]</w:t>
+            <w:proofErr w:type="gramStart"/>
+            <w:r>
+              <w:rPr>
+                <w:rFonts w:ascii="Tahoma" w:eastAsia="微软雅黑" w:hAnsi="Tahoma" w:hint="eastAsia"/>
+                <w:kern w:val="0"/>
+                <w:sz w:val="22"/>
+              </w:rPr>
+              <w:t>ActorId:</w:t>
+            </w:r>
+            <w:r>
+              <w:rPr>
+                <w:rFonts w:ascii="Tahoma" w:eastAsia="微软雅黑" w:hAnsi="Tahoma" w:hint="eastAsia"/>
+                <w:kern w:val="0"/>
+                <w:sz w:val="22"/>
+              </w:rPr>
+              <w:t>-</w:t>
+            </w:r>
+            <w:proofErr w:type="gramEnd"/>
+            <w:r>
+              <w:rPr>
+                <w:rFonts w:ascii="Tahoma" w:eastAsia="微软雅黑" w:hAnsi="Tahoma" w:hint="eastAsia"/>
+                <w:kern w:val="0"/>
+                <w:sz w:val="22"/>
+              </w:rPr>
+              <w:t>2</w:t>
+            </w:r>
+            <w:r>
+              <w:rPr>
+                <w:rFonts w:ascii="Tahoma" w:eastAsia="微软雅黑" w:hAnsi="Tahoma" w:hint="eastAsia"/>
+                <w:kern w:val="0"/>
+                <w:sz w:val="22"/>
+              </w:rPr>
+              <w:t>]</w:t>
             </w:r>
           </w:p>
         </w:tc>
@@ -37553,15 +37703,49 @@
                 <w:kern w:val="0"/>
                 <w:sz w:val="22"/>
               </w:rPr>
+              <w:t>指定</w:t>
+            </w:r>
+            <w:r>
+              <w:rPr>
+                <w:rFonts w:ascii="Tahoma" w:eastAsia="微软雅黑" w:hAnsi="Tahoma" w:hint="eastAsia"/>
+                <w:kern w:val="0"/>
+                <w:sz w:val="22"/>
+              </w:rPr>
+              <w:t>玩家队员的角色</w:t>
+            </w:r>
+            <w:r>
+              <w:rPr>
+                <w:rFonts w:ascii="Tahoma" w:eastAsia="微软雅黑" w:hAnsi="Tahoma" w:hint="eastAsia"/>
+                <w:kern w:val="0"/>
+                <w:sz w:val="22"/>
+              </w:rPr>
               <w:t>id</w:t>
             </w:r>
-            <w:r>
-              <w:rPr>
-                <w:rFonts w:ascii="Tahoma" w:eastAsia="微软雅黑" w:hAnsi="Tahoma" w:hint="eastAsia"/>
-                <w:kern w:val="0"/>
-                <w:sz w:val="22"/>
-              </w:rPr>
-              <w:t>为</w:t>
+          </w:p>
+          <w:p>
+            <w:pPr>
+              <w:snapToGrid w:val="0"/>
+              <w:rPr>
+                <w:rFonts w:ascii="Tahoma" w:eastAsia="微软雅黑" w:hAnsi="Tahoma"/>
+                <w:kern w:val="0"/>
+                <w:sz w:val="22"/>
+              </w:rPr>
+            </w:pPr>
+            <w:r>
+              <w:rPr>
+                <w:rFonts w:ascii="Tahoma" w:eastAsia="微软雅黑" w:hAnsi="Tahoma" w:hint="eastAsia"/>
+                <w:kern w:val="0"/>
+                <w:sz w:val="22"/>
+              </w:rPr>
+              <w:t>(-2</w:t>
+            </w:r>
+            <w:r>
+              <w:rPr>
+                <w:rFonts w:ascii="Tahoma" w:eastAsia="微软雅黑" w:hAnsi="Tahoma" w:hint="eastAsia"/>
+                <w:kern w:val="0"/>
+                <w:sz w:val="22"/>
+              </w:rPr>
+              <w:t>表示领队，</w:t>
             </w:r>
             <w:r>
               <w:rPr>
@@ -37577,15 +37761,15 @@
                 <w:kern w:val="0"/>
                 <w:sz w:val="22"/>
               </w:rPr>
-              <w:t>的玩家队员的角色</w:t>
-            </w:r>
-            <w:r>
-              <w:rPr>
-                <w:rFonts w:ascii="Tahoma" w:eastAsia="微软雅黑" w:hAnsi="Tahoma" w:hint="eastAsia"/>
-                <w:kern w:val="0"/>
-                <w:sz w:val="22"/>
-              </w:rPr>
-              <w:t>id</w:t>
+              <w:t>表示第一个跟随者</w:t>
+            </w:r>
+            <w:r>
+              <w:rPr>
+                <w:rFonts w:ascii="Tahoma" w:eastAsia="微软雅黑" w:hAnsi="Tahoma" w:hint="eastAsia"/>
+                <w:kern w:val="0"/>
+                <w:sz w:val="22"/>
+              </w:rPr>
+              <w:t>)</w:t>
             </w:r>
           </w:p>
         </w:tc>
@@ -39555,6 +39739,7 @@
                 <w:kern w:val="0"/>
                 <w:szCs w:val="21"/>
               </w:rPr>
+              <w:lastRenderedPageBreak/>
               <w:t>窗口字符</w:t>
             </w:r>
             <w:r>
@@ -41496,7 +41681,16 @@
                 <w:kern w:val="0"/>
                 <w:sz w:val="22"/>
               </w:rPr>
-              <w:t>消息输入字符</w:t>
+              <w:t>消息输入</w:t>
+            </w:r>
+            <w:r>
+              <w:rPr>
+                <w:rFonts w:ascii="Tahoma" w:eastAsia="微软雅黑" w:hAnsi="Tahoma" w:hint="eastAsia"/>
+                <w:kern w:val="0"/>
+                <w:sz w:val="22"/>
+              </w:rPr>
+              <w:lastRenderedPageBreak/>
+              <w:t>字符</w:t>
             </w:r>
           </w:p>
         </w:tc>
@@ -41524,6 +41718,7 @@
                 <w:kern w:val="0"/>
                 <w:sz w:val="22"/>
               </w:rPr>
+              <w:lastRenderedPageBreak/>
               <w:t>数字</w:t>
             </w:r>
           </w:p>
@@ -41659,7 +41854,6 @@
                 <w:kern w:val="0"/>
                 <w:sz w:val="22"/>
               </w:rPr>
-              <w:lastRenderedPageBreak/>
               <w:t>\dVIMC[</w:t>
             </w:r>
             <w:r>
@@ -42265,7 +42459,7 @@
         <w:snapToGrid w:val="0"/>
         <w:jc w:val="left"/>
         <w:rPr>
-          <w:rFonts w:ascii="Tahoma" w:eastAsia="微软雅黑" w:hAnsi="Tahoma" w:cstheme="minorBidi" w:hint="eastAsia"/>
+          <w:rFonts w:ascii="Tahoma" w:eastAsia="微软雅黑" w:hAnsi="Tahoma" w:cstheme="minorBidi"/>
           <w:kern w:val="0"/>
           <w:sz w:val="22"/>
         </w:rPr>
@@ -43326,6 +43520,7 @@
                 <w:kern w:val="0"/>
                 <w:sz w:val="22"/>
               </w:rPr>
+              <w:lastRenderedPageBreak/>
               <w:t>窗口字符</w:t>
             </w:r>
             <w:r>
@@ -43927,7 +44122,7 @@
         <w:snapToGrid w:val="0"/>
         <w:jc w:val="left"/>
         <w:rPr>
-          <w:rFonts w:ascii="Tahoma" w:eastAsia="微软雅黑" w:hAnsi="Tahoma" w:cstheme="minorBidi" w:hint="eastAsia"/>
+          <w:rFonts w:ascii="Tahoma" w:eastAsia="微软雅黑" w:hAnsi="Tahoma" w:cstheme="minorBidi"/>
           <w:kern w:val="0"/>
           <w:sz w:val="22"/>
         </w:rPr>
@@ -44563,7 +44758,7 @@
         <w:snapToGrid w:val="0"/>
         <w:jc w:val="left"/>
         <w:rPr>
-          <w:rFonts w:ascii="Tahoma" w:eastAsia="微软雅黑" w:hAnsi="Tahoma" w:cstheme="minorBidi" w:hint="eastAsia"/>
+          <w:rFonts w:ascii="Tahoma" w:eastAsia="微软雅黑" w:hAnsi="Tahoma" w:cstheme="minorBidi"/>
           <w:kern w:val="0"/>
           <w:sz w:val="22"/>
         </w:rPr>

--- a/插件详细手册/23.窗口字符/关于窗口字符表.docx
+++ b/插件详细手册/23.窗口字符/关于窗口字符表.docx
@@ -5493,6 +5493,253 @@
               <w:jc w:val="center"/>
               <w:rPr>
                 <w:rFonts w:ascii="Tahoma" w:eastAsia="微软雅黑" w:hAnsi="Tahoma"/>
+                <w:kern w:val="0"/>
+                <w:sz w:val="22"/>
+              </w:rPr>
+            </w:pPr>
+            <w:r>
+              <w:rPr>
+                <w:rFonts w:ascii="Tahoma" w:eastAsia="微软雅黑" w:hAnsi="Tahoma" w:hint="eastAsia"/>
+                <w:kern w:val="0"/>
+                <w:sz w:val="22"/>
+              </w:rPr>
+              <w:t>\</w:t>
+            </w:r>
+            <w:proofErr w:type="gramStart"/>
+            <w:r>
+              <w:rPr>
+                <w:rFonts w:ascii="Tahoma" w:eastAsia="微软雅黑" w:hAnsi="Tahoma" w:hint="eastAsia"/>
+                <w:kern w:val="0"/>
+                <w:sz w:val="22"/>
+              </w:rPr>
+              <w:t>ik</w:t>
+            </w:r>
+            <w:proofErr w:type="gramEnd"/>
+            <w:r>
+              <w:rPr>
+                <w:rFonts w:ascii="Tahoma" w:eastAsia="微软雅黑" w:hAnsi="Tahoma" w:hint="eastAsia"/>
+                <w:kern w:val="0"/>
+                <w:sz w:val="22"/>
+              </w:rPr>
+              <w:t>[on]</w:t>
+            </w:r>
+          </w:p>
+          <w:p>
+            <w:pPr>
+              <w:snapToGrid w:val="0"/>
+              <w:jc w:val="center"/>
+              <w:rPr>
+                <w:rFonts w:ascii="Tahoma" w:eastAsia="微软雅黑" w:hAnsi="Tahoma" w:hint="eastAsia"/>
+                <w:kern w:val="0"/>
+                <w:sz w:val="22"/>
+              </w:rPr>
+            </w:pPr>
+            <w:r>
+              <w:rPr>
+                <w:rFonts w:ascii="Tahoma" w:eastAsia="微软雅黑" w:hAnsi="Tahoma" w:hint="eastAsia"/>
+                <w:kern w:val="0"/>
+                <w:sz w:val="22"/>
+              </w:rPr>
+              <w:t>\</w:t>
+            </w:r>
+            <w:proofErr w:type="gramStart"/>
+            <w:r>
+              <w:rPr>
+                <w:rFonts w:ascii="Tahoma" w:eastAsia="微软雅黑" w:hAnsi="Tahoma" w:hint="eastAsia"/>
+                <w:kern w:val="0"/>
+                <w:sz w:val="22"/>
+              </w:rPr>
+              <w:t>ik</w:t>
+            </w:r>
+            <w:proofErr w:type="gramEnd"/>
+            <w:r>
+              <w:rPr>
+                <w:rFonts w:ascii="Tahoma" w:eastAsia="微软雅黑" w:hAnsi="Tahoma" w:hint="eastAsia"/>
+                <w:kern w:val="0"/>
+                <w:sz w:val="22"/>
+              </w:rPr>
+              <w:t>[off]</w:t>
+            </w:r>
+          </w:p>
+        </w:tc>
+        <w:tc>
+          <w:tcPr>
+            <w:tcW w:w="1216" w:type="dxa"/>
+            <w:vAlign w:val="center"/>
+          </w:tcPr>
+          <w:p>
+            <w:pPr>
+              <w:snapToGrid w:val="0"/>
+              <w:jc w:val="center"/>
+              <w:rPr>
+                <w:rFonts w:ascii="Tahoma" w:eastAsia="微软雅黑" w:hAnsi="Tahoma" w:hint="eastAsia"/>
+                <w:kern w:val="0"/>
+                <w:sz w:val="22"/>
+              </w:rPr>
+            </w:pPr>
+            <w:r>
+              <w:rPr>
+                <w:rFonts w:ascii="Tahoma" w:eastAsia="微软雅黑" w:hAnsi="Tahoma" w:hint="eastAsia"/>
+                <w:kern w:val="0"/>
+                <w:sz w:val="22"/>
+              </w:rPr>
+              <w:t>效果字符</w:t>
+            </w:r>
+          </w:p>
+        </w:tc>
+        <w:tc>
+          <w:tcPr>
+            <w:tcW w:w="1134" w:type="dxa"/>
+            <w:vAlign w:val="center"/>
+          </w:tcPr>
+          <w:p>
+            <w:pPr>
+              <w:snapToGrid w:val="0"/>
+              <w:jc w:val="center"/>
+              <w:rPr>
+                <w:rFonts w:ascii="Tahoma" w:eastAsia="微软雅黑" w:hAnsi="Tahoma" w:hint="eastAsia"/>
+                <w:kern w:val="0"/>
+                <w:sz w:val="22"/>
+              </w:rPr>
+            </w:pPr>
+            <w:r>
+              <w:rPr>
+                <w:rFonts w:ascii="Tahoma" w:eastAsia="微软雅黑" w:hAnsi="Tahoma" w:hint="eastAsia"/>
+                <w:kern w:val="0"/>
+                <w:sz w:val="22"/>
+              </w:rPr>
+              <w:t>固定值</w:t>
+            </w:r>
+          </w:p>
+        </w:tc>
+        <w:tc>
+          <w:tcPr>
+            <w:tcW w:w="5122" w:type="dxa"/>
+            <w:shd w:val="clear" w:color="auto" w:fill="auto"/>
+            <w:vAlign w:val="center"/>
+          </w:tcPr>
+          <w:p>
+            <w:pPr>
+              <w:snapToGrid w:val="0"/>
+              <w:rPr>
+                <w:rFonts w:ascii="Tahoma" w:eastAsia="微软雅黑" w:hAnsi="Tahoma" w:hint="eastAsia"/>
+                <w:kern w:val="0"/>
+                <w:sz w:val="22"/>
+              </w:rPr>
+            </w:pPr>
+            <w:r>
+              <w:rPr>
+                <w:rFonts w:ascii="Tahoma" w:eastAsia="微软雅黑" w:hAnsi="Tahoma" w:hint="eastAsia"/>
+                <w:kern w:val="0"/>
+                <w:sz w:val="22"/>
+              </w:rPr>
+              <w:t>图标</w:t>
+            </w:r>
+            <w:r>
+              <w:rPr>
+                <w:rFonts w:ascii="Tahoma" w:eastAsia="微软雅黑" w:hAnsi="Tahoma" w:hint="eastAsia"/>
+                <w:kern w:val="0"/>
+                <w:sz w:val="22"/>
+              </w:rPr>
+              <w:t>是否</w:t>
+            </w:r>
+            <w:r>
+              <w:rPr>
+                <w:rFonts w:ascii="Tahoma" w:eastAsia="微软雅黑" w:hAnsi="Tahoma" w:hint="eastAsia"/>
+                <w:kern w:val="0"/>
+                <w:sz w:val="22"/>
+              </w:rPr>
+              <w:t>保持</w:t>
+            </w:r>
+            <w:proofErr w:type="gramStart"/>
+            <w:r>
+              <w:rPr>
+                <w:rFonts w:ascii="Tahoma" w:eastAsia="微软雅黑" w:hAnsi="Tahoma" w:hint="eastAsia"/>
+                <w:kern w:val="0"/>
+                <w:sz w:val="22"/>
+              </w:rPr>
+              <w:t>原大小</w:t>
+            </w:r>
+            <w:proofErr w:type="gramEnd"/>
+          </w:p>
+        </w:tc>
+        <w:tc>
+          <w:tcPr>
+            <w:tcW w:w="3438" w:type="dxa"/>
+            <w:vAlign w:val="center"/>
+          </w:tcPr>
+          <w:p>
+            <w:pPr>
+              <w:snapToGrid w:val="0"/>
+              <w:rPr>
+                <w:rFonts w:ascii="Tahoma" w:eastAsia="微软雅黑" w:hAnsi="Tahoma"/>
+                <w:color w:val="A6A6A6" w:themeColor="background1" w:themeShade="A6"/>
+                <w:kern w:val="0"/>
+                <w:sz w:val="22"/>
+              </w:rPr>
+            </w:pPr>
+            <w:r>
+              <w:rPr>
+                <w:rFonts w:ascii="Tahoma" w:eastAsia="微软雅黑" w:hAnsi="Tahoma" w:hint="eastAsia"/>
+                <w:color w:val="A6A6A6" w:themeColor="background1" w:themeShade="A6"/>
+                <w:kern w:val="0"/>
+                <w:szCs w:val="21"/>
+              </w:rPr>
+              <w:t>Drill_CoreOfWindowCharacter</w:t>
+            </w:r>
+          </w:p>
+          <w:p>
+            <w:pPr>
+              <w:snapToGrid w:val="0"/>
+              <w:rPr>
+                <w:rFonts w:ascii="Tahoma" w:eastAsia="微软雅黑" w:hAnsi="Tahoma" w:hint="eastAsia"/>
+                <w:color w:val="A6A6A6" w:themeColor="background1" w:themeShade="A6"/>
+                <w:kern w:val="0"/>
+                <w:szCs w:val="21"/>
+              </w:rPr>
+            </w:pPr>
+            <w:r>
+              <w:rPr>
+                <w:rFonts w:ascii="Tahoma" w:eastAsia="微软雅黑" w:hAnsi="Tahoma" w:hint="eastAsia"/>
+                <w:color w:val="A6A6A6" w:themeColor="background1" w:themeShade="A6"/>
+                <w:kern w:val="0"/>
+                <w:szCs w:val="21"/>
+              </w:rPr>
+              <w:t>窗口字符</w:t>
+            </w:r>
+            <w:r>
+              <w:rPr>
+                <w:rFonts w:ascii="Tahoma" w:eastAsia="微软雅黑" w:hAnsi="Tahoma" w:hint="eastAsia"/>
+                <w:color w:val="A6A6A6" w:themeColor="background1" w:themeShade="A6"/>
+                <w:kern w:val="0"/>
+                <w:szCs w:val="21"/>
+              </w:rPr>
+              <w:t xml:space="preserve"> - </w:t>
+            </w:r>
+            <w:r>
+              <w:rPr>
+                <w:rFonts w:ascii="Tahoma" w:eastAsia="微软雅黑" w:hAnsi="Tahoma" w:hint="eastAsia"/>
+                <w:color w:val="A6A6A6" w:themeColor="background1" w:themeShade="A6"/>
+                <w:kern w:val="0"/>
+                <w:szCs w:val="21"/>
+              </w:rPr>
+              <w:t>窗口字符核心</w:t>
+            </w:r>
+          </w:p>
+        </w:tc>
+      </w:tr>
+      <w:tr>
+        <w:tc>
+          <w:tcPr>
+            <w:tcW w:w="2186" w:type="dxa"/>
+            <w:vAlign w:val="center"/>
+          </w:tcPr>
+          <w:p>
+            <w:pPr>
+              <w:snapToGrid w:val="0"/>
+              <w:jc w:val="center"/>
+              <w:rPr>
+                <w:rFonts w:ascii="Tahoma" w:eastAsia="微软雅黑" w:hAnsi="Tahoma"/>
                 <w:w w:val="80"/>
                 <w:kern w:val="0"/>
                 <w:szCs w:val="21"/>
@@ -6222,6 +6469,19 @@
         <w:jc w:val="left"/>
         <w:rPr>
           <w:rFonts w:ascii="Tahoma" w:eastAsia="微软雅黑" w:hAnsi="Tahoma" w:cstheme="minorBidi"/>
+          <w:kern w:val="0"/>
+          <w:sz w:val="22"/>
+        </w:rPr>
+      </w:pPr>
+    </w:p>
+    <w:p>
+      <w:pPr>
+        <w:widowControl/>
+        <w:adjustRightInd w:val="0"/>
+        <w:snapToGrid w:val="0"/>
+        <w:jc w:val="left"/>
+        <w:rPr>
+          <w:rFonts w:ascii="Tahoma" w:eastAsia="微软雅黑" w:hAnsi="Tahoma" w:cstheme="minorBidi" w:hint="eastAsia"/>
           <w:kern w:val="0"/>
           <w:sz w:val="22"/>
         </w:rPr>
@@ -6328,6 +6588,7 @@
                 <w:kern w:val="0"/>
                 <w:sz w:val="22"/>
               </w:rPr>
+              <w:lastRenderedPageBreak/>
               <w:t>『窗口字符定义』</w:t>
             </w:r>
           </w:p>
@@ -6545,7 +6806,6 @@
                 <w:kern w:val="0"/>
                 <w:sz w:val="22"/>
               </w:rPr>
-              <w:lastRenderedPageBreak/>
               <w:t>指代字符</w:t>
             </w:r>
           </w:p>
@@ -6571,7 +6831,6 @@
                 <w:kern w:val="0"/>
                 <w:sz w:val="22"/>
               </w:rPr>
-              <w:lastRenderedPageBreak/>
               <w:t>数字</w:t>
             </w:r>
           </w:p>
@@ -6659,7 +6918,6 @@
                 <w:kern w:val="0"/>
                 <w:szCs w:val="21"/>
               </w:rPr>
-              <w:lastRenderedPageBreak/>
               <w:t>窗口字符</w:t>
             </w:r>
             <w:r>
@@ -6705,7 +6963,6 @@
                 <w:kern w:val="0"/>
                 <w:sz w:val="22"/>
               </w:rPr>
-              <w:lastRenderedPageBreak/>
               <w:t>\</w:t>
             </w:r>
             <w:proofErr w:type="gramStart"/>
@@ -7006,7 +7263,7 @@
             <w:pPr>
               <w:snapToGrid w:val="0"/>
               <w:rPr>
-                <w:rFonts w:ascii="Tahoma" w:eastAsia="微软雅黑" w:hAnsi="Tahoma" w:hint="eastAsia"/>
+                <w:rFonts w:ascii="Tahoma" w:eastAsia="微软雅黑" w:hAnsi="Tahoma"/>
                 <w:kern w:val="0"/>
                 <w:sz w:val="22"/>
               </w:rPr>
@@ -8508,6 +8765,7 @@
                 <w:kern w:val="0"/>
                 <w:sz w:val="22"/>
               </w:rPr>
+              <w:lastRenderedPageBreak/>
               <w:t>\$</w:t>
             </w:r>
           </w:p>
@@ -8751,7 +9009,6 @@
                 <w:kern w:val="0"/>
                 <w:sz w:val="22"/>
               </w:rPr>
-              <w:lastRenderedPageBreak/>
               <w:t>字符</w:t>
             </w:r>
           </w:p>
@@ -8777,7 +9034,6 @@
                 <w:kern w:val="0"/>
                 <w:sz w:val="22"/>
               </w:rPr>
-              <w:lastRenderedPageBreak/>
               <w:t>无参数</w:t>
             </w:r>
           </w:p>
@@ -8865,7 +9121,6 @@
                 <w:kern w:val="0"/>
                 <w:szCs w:val="21"/>
               </w:rPr>
-              <w:lastRenderedPageBreak/>
               <w:t>窗口字符</w:t>
             </w:r>
             <w:r>
@@ -8911,7 +9166,6 @@
                 <w:kern w:val="0"/>
                 <w:sz w:val="22"/>
               </w:rPr>
-              <w:lastRenderedPageBreak/>
               <w:t>\|</w:t>
             </w:r>
           </w:p>
@@ -10525,6 +10779,7 @@
                 <w:kern w:val="0"/>
                 <w:sz w:val="22"/>
               </w:rPr>
+              <w:lastRenderedPageBreak/>
               <w:t>&lt;</w:t>
             </w:r>
             <w:r>
@@ -10806,16 +11061,7 @@
                 <w:kern w:val="0"/>
                 <w:sz w:val="22"/>
               </w:rPr>
-              <w:t>文</w:t>
-            </w:r>
-            <w:r>
-              <w:rPr>
-                <w:rFonts w:ascii="Tahoma" w:eastAsia="微软雅黑" w:hAnsi="Tahoma" w:hint="eastAsia"/>
-                <w:kern w:val="0"/>
-                <w:sz w:val="22"/>
-              </w:rPr>
-              <w:lastRenderedPageBreak/>
-              <w:t>本</w:t>
+              <w:t>文本</w:t>
             </w:r>
             <w:r>
               <w:rPr>
@@ -10848,7 +11094,6 @@
                 <w:kern w:val="0"/>
                 <w:sz w:val="22"/>
               </w:rPr>
-              <w:lastRenderedPageBreak/>
               <w:t>表达式</w:t>
             </w:r>
           </w:p>
@@ -10901,7 +11146,6 @@
                 <w:kern w:val="0"/>
                 <w:sz w:val="22"/>
               </w:rPr>
-              <w:lastRenderedPageBreak/>
               <w:t>字符串</w:t>
             </w:r>
             <w:r>
@@ -10954,7 +11198,6 @@
                 <w:kern w:val="0"/>
                 <w:sz w:val="22"/>
               </w:rPr>
-              <w:lastRenderedPageBreak/>
               <w:t>根据开关</w:t>
             </w:r>
             <w:r>
@@ -11073,7 +11316,6 @@
                 <w:kern w:val="0"/>
                 <w:szCs w:val="21"/>
               </w:rPr>
-              <w:lastRenderedPageBreak/>
               <w:t>窗口字符</w:t>
             </w:r>
             <w:r>
@@ -11119,7 +11361,6 @@
                 <w:kern w:val="0"/>
                 <w:sz w:val="22"/>
               </w:rPr>
-              <w:lastRenderedPageBreak/>
               <w:t>&lt;</w:t>
             </w:r>
             <w:r>
@@ -12002,7 +12243,7 @@
             <w:pPr>
               <w:snapToGrid w:val="0"/>
               <w:rPr>
-                <w:rFonts w:ascii="Tahoma" w:eastAsia="微软雅黑" w:hAnsi="Tahoma" w:hint="eastAsia"/>
+                <w:rFonts w:ascii="Tahoma" w:eastAsia="微软雅黑" w:hAnsi="Tahoma"/>
                 <w:kern w:val="0"/>
                 <w:sz w:val="22"/>
               </w:rPr>
@@ -12244,7 +12485,7 @@
             <w:pPr>
               <w:snapToGrid w:val="0"/>
               <w:rPr>
-                <w:rFonts w:ascii="Tahoma" w:eastAsia="微软雅黑" w:hAnsi="Tahoma" w:hint="eastAsia"/>
+                <w:rFonts w:ascii="Tahoma" w:eastAsia="微软雅黑" w:hAnsi="Tahoma"/>
                 <w:kern w:val="0"/>
                 <w:sz w:val="22"/>
               </w:rPr>
@@ -13002,6 +13243,7 @@
                 <w:kern w:val="0"/>
                 <w:sz w:val="22"/>
               </w:rPr>
+              <w:lastRenderedPageBreak/>
               <w:t>\</w:t>
             </w:r>
             <w:proofErr w:type="gramStart"/>
@@ -13373,7 +13615,6 @@
                 <w:kern w:val="0"/>
                 <w:szCs w:val="21"/>
               </w:rPr>
-              <w:lastRenderedPageBreak/>
               <w:t>窗口字符</w:t>
             </w:r>
             <w:r>
@@ -13419,7 +13660,6 @@
                 <w:kern w:val="0"/>
                 <w:sz w:val="22"/>
               </w:rPr>
-              <w:lastRenderedPageBreak/>
               <w:t>\</w:t>
             </w:r>
             <w:proofErr w:type="gramStart"/>
@@ -15367,6 +15607,7 @@
                 <w:kern w:val="0"/>
                 <w:sz w:val="22"/>
               </w:rPr>
+              <w:lastRenderedPageBreak/>
               <w:t>\TS[ON]</w:t>
             </w:r>
           </w:p>
@@ -15581,7 +15822,6 @@
           <w:rFonts w:hint="eastAsia"/>
           <w:sz w:val="24"/>
         </w:rPr>
-        <w:lastRenderedPageBreak/>
         <w:t>核心-字符块</w:t>
       </w:r>
     </w:p>
@@ -17407,6 +17647,7 @@
                 <w:kern w:val="0"/>
                 <w:szCs w:val="21"/>
               </w:rPr>
+              <w:lastRenderedPageBreak/>
               <w:t>\debug[</w:t>
             </w:r>
             <w:r>
@@ -17459,6 +17700,7 @@
                 <w:kern w:val="0"/>
                 <w:sz w:val="22"/>
               </w:rPr>
+              <w:lastRenderedPageBreak/>
               <w:t>效果字符</w:t>
             </w:r>
           </w:p>
@@ -17634,7 +17876,6 @@
           <w:rFonts w:hint="eastAsia"/>
           <w:sz w:val="24"/>
         </w:rPr>
-        <w:lastRenderedPageBreak/>
         <w:t>核心-对话框</w:t>
       </w:r>
     </w:p>
@@ -18824,7 +19065,7 @@
             <w:pPr>
               <w:snapToGrid w:val="0"/>
               <w:rPr>
-                <w:rFonts w:ascii="Tahoma" w:eastAsia="微软雅黑" w:hAnsi="Tahoma" w:hint="eastAsia"/>
+                <w:rFonts w:ascii="Tahoma" w:eastAsia="微软雅黑" w:hAnsi="Tahoma"/>
                 <w:kern w:val="0"/>
                 <w:sz w:val="22"/>
               </w:rPr>

--- a/插件详细手册/23.窗口字符/关于窗口字符表.docx
+++ b/插件详细手册/23.窗口字符/关于窗口字符表.docx
@@ -552,7 +552,6 @@
         <w:tc>
           <w:tcPr>
             <w:tcW w:w="5122" w:type="dxa"/>
-            <w:shd w:val="clear" w:color="auto" w:fill="auto"/>
             <w:vAlign w:val="center"/>
           </w:tcPr>
           <w:p>
@@ -718,7 +717,6 @@
         <w:tc>
           <w:tcPr>
             <w:tcW w:w="5122" w:type="dxa"/>
-            <w:shd w:val="clear" w:color="auto" w:fill="auto"/>
             <w:vAlign w:val="center"/>
           </w:tcPr>
           <w:p>
@@ -900,7 +898,6 @@
         <w:tc>
           <w:tcPr>
             <w:tcW w:w="5122" w:type="dxa"/>
-            <w:shd w:val="clear" w:color="auto" w:fill="auto"/>
             <w:vAlign w:val="center"/>
           </w:tcPr>
           <w:p>
@@ -1082,7 +1079,6 @@
             <w:tcBorders>
               <w:bottom w:val="single" w:sz="4" w:space="0" w:color="D9D9D9" w:themeColor="background1" w:themeShade="D9"/>
             </w:tcBorders>
-            <w:shd w:val="clear" w:color="auto" w:fill="auto"/>
             <w:vAlign w:val="center"/>
           </w:tcPr>
           <w:p>
@@ -1303,7 +1299,6 @@
             <w:tcBorders>
               <w:bottom w:val="single" w:sz="4" w:space="0" w:color="D9D9D9" w:themeColor="background1" w:themeShade="D9"/>
             </w:tcBorders>
-            <w:shd w:val="clear" w:color="auto" w:fill="auto"/>
             <w:vAlign w:val="center"/>
           </w:tcPr>
           <w:p>
@@ -1520,7 +1515,6 @@
             <w:tcBorders>
               <w:bottom w:val="single" w:sz="4" w:space="0" w:color="D9D9D9" w:themeColor="background1" w:themeShade="D9"/>
             </w:tcBorders>
-            <w:shd w:val="clear" w:color="auto" w:fill="auto"/>
             <w:vAlign w:val="center"/>
           </w:tcPr>
           <w:p>
@@ -1723,7 +1717,6 @@
             <w:tcBorders>
               <w:bottom w:val="single" w:sz="4" w:space="0" w:color="D9D9D9" w:themeColor="background1" w:themeShade="D9"/>
             </w:tcBorders>
-            <w:shd w:val="clear" w:color="auto" w:fill="auto"/>
             <w:vAlign w:val="center"/>
           </w:tcPr>
           <w:p>
@@ -1936,7 +1929,6 @@
             <w:tcBorders>
               <w:bottom w:val="single" w:sz="4" w:space="0" w:color="D9D9D9" w:themeColor="background1" w:themeShade="D9"/>
             </w:tcBorders>
-            <w:shd w:val="clear" w:color="auto" w:fill="auto"/>
             <w:vAlign w:val="center"/>
           </w:tcPr>
           <w:p>
@@ -2182,7 +2174,6 @@
         <w:tc>
           <w:tcPr>
             <w:tcW w:w="5122" w:type="dxa"/>
-            <w:shd w:val="clear" w:color="auto" w:fill="auto"/>
             <w:vAlign w:val="center"/>
           </w:tcPr>
           <w:p>
@@ -2217,6 +2208,72 @@
                 <w:sz w:val="22"/>
               </w:rPr>
               <w:t>，正数向右，负数向左。</w:t>
+            </w:r>
+          </w:p>
+          <w:p>
+            <w:pPr>
+              <w:snapToGrid w:val="0"/>
+              <w:rPr>
+                <w:rFonts w:ascii="Tahoma" w:eastAsia="微软雅黑" w:hAnsi="Tahoma"/>
+                <w:kern w:val="0"/>
+                <w:sz w:val="22"/>
+              </w:rPr>
+            </w:pPr>
+            <w:r>
+              <w:rPr>
+                <w:rFonts w:ascii="Tahoma" w:eastAsia="微软雅黑" w:hAnsi="Tahoma" w:hint="eastAsia"/>
+                <w:kern w:val="0"/>
+                <w:sz w:val="22"/>
+              </w:rPr>
+              <w:t>（偏移无视</w:t>
+            </w:r>
+            <w:r>
+              <w:rPr>
+                <w:rFonts w:ascii="Tahoma" w:eastAsia="微软雅黑" w:hAnsi="Tahoma" w:hint="eastAsia"/>
+                <w:kern w:val="0"/>
+                <w:sz w:val="22"/>
+              </w:rPr>
+              <w:t xml:space="preserve"> </w:t>
+            </w:r>
+            <w:r>
+              <w:rPr>
+                <w:rFonts w:ascii="Tahoma" w:eastAsia="微软雅黑" w:hAnsi="Tahoma" w:hint="eastAsia"/>
+                <w:kern w:val="0"/>
+                <w:sz w:val="22"/>
+              </w:rPr>
+              <w:t>居中</w:t>
+            </w:r>
+            <w:r>
+              <w:rPr>
+                <w:rFonts w:ascii="Tahoma" w:eastAsia="微软雅黑" w:hAnsi="Tahoma" w:hint="eastAsia"/>
+                <w:kern w:val="0"/>
+                <w:sz w:val="22"/>
+              </w:rPr>
+              <w:t>/</w:t>
+            </w:r>
+            <w:r>
+              <w:rPr>
+                <w:rFonts w:ascii="Tahoma" w:eastAsia="微软雅黑" w:hAnsi="Tahoma" w:hint="eastAsia"/>
+                <w:kern w:val="0"/>
+                <w:sz w:val="22"/>
+              </w:rPr>
+              <w:t>右对齐</w:t>
+            </w:r>
+            <w:r>
+              <w:rPr>
+                <w:rFonts w:ascii="Tahoma" w:eastAsia="微软雅黑" w:hAnsi="Tahoma" w:hint="eastAsia"/>
+                <w:kern w:val="0"/>
+                <w:sz w:val="22"/>
+              </w:rPr>
+              <w:t xml:space="preserve"> </w:t>
+            </w:r>
+            <w:r>
+              <w:rPr>
+                <w:rFonts w:ascii="Tahoma" w:eastAsia="微软雅黑" w:hAnsi="Tahoma" w:hint="eastAsia"/>
+                <w:kern w:val="0"/>
+                <w:sz w:val="22"/>
+              </w:rPr>
+              <w:t>的计算）</w:t>
             </w:r>
           </w:p>
         </w:tc>
@@ -2382,7 +2439,6 @@
         <w:tc>
           <w:tcPr>
             <w:tcW w:w="5122" w:type="dxa"/>
-            <w:shd w:val="clear" w:color="auto" w:fill="auto"/>
             <w:vAlign w:val="center"/>
           </w:tcPr>
           <w:p>
@@ -2457,6 +2513,72 @@
                 <w:sz w:val="22"/>
               </w:rPr>
               <w:t>。</w:t>
+            </w:r>
+          </w:p>
+          <w:p>
+            <w:pPr>
+              <w:snapToGrid w:val="0"/>
+              <w:rPr>
+                <w:rFonts w:ascii="Tahoma" w:eastAsia="微软雅黑" w:hAnsi="Tahoma"/>
+                <w:kern w:val="0"/>
+                <w:sz w:val="22"/>
+              </w:rPr>
+            </w:pPr>
+            <w:r>
+              <w:rPr>
+                <w:rFonts w:ascii="Tahoma" w:eastAsia="微软雅黑" w:hAnsi="Tahoma" w:hint="eastAsia"/>
+                <w:kern w:val="0"/>
+                <w:sz w:val="22"/>
+              </w:rPr>
+              <w:t>（偏移无视</w:t>
+            </w:r>
+            <w:r>
+              <w:rPr>
+                <w:rFonts w:ascii="Tahoma" w:eastAsia="微软雅黑" w:hAnsi="Tahoma" w:hint="eastAsia"/>
+                <w:kern w:val="0"/>
+                <w:sz w:val="22"/>
+              </w:rPr>
+              <w:t xml:space="preserve"> </w:t>
+            </w:r>
+            <w:r>
+              <w:rPr>
+                <w:rFonts w:ascii="Tahoma" w:eastAsia="微软雅黑" w:hAnsi="Tahoma" w:hint="eastAsia"/>
+                <w:kern w:val="0"/>
+                <w:sz w:val="22"/>
+              </w:rPr>
+              <w:t>居中</w:t>
+            </w:r>
+            <w:r>
+              <w:rPr>
+                <w:rFonts w:ascii="Tahoma" w:eastAsia="微软雅黑" w:hAnsi="Tahoma" w:hint="eastAsia"/>
+                <w:kern w:val="0"/>
+                <w:sz w:val="22"/>
+              </w:rPr>
+              <w:t>/</w:t>
+            </w:r>
+            <w:r>
+              <w:rPr>
+                <w:rFonts w:ascii="Tahoma" w:eastAsia="微软雅黑" w:hAnsi="Tahoma" w:hint="eastAsia"/>
+                <w:kern w:val="0"/>
+                <w:sz w:val="22"/>
+              </w:rPr>
+              <w:t>右对齐</w:t>
+            </w:r>
+            <w:r>
+              <w:rPr>
+                <w:rFonts w:ascii="Tahoma" w:eastAsia="微软雅黑" w:hAnsi="Tahoma" w:hint="eastAsia"/>
+                <w:kern w:val="0"/>
+                <w:sz w:val="22"/>
+              </w:rPr>
+              <w:t xml:space="preserve"> </w:t>
+            </w:r>
+            <w:r>
+              <w:rPr>
+                <w:rFonts w:ascii="Tahoma" w:eastAsia="微软雅黑" w:hAnsi="Tahoma" w:hint="eastAsia"/>
+                <w:kern w:val="0"/>
+                <w:sz w:val="22"/>
+              </w:rPr>
+              <w:t>的计算）</w:t>
             </w:r>
           </w:p>
         </w:tc>
@@ -2612,7 +2734,6 @@
         <w:tc>
           <w:tcPr>
             <w:tcW w:w="5122" w:type="dxa"/>
-            <w:shd w:val="clear" w:color="auto" w:fill="auto"/>
             <w:vAlign w:val="center"/>
           </w:tcPr>
           <w:p>
@@ -2638,6 +2759,14 @@
                 <w:kern w:val="0"/>
                 <w:sz w:val="22"/>
               </w:rPr>
+              <w:t>偏移</w:t>
+            </w:r>
+            <w:r>
+              <w:rPr>
+                <w:rFonts w:ascii="Tahoma" w:eastAsia="微软雅黑" w:hAnsi="Tahoma" w:hint="eastAsia"/>
+                <w:kern w:val="0"/>
+                <w:sz w:val="22"/>
+              </w:rPr>
               <w:t>量</w:t>
             </w:r>
             <w:r>
@@ -2655,6 +2784,72 @@
                 <w:sz w:val="22"/>
               </w:rPr>
               <w:t>【脚本专用，不开放】</w:t>
+            </w:r>
+          </w:p>
+          <w:p>
+            <w:pPr>
+              <w:snapToGrid w:val="0"/>
+              <w:rPr>
+                <w:rFonts w:ascii="Tahoma" w:eastAsia="微软雅黑" w:hAnsi="Tahoma"/>
+                <w:kern w:val="0"/>
+                <w:sz w:val="22"/>
+              </w:rPr>
+            </w:pPr>
+            <w:r>
+              <w:rPr>
+                <w:rFonts w:ascii="Tahoma" w:eastAsia="微软雅黑" w:hAnsi="Tahoma" w:hint="eastAsia"/>
+                <w:kern w:val="0"/>
+                <w:sz w:val="22"/>
+              </w:rPr>
+              <w:t>（偏移无视</w:t>
+            </w:r>
+            <w:r>
+              <w:rPr>
+                <w:rFonts w:ascii="Tahoma" w:eastAsia="微软雅黑" w:hAnsi="Tahoma" w:hint="eastAsia"/>
+                <w:kern w:val="0"/>
+                <w:sz w:val="22"/>
+              </w:rPr>
+              <w:t xml:space="preserve"> </w:t>
+            </w:r>
+            <w:r>
+              <w:rPr>
+                <w:rFonts w:ascii="Tahoma" w:eastAsia="微软雅黑" w:hAnsi="Tahoma" w:hint="eastAsia"/>
+                <w:kern w:val="0"/>
+                <w:sz w:val="22"/>
+              </w:rPr>
+              <w:t>居中</w:t>
+            </w:r>
+            <w:r>
+              <w:rPr>
+                <w:rFonts w:ascii="Tahoma" w:eastAsia="微软雅黑" w:hAnsi="Tahoma" w:hint="eastAsia"/>
+                <w:kern w:val="0"/>
+                <w:sz w:val="22"/>
+              </w:rPr>
+              <w:t>/</w:t>
+            </w:r>
+            <w:r>
+              <w:rPr>
+                <w:rFonts w:ascii="Tahoma" w:eastAsia="微软雅黑" w:hAnsi="Tahoma" w:hint="eastAsia"/>
+                <w:kern w:val="0"/>
+                <w:sz w:val="22"/>
+              </w:rPr>
+              <w:t>右对齐</w:t>
+            </w:r>
+            <w:r>
+              <w:rPr>
+                <w:rFonts w:ascii="Tahoma" w:eastAsia="微软雅黑" w:hAnsi="Tahoma" w:hint="eastAsia"/>
+                <w:kern w:val="0"/>
+                <w:sz w:val="22"/>
+              </w:rPr>
+              <w:t xml:space="preserve"> </w:t>
+            </w:r>
+            <w:r>
+              <w:rPr>
+                <w:rFonts w:ascii="Tahoma" w:eastAsia="微软雅黑" w:hAnsi="Tahoma" w:hint="eastAsia"/>
+                <w:kern w:val="0"/>
+                <w:sz w:val="22"/>
+              </w:rPr>
+              <w:t>的计算）</w:t>
             </w:r>
           </w:p>
         </w:tc>
@@ -2810,7 +3005,6 @@
         <w:tc>
           <w:tcPr>
             <w:tcW w:w="5122" w:type="dxa"/>
-            <w:shd w:val="clear" w:color="auto" w:fill="auto"/>
             <w:vAlign w:val="center"/>
           </w:tcPr>
           <w:p>
@@ -2836,6 +3030,14 @@
                 <w:kern w:val="0"/>
                 <w:sz w:val="22"/>
               </w:rPr>
+              <w:t>偏移</w:t>
+            </w:r>
+            <w:r>
+              <w:rPr>
+                <w:rFonts w:ascii="Tahoma" w:eastAsia="微软雅黑" w:hAnsi="Tahoma" w:hint="eastAsia"/>
+                <w:kern w:val="0"/>
+                <w:sz w:val="22"/>
+              </w:rPr>
               <w:t>量</w:t>
             </w:r>
             <w:r>
@@ -2853,6 +3055,72 @@
                 <w:sz w:val="22"/>
               </w:rPr>
               <w:t>【脚本专用，不开放】</w:t>
+            </w:r>
+          </w:p>
+          <w:p>
+            <w:pPr>
+              <w:snapToGrid w:val="0"/>
+              <w:rPr>
+                <w:rFonts w:ascii="Tahoma" w:eastAsia="微软雅黑" w:hAnsi="Tahoma"/>
+                <w:kern w:val="0"/>
+                <w:sz w:val="22"/>
+              </w:rPr>
+            </w:pPr>
+            <w:r>
+              <w:rPr>
+                <w:rFonts w:ascii="Tahoma" w:eastAsia="微软雅黑" w:hAnsi="Tahoma" w:hint="eastAsia"/>
+                <w:kern w:val="0"/>
+                <w:sz w:val="22"/>
+              </w:rPr>
+              <w:t>（偏移无视</w:t>
+            </w:r>
+            <w:r>
+              <w:rPr>
+                <w:rFonts w:ascii="Tahoma" w:eastAsia="微软雅黑" w:hAnsi="Tahoma" w:hint="eastAsia"/>
+                <w:kern w:val="0"/>
+                <w:sz w:val="22"/>
+              </w:rPr>
+              <w:t xml:space="preserve"> </w:t>
+            </w:r>
+            <w:r>
+              <w:rPr>
+                <w:rFonts w:ascii="Tahoma" w:eastAsia="微软雅黑" w:hAnsi="Tahoma" w:hint="eastAsia"/>
+                <w:kern w:val="0"/>
+                <w:sz w:val="22"/>
+              </w:rPr>
+              <w:t>居中</w:t>
+            </w:r>
+            <w:r>
+              <w:rPr>
+                <w:rFonts w:ascii="Tahoma" w:eastAsia="微软雅黑" w:hAnsi="Tahoma" w:hint="eastAsia"/>
+                <w:kern w:val="0"/>
+                <w:sz w:val="22"/>
+              </w:rPr>
+              <w:t>/</w:t>
+            </w:r>
+            <w:r>
+              <w:rPr>
+                <w:rFonts w:ascii="Tahoma" w:eastAsia="微软雅黑" w:hAnsi="Tahoma" w:hint="eastAsia"/>
+                <w:kern w:val="0"/>
+                <w:sz w:val="22"/>
+              </w:rPr>
+              <w:t>右对齐</w:t>
+            </w:r>
+            <w:r>
+              <w:rPr>
+                <w:rFonts w:ascii="Tahoma" w:eastAsia="微软雅黑" w:hAnsi="Tahoma" w:hint="eastAsia"/>
+                <w:kern w:val="0"/>
+                <w:sz w:val="22"/>
+              </w:rPr>
+              <w:t xml:space="preserve"> </w:t>
+            </w:r>
+            <w:r>
+              <w:rPr>
+                <w:rFonts w:ascii="Tahoma" w:eastAsia="微软雅黑" w:hAnsi="Tahoma" w:hint="eastAsia"/>
+                <w:kern w:val="0"/>
+                <w:sz w:val="22"/>
+              </w:rPr>
+              <w:t>的计算）</w:t>
             </w:r>
           </w:p>
         </w:tc>
@@ -3020,7 +3288,6 @@
         <w:tc>
           <w:tcPr>
             <w:tcW w:w="5122" w:type="dxa"/>
-            <w:shd w:val="clear" w:color="auto" w:fill="auto"/>
             <w:vAlign w:val="center"/>
           </w:tcPr>
           <w:p>
@@ -3256,7 +3523,6 @@
         <w:tc>
           <w:tcPr>
             <w:tcW w:w="5122" w:type="dxa"/>
-            <w:shd w:val="clear" w:color="auto" w:fill="auto"/>
             <w:vAlign w:val="center"/>
           </w:tcPr>
           <w:p>
@@ -3508,7 +3774,6 @@
         <w:tc>
           <w:tcPr>
             <w:tcW w:w="5122" w:type="dxa"/>
-            <w:shd w:val="clear" w:color="auto" w:fill="auto"/>
             <w:vAlign w:val="center"/>
           </w:tcPr>
           <w:p>
@@ -3710,7 +3975,6 @@
         <w:tc>
           <w:tcPr>
             <w:tcW w:w="5122" w:type="dxa"/>
-            <w:shd w:val="clear" w:color="auto" w:fill="auto"/>
             <w:vAlign w:val="center"/>
           </w:tcPr>
           <w:p>
@@ -3912,7 +4176,6 @@
         <w:tc>
           <w:tcPr>
             <w:tcW w:w="5122" w:type="dxa"/>
-            <w:shd w:val="clear" w:color="auto" w:fill="auto"/>
             <w:vAlign w:val="center"/>
           </w:tcPr>
           <w:p>
@@ -4112,7 +4375,6 @@
         <w:tc>
           <w:tcPr>
             <w:tcW w:w="5122" w:type="dxa"/>
-            <w:shd w:val="clear" w:color="auto" w:fill="auto"/>
             <w:vAlign w:val="center"/>
           </w:tcPr>
           <w:p>
@@ -4393,6 +4655,7 @@
                 <w:kern w:val="0"/>
                 <w:sz w:val="22"/>
               </w:rPr>
+              <w:lastRenderedPageBreak/>
               <w:t>\</w:t>
             </w:r>
             <w:proofErr w:type="gramStart"/>
@@ -4436,6 +4699,7 @@
                 <w:kern w:val="0"/>
                 <w:sz w:val="22"/>
               </w:rPr>
+              <w:lastRenderedPageBreak/>
               <w:t>效果字符</w:t>
             </w:r>
           </w:p>
@@ -4468,7 +4732,6 @@
         <w:tc>
           <w:tcPr>
             <w:tcW w:w="5122" w:type="dxa"/>
-            <w:shd w:val="clear" w:color="auto" w:fill="auto"/>
             <w:vAlign w:val="center"/>
           </w:tcPr>
           <w:p>
@@ -4690,7 +4953,6 @@
         <w:tc>
           <w:tcPr>
             <w:tcW w:w="5122" w:type="dxa"/>
-            <w:shd w:val="clear" w:color="auto" w:fill="auto"/>
             <w:vAlign w:val="center"/>
           </w:tcPr>
           <w:p>
@@ -4881,7 +5143,6 @@
         <w:tc>
           <w:tcPr>
             <w:tcW w:w="5122" w:type="dxa"/>
-            <w:shd w:val="clear" w:color="auto" w:fill="auto"/>
             <w:vAlign w:val="center"/>
           </w:tcPr>
           <w:p>
@@ -5128,7 +5389,6 @@
             <w:tcBorders>
               <w:bottom w:val="single" w:sz="4" w:space="0" w:color="D9D9D9" w:themeColor="background1" w:themeShade="D9"/>
             </w:tcBorders>
-            <w:shd w:val="clear" w:color="auto" w:fill="auto"/>
             <w:vAlign w:val="center"/>
           </w:tcPr>
           <w:p>
@@ -5320,6 +5580,33 @@
                 <w:kern w:val="0"/>
                 <w:sz w:val="22"/>
               </w:rPr>
+              <w:t>\ib[40]</w:t>
+            </w:r>
+            <w:r>
+              <w:rPr>
+                <w:rFonts w:ascii="Tahoma" w:eastAsia="微软雅黑" w:hAnsi="Tahoma" w:hint="eastAsia"/>
+                <w:kern w:val="0"/>
+                <w:sz w:val="22"/>
+              </w:rPr>
+              <w:t>、</w:t>
+            </w:r>
+          </w:p>
+          <w:p>
+            <w:pPr>
+              <w:snapToGrid w:val="0"/>
+              <w:jc w:val="center"/>
+              <w:rPr>
+                <w:rFonts w:ascii="Tahoma" w:eastAsia="微软雅黑" w:hAnsi="Tahoma"/>
+                <w:kern w:val="0"/>
+                <w:sz w:val="22"/>
+              </w:rPr>
+            </w:pPr>
+            <w:r>
+              <w:rPr>
+                <w:rFonts w:ascii="Tahoma" w:eastAsia="微软雅黑" w:hAnsi="Tahoma" w:hint="eastAsia"/>
+                <w:kern w:val="0"/>
+                <w:sz w:val="22"/>
+              </w:rPr>
               <w:t>\</w:t>
             </w:r>
             <w:proofErr w:type="gramStart"/>
@@ -5329,7 +5616,7 @@
                 <w:kern w:val="0"/>
                 <w:sz w:val="22"/>
               </w:rPr>
-              <w:t>i[</w:t>
+              <w:t>ib[</w:t>
             </w:r>
             <w:proofErr w:type="gramEnd"/>
             <w:r>
@@ -5338,7 +5625,7 @@
                 <w:kern w:val="0"/>
                 <w:sz w:val="22"/>
               </w:rPr>
-              <w:t>10]</w:t>
+              <w:t>40:30]</w:t>
             </w:r>
           </w:p>
         </w:tc>
@@ -5395,25 +5682,90 @@
         <w:tc>
           <w:tcPr>
             <w:tcW w:w="5122" w:type="dxa"/>
-            <w:shd w:val="clear" w:color="auto" w:fill="auto"/>
-            <w:vAlign w:val="center"/>
-          </w:tcPr>
-          <w:p>
-            <w:pPr>
-              <w:snapToGrid w:val="0"/>
-              <w:rPr>
-                <w:rFonts w:ascii="Tahoma" w:eastAsia="微软雅黑" w:hAnsi="Tahoma"/>
-                <w:kern w:val="0"/>
-                <w:sz w:val="22"/>
-              </w:rPr>
-            </w:pPr>
-            <w:r>
-              <w:rPr>
-                <w:rFonts w:ascii="Tahoma" w:eastAsia="微软雅黑" w:hAnsi="Tahoma" w:hint="eastAsia"/>
-                <w:kern w:val="0"/>
-                <w:sz w:val="22"/>
-              </w:rPr>
-              <w:t>图标索引值</w:t>
+            <w:vAlign w:val="center"/>
+          </w:tcPr>
+          <w:p>
+            <w:pPr>
+              <w:snapToGrid w:val="0"/>
+              <w:rPr>
+                <w:rFonts w:ascii="Tahoma" w:eastAsia="微软雅黑" w:hAnsi="Tahoma"/>
+                <w:kern w:val="0"/>
+                <w:sz w:val="22"/>
+              </w:rPr>
+            </w:pPr>
+            <w:r>
+              <w:rPr>
+                <w:rFonts w:ascii="Tahoma" w:eastAsia="微软雅黑" w:hAnsi="Tahoma" w:hint="eastAsia"/>
+                <w:kern w:val="0"/>
+                <w:sz w:val="22"/>
+              </w:rPr>
+              <w:t>绘制宽度</w:t>
+            </w:r>
+            <w:r>
+              <w:rPr>
+                <w:rFonts w:ascii="Tahoma" w:eastAsia="微软雅黑" w:hAnsi="Tahoma" w:hint="eastAsia"/>
+                <w:kern w:val="0"/>
+                <w:sz w:val="22"/>
+              </w:rPr>
+              <w:t>40</w:t>
+            </w:r>
+            <w:r>
+              <w:rPr>
+                <w:rFonts w:ascii="Tahoma" w:eastAsia="微软雅黑" w:hAnsi="Tahoma" w:hint="eastAsia"/>
+                <w:kern w:val="0"/>
+                <w:sz w:val="22"/>
+              </w:rPr>
+              <w:t>像素的空白块字符。</w:t>
+            </w:r>
+          </w:p>
+          <w:p>
+            <w:pPr>
+              <w:snapToGrid w:val="0"/>
+              <w:rPr>
+                <w:rFonts w:ascii="Tahoma" w:eastAsia="微软雅黑" w:hAnsi="Tahoma"/>
+                <w:kern w:val="0"/>
+                <w:sz w:val="22"/>
+              </w:rPr>
+            </w:pPr>
+            <w:r>
+              <w:rPr>
+                <w:rFonts w:ascii="Tahoma" w:eastAsia="微软雅黑" w:hAnsi="Tahoma" w:hint="eastAsia"/>
+                <w:kern w:val="0"/>
+                <w:sz w:val="22"/>
+              </w:rPr>
+              <w:t>绘制宽度</w:t>
+            </w:r>
+            <w:r>
+              <w:rPr>
+                <w:rFonts w:ascii="Tahoma" w:eastAsia="微软雅黑" w:hAnsi="Tahoma" w:hint="eastAsia"/>
+                <w:kern w:val="0"/>
+                <w:sz w:val="22"/>
+              </w:rPr>
+              <w:t>40</w:t>
+            </w:r>
+            <w:r>
+              <w:rPr>
+                <w:rFonts w:ascii="Tahoma" w:eastAsia="微软雅黑" w:hAnsi="Tahoma" w:hint="eastAsia"/>
+                <w:kern w:val="0"/>
+                <w:sz w:val="22"/>
+              </w:rPr>
+              <w:t>高度</w:t>
+            </w:r>
+            <w:r>
+              <w:rPr>
+                <w:rFonts w:ascii="Tahoma" w:eastAsia="微软雅黑" w:hAnsi="Tahoma" w:hint="eastAsia"/>
+                <w:kern w:val="0"/>
+                <w:sz w:val="22"/>
+              </w:rPr>
+              <w:t>30</w:t>
+            </w:r>
+            <w:r>
+              <w:rPr>
+                <w:rFonts w:ascii="Tahoma" w:eastAsia="微软雅黑" w:hAnsi="Tahoma" w:hint="eastAsia"/>
+                <w:kern w:val="0"/>
+                <w:sz w:val="22"/>
+              </w:rPr>
+              <w:t>像素的空白块字符。</w:t>
             </w:r>
           </w:p>
         </w:tc>
@@ -5503,6 +5855,33 @@
                 <w:kern w:val="0"/>
                 <w:sz w:val="22"/>
               </w:rPr>
+              <w:t>\i[10]</w:t>
+            </w:r>
+            <w:r>
+              <w:rPr>
+                <w:rFonts w:ascii="Tahoma" w:eastAsia="微软雅黑" w:hAnsi="Tahoma" w:hint="eastAsia"/>
+                <w:kern w:val="0"/>
+                <w:sz w:val="22"/>
+              </w:rPr>
+              <w:t>、</w:t>
+            </w:r>
+          </w:p>
+          <w:p>
+            <w:pPr>
+              <w:snapToGrid w:val="0"/>
+              <w:jc w:val="center"/>
+              <w:rPr>
+                <w:rFonts w:ascii="Tahoma" w:eastAsia="微软雅黑" w:hAnsi="Tahoma"/>
+                <w:kern w:val="0"/>
+                <w:sz w:val="22"/>
+              </w:rPr>
+            </w:pPr>
+            <w:r>
+              <w:rPr>
+                <w:rFonts w:ascii="Tahoma" w:eastAsia="微软雅黑" w:hAnsi="Tahoma" w:hint="eastAsia"/>
+                <w:kern w:val="0"/>
+                <w:sz w:val="22"/>
+              </w:rPr>
               <w:t>\</w:t>
             </w:r>
             <w:proofErr w:type="gramStart"/>
@@ -5512,7 +5891,7 @@
                 <w:kern w:val="0"/>
                 <w:sz w:val="22"/>
               </w:rPr>
-              <w:t>ik</w:t>
+              <w:t>i[</w:t>
             </w:r>
             <w:proofErr w:type="gramEnd"/>
             <w:r>
@@ -5521,44 +5900,7 @@
                 <w:kern w:val="0"/>
                 <w:sz w:val="22"/>
               </w:rPr>
-              <w:t>[on]</w:t>
-            </w:r>
-          </w:p>
-          <w:p>
-            <w:pPr>
-              <w:snapToGrid w:val="0"/>
-              <w:jc w:val="center"/>
-              <w:rPr>
-                <w:rFonts w:ascii="Tahoma" w:eastAsia="微软雅黑" w:hAnsi="Tahoma" w:hint="eastAsia"/>
-                <w:kern w:val="0"/>
-                <w:sz w:val="22"/>
-              </w:rPr>
-            </w:pPr>
-            <w:r>
-              <w:rPr>
-                <w:rFonts w:ascii="Tahoma" w:eastAsia="微软雅黑" w:hAnsi="Tahoma" w:hint="eastAsia"/>
-                <w:kern w:val="0"/>
-                <w:sz w:val="22"/>
-              </w:rPr>
-              <w:t>\</w:t>
-            </w:r>
-            <w:proofErr w:type="gramStart"/>
-            <w:r>
-              <w:rPr>
-                <w:rFonts w:ascii="Tahoma" w:eastAsia="微软雅黑" w:hAnsi="Tahoma" w:hint="eastAsia"/>
-                <w:kern w:val="0"/>
-                <w:sz w:val="22"/>
-              </w:rPr>
-              <w:t>ik</w:t>
-            </w:r>
-            <w:proofErr w:type="gramEnd"/>
-            <w:r>
-              <w:rPr>
-                <w:rFonts w:ascii="Tahoma" w:eastAsia="微软雅黑" w:hAnsi="Tahoma" w:hint="eastAsia"/>
-                <w:kern w:val="0"/>
-                <w:sz w:val="22"/>
-              </w:rPr>
-              <w:t>[off]</w:t>
+              <w:t>10:32]</w:t>
             </w:r>
           </w:p>
         </w:tc>
@@ -5572,7 +5914,7 @@
               <w:snapToGrid w:val="0"/>
               <w:jc w:val="center"/>
               <w:rPr>
-                <w:rFonts w:ascii="Tahoma" w:eastAsia="微软雅黑" w:hAnsi="Tahoma" w:hint="eastAsia"/>
+                <w:rFonts w:ascii="Tahoma" w:eastAsia="微软雅黑" w:hAnsi="Tahoma"/>
                 <w:kern w:val="0"/>
                 <w:sz w:val="22"/>
               </w:rPr>
@@ -5597,70 +5939,93 @@
               <w:snapToGrid w:val="0"/>
               <w:jc w:val="center"/>
               <w:rPr>
-                <w:rFonts w:ascii="Tahoma" w:eastAsia="微软雅黑" w:hAnsi="Tahoma" w:hint="eastAsia"/>
-                <w:kern w:val="0"/>
-                <w:sz w:val="22"/>
-              </w:rPr>
-            </w:pPr>
-            <w:r>
-              <w:rPr>
-                <w:rFonts w:ascii="Tahoma" w:eastAsia="微软雅黑" w:hAnsi="Tahoma" w:hint="eastAsia"/>
-                <w:kern w:val="0"/>
-                <w:sz w:val="22"/>
-              </w:rPr>
-              <w:t>固定值</w:t>
+                <w:rFonts w:ascii="Tahoma" w:eastAsia="微软雅黑" w:hAnsi="Tahoma"/>
+                <w:kern w:val="0"/>
+                <w:sz w:val="22"/>
+              </w:rPr>
+            </w:pPr>
+            <w:r>
+              <w:rPr>
+                <w:rFonts w:ascii="Tahoma" w:eastAsia="微软雅黑" w:hAnsi="Tahoma" w:hint="eastAsia"/>
+                <w:kern w:val="0"/>
+                <w:sz w:val="22"/>
+              </w:rPr>
+              <w:t>数字</w:t>
             </w:r>
           </w:p>
         </w:tc>
         <w:tc>
           <w:tcPr>
             <w:tcW w:w="5122" w:type="dxa"/>
-            <w:shd w:val="clear" w:color="auto" w:fill="auto"/>
-            <w:vAlign w:val="center"/>
-          </w:tcPr>
-          <w:p>
-            <w:pPr>
-              <w:snapToGrid w:val="0"/>
-              <w:rPr>
-                <w:rFonts w:ascii="Tahoma" w:eastAsia="微软雅黑" w:hAnsi="Tahoma" w:hint="eastAsia"/>
-                <w:kern w:val="0"/>
-                <w:sz w:val="22"/>
-              </w:rPr>
-            </w:pPr>
-            <w:r>
-              <w:rPr>
-                <w:rFonts w:ascii="Tahoma" w:eastAsia="微软雅黑" w:hAnsi="Tahoma" w:hint="eastAsia"/>
-                <w:kern w:val="0"/>
-                <w:sz w:val="22"/>
-              </w:rPr>
-              <w:t>图标</w:t>
-            </w:r>
-            <w:r>
-              <w:rPr>
-                <w:rFonts w:ascii="Tahoma" w:eastAsia="微软雅黑" w:hAnsi="Tahoma" w:hint="eastAsia"/>
-                <w:kern w:val="0"/>
-                <w:sz w:val="22"/>
-              </w:rPr>
-              <w:t>是否</w:t>
-            </w:r>
-            <w:r>
-              <w:rPr>
-                <w:rFonts w:ascii="Tahoma" w:eastAsia="微软雅黑" w:hAnsi="Tahoma" w:hint="eastAsia"/>
-                <w:kern w:val="0"/>
-                <w:sz w:val="22"/>
-              </w:rPr>
-              <w:t>保持</w:t>
-            </w:r>
-            <w:proofErr w:type="gramStart"/>
-            <w:r>
-              <w:rPr>
-                <w:rFonts w:ascii="Tahoma" w:eastAsia="微软雅黑" w:hAnsi="Tahoma" w:hint="eastAsia"/>
-                <w:kern w:val="0"/>
-                <w:sz w:val="22"/>
-              </w:rPr>
-              <w:t>原大小</w:t>
-            </w:r>
-            <w:proofErr w:type="gramEnd"/>
+            <w:vAlign w:val="center"/>
+          </w:tcPr>
+          <w:p>
+            <w:pPr>
+              <w:snapToGrid w:val="0"/>
+              <w:rPr>
+                <w:rFonts w:ascii="Tahoma" w:eastAsia="微软雅黑" w:hAnsi="Tahoma"/>
+                <w:kern w:val="0"/>
+                <w:sz w:val="22"/>
+              </w:rPr>
+            </w:pPr>
+            <w:r>
+              <w:rPr>
+                <w:rFonts w:ascii="Tahoma" w:eastAsia="微软雅黑" w:hAnsi="Tahoma" w:hint="eastAsia"/>
+                <w:kern w:val="0"/>
+                <w:sz w:val="22"/>
+              </w:rPr>
+              <w:t>图标索引值</w:t>
+            </w:r>
+            <w:r>
+              <w:rPr>
+                <w:rFonts w:ascii="Tahoma" w:eastAsia="微软雅黑" w:hAnsi="Tahoma" w:hint="eastAsia"/>
+                <w:kern w:val="0"/>
+                <w:sz w:val="22"/>
+              </w:rPr>
+              <w:t xml:space="preserve"> </w:t>
+            </w:r>
+            <w:r>
+              <w:rPr>
+                <w:rFonts w:ascii="Tahoma" w:eastAsia="微软雅黑" w:hAnsi="Tahoma" w:hint="eastAsia"/>
+                <w:kern w:val="0"/>
+                <w:sz w:val="22"/>
+              </w:rPr>
+              <w:t>或</w:t>
+            </w:r>
+          </w:p>
+          <w:p>
+            <w:pPr>
+              <w:snapToGrid w:val="0"/>
+              <w:rPr>
+                <w:rFonts w:ascii="Tahoma" w:eastAsia="微软雅黑" w:hAnsi="Tahoma"/>
+                <w:kern w:val="0"/>
+                <w:sz w:val="22"/>
+              </w:rPr>
+            </w:pPr>
+            <w:r>
+              <w:rPr>
+                <w:rFonts w:ascii="Tahoma" w:eastAsia="微软雅黑" w:hAnsi="Tahoma" w:hint="eastAsia"/>
+                <w:kern w:val="0"/>
+                <w:sz w:val="22"/>
+              </w:rPr>
+              <w:t>图标索引值</w:t>
+            </w:r>
+            <w:r>
+              <w:rPr>
+                <w:rFonts w:ascii="Tahoma" w:eastAsia="微软雅黑" w:hAnsi="Tahoma" w:hint="eastAsia"/>
+                <w:kern w:val="0"/>
+                <w:sz w:val="22"/>
+              </w:rPr>
+              <w:t>+</w:t>
+            </w:r>
+            <w:r>
+              <w:rPr>
+                <w:rFonts w:ascii="Tahoma" w:eastAsia="微软雅黑" w:hAnsi="Tahoma" w:hint="eastAsia"/>
+                <w:kern w:val="0"/>
+                <w:sz w:val="22"/>
+              </w:rPr>
+              <w:t>固定像素大小</w:t>
+            </w:r>
           </w:p>
         </w:tc>
         <w:tc>
@@ -5692,7 +6057,7 @@
             <w:pPr>
               <w:snapToGrid w:val="0"/>
               <w:rPr>
-                <w:rFonts w:ascii="Tahoma" w:eastAsia="微软雅黑" w:hAnsi="Tahoma" w:hint="eastAsia"/>
+                <w:rFonts w:ascii="Tahoma" w:eastAsia="微软雅黑" w:hAnsi="Tahoma"/>
                 <w:color w:val="A6A6A6" w:themeColor="background1" w:themeShade="A6"/>
                 <w:kern w:val="0"/>
                 <w:szCs w:val="21"/>
@@ -5740,75 +6105,125 @@
               <w:jc w:val="center"/>
               <w:rPr>
                 <w:rFonts w:ascii="Tahoma" w:eastAsia="微软雅黑" w:hAnsi="Tahoma"/>
-                <w:w w:val="80"/>
-                <w:kern w:val="0"/>
-                <w:szCs w:val="21"/>
-              </w:rPr>
-            </w:pPr>
-            <w:r>
-              <w:rPr>
-                <w:rFonts w:ascii="Tahoma" w:eastAsia="微软雅黑" w:hAnsi="Tahoma" w:hint="eastAsia"/>
-                <w:w w:val="80"/>
-                <w:kern w:val="0"/>
-                <w:szCs w:val="21"/>
-              </w:rPr>
-              <w:t>\debug[</w:t>
-            </w:r>
-            <w:r>
-              <w:rPr>
-                <w:rFonts w:ascii="Tahoma" w:eastAsia="微软雅黑" w:hAnsi="Tahoma" w:hint="eastAsia"/>
-                <w:w w:val="80"/>
-                <w:kern w:val="0"/>
-                <w:szCs w:val="21"/>
-              </w:rPr>
-              <w:t>显示字符方框</w:t>
-            </w:r>
-            <w:r>
-              <w:rPr>
-                <w:rFonts w:ascii="Tahoma" w:eastAsia="微软雅黑" w:hAnsi="Tahoma" w:hint="eastAsia"/>
-                <w:w w:val="80"/>
-                <w:kern w:val="0"/>
-                <w:szCs w:val="21"/>
-              </w:rPr>
-              <w:t>]</w:t>
-            </w:r>
-          </w:p>
-          <w:p>
-            <w:pPr>
-              <w:snapToGrid w:val="0"/>
-              <w:jc w:val="center"/>
-              <w:rPr>
-                <w:rFonts w:ascii="Tahoma" w:eastAsia="微软雅黑" w:hAnsi="Tahoma"/>
-                <w:kern w:val="0"/>
-                <w:sz w:val="22"/>
-              </w:rPr>
-            </w:pPr>
-            <w:r>
-              <w:rPr>
-                <w:rFonts w:ascii="Tahoma" w:eastAsia="微软雅黑" w:hAnsi="Tahoma" w:hint="eastAsia"/>
-                <w:w w:val="80"/>
-                <w:kern w:val="0"/>
-                <w:szCs w:val="21"/>
-              </w:rPr>
-              <w:t>\debug[</w:t>
-            </w:r>
-            <w:r>
-              <w:rPr>
-                <w:rFonts w:ascii="Tahoma" w:eastAsia="微软雅黑" w:hAnsi="Tahoma" w:hint="eastAsia"/>
-                <w:w w:val="80"/>
-                <w:kern w:val="0"/>
-                <w:szCs w:val="21"/>
-              </w:rPr>
-              <w:t>隐藏字符方框</w:t>
-            </w:r>
-            <w:r>
-              <w:rPr>
-                <w:rFonts w:ascii="Tahoma" w:eastAsia="微软雅黑" w:hAnsi="Tahoma" w:hint="eastAsia"/>
-                <w:w w:val="80"/>
-                <w:kern w:val="0"/>
-                <w:szCs w:val="21"/>
-              </w:rPr>
-              <w:t>]</w:t>
+                <w:kern w:val="0"/>
+                <w:sz w:val="22"/>
+              </w:rPr>
+            </w:pPr>
+            <w:r>
+              <w:rPr>
+                <w:rFonts w:ascii="Tahoma" w:eastAsia="微软雅黑" w:hAnsi="Tahoma" w:hint="eastAsia"/>
+                <w:kern w:val="0"/>
+                <w:sz w:val="22"/>
+              </w:rPr>
+              <w:t>\</w:t>
+            </w:r>
+            <w:proofErr w:type="gramStart"/>
+            <w:r>
+              <w:rPr>
+                <w:rFonts w:ascii="Tahoma" w:eastAsia="微软雅黑" w:hAnsi="Tahoma" w:hint="eastAsia"/>
+                <w:kern w:val="0"/>
+                <w:sz w:val="22"/>
+              </w:rPr>
+              <w:t>i</w:t>
+            </w:r>
+            <w:r>
+              <w:rPr>
+                <w:rFonts w:ascii="Tahoma" w:eastAsia="微软雅黑" w:hAnsi="Tahoma" w:hint="eastAsia"/>
+                <w:kern w:val="0"/>
+                <w:sz w:val="22"/>
+              </w:rPr>
+              <w:t>r</w:t>
+            </w:r>
+            <w:proofErr w:type="gramEnd"/>
+            <w:r>
+              <w:rPr>
+                <w:rFonts w:ascii="Tahoma" w:eastAsia="微软雅黑" w:hAnsi="Tahoma" w:hint="eastAsia"/>
+                <w:kern w:val="0"/>
+                <w:sz w:val="22"/>
+              </w:rPr>
+              <w:t>[on]</w:t>
+            </w:r>
+          </w:p>
+          <w:p>
+            <w:pPr>
+              <w:snapToGrid w:val="0"/>
+              <w:jc w:val="center"/>
+              <w:rPr>
+                <w:rFonts w:ascii="Tahoma" w:eastAsia="微软雅黑" w:hAnsi="Tahoma"/>
+                <w:kern w:val="0"/>
+                <w:sz w:val="22"/>
+              </w:rPr>
+            </w:pPr>
+            <w:r>
+              <w:rPr>
+                <w:rFonts w:ascii="Tahoma" w:eastAsia="微软雅黑" w:hAnsi="Tahoma" w:hint="eastAsia"/>
+                <w:kern w:val="0"/>
+                <w:sz w:val="22"/>
+              </w:rPr>
+              <w:t>\</w:t>
+            </w:r>
+            <w:proofErr w:type="gramStart"/>
+            <w:r>
+              <w:rPr>
+                <w:rFonts w:ascii="Tahoma" w:eastAsia="微软雅黑" w:hAnsi="Tahoma" w:hint="eastAsia"/>
+                <w:kern w:val="0"/>
+                <w:sz w:val="22"/>
+              </w:rPr>
+              <w:t>i</w:t>
+            </w:r>
+            <w:r>
+              <w:rPr>
+                <w:rFonts w:ascii="Tahoma" w:eastAsia="微软雅黑" w:hAnsi="Tahoma" w:hint="eastAsia"/>
+                <w:kern w:val="0"/>
+                <w:sz w:val="22"/>
+              </w:rPr>
+              <w:t>r</w:t>
+            </w:r>
+            <w:proofErr w:type="gramEnd"/>
+            <w:r>
+              <w:rPr>
+                <w:rFonts w:ascii="Tahoma" w:eastAsia="微软雅黑" w:hAnsi="Tahoma" w:hint="eastAsia"/>
+                <w:kern w:val="0"/>
+                <w:sz w:val="22"/>
+              </w:rPr>
+              <w:t>[off]</w:t>
+            </w:r>
+          </w:p>
+          <w:p>
+            <w:pPr>
+              <w:snapToGrid w:val="0"/>
+              <w:jc w:val="center"/>
+              <w:rPr>
+                <w:rFonts w:ascii="Tahoma" w:eastAsia="微软雅黑" w:hAnsi="Tahoma"/>
+                <w:kern w:val="0"/>
+                <w:sz w:val="22"/>
+              </w:rPr>
+            </w:pPr>
+            <w:r>
+              <w:rPr>
+                <w:rFonts w:ascii="Tahoma" w:eastAsia="微软雅黑" w:hAnsi="Tahoma" w:hint="eastAsia"/>
+                <w:kern w:val="0"/>
+                <w:sz w:val="22"/>
+              </w:rPr>
+              <w:t>\</w:t>
+            </w:r>
+            <w:proofErr w:type="gramStart"/>
+            <w:r>
+              <w:rPr>
+                <w:rFonts w:ascii="Tahoma" w:eastAsia="微软雅黑" w:hAnsi="Tahoma" w:hint="eastAsia"/>
+                <w:kern w:val="0"/>
+                <w:sz w:val="22"/>
+              </w:rPr>
+              <w:t>ir</w:t>
+            </w:r>
+            <w:proofErr w:type="gramEnd"/>
+            <w:r>
+              <w:rPr>
+                <w:rFonts w:ascii="Tahoma" w:eastAsia="微软雅黑" w:hAnsi="Tahoma" w:hint="eastAsia"/>
+                <w:kern w:val="0"/>
+                <w:sz w:val="22"/>
+              </w:rPr>
+              <w:t>[reset]</w:t>
             </w:r>
           </w:p>
         </w:tc>
@@ -5865,33 +6280,172 @@
         <w:tc>
           <w:tcPr>
             <w:tcW w:w="5122" w:type="dxa"/>
-            <w:shd w:val="clear" w:color="auto" w:fill="auto"/>
-            <w:vAlign w:val="center"/>
-          </w:tcPr>
-          <w:p>
-            <w:pPr>
-              <w:snapToGrid w:val="0"/>
-              <w:rPr>
-                <w:rFonts w:ascii="Tahoma" w:eastAsia="微软雅黑" w:hAnsi="Tahoma"/>
-                <w:kern w:val="0"/>
-                <w:sz w:val="22"/>
-              </w:rPr>
-            </w:pPr>
-            <w:r>
-              <w:rPr>
-                <w:rFonts w:ascii="Tahoma" w:eastAsia="微软雅黑" w:hAnsi="Tahoma" w:hint="eastAsia"/>
-                <w:kern w:val="0"/>
-                <w:sz w:val="22"/>
-              </w:rPr>
-              <w:t>debug</w:t>
-            </w:r>
-            <w:r>
-              <w:rPr>
-                <w:rFonts w:ascii="Tahoma" w:eastAsia="微软雅黑" w:hAnsi="Tahoma" w:hint="eastAsia"/>
-                <w:kern w:val="0"/>
-                <w:sz w:val="22"/>
-              </w:rPr>
-              <w:t>显示字符方框</w:t>
+            <w:vAlign w:val="center"/>
+          </w:tcPr>
+          <w:p>
+            <w:pPr>
+              <w:snapToGrid w:val="0"/>
+              <w:rPr>
+                <w:rFonts w:ascii="Tahoma" w:eastAsia="微软雅黑" w:hAnsi="Tahoma"/>
+                <w:kern w:val="0"/>
+                <w:sz w:val="22"/>
+              </w:rPr>
+            </w:pPr>
+            <w:r>
+              <w:rPr>
+                <w:rFonts w:ascii="Tahoma" w:eastAsia="微软雅黑" w:hAnsi="Tahoma" w:hint="eastAsia"/>
+                <w:kern w:val="0"/>
+                <w:sz w:val="22"/>
+              </w:rPr>
+              <w:t>on</w:t>
+            </w:r>
+            <w:r>
+              <w:rPr>
+                <w:rFonts w:ascii="Tahoma" w:eastAsia="微软雅黑" w:hAnsi="Tahoma" w:hint="eastAsia"/>
+                <w:kern w:val="0"/>
+                <w:sz w:val="22"/>
+              </w:rPr>
+              <w:t>：</w:t>
+            </w:r>
+            <w:r>
+              <w:rPr>
+                <w:rFonts w:ascii="Tahoma" w:eastAsia="微软雅黑" w:hAnsi="Tahoma" w:hint="eastAsia"/>
+                <w:kern w:val="0"/>
+                <w:sz w:val="22"/>
+              </w:rPr>
+              <w:t>之后的图标自动缩放</w:t>
+            </w:r>
+            <w:r>
+              <w:rPr>
+                <w:rFonts w:ascii="Tahoma" w:eastAsia="微软雅黑" w:hAnsi="Tahoma" w:hint="eastAsia"/>
+                <w:kern w:val="0"/>
+                <w:sz w:val="22"/>
+              </w:rPr>
+              <w:t>；</w:t>
+            </w:r>
+          </w:p>
+          <w:p>
+            <w:pPr>
+              <w:snapToGrid w:val="0"/>
+              <w:rPr>
+                <w:rFonts w:ascii="Tahoma" w:eastAsia="微软雅黑" w:hAnsi="Tahoma"/>
+                <w:kern w:val="0"/>
+                <w:sz w:val="22"/>
+              </w:rPr>
+            </w:pPr>
+            <w:r>
+              <w:rPr>
+                <w:rFonts w:ascii="Tahoma" w:eastAsia="微软雅黑" w:hAnsi="Tahoma" w:hint="eastAsia"/>
+                <w:kern w:val="0"/>
+                <w:sz w:val="22"/>
+              </w:rPr>
+              <w:t>off</w:t>
+            </w:r>
+            <w:r>
+              <w:rPr>
+                <w:rFonts w:ascii="Tahoma" w:eastAsia="微软雅黑" w:hAnsi="Tahoma" w:hint="eastAsia"/>
+                <w:kern w:val="0"/>
+                <w:sz w:val="22"/>
+              </w:rPr>
+              <w:t>：</w:t>
+            </w:r>
+            <w:r>
+              <w:rPr>
+                <w:rFonts w:ascii="Tahoma" w:eastAsia="微软雅黑" w:hAnsi="Tahoma" w:hint="eastAsia"/>
+                <w:kern w:val="0"/>
+                <w:sz w:val="22"/>
+              </w:rPr>
+              <w:t>之后的图标保持原大小</w:t>
+            </w:r>
+            <w:r>
+              <w:rPr>
+                <w:rFonts w:ascii="Tahoma" w:eastAsia="微软雅黑" w:hAnsi="Tahoma" w:hint="eastAsia"/>
+                <w:kern w:val="0"/>
+                <w:sz w:val="22"/>
+              </w:rPr>
+              <w:t>；</w:t>
+            </w:r>
+          </w:p>
+          <w:p>
+            <w:pPr>
+              <w:snapToGrid w:val="0"/>
+              <w:rPr>
+                <w:rFonts w:ascii="Tahoma" w:eastAsia="微软雅黑" w:hAnsi="Tahoma"/>
+                <w:kern w:val="0"/>
+                <w:sz w:val="22"/>
+              </w:rPr>
+            </w:pPr>
+            <w:r>
+              <w:rPr>
+                <w:rFonts w:ascii="Tahoma" w:eastAsia="微软雅黑" w:hAnsi="Tahoma" w:hint="eastAsia"/>
+                <w:kern w:val="0"/>
+                <w:sz w:val="22"/>
+              </w:rPr>
+              <w:t>reset</w:t>
+            </w:r>
+            <w:r>
+              <w:rPr>
+                <w:rFonts w:ascii="Tahoma" w:eastAsia="微软雅黑" w:hAnsi="Tahoma" w:hint="eastAsia"/>
+                <w:kern w:val="0"/>
+                <w:sz w:val="22"/>
+              </w:rPr>
+              <w:t>：</w:t>
+            </w:r>
+            <w:r>
+              <w:rPr>
+                <w:rFonts w:ascii="Tahoma" w:eastAsia="微软雅黑" w:hAnsi="Tahoma" w:hint="eastAsia"/>
+                <w:kern w:val="0"/>
+                <w:sz w:val="22"/>
+              </w:rPr>
+              <w:t>之后的图标</w:t>
+            </w:r>
+            <w:r>
+              <w:rPr>
+                <w:rFonts w:ascii="Tahoma" w:eastAsia="微软雅黑" w:hAnsi="Tahoma" w:hint="eastAsia"/>
+                <w:kern w:val="0"/>
+                <w:sz w:val="22"/>
+              </w:rPr>
+              <w:t>按默认值</w:t>
+            </w:r>
+            <w:r>
+              <w:rPr>
+                <w:rFonts w:ascii="Tahoma" w:eastAsia="微软雅黑" w:hAnsi="Tahoma" w:hint="eastAsia"/>
+                <w:kern w:val="0"/>
+                <w:sz w:val="22"/>
+              </w:rPr>
+              <w:t xml:space="preserve"> </w:t>
+            </w:r>
+            <w:r>
+              <w:rPr>
+                <w:rFonts w:ascii="Tahoma" w:eastAsia="微软雅黑" w:hAnsi="Tahoma" w:hint="eastAsia"/>
+                <w:kern w:val="0"/>
+                <w:sz w:val="22"/>
+              </w:rPr>
+              <w:t>自动缩放</w:t>
+            </w:r>
+            <w:r>
+              <w:rPr>
+                <w:rFonts w:ascii="Tahoma" w:eastAsia="微软雅黑" w:hAnsi="Tahoma" w:hint="eastAsia"/>
+                <w:kern w:val="0"/>
+                <w:sz w:val="22"/>
+              </w:rPr>
+              <w:t>/</w:t>
+            </w:r>
+            <w:r>
+              <w:rPr>
+                <w:rFonts w:ascii="Tahoma" w:eastAsia="微软雅黑" w:hAnsi="Tahoma" w:hint="eastAsia"/>
+                <w:kern w:val="0"/>
+                <w:sz w:val="22"/>
+              </w:rPr>
+              <w:t>保持原大小</w:t>
+            </w:r>
+            <w:r>
+              <w:rPr>
+                <w:rFonts w:ascii="Tahoma" w:eastAsia="微软雅黑" w:hAnsi="Tahoma" w:hint="eastAsia"/>
+                <w:kern w:val="0"/>
+                <w:sz w:val="22"/>
+              </w:rPr>
+              <w:t>。</w:t>
             </w:r>
           </w:p>
         </w:tc>
@@ -5993,7 +6547,7 @@
                 <w:kern w:val="0"/>
                 <w:szCs w:val="21"/>
               </w:rPr>
-              <w:t>显示</w:t>
+              <w:t>显示字符方框</w:t>
             </w:r>
             <w:r>
               <w:rPr>
@@ -6002,8 +6556,19 @@
                 <w:kern w:val="0"/>
                 <w:szCs w:val="21"/>
               </w:rPr>
-              <w:t>单行标线</w:t>
-            </w:r>
+              <w:t>]</w:t>
+            </w:r>
+          </w:p>
+          <w:p>
+            <w:pPr>
+              <w:snapToGrid w:val="0"/>
+              <w:jc w:val="center"/>
+              <w:rPr>
+                <w:rFonts w:ascii="Tahoma" w:eastAsia="微软雅黑" w:hAnsi="Tahoma"/>
+                <w:kern w:val="0"/>
+                <w:sz w:val="22"/>
+              </w:rPr>
+            </w:pPr>
             <w:r>
               <w:rPr>
                 <w:rFonts w:ascii="Tahoma" w:eastAsia="微软雅黑" w:hAnsi="Tahoma" w:hint="eastAsia"/>
@@ -6011,56 +6576,27 @@
                 <w:kern w:val="0"/>
                 <w:szCs w:val="21"/>
               </w:rPr>
+              <w:t>\debug[</w:t>
+            </w:r>
+            <w:r>
+              <w:rPr>
+                <w:rFonts w:ascii="Tahoma" w:eastAsia="微软雅黑" w:hAnsi="Tahoma" w:hint="eastAsia"/>
+                <w:w w:val="80"/>
+                <w:kern w:val="0"/>
+                <w:szCs w:val="21"/>
+              </w:rPr>
+              <w:t>隐藏字符方框</w:t>
+            </w:r>
+            <w:r>
+              <w:rPr>
+                <w:rFonts w:ascii="Tahoma" w:eastAsia="微软雅黑" w:hAnsi="Tahoma" w:hint="eastAsia"/>
+                <w:w w:val="80"/>
+                <w:kern w:val="0"/>
+                <w:szCs w:val="21"/>
+              </w:rPr>
               <w:t>]</w:t>
             </w:r>
           </w:p>
-          <w:p>
-            <w:pPr>
-              <w:snapToGrid w:val="0"/>
-              <w:jc w:val="center"/>
-              <w:rPr>
-                <w:rFonts w:ascii="Tahoma" w:eastAsia="微软雅黑" w:hAnsi="Tahoma"/>
-                <w:kern w:val="0"/>
-                <w:sz w:val="22"/>
-              </w:rPr>
-            </w:pPr>
-            <w:r>
-              <w:rPr>
-                <w:rFonts w:ascii="Tahoma" w:eastAsia="微软雅黑" w:hAnsi="Tahoma" w:hint="eastAsia"/>
-                <w:w w:val="80"/>
-                <w:kern w:val="0"/>
-                <w:szCs w:val="21"/>
-              </w:rPr>
-              <w:t>\debug[</w:t>
-            </w:r>
-            <w:r>
-              <w:rPr>
-                <w:rFonts w:ascii="Tahoma" w:eastAsia="微软雅黑" w:hAnsi="Tahoma" w:hint="eastAsia"/>
-                <w:w w:val="80"/>
-                <w:kern w:val="0"/>
-                <w:szCs w:val="21"/>
-              </w:rPr>
-              <w:t>隐藏</w:t>
-            </w:r>
-            <w:r>
-              <w:rPr>
-                <w:rFonts w:ascii="Tahoma" w:eastAsia="微软雅黑" w:hAnsi="Tahoma" w:hint="eastAsia"/>
-                <w:w w:val="80"/>
-                <w:kern w:val="0"/>
-                <w:szCs w:val="21"/>
-              </w:rPr>
-              <w:t>单行标线</w:t>
-            </w:r>
-            <w:r>
-              <w:rPr>
-                <w:rFonts w:ascii="Tahoma" w:eastAsia="微软雅黑" w:hAnsi="Tahoma" w:hint="eastAsia"/>
-                <w:w w:val="80"/>
-                <w:kern w:val="0"/>
-                <w:szCs w:val="21"/>
-              </w:rPr>
-              <w:t>]</w:t>
-            </w:r>
-          </w:p>
         </w:tc>
         <w:tc>
           <w:tcPr>
@@ -6115,7 +6651,6 @@
         <w:tc>
           <w:tcPr>
             <w:tcW w:w="5122" w:type="dxa"/>
-            <w:shd w:val="clear" w:color="auto" w:fill="auto"/>
             <w:vAlign w:val="center"/>
           </w:tcPr>
           <w:p>
@@ -6141,7 +6676,7 @@
                 <w:kern w:val="0"/>
                 <w:sz w:val="22"/>
               </w:rPr>
-              <w:t>显示单行标线</w:t>
+              <w:t>显示字符方框</w:t>
             </w:r>
           </w:p>
         </w:tc>
@@ -6252,6 +6787,255 @@
                 <w:kern w:val="0"/>
                 <w:szCs w:val="21"/>
               </w:rPr>
+              <w:t>单行标线</w:t>
+            </w:r>
+            <w:r>
+              <w:rPr>
+                <w:rFonts w:ascii="Tahoma" w:eastAsia="微软雅黑" w:hAnsi="Tahoma" w:hint="eastAsia"/>
+                <w:w w:val="80"/>
+                <w:kern w:val="0"/>
+                <w:szCs w:val="21"/>
+              </w:rPr>
+              <w:t>]</w:t>
+            </w:r>
+          </w:p>
+          <w:p>
+            <w:pPr>
+              <w:snapToGrid w:val="0"/>
+              <w:jc w:val="center"/>
+              <w:rPr>
+                <w:rFonts w:ascii="Tahoma" w:eastAsia="微软雅黑" w:hAnsi="Tahoma"/>
+                <w:kern w:val="0"/>
+                <w:sz w:val="22"/>
+              </w:rPr>
+            </w:pPr>
+            <w:r>
+              <w:rPr>
+                <w:rFonts w:ascii="Tahoma" w:eastAsia="微软雅黑" w:hAnsi="Tahoma" w:hint="eastAsia"/>
+                <w:w w:val="80"/>
+                <w:kern w:val="0"/>
+                <w:szCs w:val="21"/>
+              </w:rPr>
+              <w:t>\debug[</w:t>
+            </w:r>
+            <w:r>
+              <w:rPr>
+                <w:rFonts w:ascii="Tahoma" w:eastAsia="微软雅黑" w:hAnsi="Tahoma" w:hint="eastAsia"/>
+                <w:w w:val="80"/>
+                <w:kern w:val="0"/>
+                <w:szCs w:val="21"/>
+              </w:rPr>
+              <w:t>隐藏</w:t>
+            </w:r>
+            <w:r>
+              <w:rPr>
+                <w:rFonts w:ascii="Tahoma" w:eastAsia="微软雅黑" w:hAnsi="Tahoma" w:hint="eastAsia"/>
+                <w:w w:val="80"/>
+                <w:kern w:val="0"/>
+                <w:szCs w:val="21"/>
+              </w:rPr>
+              <w:t>单行标线</w:t>
+            </w:r>
+            <w:r>
+              <w:rPr>
+                <w:rFonts w:ascii="Tahoma" w:eastAsia="微软雅黑" w:hAnsi="Tahoma" w:hint="eastAsia"/>
+                <w:w w:val="80"/>
+                <w:kern w:val="0"/>
+                <w:szCs w:val="21"/>
+              </w:rPr>
+              <w:t>]</w:t>
+            </w:r>
+          </w:p>
+        </w:tc>
+        <w:tc>
+          <w:tcPr>
+            <w:tcW w:w="1216" w:type="dxa"/>
+            <w:vAlign w:val="center"/>
+          </w:tcPr>
+          <w:p>
+            <w:pPr>
+              <w:snapToGrid w:val="0"/>
+              <w:jc w:val="center"/>
+              <w:rPr>
+                <w:rFonts w:ascii="Tahoma" w:eastAsia="微软雅黑" w:hAnsi="Tahoma"/>
+                <w:kern w:val="0"/>
+                <w:sz w:val="22"/>
+              </w:rPr>
+            </w:pPr>
+            <w:r>
+              <w:rPr>
+                <w:rFonts w:ascii="Tahoma" w:eastAsia="微软雅黑" w:hAnsi="Tahoma" w:hint="eastAsia"/>
+                <w:kern w:val="0"/>
+                <w:sz w:val="22"/>
+              </w:rPr>
+              <w:t>效果字符</w:t>
+            </w:r>
+          </w:p>
+        </w:tc>
+        <w:tc>
+          <w:tcPr>
+            <w:tcW w:w="1134" w:type="dxa"/>
+            <w:vAlign w:val="center"/>
+          </w:tcPr>
+          <w:p>
+            <w:pPr>
+              <w:snapToGrid w:val="0"/>
+              <w:jc w:val="center"/>
+              <w:rPr>
+                <w:rFonts w:ascii="Tahoma" w:eastAsia="微软雅黑" w:hAnsi="Tahoma"/>
+                <w:kern w:val="0"/>
+                <w:sz w:val="22"/>
+              </w:rPr>
+            </w:pPr>
+            <w:r>
+              <w:rPr>
+                <w:rFonts w:ascii="Tahoma" w:eastAsia="微软雅黑" w:hAnsi="Tahoma" w:hint="eastAsia"/>
+                <w:kern w:val="0"/>
+                <w:sz w:val="22"/>
+              </w:rPr>
+              <w:t>固定值</w:t>
+            </w:r>
+          </w:p>
+        </w:tc>
+        <w:tc>
+          <w:tcPr>
+            <w:tcW w:w="5122" w:type="dxa"/>
+            <w:vAlign w:val="center"/>
+          </w:tcPr>
+          <w:p>
+            <w:pPr>
+              <w:snapToGrid w:val="0"/>
+              <w:rPr>
+                <w:rFonts w:ascii="Tahoma" w:eastAsia="微软雅黑" w:hAnsi="Tahoma"/>
+                <w:kern w:val="0"/>
+                <w:sz w:val="22"/>
+              </w:rPr>
+            </w:pPr>
+            <w:r>
+              <w:rPr>
+                <w:rFonts w:ascii="Tahoma" w:eastAsia="微软雅黑" w:hAnsi="Tahoma" w:hint="eastAsia"/>
+                <w:kern w:val="0"/>
+                <w:sz w:val="22"/>
+              </w:rPr>
+              <w:t>debug</w:t>
+            </w:r>
+            <w:r>
+              <w:rPr>
+                <w:rFonts w:ascii="Tahoma" w:eastAsia="微软雅黑" w:hAnsi="Tahoma" w:hint="eastAsia"/>
+                <w:kern w:val="0"/>
+                <w:sz w:val="22"/>
+              </w:rPr>
+              <w:t>显示单行标线</w:t>
+            </w:r>
+          </w:p>
+        </w:tc>
+        <w:tc>
+          <w:tcPr>
+            <w:tcW w:w="3438" w:type="dxa"/>
+            <w:vAlign w:val="center"/>
+          </w:tcPr>
+          <w:p>
+            <w:pPr>
+              <w:snapToGrid w:val="0"/>
+              <w:rPr>
+                <w:rFonts w:ascii="Tahoma" w:eastAsia="微软雅黑" w:hAnsi="Tahoma"/>
+                <w:color w:val="A6A6A6" w:themeColor="background1" w:themeShade="A6"/>
+                <w:kern w:val="0"/>
+                <w:sz w:val="22"/>
+              </w:rPr>
+            </w:pPr>
+            <w:r>
+              <w:rPr>
+                <w:rFonts w:ascii="Tahoma" w:eastAsia="微软雅黑" w:hAnsi="Tahoma" w:hint="eastAsia"/>
+                <w:color w:val="A6A6A6" w:themeColor="background1" w:themeShade="A6"/>
+                <w:kern w:val="0"/>
+                <w:szCs w:val="21"/>
+              </w:rPr>
+              <w:t>Drill_CoreOfWindowCharacter</w:t>
+            </w:r>
+          </w:p>
+          <w:p>
+            <w:pPr>
+              <w:snapToGrid w:val="0"/>
+              <w:rPr>
+                <w:rFonts w:ascii="Tahoma" w:eastAsia="微软雅黑" w:hAnsi="Tahoma"/>
+                <w:color w:val="A6A6A6" w:themeColor="background1" w:themeShade="A6"/>
+                <w:kern w:val="0"/>
+                <w:szCs w:val="21"/>
+              </w:rPr>
+            </w:pPr>
+            <w:r>
+              <w:rPr>
+                <w:rFonts w:ascii="Tahoma" w:eastAsia="微软雅黑" w:hAnsi="Tahoma" w:hint="eastAsia"/>
+                <w:color w:val="A6A6A6" w:themeColor="background1" w:themeShade="A6"/>
+                <w:kern w:val="0"/>
+                <w:szCs w:val="21"/>
+              </w:rPr>
+              <w:t>窗口字符</w:t>
+            </w:r>
+            <w:r>
+              <w:rPr>
+                <w:rFonts w:ascii="Tahoma" w:eastAsia="微软雅黑" w:hAnsi="Tahoma" w:hint="eastAsia"/>
+                <w:color w:val="A6A6A6" w:themeColor="background1" w:themeShade="A6"/>
+                <w:kern w:val="0"/>
+                <w:szCs w:val="21"/>
+              </w:rPr>
+              <w:t xml:space="preserve"> - </w:t>
+            </w:r>
+            <w:r>
+              <w:rPr>
+                <w:rFonts w:ascii="Tahoma" w:eastAsia="微软雅黑" w:hAnsi="Tahoma" w:hint="eastAsia"/>
+                <w:color w:val="A6A6A6" w:themeColor="background1" w:themeShade="A6"/>
+                <w:kern w:val="0"/>
+                <w:szCs w:val="21"/>
+              </w:rPr>
+              <w:t>窗口字符核心</w:t>
+            </w:r>
+          </w:p>
+        </w:tc>
+      </w:tr>
+      <w:tr>
+        <w:tc>
+          <w:tcPr>
+            <w:tcW w:w="2186" w:type="dxa"/>
+            <w:vAlign w:val="center"/>
+          </w:tcPr>
+          <w:p>
+            <w:pPr>
+              <w:snapToGrid w:val="0"/>
+              <w:jc w:val="center"/>
+              <w:rPr>
+                <w:rFonts w:ascii="Tahoma" w:eastAsia="微软雅黑" w:hAnsi="Tahoma"/>
+                <w:w w:val="80"/>
+                <w:kern w:val="0"/>
+                <w:szCs w:val="21"/>
+              </w:rPr>
+            </w:pPr>
+            <w:r>
+              <w:rPr>
+                <w:rFonts w:ascii="Tahoma" w:eastAsia="微软雅黑" w:hAnsi="Tahoma" w:hint="eastAsia"/>
+                <w:w w:val="80"/>
+                <w:kern w:val="0"/>
+                <w:szCs w:val="21"/>
+              </w:rPr>
+              <w:t>\debug[</w:t>
+            </w:r>
+            <w:r>
+              <w:rPr>
+                <w:rFonts w:ascii="Tahoma" w:eastAsia="微软雅黑" w:hAnsi="Tahoma" w:hint="eastAsia"/>
+                <w:w w:val="80"/>
+                <w:kern w:val="0"/>
+                <w:szCs w:val="21"/>
+              </w:rPr>
+              <w:t>显示</w:t>
+            </w:r>
+            <w:r>
+              <w:rPr>
+                <w:rFonts w:ascii="Tahoma" w:eastAsia="微软雅黑" w:hAnsi="Tahoma" w:hint="eastAsia"/>
+                <w:w w:val="80"/>
+                <w:kern w:val="0"/>
+                <w:szCs w:val="21"/>
+              </w:rPr>
               <w:t>范围盒</w:t>
             </w:r>
             <w:r>
@@ -6365,7 +7149,6 @@
         <w:tc>
           <w:tcPr>
             <w:tcW w:w="5122" w:type="dxa"/>
-            <w:shd w:val="clear" w:color="auto" w:fill="auto"/>
             <w:vAlign w:val="center"/>
           </w:tcPr>
           <w:p>
@@ -6481,7 +7264,7 @@
         <w:snapToGrid w:val="0"/>
         <w:jc w:val="left"/>
         <w:rPr>
-          <w:rFonts w:ascii="Tahoma" w:eastAsia="微软雅黑" w:hAnsi="Tahoma" w:cstheme="minorBidi" w:hint="eastAsia"/>
+          <w:rFonts w:ascii="Tahoma" w:eastAsia="微软雅黑" w:hAnsi="Tahoma" w:cstheme="minorBidi"/>
           <w:kern w:val="0"/>
           <w:sz w:val="22"/>
         </w:rPr>
@@ -6588,7 +7371,6 @@
                 <w:kern w:val="0"/>
                 <w:sz w:val="22"/>
               </w:rPr>
-              <w:lastRenderedPageBreak/>
               <w:t>『窗口字符定义』</w:t>
             </w:r>
           </w:p>
@@ -6838,7 +7620,6 @@
         <w:tc>
           <w:tcPr>
             <w:tcW w:w="5122" w:type="dxa"/>
-            <w:shd w:val="clear" w:color="auto" w:fill="auto"/>
             <w:vAlign w:val="center"/>
           </w:tcPr>
           <w:p>
@@ -7038,7 +7819,6 @@
         <w:tc>
           <w:tcPr>
             <w:tcW w:w="5122" w:type="dxa"/>
-            <w:shd w:val="clear" w:color="auto" w:fill="auto"/>
             <w:vAlign w:val="center"/>
           </w:tcPr>
           <w:p>
@@ -7238,7 +8018,6 @@
         <w:tc>
           <w:tcPr>
             <w:tcW w:w="5122" w:type="dxa"/>
-            <w:shd w:val="clear" w:color="auto" w:fill="auto"/>
             <w:vAlign w:val="center"/>
           </w:tcPr>
           <w:p>
@@ -7454,7 +8233,6 @@
         <w:tc>
           <w:tcPr>
             <w:tcW w:w="5122" w:type="dxa"/>
-            <w:shd w:val="clear" w:color="auto" w:fill="auto"/>
             <w:vAlign w:val="center"/>
           </w:tcPr>
           <w:p>
@@ -7638,7 +8416,6 @@
         <w:tc>
           <w:tcPr>
             <w:tcW w:w="5122" w:type="dxa"/>
-            <w:shd w:val="clear" w:color="auto" w:fill="auto"/>
             <w:vAlign w:val="center"/>
           </w:tcPr>
           <w:p>
@@ -7956,7 +8733,6 @@
         <w:tc>
           <w:tcPr>
             <w:tcW w:w="5122" w:type="dxa"/>
-            <w:shd w:val="clear" w:color="auto" w:fill="auto"/>
             <w:vAlign w:val="center"/>
           </w:tcPr>
           <w:p>
@@ -8122,7 +8898,6 @@
         <w:tc>
           <w:tcPr>
             <w:tcW w:w="5122" w:type="dxa"/>
-            <w:shd w:val="clear" w:color="auto" w:fill="auto"/>
             <w:vAlign w:val="center"/>
           </w:tcPr>
           <w:p>
@@ -8306,7 +9081,6 @@
         <w:tc>
           <w:tcPr>
             <w:tcW w:w="5122" w:type="dxa"/>
-            <w:shd w:val="clear" w:color="auto" w:fill="auto"/>
             <w:vAlign w:val="center"/>
           </w:tcPr>
           <w:p>
@@ -8436,6 +9210,7 @@
                 <w:kern w:val="0"/>
                 <w:sz w:val="22"/>
               </w:rPr>
+              <w:lastRenderedPageBreak/>
               <w:t>\\</w:t>
             </w:r>
           </w:p>
@@ -8502,7 +9277,6 @@
             <w:tcBorders>
               <w:bottom w:val="single" w:sz="4" w:space="0" w:color="D9D9D9" w:themeColor="background1" w:themeShade="D9"/>
             </w:tcBorders>
-            <w:shd w:val="clear" w:color="auto" w:fill="auto"/>
             <w:vAlign w:val="center"/>
           </w:tcPr>
           <w:p>
@@ -8746,26 +9520,24 @@
         <w:tc>
           <w:tcPr>
             <w:tcW w:w="2186" w:type="dxa"/>
-            <w:shd w:val="clear" w:color="auto" w:fill="auto"/>
-            <w:vAlign w:val="center"/>
-          </w:tcPr>
-          <w:p>
-            <w:pPr>
-              <w:snapToGrid w:val="0"/>
-              <w:jc w:val="center"/>
-              <w:rPr>
-                <w:rFonts w:ascii="Tahoma" w:eastAsia="微软雅黑" w:hAnsi="Tahoma"/>
-                <w:kern w:val="0"/>
-                <w:sz w:val="22"/>
-              </w:rPr>
-            </w:pPr>
-            <w:r>
-              <w:rPr>
-                <w:rFonts w:ascii="Tahoma" w:eastAsia="微软雅黑" w:hAnsi="Tahoma" w:hint="eastAsia"/>
-                <w:kern w:val="0"/>
-                <w:sz w:val="22"/>
-              </w:rPr>
-              <w:lastRenderedPageBreak/>
+            <w:vAlign w:val="center"/>
+          </w:tcPr>
+          <w:p>
+            <w:pPr>
+              <w:snapToGrid w:val="0"/>
+              <w:jc w:val="center"/>
+              <w:rPr>
+                <w:rFonts w:ascii="Tahoma" w:eastAsia="微软雅黑" w:hAnsi="Tahoma"/>
+                <w:kern w:val="0"/>
+                <w:sz w:val="22"/>
+              </w:rPr>
+            </w:pPr>
+            <w:r>
+              <w:rPr>
+                <w:rFonts w:ascii="Tahoma" w:eastAsia="微软雅黑" w:hAnsi="Tahoma" w:hint="eastAsia"/>
+                <w:kern w:val="0"/>
+                <w:sz w:val="22"/>
+              </w:rPr>
               <w:t>\$</w:t>
             </w:r>
           </w:p>
@@ -8773,7 +9545,6 @@
         <w:tc>
           <w:tcPr>
             <w:tcW w:w="1216" w:type="dxa"/>
-            <w:shd w:val="clear" w:color="auto" w:fill="auto"/>
             <w:vAlign w:val="center"/>
           </w:tcPr>
           <w:p>
@@ -8818,7 +9589,6 @@
         <w:tc>
           <w:tcPr>
             <w:tcW w:w="1134" w:type="dxa"/>
-            <w:shd w:val="clear" w:color="auto" w:fill="auto"/>
             <w:vAlign w:val="center"/>
           </w:tcPr>
           <w:p>
@@ -8844,7 +9614,6 @@
         <w:tc>
           <w:tcPr>
             <w:tcW w:w="5122" w:type="dxa"/>
-            <w:shd w:val="clear" w:color="auto" w:fill="auto"/>
             <w:vAlign w:val="center"/>
           </w:tcPr>
           <w:p>
@@ -8885,7 +9654,6 @@
         <w:tc>
           <w:tcPr>
             <w:tcW w:w="3438" w:type="dxa"/>
-            <w:shd w:val="clear" w:color="auto" w:fill="auto"/>
             <w:vAlign w:val="center"/>
           </w:tcPr>
           <w:p>
@@ -9041,7 +9809,6 @@
         <w:tc>
           <w:tcPr>
             <w:tcW w:w="5122" w:type="dxa"/>
-            <w:shd w:val="clear" w:color="auto" w:fill="auto"/>
             <w:vAlign w:val="center"/>
           </w:tcPr>
           <w:p>
@@ -9242,7 +10009,6 @@
         <w:tc>
           <w:tcPr>
             <w:tcW w:w="5122" w:type="dxa"/>
-            <w:shd w:val="clear" w:color="auto" w:fill="auto"/>
             <w:vAlign w:val="center"/>
           </w:tcPr>
           <w:p>
@@ -9443,7 +10209,6 @@
         <w:tc>
           <w:tcPr>
             <w:tcW w:w="5122" w:type="dxa"/>
-            <w:shd w:val="clear" w:color="auto" w:fill="auto"/>
             <w:vAlign w:val="center"/>
           </w:tcPr>
           <w:p>
@@ -9628,7 +10393,6 @@
         <w:tc>
           <w:tcPr>
             <w:tcW w:w="5122" w:type="dxa"/>
-            <w:shd w:val="clear" w:color="auto" w:fill="auto"/>
             <w:vAlign w:val="center"/>
           </w:tcPr>
           <w:p>
@@ -9881,7 +10645,6 @@
         <w:tc>
           <w:tcPr>
             <w:tcW w:w="5122" w:type="dxa"/>
-            <w:shd w:val="clear" w:color="auto" w:fill="auto"/>
             <w:vAlign w:val="center"/>
           </w:tcPr>
           <w:p>
@@ -10142,7 +10905,6 @@
         <w:tc>
           <w:tcPr>
             <w:tcW w:w="5122" w:type="dxa"/>
-            <w:shd w:val="clear" w:color="auto" w:fill="auto"/>
             <w:vAlign w:val="center"/>
           </w:tcPr>
           <w:p>
@@ -10391,6 +11153,7 @@
                 <w:kern w:val="0"/>
                 <w:sz w:val="22"/>
               </w:rPr>
+              <w:lastRenderedPageBreak/>
               <w:t>『窗口字符定义』</w:t>
             </w:r>
           </w:p>
@@ -10654,7 +11417,6 @@
         <w:tc>
           <w:tcPr>
             <w:tcW w:w="5122" w:type="dxa"/>
-            <w:shd w:val="clear" w:color="auto" w:fill="auto"/>
             <w:vAlign w:val="center"/>
           </w:tcPr>
           <w:p>
@@ -10779,7 +11541,6 @@
                 <w:kern w:val="0"/>
                 <w:sz w:val="22"/>
               </w:rPr>
-              <w:lastRenderedPageBreak/>
               <w:t>&lt;</w:t>
             </w:r>
             <w:r>
@@ -10896,7 +11657,6 @@
         <w:tc>
           <w:tcPr>
             <w:tcW w:w="5122" w:type="dxa"/>
-            <w:shd w:val="clear" w:color="auto" w:fill="auto"/>
             <w:vAlign w:val="center"/>
           </w:tcPr>
           <w:p>
@@ -11180,7 +11940,6 @@
         <w:tc>
           <w:tcPr>
             <w:tcW w:w="5122" w:type="dxa"/>
-            <w:shd w:val="clear" w:color="auto" w:fill="auto"/>
             <w:vAlign w:val="center"/>
           </w:tcPr>
           <w:p>
@@ -11428,6 +12187,105 @@
               <w:t>[0]&gt;</w:t>
             </w:r>
           </w:p>
+          <w:p>
+            <w:pPr>
+              <w:snapToGrid w:val="0"/>
+              <w:jc w:val="center"/>
+              <w:rPr>
+                <w:rFonts w:ascii="Tahoma" w:eastAsia="微软雅黑" w:hAnsi="Tahoma"/>
+                <w:kern w:val="0"/>
+                <w:sz w:val="22"/>
+              </w:rPr>
+            </w:pPr>
+            <w:r>
+              <w:rPr>
+                <w:rFonts w:ascii="Tahoma" w:eastAsia="微软雅黑" w:hAnsi="Tahoma" w:hint="eastAsia"/>
+                <w:kern w:val="0"/>
+                <w:sz w:val="22"/>
+              </w:rPr>
+              <w:t>&lt;</w:t>
+            </w:r>
+            <w:r>
+              <w:rPr>
+                <w:rFonts w:ascii="Tahoma" w:eastAsia="微软雅黑" w:hAnsi="Tahoma" w:hint="eastAsia"/>
+                <w:kern w:val="0"/>
+                <w:sz w:val="22"/>
+              </w:rPr>
+              <w:t>分割线</w:t>
+            </w:r>
+            <w:r>
+              <w:rPr>
+                <w:rFonts w:ascii="Tahoma" w:eastAsia="微软雅黑" w:hAnsi="Tahoma" w:hint="eastAsia"/>
+                <w:kern w:val="0"/>
+                <w:sz w:val="22"/>
+              </w:rPr>
+              <w:t>:</w:t>
+            </w:r>
+            <w:r>
+              <w:rPr>
+                <w:rFonts w:ascii="Tahoma" w:eastAsia="微软雅黑" w:hAnsi="Tahoma" w:hint="eastAsia"/>
+                <w:kern w:val="0"/>
+                <w:sz w:val="22"/>
+              </w:rPr>
+              <w:t>单条</w:t>
+            </w:r>
+            <w:r>
+              <w:rPr>
+                <w:rFonts w:ascii="Tahoma" w:eastAsia="微软雅黑" w:hAnsi="Tahoma" w:hint="eastAsia"/>
+                <w:kern w:val="0"/>
+                <w:sz w:val="22"/>
+              </w:rPr>
+              <w:t>:</w:t>
+            </w:r>
+            <w:r>
+              <w:rPr>
+                <w:rFonts w:ascii="Tahoma" w:eastAsia="微软雅黑" w:hAnsi="Tahoma" w:hint="eastAsia"/>
+                <w:kern w:val="0"/>
+                <w:sz w:val="22"/>
+              </w:rPr>
+              <w:t>厚度</w:t>
+            </w:r>
+            <w:r>
+              <w:rPr>
+                <w:rFonts w:ascii="Tahoma" w:eastAsia="微软雅黑" w:hAnsi="Tahoma" w:hint="eastAsia"/>
+                <w:kern w:val="0"/>
+                <w:sz w:val="22"/>
+              </w:rPr>
+              <w:t>[1]:</w:t>
+            </w:r>
+            <w:r>
+              <w:rPr>
+                <w:rFonts w:ascii="Tahoma" w:eastAsia="微软雅黑" w:hAnsi="Tahoma" w:hint="eastAsia"/>
+                <w:kern w:val="0"/>
+                <w:sz w:val="22"/>
+              </w:rPr>
+              <w:t>颜色</w:t>
+            </w:r>
+            <w:r>
+              <w:rPr>
+                <w:rFonts w:ascii="Tahoma" w:eastAsia="微软雅黑" w:hAnsi="Tahoma" w:hint="eastAsia"/>
+                <w:kern w:val="0"/>
+                <w:sz w:val="22"/>
+              </w:rPr>
+              <w:t>[</w:t>
+            </w:r>
+            <w:r>
+              <w:rPr>
+                <w:rFonts w:ascii="Tahoma" w:eastAsia="微软雅黑" w:hAnsi="Tahoma" w:hint="eastAsia"/>
+                <w:kern w:val="0"/>
+                <w:sz w:val="22"/>
+              </w:rPr>
+              <w:t>#eef</w:t>
+            </w:r>
+            <w:r>
+              <w:rPr>
+                <w:rFonts w:ascii="Tahoma" w:eastAsia="微软雅黑" w:hAnsi="Tahoma" w:hint="eastAsia"/>
+                <w:kern w:val="0"/>
+                <w:sz w:val="22"/>
+              </w:rPr>
+              <w:t>]&gt;</w:t>
+            </w:r>
+          </w:p>
         </w:tc>
         <w:tc>
           <w:tcPr>
@@ -11536,7 +12394,6 @@
         <w:tc>
           <w:tcPr>
             <w:tcW w:w="5122" w:type="dxa"/>
-            <w:shd w:val="clear" w:color="auto" w:fill="auto"/>
             <w:vAlign w:val="center"/>
           </w:tcPr>
           <w:p>
@@ -11802,7 +12659,6 @@
         <w:tc>
           <w:tcPr>
             <w:tcW w:w="5122" w:type="dxa"/>
-            <w:shd w:val="clear" w:color="auto" w:fill="auto"/>
             <w:vAlign w:val="center"/>
           </w:tcPr>
           <w:p>
@@ -12010,7 +12866,6 @@
         <w:tc>
           <w:tcPr>
             <w:tcW w:w="5122" w:type="dxa"/>
-            <w:shd w:val="clear" w:color="auto" w:fill="auto"/>
             <w:vAlign w:val="center"/>
           </w:tcPr>
           <w:p>
@@ -12218,7 +13073,6 @@
         <w:tc>
           <w:tcPr>
             <w:tcW w:w="5122" w:type="dxa"/>
-            <w:shd w:val="clear" w:color="auto" w:fill="auto"/>
             <w:vAlign w:val="center"/>
           </w:tcPr>
           <w:p>
@@ -12460,7 +13314,6 @@
         <w:tc>
           <w:tcPr>
             <w:tcW w:w="5122" w:type="dxa"/>
-            <w:shd w:val="clear" w:color="auto" w:fill="auto"/>
             <w:vAlign w:val="center"/>
           </w:tcPr>
           <w:p>
@@ -12702,7 +13555,6 @@
         <w:tc>
           <w:tcPr>
             <w:tcW w:w="5122" w:type="dxa"/>
-            <w:shd w:val="clear" w:color="auto" w:fill="auto"/>
             <w:vAlign w:val="center"/>
           </w:tcPr>
           <w:p>
@@ -12782,6 +13634,7 @@
                 <w:kern w:val="0"/>
                 <w:szCs w:val="21"/>
               </w:rPr>
+              <w:lastRenderedPageBreak/>
               <w:t>窗口字符</w:t>
             </w:r>
             <w:r>
@@ -12827,6 +13680,7 @@
                 <w:kern w:val="0"/>
                 <w:sz w:val="22"/>
               </w:rPr>
+              <w:lastRenderedPageBreak/>
               <w:t>\</w:t>
             </w:r>
             <w:proofErr w:type="gramStart"/>
@@ -12910,7 +13764,6 @@
         <w:tc>
           <w:tcPr>
             <w:tcW w:w="5122" w:type="dxa"/>
-            <w:shd w:val="clear" w:color="auto" w:fill="auto"/>
             <w:vAlign w:val="center"/>
           </w:tcPr>
           <w:p>
@@ -13118,7 +13971,6 @@
         <w:tc>
           <w:tcPr>
             <w:tcW w:w="5122" w:type="dxa"/>
-            <w:shd w:val="clear" w:color="auto" w:fill="auto"/>
             <w:vAlign w:val="center"/>
           </w:tcPr>
           <w:p>
@@ -13243,6 +14095,1949 @@
                 <w:kern w:val="0"/>
                 <w:sz w:val="22"/>
               </w:rPr>
+              <w:t>\</w:t>
+            </w:r>
+            <w:proofErr w:type="gramStart"/>
+            <w:r>
+              <w:rPr>
+                <w:rFonts w:ascii="Tahoma" w:eastAsia="微软雅黑" w:hAnsi="Tahoma" w:hint="eastAsia"/>
+                <w:kern w:val="0"/>
+                <w:sz w:val="22"/>
+              </w:rPr>
+              <w:t>NA</w:t>
+            </w:r>
+            <w:r>
+              <w:rPr>
+                <w:rFonts w:ascii="Tahoma" w:eastAsia="微软雅黑" w:hAnsi="Tahoma" w:hint="eastAsia"/>
+                <w:kern w:val="0"/>
+                <w:sz w:val="22"/>
+              </w:rPr>
+              <w:t>[</w:t>
+            </w:r>
+            <w:proofErr w:type="gramEnd"/>
+            <w:r>
+              <w:rPr>
+                <w:rFonts w:ascii="Tahoma" w:eastAsia="微软雅黑" w:hAnsi="Tahoma" w:hint="eastAsia"/>
+                <w:kern w:val="0"/>
+                <w:sz w:val="22"/>
+              </w:rPr>
+              <w:t>1]</w:t>
+            </w:r>
+          </w:p>
+        </w:tc>
+        <w:tc>
+          <w:tcPr>
+            <w:tcW w:w="1216" w:type="dxa"/>
+            <w:vAlign w:val="center"/>
+          </w:tcPr>
+          <w:p>
+            <w:pPr>
+              <w:snapToGrid w:val="0"/>
+              <w:jc w:val="center"/>
+              <w:rPr>
+                <w:rFonts w:ascii="Tahoma" w:eastAsia="微软雅黑" w:hAnsi="Tahoma"/>
+                <w:kern w:val="0"/>
+                <w:sz w:val="22"/>
+              </w:rPr>
+            </w:pPr>
+            <w:r>
+              <w:rPr>
+                <w:rFonts w:ascii="Tahoma" w:eastAsia="微软雅黑" w:hAnsi="Tahoma" w:hint="eastAsia"/>
+                <w:kern w:val="0"/>
+                <w:sz w:val="22"/>
+              </w:rPr>
+              <w:t>指代字符</w:t>
+            </w:r>
+          </w:p>
+        </w:tc>
+        <w:tc>
+          <w:tcPr>
+            <w:tcW w:w="1134" w:type="dxa"/>
+            <w:vAlign w:val="center"/>
+          </w:tcPr>
+          <w:p>
+            <w:pPr>
+              <w:snapToGrid w:val="0"/>
+              <w:jc w:val="center"/>
+              <w:rPr>
+                <w:rFonts w:ascii="Tahoma" w:eastAsia="微软雅黑" w:hAnsi="Tahoma"/>
+                <w:kern w:val="0"/>
+                <w:sz w:val="22"/>
+              </w:rPr>
+            </w:pPr>
+            <w:r>
+              <w:rPr>
+                <w:rFonts w:ascii="Tahoma" w:eastAsia="微软雅黑" w:hAnsi="Tahoma" w:hint="eastAsia"/>
+                <w:kern w:val="0"/>
+                <w:sz w:val="22"/>
+              </w:rPr>
+              <w:t>数字</w:t>
+            </w:r>
+          </w:p>
+        </w:tc>
+        <w:tc>
+          <w:tcPr>
+            <w:tcW w:w="5122" w:type="dxa"/>
+            <w:vAlign w:val="center"/>
+          </w:tcPr>
+          <w:p>
+            <w:pPr>
+              <w:snapToGrid w:val="0"/>
+              <w:rPr>
+                <w:rFonts w:ascii="Tahoma" w:eastAsia="微软雅黑" w:hAnsi="Tahoma"/>
+                <w:kern w:val="0"/>
+                <w:sz w:val="22"/>
+              </w:rPr>
+            </w:pPr>
+            <w:r>
+              <w:rPr>
+                <w:rFonts w:ascii="Tahoma" w:eastAsia="微软雅黑" w:hAnsi="Tahoma" w:hint="eastAsia"/>
+                <w:kern w:val="0"/>
+                <w:sz w:val="22"/>
+              </w:rPr>
+              <w:t>替换为第</w:t>
+            </w:r>
+            <w:r>
+              <w:rPr>
+                <w:rFonts w:ascii="Tahoma" w:eastAsia="微软雅黑" w:hAnsi="Tahoma" w:hint="eastAsia"/>
+                <w:kern w:val="0"/>
+                <w:sz w:val="22"/>
+              </w:rPr>
+              <w:t>1</w:t>
+            </w:r>
+            <w:r>
+              <w:rPr>
+                <w:rFonts w:ascii="Tahoma" w:eastAsia="微软雅黑" w:hAnsi="Tahoma" w:hint="eastAsia"/>
+                <w:kern w:val="0"/>
+                <w:sz w:val="22"/>
+              </w:rPr>
+              <w:t>个防具的名字</w:t>
+            </w:r>
+          </w:p>
+        </w:tc>
+        <w:tc>
+          <w:tcPr>
+            <w:tcW w:w="3438" w:type="dxa"/>
+            <w:vAlign w:val="center"/>
+          </w:tcPr>
+          <w:p>
+            <w:pPr>
+              <w:snapToGrid w:val="0"/>
+              <w:rPr>
+                <w:rFonts w:ascii="Tahoma" w:eastAsia="微软雅黑" w:hAnsi="Tahoma"/>
+                <w:color w:val="A6A6A6" w:themeColor="background1" w:themeShade="A6"/>
+                <w:kern w:val="0"/>
+                <w:sz w:val="22"/>
+              </w:rPr>
+            </w:pPr>
+            <w:r>
+              <w:rPr>
+                <w:rFonts w:ascii="Tahoma" w:eastAsia="微软雅黑" w:hAnsi="Tahoma" w:hint="eastAsia"/>
+                <w:color w:val="A6A6A6" w:themeColor="background1" w:themeShade="A6"/>
+                <w:kern w:val="0"/>
+                <w:szCs w:val="21"/>
+              </w:rPr>
+              <w:t>Drill_CoreOfWindowCharacter</w:t>
+            </w:r>
+          </w:p>
+          <w:p>
+            <w:pPr>
+              <w:snapToGrid w:val="0"/>
+              <w:rPr>
+                <w:rFonts w:ascii="Tahoma" w:eastAsia="微软雅黑" w:hAnsi="Tahoma"/>
+                <w:color w:val="A6A6A6" w:themeColor="background1" w:themeShade="A6"/>
+                <w:kern w:val="0"/>
+                <w:szCs w:val="21"/>
+              </w:rPr>
+            </w:pPr>
+            <w:r>
+              <w:rPr>
+                <w:rFonts w:ascii="Tahoma" w:eastAsia="微软雅黑" w:hAnsi="Tahoma" w:hint="eastAsia"/>
+                <w:color w:val="A6A6A6" w:themeColor="background1" w:themeShade="A6"/>
+                <w:kern w:val="0"/>
+                <w:szCs w:val="21"/>
+              </w:rPr>
+              <w:t>窗口字符</w:t>
+            </w:r>
+            <w:r>
+              <w:rPr>
+                <w:rFonts w:ascii="Tahoma" w:eastAsia="微软雅黑" w:hAnsi="Tahoma" w:hint="eastAsia"/>
+                <w:color w:val="A6A6A6" w:themeColor="background1" w:themeShade="A6"/>
+                <w:kern w:val="0"/>
+                <w:szCs w:val="21"/>
+              </w:rPr>
+              <w:t xml:space="preserve"> - </w:t>
+            </w:r>
+            <w:r>
+              <w:rPr>
+                <w:rFonts w:ascii="Tahoma" w:eastAsia="微软雅黑" w:hAnsi="Tahoma" w:hint="eastAsia"/>
+                <w:color w:val="A6A6A6" w:themeColor="background1" w:themeShade="A6"/>
+                <w:kern w:val="0"/>
+                <w:szCs w:val="21"/>
+              </w:rPr>
+              <w:t>窗口字符核心</w:t>
+            </w:r>
+          </w:p>
+        </w:tc>
+      </w:tr>
+      <w:tr>
+        <w:tc>
+          <w:tcPr>
+            <w:tcW w:w="2186" w:type="dxa"/>
+            <w:vAlign w:val="center"/>
+          </w:tcPr>
+          <w:p>
+            <w:pPr>
+              <w:snapToGrid w:val="0"/>
+              <w:jc w:val="center"/>
+              <w:rPr>
+                <w:rFonts w:ascii="Tahoma" w:eastAsia="微软雅黑" w:hAnsi="Tahoma"/>
+                <w:kern w:val="0"/>
+                <w:sz w:val="22"/>
+              </w:rPr>
+            </w:pPr>
+            <w:r>
+              <w:rPr>
+                <w:rFonts w:ascii="Tahoma" w:eastAsia="微软雅黑" w:hAnsi="Tahoma" w:hint="eastAsia"/>
+                <w:kern w:val="0"/>
+                <w:sz w:val="22"/>
+              </w:rPr>
+              <w:t>\</w:t>
+            </w:r>
+            <w:proofErr w:type="gramStart"/>
+            <w:r>
+              <w:rPr>
+                <w:rFonts w:ascii="Tahoma" w:eastAsia="微软雅黑" w:hAnsi="Tahoma" w:hint="eastAsia"/>
+                <w:kern w:val="0"/>
+                <w:sz w:val="22"/>
+              </w:rPr>
+              <w:t>NS</w:t>
+            </w:r>
+            <w:r>
+              <w:rPr>
+                <w:rFonts w:ascii="Tahoma" w:eastAsia="微软雅黑" w:hAnsi="Tahoma" w:hint="eastAsia"/>
+                <w:kern w:val="0"/>
+                <w:sz w:val="22"/>
+              </w:rPr>
+              <w:t>[</w:t>
+            </w:r>
+            <w:proofErr w:type="gramEnd"/>
+            <w:r>
+              <w:rPr>
+                <w:rFonts w:ascii="Tahoma" w:eastAsia="微软雅黑" w:hAnsi="Tahoma" w:hint="eastAsia"/>
+                <w:kern w:val="0"/>
+                <w:sz w:val="22"/>
+              </w:rPr>
+              <w:t>1]</w:t>
+            </w:r>
+          </w:p>
+        </w:tc>
+        <w:tc>
+          <w:tcPr>
+            <w:tcW w:w="1216" w:type="dxa"/>
+            <w:vAlign w:val="center"/>
+          </w:tcPr>
+          <w:p>
+            <w:pPr>
+              <w:snapToGrid w:val="0"/>
+              <w:jc w:val="center"/>
+              <w:rPr>
+                <w:rFonts w:ascii="Tahoma" w:eastAsia="微软雅黑" w:hAnsi="Tahoma"/>
+                <w:kern w:val="0"/>
+                <w:sz w:val="22"/>
+              </w:rPr>
+            </w:pPr>
+            <w:r>
+              <w:rPr>
+                <w:rFonts w:ascii="Tahoma" w:eastAsia="微软雅黑" w:hAnsi="Tahoma" w:hint="eastAsia"/>
+                <w:kern w:val="0"/>
+                <w:sz w:val="22"/>
+              </w:rPr>
+              <w:t>指代字符</w:t>
+            </w:r>
+          </w:p>
+        </w:tc>
+        <w:tc>
+          <w:tcPr>
+            <w:tcW w:w="1134" w:type="dxa"/>
+            <w:vAlign w:val="center"/>
+          </w:tcPr>
+          <w:p>
+            <w:pPr>
+              <w:snapToGrid w:val="0"/>
+              <w:jc w:val="center"/>
+              <w:rPr>
+                <w:rFonts w:ascii="Tahoma" w:eastAsia="微软雅黑" w:hAnsi="Tahoma"/>
+                <w:kern w:val="0"/>
+                <w:sz w:val="22"/>
+              </w:rPr>
+            </w:pPr>
+            <w:r>
+              <w:rPr>
+                <w:rFonts w:ascii="Tahoma" w:eastAsia="微软雅黑" w:hAnsi="Tahoma" w:hint="eastAsia"/>
+                <w:kern w:val="0"/>
+                <w:sz w:val="22"/>
+              </w:rPr>
+              <w:t>数字</w:t>
+            </w:r>
+          </w:p>
+        </w:tc>
+        <w:tc>
+          <w:tcPr>
+            <w:tcW w:w="5122" w:type="dxa"/>
+            <w:vAlign w:val="center"/>
+          </w:tcPr>
+          <w:p>
+            <w:pPr>
+              <w:snapToGrid w:val="0"/>
+              <w:rPr>
+                <w:rFonts w:ascii="Tahoma" w:eastAsia="微软雅黑" w:hAnsi="Tahoma"/>
+                <w:kern w:val="0"/>
+                <w:sz w:val="22"/>
+              </w:rPr>
+            </w:pPr>
+            <w:r>
+              <w:rPr>
+                <w:rFonts w:ascii="Tahoma" w:eastAsia="微软雅黑" w:hAnsi="Tahoma" w:hint="eastAsia"/>
+                <w:kern w:val="0"/>
+                <w:sz w:val="22"/>
+              </w:rPr>
+              <w:t>替换为第</w:t>
+            </w:r>
+            <w:r>
+              <w:rPr>
+                <w:rFonts w:ascii="Tahoma" w:eastAsia="微软雅黑" w:hAnsi="Tahoma" w:hint="eastAsia"/>
+                <w:kern w:val="0"/>
+                <w:sz w:val="22"/>
+              </w:rPr>
+              <w:t>1</w:t>
+            </w:r>
+            <w:r>
+              <w:rPr>
+                <w:rFonts w:ascii="Tahoma" w:eastAsia="微软雅黑" w:hAnsi="Tahoma" w:hint="eastAsia"/>
+                <w:kern w:val="0"/>
+                <w:sz w:val="22"/>
+              </w:rPr>
+              <w:t>个技能的名字</w:t>
+            </w:r>
+          </w:p>
+        </w:tc>
+        <w:tc>
+          <w:tcPr>
+            <w:tcW w:w="3438" w:type="dxa"/>
+            <w:vAlign w:val="center"/>
+          </w:tcPr>
+          <w:p>
+            <w:pPr>
+              <w:snapToGrid w:val="0"/>
+              <w:rPr>
+                <w:rFonts w:ascii="Tahoma" w:eastAsia="微软雅黑" w:hAnsi="Tahoma"/>
+                <w:color w:val="A6A6A6" w:themeColor="background1" w:themeShade="A6"/>
+                <w:kern w:val="0"/>
+                <w:sz w:val="22"/>
+              </w:rPr>
+            </w:pPr>
+            <w:r>
+              <w:rPr>
+                <w:rFonts w:ascii="Tahoma" w:eastAsia="微软雅黑" w:hAnsi="Tahoma" w:hint="eastAsia"/>
+                <w:color w:val="A6A6A6" w:themeColor="background1" w:themeShade="A6"/>
+                <w:kern w:val="0"/>
+                <w:szCs w:val="21"/>
+              </w:rPr>
+              <w:t>Drill_CoreOfWindowCharacter</w:t>
+            </w:r>
+          </w:p>
+          <w:p>
+            <w:pPr>
+              <w:snapToGrid w:val="0"/>
+              <w:rPr>
+                <w:rFonts w:ascii="Tahoma" w:eastAsia="微软雅黑" w:hAnsi="Tahoma"/>
+                <w:color w:val="A6A6A6" w:themeColor="background1" w:themeShade="A6"/>
+                <w:kern w:val="0"/>
+                <w:szCs w:val="21"/>
+              </w:rPr>
+            </w:pPr>
+            <w:r>
+              <w:rPr>
+                <w:rFonts w:ascii="Tahoma" w:eastAsia="微软雅黑" w:hAnsi="Tahoma" w:hint="eastAsia"/>
+                <w:color w:val="A6A6A6" w:themeColor="background1" w:themeShade="A6"/>
+                <w:kern w:val="0"/>
+                <w:szCs w:val="21"/>
+              </w:rPr>
+              <w:t>窗口字符</w:t>
+            </w:r>
+            <w:r>
+              <w:rPr>
+                <w:rFonts w:ascii="Tahoma" w:eastAsia="微软雅黑" w:hAnsi="Tahoma" w:hint="eastAsia"/>
+                <w:color w:val="A6A6A6" w:themeColor="background1" w:themeShade="A6"/>
+                <w:kern w:val="0"/>
+                <w:szCs w:val="21"/>
+              </w:rPr>
+              <w:t xml:space="preserve"> - </w:t>
+            </w:r>
+            <w:r>
+              <w:rPr>
+                <w:rFonts w:ascii="Tahoma" w:eastAsia="微软雅黑" w:hAnsi="Tahoma" w:hint="eastAsia"/>
+                <w:color w:val="A6A6A6" w:themeColor="background1" w:themeShade="A6"/>
+                <w:kern w:val="0"/>
+                <w:szCs w:val="21"/>
+              </w:rPr>
+              <w:t>窗口字符核心</w:t>
+            </w:r>
+          </w:p>
+        </w:tc>
+      </w:tr>
+      <w:tr>
+        <w:tc>
+          <w:tcPr>
+            <w:tcW w:w="2186" w:type="dxa"/>
+            <w:vAlign w:val="center"/>
+          </w:tcPr>
+          <w:p>
+            <w:pPr>
+              <w:snapToGrid w:val="0"/>
+              <w:jc w:val="center"/>
+              <w:rPr>
+                <w:rFonts w:ascii="Tahoma" w:eastAsia="微软雅黑" w:hAnsi="Tahoma"/>
+                <w:kern w:val="0"/>
+                <w:sz w:val="22"/>
+              </w:rPr>
+            </w:pPr>
+            <w:r>
+              <w:rPr>
+                <w:rFonts w:ascii="Tahoma" w:eastAsia="微软雅黑" w:hAnsi="Tahoma" w:hint="eastAsia"/>
+                <w:kern w:val="0"/>
+                <w:sz w:val="22"/>
+              </w:rPr>
+              <w:t>\</w:t>
+            </w:r>
+            <w:proofErr w:type="gramStart"/>
+            <w:r>
+              <w:rPr>
+                <w:rFonts w:ascii="Tahoma" w:eastAsia="微软雅黑" w:hAnsi="Tahoma" w:hint="eastAsia"/>
+                <w:kern w:val="0"/>
+                <w:sz w:val="22"/>
+              </w:rPr>
+              <w:t>NE</w:t>
+            </w:r>
+            <w:r>
+              <w:rPr>
+                <w:rFonts w:ascii="Tahoma" w:eastAsia="微软雅黑" w:hAnsi="Tahoma" w:hint="eastAsia"/>
+                <w:kern w:val="0"/>
+                <w:sz w:val="22"/>
+              </w:rPr>
+              <w:t>[</w:t>
+            </w:r>
+            <w:proofErr w:type="gramEnd"/>
+            <w:r>
+              <w:rPr>
+                <w:rFonts w:ascii="Tahoma" w:eastAsia="微软雅黑" w:hAnsi="Tahoma" w:hint="eastAsia"/>
+                <w:kern w:val="0"/>
+                <w:sz w:val="22"/>
+              </w:rPr>
+              <w:t>1]</w:t>
+            </w:r>
+          </w:p>
+        </w:tc>
+        <w:tc>
+          <w:tcPr>
+            <w:tcW w:w="1216" w:type="dxa"/>
+            <w:vAlign w:val="center"/>
+          </w:tcPr>
+          <w:p>
+            <w:pPr>
+              <w:snapToGrid w:val="0"/>
+              <w:jc w:val="center"/>
+              <w:rPr>
+                <w:rFonts w:ascii="Tahoma" w:eastAsia="微软雅黑" w:hAnsi="Tahoma"/>
+                <w:kern w:val="0"/>
+                <w:sz w:val="22"/>
+              </w:rPr>
+            </w:pPr>
+            <w:r>
+              <w:rPr>
+                <w:rFonts w:ascii="Tahoma" w:eastAsia="微软雅黑" w:hAnsi="Tahoma" w:hint="eastAsia"/>
+                <w:kern w:val="0"/>
+                <w:sz w:val="22"/>
+              </w:rPr>
+              <w:t>指代字符</w:t>
+            </w:r>
+          </w:p>
+        </w:tc>
+        <w:tc>
+          <w:tcPr>
+            <w:tcW w:w="1134" w:type="dxa"/>
+            <w:vAlign w:val="center"/>
+          </w:tcPr>
+          <w:p>
+            <w:pPr>
+              <w:snapToGrid w:val="0"/>
+              <w:jc w:val="center"/>
+              <w:rPr>
+                <w:rFonts w:ascii="Tahoma" w:eastAsia="微软雅黑" w:hAnsi="Tahoma"/>
+                <w:kern w:val="0"/>
+                <w:sz w:val="22"/>
+              </w:rPr>
+            </w:pPr>
+            <w:r>
+              <w:rPr>
+                <w:rFonts w:ascii="Tahoma" w:eastAsia="微软雅黑" w:hAnsi="Tahoma" w:hint="eastAsia"/>
+                <w:kern w:val="0"/>
+                <w:sz w:val="22"/>
+              </w:rPr>
+              <w:t>数字</w:t>
+            </w:r>
+          </w:p>
+        </w:tc>
+        <w:tc>
+          <w:tcPr>
+            <w:tcW w:w="5122" w:type="dxa"/>
+            <w:vAlign w:val="center"/>
+          </w:tcPr>
+          <w:p>
+            <w:pPr>
+              <w:snapToGrid w:val="0"/>
+              <w:rPr>
+                <w:rFonts w:ascii="Tahoma" w:eastAsia="微软雅黑" w:hAnsi="Tahoma"/>
+                <w:kern w:val="0"/>
+                <w:sz w:val="22"/>
+              </w:rPr>
+            </w:pPr>
+            <w:r>
+              <w:rPr>
+                <w:rFonts w:ascii="Tahoma" w:eastAsia="微软雅黑" w:hAnsi="Tahoma" w:hint="eastAsia"/>
+                <w:kern w:val="0"/>
+                <w:sz w:val="22"/>
+              </w:rPr>
+              <w:t>替换为第</w:t>
+            </w:r>
+            <w:r>
+              <w:rPr>
+                <w:rFonts w:ascii="Tahoma" w:eastAsia="微软雅黑" w:hAnsi="Tahoma" w:hint="eastAsia"/>
+                <w:kern w:val="0"/>
+                <w:sz w:val="22"/>
+              </w:rPr>
+              <w:t>1</w:t>
+            </w:r>
+            <w:r>
+              <w:rPr>
+                <w:rFonts w:ascii="Tahoma" w:eastAsia="微软雅黑" w:hAnsi="Tahoma" w:hint="eastAsia"/>
+                <w:kern w:val="0"/>
+                <w:sz w:val="22"/>
+              </w:rPr>
+              <w:t>个敌人的名字</w:t>
+            </w:r>
+          </w:p>
+        </w:tc>
+        <w:tc>
+          <w:tcPr>
+            <w:tcW w:w="3438" w:type="dxa"/>
+            <w:vAlign w:val="center"/>
+          </w:tcPr>
+          <w:p>
+            <w:pPr>
+              <w:snapToGrid w:val="0"/>
+              <w:rPr>
+                <w:rFonts w:ascii="Tahoma" w:eastAsia="微软雅黑" w:hAnsi="Tahoma"/>
+                <w:color w:val="A6A6A6" w:themeColor="background1" w:themeShade="A6"/>
+                <w:kern w:val="0"/>
+                <w:sz w:val="22"/>
+              </w:rPr>
+            </w:pPr>
+            <w:r>
+              <w:rPr>
+                <w:rFonts w:ascii="Tahoma" w:eastAsia="微软雅黑" w:hAnsi="Tahoma" w:hint="eastAsia"/>
+                <w:color w:val="A6A6A6" w:themeColor="background1" w:themeShade="A6"/>
+                <w:kern w:val="0"/>
+                <w:szCs w:val="21"/>
+              </w:rPr>
+              <w:t>Drill_CoreOfWindowCharacter</w:t>
+            </w:r>
+          </w:p>
+          <w:p>
+            <w:pPr>
+              <w:snapToGrid w:val="0"/>
+              <w:rPr>
+                <w:rFonts w:ascii="Tahoma" w:eastAsia="微软雅黑" w:hAnsi="Tahoma"/>
+                <w:color w:val="A6A6A6" w:themeColor="background1" w:themeShade="A6"/>
+                <w:kern w:val="0"/>
+                <w:szCs w:val="21"/>
+              </w:rPr>
+            </w:pPr>
+            <w:r>
+              <w:rPr>
+                <w:rFonts w:ascii="Tahoma" w:eastAsia="微软雅黑" w:hAnsi="Tahoma" w:hint="eastAsia"/>
+                <w:color w:val="A6A6A6" w:themeColor="background1" w:themeShade="A6"/>
+                <w:kern w:val="0"/>
+                <w:szCs w:val="21"/>
+              </w:rPr>
+              <w:t>窗口字符</w:t>
+            </w:r>
+            <w:r>
+              <w:rPr>
+                <w:rFonts w:ascii="Tahoma" w:eastAsia="微软雅黑" w:hAnsi="Tahoma" w:hint="eastAsia"/>
+                <w:color w:val="A6A6A6" w:themeColor="background1" w:themeShade="A6"/>
+                <w:kern w:val="0"/>
+                <w:szCs w:val="21"/>
+              </w:rPr>
+              <w:t xml:space="preserve"> - </w:t>
+            </w:r>
+            <w:r>
+              <w:rPr>
+                <w:rFonts w:ascii="Tahoma" w:eastAsia="微软雅黑" w:hAnsi="Tahoma" w:hint="eastAsia"/>
+                <w:color w:val="A6A6A6" w:themeColor="background1" w:themeShade="A6"/>
+                <w:kern w:val="0"/>
+                <w:szCs w:val="21"/>
+              </w:rPr>
+              <w:t>窗口字符核心</w:t>
+            </w:r>
+          </w:p>
+        </w:tc>
+      </w:tr>
+      <w:tr>
+        <w:tc>
+          <w:tcPr>
+            <w:tcW w:w="2186" w:type="dxa"/>
+            <w:vAlign w:val="center"/>
+          </w:tcPr>
+          <w:p>
+            <w:pPr>
+              <w:snapToGrid w:val="0"/>
+              <w:jc w:val="center"/>
+              <w:rPr>
+                <w:rFonts w:ascii="Tahoma" w:eastAsia="微软雅黑" w:hAnsi="Tahoma"/>
+                <w:kern w:val="0"/>
+                <w:sz w:val="22"/>
+              </w:rPr>
+            </w:pPr>
+            <w:r>
+              <w:rPr>
+                <w:rFonts w:ascii="Tahoma" w:eastAsia="微软雅黑" w:hAnsi="Tahoma" w:hint="eastAsia"/>
+                <w:kern w:val="0"/>
+                <w:sz w:val="22"/>
+              </w:rPr>
+              <w:t>\</w:t>
+            </w:r>
+            <w:proofErr w:type="gramStart"/>
+            <w:r>
+              <w:rPr>
+                <w:rFonts w:ascii="Tahoma" w:eastAsia="微软雅黑" w:hAnsi="Tahoma" w:hint="eastAsia"/>
+                <w:kern w:val="0"/>
+                <w:sz w:val="22"/>
+              </w:rPr>
+              <w:t>NT</w:t>
+            </w:r>
+            <w:r>
+              <w:rPr>
+                <w:rFonts w:ascii="Tahoma" w:eastAsia="微软雅黑" w:hAnsi="Tahoma" w:hint="eastAsia"/>
+                <w:kern w:val="0"/>
+                <w:sz w:val="22"/>
+              </w:rPr>
+              <w:t>[</w:t>
+            </w:r>
+            <w:proofErr w:type="gramEnd"/>
+            <w:r>
+              <w:rPr>
+                <w:rFonts w:ascii="Tahoma" w:eastAsia="微软雅黑" w:hAnsi="Tahoma" w:hint="eastAsia"/>
+                <w:kern w:val="0"/>
+                <w:sz w:val="22"/>
+              </w:rPr>
+              <w:t>1]</w:t>
+            </w:r>
+          </w:p>
+        </w:tc>
+        <w:tc>
+          <w:tcPr>
+            <w:tcW w:w="1216" w:type="dxa"/>
+            <w:vAlign w:val="center"/>
+          </w:tcPr>
+          <w:p>
+            <w:pPr>
+              <w:snapToGrid w:val="0"/>
+              <w:jc w:val="center"/>
+              <w:rPr>
+                <w:rFonts w:ascii="Tahoma" w:eastAsia="微软雅黑" w:hAnsi="Tahoma"/>
+                <w:kern w:val="0"/>
+                <w:sz w:val="22"/>
+              </w:rPr>
+            </w:pPr>
+            <w:r>
+              <w:rPr>
+                <w:rFonts w:ascii="Tahoma" w:eastAsia="微软雅黑" w:hAnsi="Tahoma" w:hint="eastAsia"/>
+                <w:kern w:val="0"/>
+                <w:sz w:val="22"/>
+              </w:rPr>
+              <w:t>指代字符</w:t>
+            </w:r>
+          </w:p>
+        </w:tc>
+        <w:tc>
+          <w:tcPr>
+            <w:tcW w:w="1134" w:type="dxa"/>
+            <w:vAlign w:val="center"/>
+          </w:tcPr>
+          <w:p>
+            <w:pPr>
+              <w:snapToGrid w:val="0"/>
+              <w:jc w:val="center"/>
+              <w:rPr>
+                <w:rFonts w:ascii="Tahoma" w:eastAsia="微软雅黑" w:hAnsi="Tahoma"/>
+                <w:kern w:val="0"/>
+                <w:sz w:val="22"/>
+              </w:rPr>
+            </w:pPr>
+            <w:r>
+              <w:rPr>
+                <w:rFonts w:ascii="Tahoma" w:eastAsia="微软雅黑" w:hAnsi="Tahoma" w:hint="eastAsia"/>
+                <w:kern w:val="0"/>
+                <w:sz w:val="22"/>
+              </w:rPr>
+              <w:t>数字</w:t>
+            </w:r>
+          </w:p>
+        </w:tc>
+        <w:tc>
+          <w:tcPr>
+            <w:tcW w:w="5122" w:type="dxa"/>
+            <w:vAlign w:val="center"/>
+          </w:tcPr>
+          <w:p>
+            <w:pPr>
+              <w:snapToGrid w:val="0"/>
+              <w:rPr>
+                <w:rFonts w:ascii="Tahoma" w:eastAsia="微软雅黑" w:hAnsi="Tahoma"/>
+                <w:kern w:val="0"/>
+                <w:sz w:val="22"/>
+              </w:rPr>
+            </w:pPr>
+            <w:r>
+              <w:rPr>
+                <w:rFonts w:ascii="Tahoma" w:eastAsia="微软雅黑" w:hAnsi="Tahoma" w:hint="eastAsia"/>
+                <w:kern w:val="0"/>
+                <w:sz w:val="22"/>
+              </w:rPr>
+              <w:t>替换为第</w:t>
+            </w:r>
+            <w:r>
+              <w:rPr>
+                <w:rFonts w:ascii="Tahoma" w:eastAsia="微软雅黑" w:hAnsi="Tahoma" w:hint="eastAsia"/>
+                <w:kern w:val="0"/>
+                <w:sz w:val="22"/>
+              </w:rPr>
+              <w:t>1</w:t>
+            </w:r>
+            <w:r>
+              <w:rPr>
+                <w:rFonts w:ascii="Tahoma" w:eastAsia="微软雅黑" w:hAnsi="Tahoma" w:hint="eastAsia"/>
+                <w:kern w:val="0"/>
+                <w:sz w:val="22"/>
+              </w:rPr>
+              <w:t>个状态的名字</w:t>
+            </w:r>
+          </w:p>
+        </w:tc>
+        <w:tc>
+          <w:tcPr>
+            <w:tcW w:w="3438" w:type="dxa"/>
+            <w:vAlign w:val="center"/>
+          </w:tcPr>
+          <w:p>
+            <w:pPr>
+              <w:snapToGrid w:val="0"/>
+              <w:rPr>
+                <w:rFonts w:ascii="Tahoma" w:eastAsia="微软雅黑" w:hAnsi="Tahoma"/>
+                <w:color w:val="A6A6A6" w:themeColor="background1" w:themeShade="A6"/>
+                <w:kern w:val="0"/>
+                <w:sz w:val="22"/>
+              </w:rPr>
+            </w:pPr>
+            <w:r>
+              <w:rPr>
+                <w:rFonts w:ascii="Tahoma" w:eastAsia="微软雅黑" w:hAnsi="Tahoma" w:hint="eastAsia"/>
+                <w:color w:val="A6A6A6" w:themeColor="background1" w:themeShade="A6"/>
+                <w:kern w:val="0"/>
+                <w:szCs w:val="21"/>
+              </w:rPr>
+              <w:t>Drill_CoreOfWindowCharacter</w:t>
+            </w:r>
+          </w:p>
+          <w:p>
+            <w:pPr>
+              <w:snapToGrid w:val="0"/>
+              <w:rPr>
+                <w:rFonts w:ascii="Tahoma" w:eastAsia="微软雅黑" w:hAnsi="Tahoma"/>
+                <w:color w:val="A6A6A6" w:themeColor="background1" w:themeShade="A6"/>
+                <w:kern w:val="0"/>
+                <w:szCs w:val="21"/>
+              </w:rPr>
+            </w:pPr>
+            <w:r>
+              <w:rPr>
+                <w:rFonts w:ascii="Tahoma" w:eastAsia="微软雅黑" w:hAnsi="Tahoma" w:hint="eastAsia"/>
+                <w:color w:val="A6A6A6" w:themeColor="background1" w:themeShade="A6"/>
+                <w:kern w:val="0"/>
+                <w:szCs w:val="21"/>
+              </w:rPr>
+              <w:t>窗口字符</w:t>
+            </w:r>
+            <w:r>
+              <w:rPr>
+                <w:rFonts w:ascii="Tahoma" w:eastAsia="微软雅黑" w:hAnsi="Tahoma" w:hint="eastAsia"/>
+                <w:color w:val="A6A6A6" w:themeColor="background1" w:themeShade="A6"/>
+                <w:kern w:val="0"/>
+                <w:szCs w:val="21"/>
+              </w:rPr>
+              <w:t xml:space="preserve"> - </w:t>
+            </w:r>
+            <w:r>
+              <w:rPr>
+                <w:rFonts w:ascii="Tahoma" w:eastAsia="微软雅黑" w:hAnsi="Tahoma" w:hint="eastAsia"/>
+                <w:color w:val="A6A6A6" w:themeColor="background1" w:themeShade="A6"/>
+                <w:kern w:val="0"/>
+                <w:szCs w:val="21"/>
+              </w:rPr>
+              <w:t>窗口字符核心</w:t>
+            </w:r>
+          </w:p>
+        </w:tc>
+      </w:tr>
+      <w:tr>
+        <w:tc>
+          <w:tcPr>
+            <w:tcW w:w="2186" w:type="dxa"/>
+            <w:vAlign w:val="center"/>
+          </w:tcPr>
+          <w:p>
+            <w:pPr>
+              <w:snapToGrid w:val="0"/>
+              <w:jc w:val="center"/>
+              <w:rPr>
+                <w:rFonts w:ascii="Tahoma" w:eastAsia="微软雅黑" w:hAnsi="Tahoma"/>
+                <w:kern w:val="0"/>
+                <w:sz w:val="22"/>
+              </w:rPr>
+            </w:pPr>
+            <w:r>
+              <w:rPr>
+                <w:rFonts w:ascii="Tahoma" w:eastAsia="微软雅黑" w:hAnsi="Tahoma" w:hint="eastAsia"/>
+                <w:kern w:val="0"/>
+                <w:sz w:val="22"/>
+              </w:rPr>
+              <w:t>\</w:t>
+            </w:r>
+            <w:proofErr w:type="gramStart"/>
+            <w:r>
+              <w:rPr>
+                <w:rFonts w:ascii="Tahoma" w:eastAsia="微软雅黑" w:hAnsi="Tahoma" w:hint="eastAsia"/>
+                <w:kern w:val="0"/>
+                <w:sz w:val="22"/>
+              </w:rPr>
+              <w:t>II</w:t>
+            </w:r>
+            <w:r>
+              <w:rPr>
+                <w:rFonts w:ascii="Tahoma" w:eastAsia="微软雅黑" w:hAnsi="Tahoma" w:hint="eastAsia"/>
+                <w:kern w:val="0"/>
+                <w:sz w:val="22"/>
+              </w:rPr>
+              <w:t>[</w:t>
+            </w:r>
+            <w:proofErr w:type="gramEnd"/>
+            <w:r>
+              <w:rPr>
+                <w:rFonts w:ascii="Tahoma" w:eastAsia="微软雅黑" w:hAnsi="Tahoma" w:hint="eastAsia"/>
+                <w:kern w:val="0"/>
+                <w:sz w:val="22"/>
+              </w:rPr>
+              <w:t>1]</w:t>
+            </w:r>
+          </w:p>
+        </w:tc>
+        <w:tc>
+          <w:tcPr>
+            <w:tcW w:w="1216" w:type="dxa"/>
+            <w:vAlign w:val="center"/>
+          </w:tcPr>
+          <w:p>
+            <w:pPr>
+              <w:snapToGrid w:val="0"/>
+              <w:jc w:val="center"/>
+              <w:rPr>
+                <w:rFonts w:ascii="Tahoma" w:eastAsia="微软雅黑" w:hAnsi="Tahoma"/>
+                <w:kern w:val="0"/>
+                <w:sz w:val="22"/>
+              </w:rPr>
+            </w:pPr>
+            <w:r>
+              <w:rPr>
+                <w:rFonts w:ascii="Tahoma" w:eastAsia="微软雅黑" w:hAnsi="Tahoma" w:hint="eastAsia"/>
+                <w:kern w:val="0"/>
+                <w:sz w:val="22"/>
+              </w:rPr>
+              <w:t>指代字符</w:t>
+            </w:r>
+          </w:p>
+        </w:tc>
+        <w:tc>
+          <w:tcPr>
+            <w:tcW w:w="1134" w:type="dxa"/>
+            <w:vAlign w:val="center"/>
+          </w:tcPr>
+          <w:p>
+            <w:pPr>
+              <w:snapToGrid w:val="0"/>
+              <w:jc w:val="center"/>
+              <w:rPr>
+                <w:rFonts w:ascii="Tahoma" w:eastAsia="微软雅黑" w:hAnsi="Tahoma"/>
+                <w:kern w:val="0"/>
+                <w:sz w:val="22"/>
+              </w:rPr>
+            </w:pPr>
+            <w:r>
+              <w:rPr>
+                <w:rFonts w:ascii="Tahoma" w:eastAsia="微软雅黑" w:hAnsi="Tahoma" w:hint="eastAsia"/>
+                <w:kern w:val="0"/>
+                <w:sz w:val="22"/>
+              </w:rPr>
+              <w:t>数字</w:t>
+            </w:r>
+          </w:p>
+        </w:tc>
+        <w:tc>
+          <w:tcPr>
+            <w:tcW w:w="5122" w:type="dxa"/>
+            <w:vAlign w:val="center"/>
+          </w:tcPr>
+          <w:p>
+            <w:pPr>
+              <w:snapToGrid w:val="0"/>
+              <w:rPr>
+                <w:rFonts w:ascii="Tahoma" w:eastAsia="微软雅黑" w:hAnsi="Tahoma"/>
+                <w:kern w:val="0"/>
+                <w:sz w:val="22"/>
+              </w:rPr>
+            </w:pPr>
+            <w:r>
+              <w:rPr>
+                <w:rFonts w:ascii="Tahoma" w:eastAsia="微软雅黑" w:hAnsi="Tahoma" w:hint="eastAsia"/>
+                <w:kern w:val="0"/>
+                <w:sz w:val="22"/>
+              </w:rPr>
+              <w:t>替换为第</w:t>
+            </w:r>
+            <w:r>
+              <w:rPr>
+                <w:rFonts w:ascii="Tahoma" w:eastAsia="微软雅黑" w:hAnsi="Tahoma" w:hint="eastAsia"/>
+                <w:kern w:val="0"/>
+                <w:sz w:val="22"/>
+              </w:rPr>
+              <w:t>1</w:t>
+            </w:r>
+            <w:r>
+              <w:rPr>
+                <w:rFonts w:ascii="Tahoma" w:eastAsia="微软雅黑" w:hAnsi="Tahoma" w:hint="eastAsia"/>
+                <w:kern w:val="0"/>
+                <w:sz w:val="22"/>
+              </w:rPr>
+              <w:t>个物品的名字</w:t>
+            </w:r>
+            <w:r>
+              <w:rPr>
+                <w:rFonts w:ascii="Tahoma" w:eastAsia="微软雅黑" w:hAnsi="Tahoma" w:hint="eastAsia"/>
+                <w:kern w:val="0"/>
+                <w:sz w:val="22"/>
+              </w:rPr>
+              <w:t xml:space="preserve"> + </w:t>
+            </w:r>
+            <w:r>
+              <w:rPr>
+                <w:rFonts w:ascii="Tahoma" w:eastAsia="微软雅黑" w:hAnsi="Tahoma" w:hint="eastAsia"/>
+                <w:kern w:val="0"/>
+                <w:sz w:val="22"/>
+              </w:rPr>
+              <w:t>图标</w:t>
+            </w:r>
+          </w:p>
+        </w:tc>
+        <w:tc>
+          <w:tcPr>
+            <w:tcW w:w="3438" w:type="dxa"/>
+            <w:vAlign w:val="center"/>
+          </w:tcPr>
+          <w:p>
+            <w:pPr>
+              <w:snapToGrid w:val="0"/>
+              <w:rPr>
+                <w:rFonts w:ascii="Tahoma" w:eastAsia="微软雅黑" w:hAnsi="Tahoma"/>
+                <w:color w:val="A6A6A6" w:themeColor="background1" w:themeShade="A6"/>
+                <w:kern w:val="0"/>
+                <w:sz w:val="22"/>
+              </w:rPr>
+            </w:pPr>
+            <w:r>
+              <w:rPr>
+                <w:rFonts w:ascii="Tahoma" w:eastAsia="微软雅黑" w:hAnsi="Tahoma" w:hint="eastAsia"/>
+                <w:color w:val="A6A6A6" w:themeColor="background1" w:themeShade="A6"/>
+                <w:kern w:val="0"/>
+                <w:szCs w:val="21"/>
+              </w:rPr>
+              <w:t>Drill_CoreOfWindowCharacter</w:t>
+            </w:r>
+          </w:p>
+          <w:p>
+            <w:pPr>
+              <w:snapToGrid w:val="0"/>
+              <w:rPr>
+                <w:rFonts w:ascii="Tahoma" w:eastAsia="微软雅黑" w:hAnsi="Tahoma"/>
+                <w:color w:val="A6A6A6" w:themeColor="background1" w:themeShade="A6"/>
+                <w:kern w:val="0"/>
+                <w:szCs w:val="21"/>
+              </w:rPr>
+            </w:pPr>
+            <w:r>
+              <w:rPr>
+                <w:rFonts w:ascii="Tahoma" w:eastAsia="微软雅黑" w:hAnsi="Tahoma" w:hint="eastAsia"/>
+                <w:color w:val="A6A6A6" w:themeColor="background1" w:themeShade="A6"/>
+                <w:kern w:val="0"/>
+                <w:szCs w:val="21"/>
+              </w:rPr>
+              <w:t>窗口字符</w:t>
+            </w:r>
+            <w:r>
+              <w:rPr>
+                <w:rFonts w:ascii="Tahoma" w:eastAsia="微软雅黑" w:hAnsi="Tahoma" w:hint="eastAsia"/>
+                <w:color w:val="A6A6A6" w:themeColor="background1" w:themeShade="A6"/>
+                <w:kern w:val="0"/>
+                <w:szCs w:val="21"/>
+              </w:rPr>
+              <w:t xml:space="preserve"> - </w:t>
+            </w:r>
+            <w:r>
+              <w:rPr>
+                <w:rFonts w:ascii="Tahoma" w:eastAsia="微软雅黑" w:hAnsi="Tahoma" w:hint="eastAsia"/>
+                <w:color w:val="A6A6A6" w:themeColor="background1" w:themeShade="A6"/>
+                <w:kern w:val="0"/>
+                <w:szCs w:val="21"/>
+              </w:rPr>
+              <w:t>窗口字符核心</w:t>
+            </w:r>
+          </w:p>
+        </w:tc>
+      </w:tr>
+      <w:tr>
+        <w:tc>
+          <w:tcPr>
+            <w:tcW w:w="2186" w:type="dxa"/>
+            <w:vAlign w:val="center"/>
+          </w:tcPr>
+          <w:p>
+            <w:pPr>
+              <w:snapToGrid w:val="0"/>
+              <w:jc w:val="center"/>
+              <w:rPr>
+                <w:rFonts w:ascii="Tahoma" w:eastAsia="微软雅黑" w:hAnsi="Tahoma"/>
+                <w:kern w:val="0"/>
+                <w:sz w:val="22"/>
+              </w:rPr>
+            </w:pPr>
+            <w:r>
+              <w:rPr>
+                <w:rFonts w:ascii="Tahoma" w:eastAsia="微软雅黑" w:hAnsi="Tahoma" w:hint="eastAsia"/>
+                <w:kern w:val="0"/>
+                <w:sz w:val="22"/>
+              </w:rPr>
+              <w:t>\</w:t>
+            </w:r>
+            <w:proofErr w:type="gramStart"/>
+            <w:r>
+              <w:rPr>
+                <w:rFonts w:ascii="Tahoma" w:eastAsia="微软雅黑" w:hAnsi="Tahoma" w:hint="eastAsia"/>
+                <w:kern w:val="0"/>
+                <w:sz w:val="22"/>
+              </w:rPr>
+              <w:t>IW</w:t>
+            </w:r>
+            <w:r>
+              <w:rPr>
+                <w:rFonts w:ascii="Tahoma" w:eastAsia="微软雅黑" w:hAnsi="Tahoma" w:hint="eastAsia"/>
+                <w:kern w:val="0"/>
+                <w:sz w:val="22"/>
+              </w:rPr>
+              <w:t>[</w:t>
+            </w:r>
+            <w:proofErr w:type="gramEnd"/>
+            <w:r>
+              <w:rPr>
+                <w:rFonts w:ascii="Tahoma" w:eastAsia="微软雅黑" w:hAnsi="Tahoma" w:hint="eastAsia"/>
+                <w:kern w:val="0"/>
+                <w:sz w:val="22"/>
+              </w:rPr>
+              <w:t>1]</w:t>
+            </w:r>
+          </w:p>
+        </w:tc>
+        <w:tc>
+          <w:tcPr>
+            <w:tcW w:w="1216" w:type="dxa"/>
+            <w:vAlign w:val="center"/>
+          </w:tcPr>
+          <w:p>
+            <w:pPr>
+              <w:snapToGrid w:val="0"/>
+              <w:jc w:val="center"/>
+              <w:rPr>
+                <w:rFonts w:ascii="Tahoma" w:eastAsia="微软雅黑" w:hAnsi="Tahoma"/>
+                <w:kern w:val="0"/>
+                <w:sz w:val="22"/>
+              </w:rPr>
+            </w:pPr>
+            <w:r>
+              <w:rPr>
+                <w:rFonts w:ascii="Tahoma" w:eastAsia="微软雅黑" w:hAnsi="Tahoma" w:hint="eastAsia"/>
+                <w:kern w:val="0"/>
+                <w:sz w:val="22"/>
+              </w:rPr>
+              <w:t>指代字符</w:t>
+            </w:r>
+          </w:p>
+        </w:tc>
+        <w:tc>
+          <w:tcPr>
+            <w:tcW w:w="1134" w:type="dxa"/>
+            <w:vAlign w:val="center"/>
+          </w:tcPr>
+          <w:p>
+            <w:pPr>
+              <w:snapToGrid w:val="0"/>
+              <w:jc w:val="center"/>
+              <w:rPr>
+                <w:rFonts w:ascii="Tahoma" w:eastAsia="微软雅黑" w:hAnsi="Tahoma"/>
+                <w:kern w:val="0"/>
+                <w:sz w:val="22"/>
+              </w:rPr>
+            </w:pPr>
+            <w:r>
+              <w:rPr>
+                <w:rFonts w:ascii="Tahoma" w:eastAsia="微软雅黑" w:hAnsi="Tahoma" w:hint="eastAsia"/>
+                <w:kern w:val="0"/>
+                <w:sz w:val="22"/>
+              </w:rPr>
+              <w:t>数字</w:t>
+            </w:r>
+          </w:p>
+        </w:tc>
+        <w:tc>
+          <w:tcPr>
+            <w:tcW w:w="5122" w:type="dxa"/>
+            <w:vAlign w:val="center"/>
+          </w:tcPr>
+          <w:p>
+            <w:pPr>
+              <w:snapToGrid w:val="0"/>
+              <w:rPr>
+                <w:rFonts w:ascii="Tahoma" w:eastAsia="微软雅黑" w:hAnsi="Tahoma"/>
+                <w:kern w:val="0"/>
+                <w:sz w:val="22"/>
+              </w:rPr>
+            </w:pPr>
+            <w:r>
+              <w:rPr>
+                <w:rFonts w:ascii="Tahoma" w:eastAsia="微软雅黑" w:hAnsi="Tahoma" w:hint="eastAsia"/>
+                <w:kern w:val="0"/>
+                <w:sz w:val="22"/>
+              </w:rPr>
+              <w:t>替换为第</w:t>
+            </w:r>
+            <w:r>
+              <w:rPr>
+                <w:rFonts w:ascii="Tahoma" w:eastAsia="微软雅黑" w:hAnsi="Tahoma" w:hint="eastAsia"/>
+                <w:kern w:val="0"/>
+                <w:sz w:val="22"/>
+              </w:rPr>
+              <w:t>1</w:t>
+            </w:r>
+            <w:r>
+              <w:rPr>
+                <w:rFonts w:ascii="Tahoma" w:eastAsia="微软雅黑" w:hAnsi="Tahoma" w:hint="eastAsia"/>
+                <w:kern w:val="0"/>
+                <w:sz w:val="22"/>
+              </w:rPr>
+              <w:t>个武器的名字</w:t>
+            </w:r>
+            <w:r>
+              <w:rPr>
+                <w:rFonts w:ascii="Tahoma" w:eastAsia="微软雅黑" w:hAnsi="Tahoma" w:hint="eastAsia"/>
+                <w:kern w:val="0"/>
+                <w:sz w:val="22"/>
+              </w:rPr>
+              <w:t xml:space="preserve"> + </w:t>
+            </w:r>
+            <w:r>
+              <w:rPr>
+                <w:rFonts w:ascii="Tahoma" w:eastAsia="微软雅黑" w:hAnsi="Tahoma" w:hint="eastAsia"/>
+                <w:kern w:val="0"/>
+                <w:sz w:val="22"/>
+              </w:rPr>
+              <w:t>图标</w:t>
+            </w:r>
+          </w:p>
+        </w:tc>
+        <w:tc>
+          <w:tcPr>
+            <w:tcW w:w="3438" w:type="dxa"/>
+            <w:vAlign w:val="center"/>
+          </w:tcPr>
+          <w:p>
+            <w:pPr>
+              <w:snapToGrid w:val="0"/>
+              <w:rPr>
+                <w:rFonts w:ascii="Tahoma" w:eastAsia="微软雅黑" w:hAnsi="Tahoma"/>
+                <w:color w:val="A6A6A6" w:themeColor="background1" w:themeShade="A6"/>
+                <w:kern w:val="0"/>
+                <w:sz w:val="22"/>
+              </w:rPr>
+            </w:pPr>
+            <w:r>
+              <w:rPr>
+                <w:rFonts w:ascii="Tahoma" w:eastAsia="微软雅黑" w:hAnsi="Tahoma" w:hint="eastAsia"/>
+                <w:color w:val="A6A6A6" w:themeColor="background1" w:themeShade="A6"/>
+                <w:kern w:val="0"/>
+                <w:szCs w:val="21"/>
+              </w:rPr>
+              <w:t>Drill_CoreOfWindowCharacter</w:t>
+            </w:r>
+          </w:p>
+          <w:p>
+            <w:pPr>
+              <w:snapToGrid w:val="0"/>
+              <w:rPr>
+                <w:rFonts w:ascii="Tahoma" w:eastAsia="微软雅黑" w:hAnsi="Tahoma"/>
+                <w:color w:val="A6A6A6" w:themeColor="background1" w:themeShade="A6"/>
+                <w:kern w:val="0"/>
+                <w:szCs w:val="21"/>
+              </w:rPr>
+            </w:pPr>
+            <w:r>
+              <w:rPr>
+                <w:rFonts w:ascii="Tahoma" w:eastAsia="微软雅黑" w:hAnsi="Tahoma" w:hint="eastAsia"/>
+                <w:color w:val="A6A6A6" w:themeColor="background1" w:themeShade="A6"/>
+                <w:kern w:val="0"/>
+                <w:szCs w:val="21"/>
+              </w:rPr>
+              <w:t>窗口字符</w:t>
+            </w:r>
+            <w:r>
+              <w:rPr>
+                <w:rFonts w:ascii="Tahoma" w:eastAsia="微软雅黑" w:hAnsi="Tahoma" w:hint="eastAsia"/>
+                <w:color w:val="A6A6A6" w:themeColor="background1" w:themeShade="A6"/>
+                <w:kern w:val="0"/>
+                <w:szCs w:val="21"/>
+              </w:rPr>
+              <w:t xml:space="preserve"> - </w:t>
+            </w:r>
+            <w:r>
+              <w:rPr>
+                <w:rFonts w:ascii="Tahoma" w:eastAsia="微软雅黑" w:hAnsi="Tahoma" w:hint="eastAsia"/>
+                <w:color w:val="A6A6A6" w:themeColor="background1" w:themeShade="A6"/>
+                <w:kern w:val="0"/>
+                <w:szCs w:val="21"/>
+              </w:rPr>
+              <w:t>窗口字符核心</w:t>
+            </w:r>
+          </w:p>
+        </w:tc>
+      </w:tr>
+      <w:tr>
+        <w:tc>
+          <w:tcPr>
+            <w:tcW w:w="2186" w:type="dxa"/>
+            <w:vAlign w:val="center"/>
+          </w:tcPr>
+          <w:p>
+            <w:pPr>
+              <w:snapToGrid w:val="0"/>
+              <w:jc w:val="center"/>
+              <w:rPr>
+                <w:rFonts w:ascii="Tahoma" w:eastAsia="微软雅黑" w:hAnsi="Tahoma"/>
+                <w:kern w:val="0"/>
+                <w:sz w:val="22"/>
+              </w:rPr>
+            </w:pPr>
+            <w:r>
+              <w:rPr>
+                <w:rFonts w:ascii="Tahoma" w:eastAsia="微软雅黑" w:hAnsi="Tahoma" w:hint="eastAsia"/>
+                <w:kern w:val="0"/>
+                <w:sz w:val="22"/>
+              </w:rPr>
+              <w:t>\</w:t>
+            </w:r>
+            <w:proofErr w:type="gramStart"/>
+            <w:r>
+              <w:rPr>
+                <w:rFonts w:ascii="Tahoma" w:eastAsia="微软雅黑" w:hAnsi="Tahoma" w:hint="eastAsia"/>
+                <w:kern w:val="0"/>
+                <w:sz w:val="22"/>
+              </w:rPr>
+              <w:t>IA</w:t>
+            </w:r>
+            <w:r>
+              <w:rPr>
+                <w:rFonts w:ascii="Tahoma" w:eastAsia="微软雅黑" w:hAnsi="Tahoma" w:hint="eastAsia"/>
+                <w:kern w:val="0"/>
+                <w:sz w:val="22"/>
+              </w:rPr>
+              <w:t>[</w:t>
+            </w:r>
+            <w:proofErr w:type="gramEnd"/>
+            <w:r>
+              <w:rPr>
+                <w:rFonts w:ascii="Tahoma" w:eastAsia="微软雅黑" w:hAnsi="Tahoma" w:hint="eastAsia"/>
+                <w:kern w:val="0"/>
+                <w:sz w:val="22"/>
+              </w:rPr>
+              <w:t>1]</w:t>
+            </w:r>
+          </w:p>
+        </w:tc>
+        <w:tc>
+          <w:tcPr>
+            <w:tcW w:w="1216" w:type="dxa"/>
+            <w:vAlign w:val="center"/>
+          </w:tcPr>
+          <w:p>
+            <w:pPr>
+              <w:snapToGrid w:val="0"/>
+              <w:jc w:val="center"/>
+              <w:rPr>
+                <w:rFonts w:ascii="Tahoma" w:eastAsia="微软雅黑" w:hAnsi="Tahoma"/>
+                <w:kern w:val="0"/>
+                <w:sz w:val="22"/>
+              </w:rPr>
+            </w:pPr>
+            <w:r>
+              <w:rPr>
+                <w:rFonts w:ascii="Tahoma" w:eastAsia="微软雅黑" w:hAnsi="Tahoma" w:hint="eastAsia"/>
+                <w:kern w:val="0"/>
+                <w:sz w:val="22"/>
+              </w:rPr>
+              <w:t>指代字符</w:t>
+            </w:r>
+          </w:p>
+        </w:tc>
+        <w:tc>
+          <w:tcPr>
+            <w:tcW w:w="1134" w:type="dxa"/>
+            <w:vAlign w:val="center"/>
+          </w:tcPr>
+          <w:p>
+            <w:pPr>
+              <w:snapToGrid w:val="0"/>
+              <w:jc w:val="center"/>
+              <w:rPr>
+                <w:rFonts w:ascii="Tahoma" w:eastAsia="微软雅黑" w:hAnsi="Tahoma"/>
+                <w:kern w:val="0"/>
+                <w:sz w:val="22"/>
+              </w:rPr>
+            </w:pPr>
+            <w:r>
+              <w:rPr>
+                <w:rFonts w:ascii="Tahoma" w:eastAsia="微软雅黑" w:hAnsi="Tahoma" w:hint="eastAsia"/>
+                <w:kern w:val="0"/>
+                <w:sz w:val="22"/>
+              </w:rPr>
+              <w:t>数字</w:t>
+            </w:r>
+          </w:p>
+        </w:tc>
+        <w:tc>
+          <w:tcPr>
+            <w:tcW w:w="5122" w:type="dxa"/>
+            <w:vAlign w:val="center"/>
+          </w:tcPr>
+          <w:p>
+            <w:pPr>
+              <w:snapToGrid w:val="0"/>
+              <w:rPr>
+                <w:rFonts w:ascii="Tahoma" w:eastAsia="微软雅黑" w:hAnsi="Tahoma"/>
+                <w:kern w:val="0"/>
+                <w:sz w:val="22"/>
+              </w:rPr>
+            </w:pPr>
+            <w:r>
+              <w:rPr>
+                <w:rFonts w:ascii="Tahoma" w:eastAsia="微软雅黑" w:hAnsi="Tahoma" w:hint="eastAsia"/>
+                <w:kern w:val="0"/>
+                <w:sz w:val="22"/>
+              </w:rPr>
+              <w:t>替换为第</w:t>
+            </w:r>
+            <w:r>
+              <w:rPr>
+                <w:rFonts w:ascii="Tahoma" w:eastAsia="微软雅黑" w:hAnsi="Tahoma" w:hint="eastAsia"/>
+                <w:kern w:val="0"/>
+                <w:sz w:val="22"/>
+              </w:rPr>
+              <w:t>1</w:t>
+            </w:r>
+            <w:r>
+              <w:rPr>
+                <w:rFonts w:ascii="Tahoma" w:eastAsia="微软雅黑" w:hAnsi="Tahoma" w:hint="eastAsia"/>
+                <w:kern w:val="0"/>
+                <w:sz w:val="22"/>
+              </w:rPr>
+              <w:t>个防具的名字</w:t>
+            </w:r>
+            <w:r>
+              <w:rPr>
+                <w:rFonts w:ascii="Tahoma" w:eastAsia="微软雅黑" w:hAnsi="Tahoma" w:hint="eastAsia"/>
+                <w:kern w:val="0"/>
+                <w:sz w:val="22"/>
+              </w:rPr>
+              <w:t xml:space="preserve"> + </w:t>
+            </w:r>
+            <w:r>
+              <w:rPr>
+                <w:rFonts w:ascii="Tahoma" w:eastAsia="微软雅黑" w:hAnsi="Tahoma" w:hint="eastAsia"/>
+                <w:kern w:val="0"/>
+                <w:sz w:val="22"/>
+              </w:rPr>
+              <w:t>图标</w:t>
+            </w:r>
+          </w:p>
+        </w:tc>
+        <w:tc>
+          <w:tcPr>
+            <w:tcW w:w="3438" w:type="dxa"/>
+            <w:vAlign w:val="center"/>
+          </w:tcPr>
+          <w:p>
+            <w:pPr>
+              <w:snapToGrid w:val="0"/>
+              <w:rPr>
+                <w:rFonts w:ascii="Tahoma" w:eastAsia="微软雅黑" w:hAnsi="Tahoma"/>
+                <w:color w:val="A6A6A6" w:themeColor="background1" w:themeShade="A6"/>
+                <w:kern w:val="0"/>
+                <w:sz w:val="22"/>
+              </w:rPr>
+            </w:pPr>
+            <w:r>
+              <w:rPr>
+                <w:rFonts w:ascii="Tahoma" w:eastAsia="微软雅黑" w:hAnsi="Tahoma" w:hint="eastAsia"/>
+                <w:color w:val="A6A6A6" w:themeColor="background1" w:themeShade="A6"/>
+                <w:kern w:val="0"/>
+                <w:szCs w:val="21"/>
+              </w:rPr>
+              <w:t>Drill_CoreOfWindowCharacter</w:t>
+            </w:r>
+          </w:p>
+          <w:p>
+            <w:pPr>
+              <w:snapToGrid w:val="0"/>
+              <w:rPr>
+                <w:rFonts w:ascii="Tahoma" w:eastAsia="微软雅黑" w:hAnsi="Tahoma"/>
+                <w:color w:val="A6A6A6" w:themeColor="background1" w:themeShade="A6"/>
+                <w:kern w:val="0"/>
+                <w:szCs w:val="21"/>
+              </w:rPr>
+            </w:pPr>
+            <w:r>
+              <w:rPr>
+                <w:rFonts w:ascii="Tahoma" w:eastAsia="微软雅黑" w:hAnsi="Tahoma" w:hint="eastAsia"/>
+                <w:color w:val="A6A6A6" w:themeColor="background1" w:themeShade="A6"/>
+                <w:kern w:val="0"/>
+                <w:szCs w:val="21"/>
+              </w:rPr>
+              <w:t>窗口字符</w:t>
+            </w:r>
+            <w:r>
+              <w:rPr>
+                <w:rFonts w:ascii="Tahoma" w:eastAsia="微软雅黑" w:hAnsi="Tahoma" w:hint="eastAsia"/>
+                <w:color w:val="A6A6A6" w:themeColor="background1" w:themeShade="A6"/>
+                <w:kern w:val="0"/>
+                <w:szCs w:val="21"/>
+              </w:rPr>
+              <w:t xml:space="preserve"> - </w:t>
+            </w:r>
+            <w:r>
+              <w:rPr>
+                <w:rFonts w:ascii="Tahoma" w:eastAsia="微软雅黑" w:hAnsi="Tahoma" w:hint="eastAsia"/>
+                <w:color w:val="A6A6A6" w:themeColor="background1" w:themeShade="A6"/>
+                <w:kern w:val="0"/>
+                <w:szCs w:val="21"/>
+              </w:rPr>
+              <w:t>窗口字符核心</w:t>
+            </w:r>
+          </w:p>
+        </w:tc>
+      </w:tr>
+      <w:tr>
+        <w:tc>
+          <w:tcPr>
+            <w:tcW w:w="2186" w:type="dxa"/>
+            <w:vAlign w:val="center"/>
+          </w:tcPr>
+          <w:p>
+            <w:pPr>
+              <w:snapToGrid w:val="0"/>
+              <w:jc w:val="center"/>
+              <w:rPr>
+                <w:rFonts w:ascii="Tahoma" w:eastAsia="微软雅黑" w:hAnsi="Tahoma"/>
+                <w:kern w:val="0"/>
+                <w:sz w:val="22"/>
+              </w:rPr>
+            </w:pPr>
+            <w:r>
+              <w:rPr>
+                <w:rFonts w:ascii="Tahoma" w:eastAsia="微软雅黑" w:hAnsi="Tahoma" w:hint="eastAsia"/>
+                <w:kern w:val="0"/>
+                <w:sz w:val="22"/>
+              </w:rPr>
+              <w:t>\</w:t>
+            </w:r>
+            <w:proofErr w:type="gramStart"/>
+            <w:r>
+              <w:rPr>
+                <w:rFonts w:ascii="Tahoma" w:eastAsia="微软雅黑" w:hAnsi="Tahoma" w:hint="eastAsia"/>
+                <w:kern w:val="0"/>
+                <w:sz w:val="22"/>
+              </w:rPr>
+              <w:t>IS</w:t>
+            </w:r>
+            <w:r>
+              <w:rPr>
+                <w:rFonts w:ascii="Tahoma" w:eastAsia="微软雅黑" w:hAnsi="Tahoma" w:hint="eastAsia"/>
+                <w:kern w:val="0"/>
+                <w:sz w:val="22"/>
+              </w:rPr>
+              <w:t>[</w:t>
+            </w:r>
+            <w:proofErr w:type="gramEnd"/>
+            <w:r>
+              <w:rPr>
+                <w:rFonts w:ascii="Tahoma" w:eastAsia="微软雅黑" w:hAnsi="Tahoma" w:hint="eastAsia"/>
+                <w:kern w:val="0"/>
+                <w:sz w:val="22"/>
+              </w:rPr>
+              <w:t>1]</w:t>
+            </w:r>
+          </w:p>
+        </w:tc>
+        <w:tc>
+          <w:tcPr>
+            <w:tcW w:w="1216" w:type="dxa"/>
+            <w:vAlign w:val="center"/>
+          </w:tcPr>
+          <w:p>
+            <w:pPr>
+              <w:snapToGrid w:val="0"/>
+              <w:jc w:val="center"/>
+              <w:rPr>
+                <w:rFonts w:ascii="Tahoma" w:eastAsia="微软雅黑" w:hAnsi="Tahoma"/>
+                <w:kern w:val="0"/>
+                <w:sz w:val="22"/>
+              </w:rPr>
+            </w:pPr>
+            <w:r>
+              <w:rPr>
+                <w:rFonts w:ascii="Tahoma" w:eastAsia="微软雅黑" w:hAnsi="Tahoma" w:hint="eastAsia"/>
+                <w:kern w:val="0"/>
+                <w:sz w:val="22"/>
+              </w:rPr>
+              <w:t>指代字符</w:t>
+            </w:r>
+          </w:p>
+        </w:tc>
+        <w:tc>
+          <w:tcPr>
+            <w:tcW w:w="1134" w:type="dxa"/>
+            <w:vAlign w:val="center"/>
+          </w:tcPr>
+          <w:p>
+            <w:pPr>
+              <w:snapToGrid w:val="0"/>
+              <w:jc w:val="center"/>
+              <w:rPr>
+                <w:rFonts w:ascii="Tahoma" w:eastAsia="微软雅黑" w:hAnsi="Tahoma"/>
+                <w:kern w:val="0"/>
+                <w:sz w:val="22"/>
+              </w:rPr>
+            </w:pPr>
+            <w:r>
+              <w:rPr>
+                <w:rFonts w:ascii="Tahoma" w:eastAsia="微软雅黑" w:hAnsi="Tahoma" w:hint="eastAsia"/>
+                <w:kern w:val="0"/>
+                <w:sz w:val="22"/>
+              </w:rPr>
+              <w:t>数字</w:t>
+            </w:r>
+          </w:p>
+        </w:tc>
+        <w:tc>
+          <w:tcPr>
+            <w:tcW w:w="5122" w:type="dxa"/>
+            <w:vAlign w:val="center"/>
+          </w:tcPr>
+          <w:p>
+            <w:pPr>
+              <w:snapToGrid w:val="0"/>
+              <w:rPr>
+                <w:rFonts w:ascii="Tahoma" w:eastAsia="微软雅黑" w:hAnsi="Tahoma"/>
+                <w:kern w:val="0"/>
+                <w:sz w:val="22"/>
+              </w:rPr>
+            </w:pPr>
+            <w:r>
+              <w:rPr>
+                <w:rFonts w:ascii="Tahoma" w:eastAsia="微软雅黑" w:hAnsi="Tahoma" w:hint="eastAsia"/>
+                <w:kern w:val="0"/>
+                <w:sz w:val="22"/>
+              </w:rPr>
+              <w:t>替换为第</w:t>
+            </w:r>
+            <w:r>
+              <w:rPr>
+                <w:rFonts w:ascii="Tahoma" w:eastAsia="微软雅黑" w:hAnsi="Tahoma" w:hint="eastAsia"/>
+                <w:kern w:val="0"/>
+                <w:sz w:val="22"/>
+              </w:rPr>
+              <w:t>1</w:t>
+            </w:r>
+            <w:r>
+              <w:rPr>
+                <w:rFonts w:ascii="Tahoma" w:eastAsia="微软雅黑" w:hAnsi="Tahoma" w:hint="eastAsia"/>
+                <w:kern w:val="0"/>
+                <w:sz w:val="22"/>
+              </w:rPr>
+              <w:t>个技能的名字</w:t>
+            </w:r>
+            <w:r>
+              <w:rPr>
+                <w:rFonts w:ascii="Tahoma" w:eastAsia="微软雅黑" w:hAnsi="Tahoma" w:hint="eastAsia"/>
+                <w:kern w:val="0"/>
+                <w:sz w:val="22"/>
+              </w:rPr>
+              <w:t xml:space="preserve"> + </w:t>
+            </w:r>
+            <w:r>
+              <w:rPr>
+                <w:rFonts w:ascii="Tahoma" w:eastAsia="微软雅黑" w:hAnsi="Tahoma" w:hint="eastAsia"/>
+                <w:kern w:val="0"/>
+                <w:sz w:val="22"/>
+              </w:rPr>
+              <w:t>图标</w:t>
+            </w:r>
+          </w:p>
+        </w:tc>
+        <w:tc>
+          <w:tcPr>
+            <w:tcW w:w="3438" w:type="dxa"/>
+            <w:vAlign w:val="center"/>
+          </w:tcPr>
+          <w:p>
+            <w:pPr>
+              <w:snapToGrid w:val="0"/>
+              <w:rPr>
+                <w:rFonts w:ascii="Tahoma" w:eastAsia="微软雅黑" w:hAnsi="Tahoma"/>
+                <w:color w:val="A6A6A6" w:themeColor="background1" w:themeShade="A6"/>
+                <w:kern w:val="0"/>
+                <w:sz w:val="22"/>
+              </w:rPr>
+            </w:pPr>
+            <w:r>
+              <w:rPr>
+                <w:rFonts w:ascii="Tahoma" w:eastAsia="微软雅黑" w:hAnsi="Tahoma" w:hint="eastAsia"/>
+                <w:color w:val="A6A6A6" w:themeColor="background1" w:themeShade="A6"/>
+                <w:kern w:val="0"/>
+                <w:szCs w:val="21"/>
+              </w:rPr>
+              <w:t>Drill_CoreOfWindowCharacter</w:t>
+            </w:r>
+          </w:p>
+          <w:p>
+            <w:pPr>
+              <w:snapToGrid w:val="0"/>
+              <w:rPr>
+                <w:rFonts w:ascii="Tahoma" w:eastAsia="微软雅黑" w:hAnsi="Tahoma"/>
+                <w:color w:val="A6A6A6" w:themeColor="background1" w:themeShade="A6"/>
+                <w:kern w:val="0"/>
+                <w:szCs w:val="21"/>
+              </w:rPr>
+            </w:pPr>
+            <w:r>
+              <w:rPr>
+                <w:rFonts w:ascii="Tahoma" w:eastAsia="微软雅黑" w:hAnsi="Tahoma" w:hint="eastAsia"/>
+                <w:color w:val="A6A6A6" w:themeColor="background1" w:themeShade="A6"/>
+                <w:kern w:val="0"/>
+                <w:szCs w:val="21"/>
+              </w:rPr>
+              <w:t>窗口字符</w:t>
+            </w:r>
+            <w:r>
+              <w:rPr>
+                <w:rFonts w:ascii="Tahoma" w:eastAsia="微软雅黑" w:hAnsi="Tahoma" w:hint="eastAsia"/>
+                <w:color w:val="A6A6A6" w:themeColor="background1" w:themeShade="A6"/>
+                <w:kern w:val="0"/>
+                <w:szCs w:val="21"/>
+              </w:rPr>
+              <w:t xml:space="preserve"> - </w:t>
+            </w:r>
+            <w:r>
+              <w:rPr>
+                <w:rFonts w:ascii="Tahoma" w:eastAsia="微软雅黑" w:hAnsi="Tahoma" w:hint="eastAsia"/>
+                <w:color w:val="A6A6A6" w:themeColor="background1" w:themeShade="A6"/>
+                <w:kern w:val="0"/>
+                <w:szCs w:val="21"/>
+              </w:rPr>
+              <w:t>窗口字符核心</w:t>
+            </w:r>
+          </w:p>
+        </w:tc>
+      </w:tr>
+      <w:tr>
+        <w:tc>
+          <w:tcPr>
+            <w:tcW w:w="2186" w:type="dxa"/>
+            <w:vAlign w:val="center"/>
+          </w:tcPr>
+          <w:p>
+            <w:pPr>
+              <w:snapToGrid w:val="0"/>
+              <w:jc w:val="center"/>
+              <w:rPr>
+                <w:rFonts w:ascii="Tahoma" w:eastAsia="微软雅黑" w:hAnsi="Tahoma"/>
+                <w:kern w:val="0"/>
+                <w:sz w:val="22"/>
+              </w:rPr>
+            </w:pPr>
+            <w:r>
+              <w:rPr>
+                <w:rFonts w:ascii="Tahoma" w:eastAsia="微软雅黑" w:hAnsi="Tahoma" w:hint="eastAsia"/>
+                <w:kern w:val="0"/>
+                <w:sz w:val="22"/>
+              </w:rPr>
+              <w:t>\</w:t>
+            </w:r>
+            <w:proofErr w:type="gramStart"/>
+            <w:r>
+              <w:rPr>
+                <w:rFonts w:ascii="Tahoma" w:eastAsia="微软雅黑" w:hAnsi="Tahoma" w:hint="eastAsia"/>
+                <w:kern w:val="0"/>
+                <w:sz w:val="22"/>
+              </w:rPr>
+              <w:t>IT</w:t>
+            </w:r>
+            <w:r>
+              <w:rPr>
+                <w:rFonts w:ascii="Tahoma" w:eastAsia="微软雅黑" w:hAnsi="Tahoma" w:hint="eastAsia"/>
+                <w:kern w:val="0"/>
+                <w:sz w:val="22"/>
+              </w:rPr>
+              <w:t>[</w:t>
+            </w:r>
+            <w:proofErr w:type="gramEnd"/>
+            <w:r>
+              <w:rPr>
+                <w:rFonts w:ascii="Tahoma" w:eastAsia="微软雅黑" w:hAnsi="Tahoma" w:hint="eastAsia"/>
+                <w:kern w:val="0"/>
+                <w:sz w:val="22"/>
+              </w:rPr>
+              <w:t>1]</w:t>
+            </w:r>
+          </w:p>
+        </w:tc>
+        <w:tc>
+          <w:tcPr>
+            <w:tcW w:w="1216" w:type="dxa"/>
+            <w:vAlign w:val="center"/>
+          </w:tcPr>
+          <w:p>
+            <w:pPr>
+              <w:snapToGrid w:val="0"/>
+              <w:jc w:val="center"/>
+              <w:rPr>
+                <w:rFonts w:ascii="Tahoma" w:eastAsia="微软雅黑" w:hAnsi="Tahoma"/>
+                <w:kern w:val="0"/>
+                <w:sz w:val="22"/>
+              </w:rPr>
+            </w:pPr>
+            <w:r>
+              <w:rPr>
+                <w:rFonts w:ascii="Tahoma" w:eastAsia="微软雅黑" w:hAnsi="Tahoma" w:hint="eastAsia"/>
+                <w:kern w:val="0"/>
+                <w:sz w:val="22"/>
+              </w:rPr>
+              <w:t>指代字符</w:t>
+            </w:r>
+          </w:p>
+        </w:tc>
+        <w:tc>
+          <w:tcPr>
+            <w:tcW w:w="1134" w:type="dxa"/>
+            <w:vAlign w:val="center"/>
+          </w:tcPr>
+          <w:p>
+            <w:pPr>
+              <w:snapToGrid w:val="0"/>
+              <w:jc w:val="center"/>
+              <w:rPr>
+                <w:rFonts w:ascii="Tahoma" w:eastAsia="微软雅黑" w:hAnsi="Tahoma"/>
+                <w:kern w:val="0"/>
+                <w:sz w:val="22"/>
+              </w:rPr>
+            </w:pPr>
+            <w:r>
+              <w:rPr>
+                <w:rFonts w:ascii="Tahoma" w:eastAsia="微软雅黑" w:hAnsi="Tahoma" w:hint="eastAsia"/>
+                <w:kern w:val="0"/>
+                <w:sz w:val="22"/>
+              </w:rPr>
+              <w:t>数字</w:t>
+            </w:r>
+          </w:p>
+        </w:tc>
+        <w:tc>
+          <w:tcPr>
+            <w:tcW w:w="5122" w:type="dxa"/>
+            <w:vAlign w:val="center"/>
+          </w:tcPr>
+          <w:p>
+            <w:pPr>
+              <w:snapToGrid w:val="0"/>
+              <w:rPr>
+                <w:rFonts w:ascii="Tahoma" w:eastAsia="微软雅黑" w:hAnsi="Tahoma"/>
+                <w:kern w:val="0"/>
+                <w:sz w:val="22"/>
+              </w:rPr>
+            </w:pPr>
+            <w:r>
+              <w:rPr>
+                <w:rFonts w:ascii="Tahoma" w:eastAsia="微软雅黑" w:hAnsi="Tahoma" w:hint="eastAsia"/>
+                <w:kern w:val="0"/>
+                <w:sz w:val="22"/>
+              </w:rPr>
+              <w:t>替换为第</w:t>
+            </w:r>
+            <w:r>
+              <w:rPr>
+                <w:rFonts w:ascii="Tahoma" w:eastAsia="微软雅黑" w:hAnsi="Tahoma" w:hint="eastAsia"/>
+                <w:kern w:val="0"/>
+                <w:sz w:val="22"/>
+              </w:rPr>
+              <w:t>1</w:t>
+            </w:r>
+            <w:r>
+              <w:rPr>
+                <w:rFonts w:ascii="Tahoma" w:eastAsia="微软雅黑" w:hAnsi="Tahoma" w:hint="eastAsia"/>
+                <w:kern w:val="0"/>
+                <w:sz w:val="22"/>
+              </w:rPr>
+              <w:t>个状态的名字</w:t>
+            </w:r>
+            <w:r>
+              <w:rPr>
+                <w:rFonts w:ascii="Tahoma" w:eastAsia="微软雅黑" w:hAnsi="Tahoma" w:hint="eastAsia"/>
+                <w:kern w:val="0"/>
+                <w:sz w:val="22"/>
+              </w:rPr>
+              <w:t xml:space="preserve"> + </w:t>
+            </w:r>
+            <w:r>
+              <w:rPr>
+                <w:rFonts w:ascii="Tahoma" w:eastAsia="微软雅黑" w:hAnsi="Tahoma" w:hint="eastAsia"/>
+                <w:kern w:val="0"/>
+                <w:sz w:val="22"/>
+              </w:rPr>
+              <w:t>图标</w:t>
+            </w:r>
+          </w:p>
+        </w:tc>
+        <w:tc>
+          <w:tcPr>
+            <w:tcW w:w="3438" w:type="dxa"/>
+            <w:vAlign w:val="center"/>
+          </w:tcPr>
+          <w:p>
+            <w:pPr>
+              <w:snapToGrid w:val="0"/>
+              <w:rPr>
+                <w:rFonts w:ascii="Tahoma" w:eastAsia="微软雅黑" w:hAnsi="Tahoma"/>
+                <w:color w:val="A6A6A6" w:themeColor="background1" w:themeShade="A6"/>
+                <w:kern w:val="0"/>
+                <w:sz w:val="22"/>
+              </w:rPr>
+            </w:pPr>
+            <w:r>
+              <w:rPr>
+                <w:rFonts w:ascii="Tahoma" w:eastAsia="微软雅黑" w:hAnsi="Tahoma" w:hint="eastAsia"/>
+                <w:color w:val="A6A6A6" w:themeColor="background1" w:themeShade="A6"/>
+                <w:kern w:val="0"/>
+                <w:szCs w:val="21"/>
+              </w:rPr>
+              <w:t>Drill_CoreOfWindowCharacter</w:t>
+            </w:r>
+          </w:p>
+          <w:p>
+            <w:pPr>
+              <w:snapToGrid w:val="0"/>
+              <w:rPr>
+                <w:rFonts w:ascii="Tahoma" w:eastAsia="微软雅黑" w:hAnsi="Tahoma"/>
+                <w:color w:val="A6A6A6" w:themeColor="background1" w:themeShade="A6"/>
+                <w:kern w:val="0"/>
+                <w:szCs w:val="21"/>
+              </w:rPr>
+            </w:pPr>
+            <w:r>
+              <w:rPr>
+                <w:rFonts w:ascii="Tahoma" w:eastAsia="微软雅黑" w:hAnsi="Tahoma" w:hint="eastAsia"/>
+                <w:color w:val="A6A6A6" w:themeColor="background1" w:themeShade="A6"/>
+                <w:kern w:val="0"/>
+                <w:szCs w:val="21"/>
+              </w:rPr>
+              <w:t>窗口字符</w:t>
+            </w:r>
+            <w:r>
+              <w:rPr>
+                <w:rFonts w:ascii="Tahoma" w:eastAsia="微软雅黑" w:hAnsi="Tahoma" w:hint="eastAsia"/>
+                <w:color w:val="A6A6A6" w:themeColor="background1" w:themeShade="A6"/>
+                <w:kern w:val="0"/>
+                <w:szCs w:val="21"/>
+              </w:rPr>
+              <w:t xml:space="preserve"> - </w:t>
+            </w:r>
+            <w:r>
+              <w:rPr>
+                <w:rFonts w:ascii="Tahoma" w:eastAsia="微软雅黑" w:hAnsi="Tahoma" w:hint="eastAsia"/>
+                <w:color w:val="A6A6A6" w:themeColor="background1" w:themeShade="A6"/>
+                <w:kern w:val="0"/>
+                <w:szCs w:val="21"/>
+              </w:rPr>
+              <w:t>窗口字符核心</w:t>
+            </w:r>
+          </w:p>
+        </w:tc>
+      </w:tr>
+      <w:tr>
+        <w:tc>
+          <w:tcPr>
+            <w:tcW w:w="2186" w:type="dxa"/>
+            <w:vAlign w:val="center"/>
+          </w:tcPr>
+          <w:p>
+            <w:pPr>
+              <w:snapToGrid w:val="0"/>
+              <w:jc w:val="center"/>
+              <w:rPr>
+                <w:rFonts w:ascii="Tahoma" w:eastAsia="微软雅黑" w:hAnsi="Tahoma"/>
+                <w:kern w:val="0"/>
+                <w:sz w:val="22"/>
+              </w:rPr>
+            </w:pPr>
+            <w:r>
+              <w:rPr>
+                <w:rFonts w:ascii="Tahoma" w:eastAsia="微软雅黑" w:hAnsi="Tahoma" w:hint="eastAsia"/>
+                <w:kern w:val="0"/>
+                <w:sz w:val="22"/>
+              </w:rPr>
               <w:lastRenderedPageBreak/>
               <w:t>\</w:t>
             </w:r>
@@ -13253,7 +16048,7 @@
                 <w:kern w:val="0"/>
                 <w:sz w:val="22"/>
               </w:rPr>
-              <w:t>NA</w:t>
+              <w:t>W</w:t>
             </w:r>
             <w:r>
               <w:rPr>
@@ -13270,7 +16065,23 @@
                 <w:kern w:val="0"/>
                 <w:sz w:val="22"/>
               </w:rPr>
-              <w:t>1]</w:t>
+              <w:t>1</w:t>
+            </w:r>
+            <w:r>
+              <w:rPr>
+                <w:rFonts w:ascii="Tahoma" w:eastAsia="微软雅黑" w:hAnsi="Tahoma" w:hint="eastAsia"/>
+                <w:kern w:val="0"/>
+                <w:sz w:val="22"/>
+              </w:rPr>
+              <w:t>00</w:t>
+            </w:r>
+            <w:r>
+              <w:rPr>
+                <w:rFonts w:ascii="Tahoma" w:eastAsia="微软雅黑" w:hAnsi="Tahoma" w:hint="eastAsia"/>
+                <w:kern w:val="0"/>
+                <w:sz w:val="22"/>
+              </w:rPr>
+              <w:t>]</w:t>
             </w:r>
           </w:p>
         </w:tc>
@@ -13295,7 +16106,7 @@
                 <w:kern w:val="0"/>
                 <w:sz w:val="22"/>
               </w:rPr>
-              <w:t>指代字符</w:t>
+              <w:t>消息输入字符</w:t>
             </w:r>
           </w:p>
         </w:tc>
@@ -13327,41 +16138,40 @@
         <w:tc>
           <w:tcPr>
             <w:tcW w:w="5122" w:type="dxa"/>
-            <w:shd w:val="clear" w:color="auto" w:fill="auto"/>
-            <w:vAlign w:val="center"/>
-          </w:tcPr>
-          <w:p>
-            <w:pPr>
-              <w:snapToGrid w:val="0"/>
-              <w:rPr>
-                <w:rFonts w:ascii="Tahoma" w:eastAsia="微软雅黑" w:hAnsi="Tahoma"/>
-                <w:kern w:val="0"/>
-                <w:sz w:val="22"/>
-              </w:rPr>
-            </w:pPr>
-            <w:r>
-              <w:rPr>
-                <w:rFonts w:ascii="Tahoma" w:eastAsia="微软雅黑" w:hAnsi="Tahoma" w:hint="eastAsia"/>
-                <w:kern w:val="0"/>
-                <w:sz w:val="22"/>
-              </w:rPr>
-              <w:t>替换为第</w:t>
-            </w:r>
-            <w:r>
-              <w:rPr>
-                <w:rFonts w:ascii="Tahoma" w:eastAsia="微软雅黑" w:hAnsi="Tahoma" w:hint="eastAsia"/>
-                <w:kern w:val="0"/>
-                <w:sz w:val="22"/>
-              </w:rPr>
-              <w:t>1</w:t>
-            </w:r>
-            <w:r>
-              <w:rPr>
-                <w:rFonts w:ascii="Tahoma" w:eastAsia="微软雅黑" w:hAnsi="Tahoma" w:hint="eastAsia"/>
-                <w:kern w:val="0"/>
-                <w:sz w:val="22"/>
-              </w:rPr>
-              <w:t>个防具的名字</w:t>
+            <w:vAlign w:val="center"/>
+          </w:tcPr>
+          <w:p>
+            <w:pPr>
+              <w:snapToGrid w:val="0"/>
+              <w:rPr>
+                <w:rFonts w:ascii="Tahoma" w:eastAsia="微软雅黑" w:hAnsi="Tahoma"/>
+                <w:kern w:val="0"/>
+                <w:sz w:val="22"/>
+              </w:rPr>
+            </w:pPr>
+            <w:r>
+              <w:rPr>
+                <w:rFonts w:ascii="Tahoma" w:eastAsia="微软雅黑" w:hAnsi="Tahoma" w:hint="eastAsia"/>
+                <w:kern w:val="0"/>
+                <w:sz w:val="22"/>
+              </w:rPr>
+              <w:t>等待</w:t>
+            </w:r>
+            <w:r>
+              <w:rPr>
+                <w:rFonts w:ascii="Tahoma" w:eastAsia="微软雅黑" w:hAnsi="Tahoma" w:hint="eastAsia"/>
+                <w:kern w:val="0"/>
+                <w:sz w:val="22"/>
+              </w:rPr>
+              <w:t>100</w:t>
+            </w:r>
+            <w:r>
+              <w:rPr>
+                <w:rFonts w:ascii="Tahoma" w:eastAsia="微软雅黑" w:hAnsi="Tahoma" w:hint="eastAsia"/>
+                <w:kern w:val="0"/>
+                <w:sz w:val="22"/>
+              </w:rPr>
+              <w:t>帧，再绘制下一个字符</w:t>
             </w:r>
           </w:p>
         </w:tc>
@@ -13461,15 +16271,7 @@
                 <w:kern w:val="0"/>
                 <w:sz w:val="22"/>
               </w:rPr>
-              <w:t>NS</w:t>
-            </w:r>
-            <w:r>
-              <w:rPr>
-                <w:rFonts w:ascii="Tahoma" w:eastAsia="微软雅黑" w:hAnsi="Tahoma" w:hint="eastAsia"/>
-                <w:kern w:val="0"/>
-                <w:sz w:val="22"/>
-              </w:rPr>
-              <w:t>[</w:t>
+              <w:t>TI[</w:t>
             </w:r>
             <w:proofErr w:type="gramEnd"/>
             <w:r>
@@ -13478,7 +16280,7 @@
                 <w:kern w:val="0"/>
                 <w:sz w:val="22"/>
               </w:rPr>
-              <w:t>1]</w:t>
+              <w:t>2]</w:t>
             </w:r>
           </w:p>
         </w:tc>
@@ -13503,7 +16305,7 @@
                 <w:kern w:val="0"/>
                 <w:sz w:val="22"/>
               </w:rPr>
-              <w:t>指代字符</w:t>
+              <w:t>消息输入字符</w:t>
             </w:r>
           </w:p>
         </w:tc>
@@ -13535,1967 +16337,6 @@
         <w:tc>
           <w:tcPr>
             <w:tcW w:w="5122" w:type="dxa"/>
-            <w:shd w:val="clear" w:color="auto" w:fill="auto"/>
-            <w:vAlign w:val="center"/>
-          </w:tcPr>
-          <w:p>
-            <w:pPr>
-              <w:snapToGrid w:val="0"/>
-              <w:rPr>
-                <w:rFonts w:ascii="Tahoma" w:eastAsia="微软雅黑" w:hAnsi="Tahoma"/>
-                <w:kern w:val="0"/>
-                <w:sz w:val="22"/>
-              </w:rPr>
-            </w:pPr>
-            <w:r>
-              <w:rPr>
-                <w:rFonts w:ascii="Tahoma" w:eastAsia="微软雅黑" w:hAnsi="Tahoma" w:hint="eastAsia"/>
-                <w:kern w:val="0"/>
-                <w:sz w:val="22"/>
-              </w:rPr>
-              <w:t>替换为第</w:t>
-            </w:r>
-            <w:r>
-              <w:rPr>
-                <w:rFonts w:ascii="Tahoma" w:eastAsia="微软雅黑" w:hAnsi="Tahoma" w:hint="eastAsia"/>
-                <w:kern w:val="0"/>
-                <w:sz w:val="22"/>
-              </w:rPr>
-              <w:t>1</w:t>
-            </w:r>
-            <w:r>
-              <w:rPr>
-                <w:rFonts w:ascii="Tahoma" w:eastAsia="微软雅黑" w:hAnsi="Tahoma" w:hint="eastAsia"/>
-                <w:kern w:val="0"/>
-                <w:sz w:val="22"/>
-              </w:rPr>
-              <w:t>个技能的名字</w:t>
-            </w:r>
-          </w:p>
-        </w:tc>
-        <w:tc>
-          <w:tcPr>
-            <w:tcW w:w="3438" w:type="dxa"/>
-            <w:vAlign w:val="center"/>
-          </w:tcPr>
-          <w:p>
-            <w:pPr>
-              <w:snapToGrid w:val="0"/>
-              <w:rPr>
-                <w:rFonts w:ascii="Tahoma" w:eastAsia="微软雅黑" w:hAnsi="Tahoma"/>
-                <w:color w:val="A6A6A6" w:themeColor="background1" w:themeShade="A6"/>
-                <w:kern w:val="0"/>
-                <w:sz w:val="22"/>
-              </w:rPr>
-            </w:pPr>
-            <w:r>
-              <w:rPr>
-                <w:rFonts w:ascii="Tahoma" w:eastAsia="微软雅黑" w:hAnsi="Tahoma" w:hint="eastAsia"/>
-                <w:color w:val="A6A6A6" w:themeColor="background1" w:themeShade="A6"/>
-                <w:kern w:val="0"/>
-                <w:szCs w:val="21"/>
-              </w:rPr>
-              <w:t>Drill_CoreOfWindowCharacter</w:t>
-            </w:r>
-          </w:p>
-          <w:p>
-            <w:pPr>
-              <w:snapToGrid w:val="0"/>
-              <w:rPr>
-                <w:rFonts w:ascii="Tahoma" w:eastAsia="微软雅黑" w:hAnsi="Tahoma"/>
-                <w:color w:val="A6A6A6" w:themeColor="background1" w:themeShade="A6"/>
-                <w:kern w:val="0"/>
-                <w:szCs w:val="21"/>
-              </w:rPr>
-            </w:pPr>
-            <w:r>
-              <w:rPr>
-                <w:rFonts w:ascii="Tahoma" w:eastAsia="微软雅黑" w:hAnsi="Tahoma" w:hint="eastAsia"/>
-                <w:color w:val="A6A6A6" w:themeColor="background1" w:themeShade="A6"/>
-                <w:kern w:val="0"/>
-                <w:szCs w:val="21"/>
-              </w:rPr>
-              <w:t>窗口字符</w:t>
-            </w:r>
-            <w:r>
-              <w:rPr>
-                <w:rFonts w:ascii="Tahoma" w:eastAsia="微软雅黑" w:hAnsi="Tahoma" w:hint="eastAsia"/>
-                <w:color w:val="A6A6A6" w:themeColor="background1" w:themeShade="A6"/>
-                <w:kern w:val="0"/>
-                <w:szCs w:val="21"/>
-              </w:rPr>
-              <w:t xml:space="preserve"> - </w:t>
-            </w:r>
-            <w:r>
-              <w:rPr>
-                <w:rFonts w:ascii="Tahoma" w:eastAsia="微软雅黑" w:hAnsi="Tahoma" w:hint="eastAsia"/>
-                <w:color w:val="A6A6A6" w:themeColor="background1" w:themeShade="A6"/>
-                <w:kern w:val="0"/>
-                <w:szCs w:val="21"/>
-              </w:rPr>
-              <w:t>窗口字符核心</w:t>
-            </w:r>
-          </w:p>
-        </w:tc>
-      </w:tr>
-      <w:tr>
-        <w:tc>
-          <w:tcPr>
-            <w:tcW w:w="2186" w:type="dxa"/>
-            <w:vAlign w:val="center"/>
-          </w:tcPr>
-          <w:p>
-            <w:pPr>
-              <w:snapToGrid w:val="0"/>
-              <w:jc w:val="center"/>
-              <w:rPr>
-                <w:rFonts w:ascii="Tahoma" w:eastAsia="微软雅黑" w:hAnsi="Tahoma"/>
-                <w:kern w:val="0"/>
-                <w:sz w:val="22"/>
-              </w:rPr>
-            </w:pPr>
-            <w:r>
-              <w:rPr>
-                <w:rFonts w:ascii="Tahoma" w:eastAsia="微软雅黑" w:hAnsi="Tahoma" w:hint="eastAsia"/>
-                <w:kern w:val="0"/>
-                <w:sz w:val="22"/>
-              </w:rPr>
-              <w:t>\</w:t>
-            </w:r>
-            <w:proofErr w:type="gramStart"/>
-            <w:r>
-              <w:rPr>
-                <w:rFonts w:ascii="Tahoma" w:eastAsia="微软雅黑" w:hAnsi="Tahoma" w:hint="eastAsia"/>
-                <w:kern w:val="0"/>
-                <w:sz w:val="22"/>
-              </w:rPr>
-              <w:t>NE</w:t>
-            </w:r>
-            <w:r>
-              <w:rPr>
-                <w:rFonts w:ascii="Tahoma" w:eastAsia="微软雅黑" w:hAnsi="Tahoma" w:hint="eastAsia"/>
-                <w:kern w:val="0"/>
-                <w:sz w:val="22"/>
-              </w:rPr>
-              <w:t>[</w:t>
-            </w:r>
-            <w:proofErr w:type="gramEnd"/>
-            <w:r>
-              <w:rPr>
-                <w:rFonts w:ascii="Tahoma" w:eastAsia="微软雅黑" w:hAnsi="Tahoma" w:hint="eastAsia"/>
-                <w:kern w:val="0"/>
-                <w:sz w:val="22"/>
-              </w:rPr>
-              <w:t>1]</w:t>
-            </w:r>
-          </w:p>
-        </w:tc>
-        <w:tc>
-          <w:tcPr>
-            <w:tcW w:w="1216" w:type="dxa"/>
-            <w:vAlign w:val="center"/>
-          </w:tcPr>
-          <w:p>
-            <w:pPr>
-              <w:snapToGrid w:val="0"/>
-              <w:jc w:val="center"/>
-              <w:rPr>
-                <w:rFonts w:ascii="Tahoma" w:eastAsia="微软雅黑" w:hAnsi="Tahoma"/>
-                <w:kern w:val="0"/>
-                <w:sz w:val="22"/>
-              </w:rPr>
-            </w:pPr>
-            <w:r>
-              <w:rPr>
-                <w:rFonts w:ascii="Tahoma" w:eastAsia="微软雅黑" w:hAnsi="Tahoma" w:hint="eastAsia"/>
-                <w:kern w:val="0"/>
-                <w:sz w:val="22"/>
-              </w:rPr>
-              <w:t>指代字符</w:t>
-            </w:r>
-          </w:p>
-        </w:tc>
-        <w:tc>
-          <w:tcPr>
-            <w:tcW w:w="1134" w:type="dxa"/>
-            <w:vAlign w:val="center"/>
-          </w:tcPr>
-          <w:p>
-            <w:pPr>
-              <w:snapToGrid w:val="0"/>
-              <w:jc w:val="center"/>
-              <w:rPr>
-                <w:rFonts w:ascii="Tahoma" w:eastAsia="微软雅黑" w:hAnsi="Tahoma"/>
-                <w:kern w:val="0"/>
-                <w:sz w:val="22"/>
-              </w:rPr>
-            </w:pPr>
-            <w:r>
-              <w:rPr>
-                <w:rFonts w:ascii="Tahoma" w:eastAsia="微软雅黑" w:hAnsi="Tahoma" w:hint="eastAsia"/>
-                <w:kern w:val="0"/>
-                <w:sz w:val="22"/>
-              </w:rPr>
-              <w:t>数字</w:t>
-            </w:r>
-          </w:p>
-        </w:tc>
-        <w:tc>
-          <w:tcPr>
-            <w:tcW w:w="5122" w:type="dxa"/>
-            <w:shd w:val="clear" w:color="auto" w:fill="auto"/>
-            <w:vAlign w:val="center"/>
-          </w:tcPr>
-          <w:p>
-            <w:pPr>
-              <w:snapToGrid w:val="0"/>
-              <w:rPr>
-                <w:rFonts w:ascii="Tahoma" w:eastAsia="微软雅黑" w:hAnsi="Tahoma"/>
-                <w:kern w:val="0"/>
-                <w:sz w:val="22"/>
-              </w:rPr>
-            </w:pPr>
-            <w:r>
-              <w:rPr>
-                <w:rFonts w:ascii="Tahoma" w:eastAsia="微软雅黑" w:hAnsi="Tahoma" w:hint="eastAsia"/>
-                <w:kern w:val="0"/>
-                <w:sz w:val="22"/>
-              </w:rPr>
-              <w:t>替换为第</w:t>
-            </w:r>
-            <w:r>
-              <w:rPr>
-                <w:rFonts w:ascii="Tahoma" w:eastAsia="微软雅黑" w:hAnsi="Tahoma" w:hint="eastAsia"/>
-                <w:kern w:val="0"/>
-                <w:sz w:val="22"/>
-              </w:rPr>
-              <w:t>1</w:t>
-            </w:r>
-            <w:r>
-              <w:rPr>
-                <w:rFonts w:ascii="Tahoma" w:eastAsia="微软雅黑" w:hAnsi="Tahoma" w:hint="eastAsia"/>
-                <w:kern w:val="0"/>
-                <w:sz w:val="22"/>
-              </w:rPr>
-              <w:t>个敌人的名字</w:t>
-            </w:r>
-          </w:p>
-        </w:tc>
-        <w:tc>
-          <w:tcPr>
-            <w:tcW w:w="3438" w:type="dxa"/>
-            <w:vAlign w:val="center"/>
-          </w:tcPr>
-          <w:p>
-            <w:pPr>
-              <w:snapToGrid w:val="0"/>
-              <w:rPr>
-                <w:rFonts w:ascii="Tahoma" w:eastAsia="微软雅黑" w:hAnsi="Tahoma"/>
-                <w:color w:val="A6A6A6" w:themeColor="background1" w:themeShade="A6"/>
-                <w:kern w:val="0"/>
-                <w:sz w:val="22"/>
-              </w:rPr>
-            </w:pPr>
-            <w:r>
-              <w:rPr>
-                <w:rFonts w:ascii="Tahoma" w:eastAsia="微软雅黑" w:hAnsi="Tahoma" w:hint="eastAsia"/>
-                <w:color w:val="A6A6A6" w:themeColor="background1" w:themeShade="A6"/>
-                <w:kern w:val="0"/>
-                <w:szCs w:val="21"/>
-              </w:rPr>
-              <w:t>Drill_CoreOfWindowCharacter</w:t>
-            </w:r>
-          </w:p>
-          <w:p>
-            <w:pPr>
-              <w:snapToGrid w:val="0"/>
-              <w:rPr>
-                <w:rFonts w:ascii="Tahoma" w:eastAsia="微软雅黑" w:hAnsi="Tahoma"/>
-                <w:color w:val="A6A6A6" w:themeColor="background1" w:themeShade="A6"/>
-                <w:kern w:val="0"/>
-                <w:szCs w:val="21"/>
-              </w:rPr>
-            </w:pPr>
-            <w:r>
-              <w:rPr>
-                <w:rFonts w:ascii="Tahoma" w:eastAsia="微软雅黑" w:hAnsi="Tahoma" w:hint="eastAsia"/>
-                <w:color w:val="A6A6A6" w:themeColor="background1" w:themeShade="A6"/>
-                <w:kern w:val="0"/>
-                <w:szCs w:val="21"/>
-              </w:rPr>
-              <w:t>窗口字符</w:t>
-            </w:r>
-            <w:r>
-              <w:rPr>
-                <w:rFonts w:ascii="Tahoma" w:eastAsia="微软雅黑" w:hAnsi="Tahoma" w:hint="eastAsia"/>
-                <w:color w:val="A6A6A6" w:themeColor="background1" w:themeShade="A6"/>
-                <w:kern w:val="0"/>
-                <w:szCs w:val="21"/>
-              </w:rPr>
-              <w:t xml:space="preserve"> - </w:t>
-            </w:r>
-            <w:r>
-              <w:rPr>
-                <w:rFonts w:ascii="Tahoma" w:eastAsia="微软雅黑" w:hAnsi="Tahoma" w:hint="eastAsia"/>
-                <w:color w:val="A6A6A6" w:themeColor="background1" w:themeShade="A6"/>
-                <w:kern w:val="0"/>
-                <w:szCs w:val="21"/>
-              </w:rPr>
-              <w:t>窗口字符核心</w:t>
-            </w:r>
-          </w:p>
-        </w:tc>
-      </w:tr>
-      <w:tr>
-        <w:tc>
-          <w:tcPr>
-            <w:tcW w:w="2186" w:type="dxa"/>
-            <w:vAlign w:val="center"/>
-          </w:tcPr>
-          <w:p>
-            <w:pPr>
-              <w:snapToGrid w:val="0"/>
-              <w:jc w:val="center"/>
-              <w:rPr>
-                <w:rFonts w:ascii="Tahoma" w:eastAsia="微软雅黑" w:hAnsi="Tahoma"/>
-                <w:kern w:val="0"/>
-                <w:sz w:val="22"/>
-              </w:rPr>
-            </w:pPr>
-            <w:r>
-              <w:rPr>
-                <w:rFonts w:ascii="Tahoma" w:eastAsia="微软雅黑" w:hAnsi="Tahoma" w:hint="eastAsia"/>
-                <w:kern w:val="0"/>
-                <w:sz w:val="22"/>
-              </w:rPr>
-              <w:t>\</w:t>
-            </w:r>
-            <w:proofErr w:type="gramStart"/>
-            <w:r>
-              <w:rPr>
-                <w:rFonts w:ascii="Tahoma" w:eastAsia="微软雅黑" w:hAnsi="Tahoma" w:hint="eastAsia"/>
-                <w:kern w:val="0"/>
-                <w:sz w:val="22"/>
-              </w:rPr>
-              <w:t>NT</w:t>
-            </w:r>
-            <w:r>
-              <w:rPr>
-                <w:rFonts w:ascii="Tahoma" w:eastAsia="微软雅黑" w:hAnsi="Tahoma" w:hint="eastAsia"/>
-                <w:kern w:val="0"/>
-                <w:sz w:val="22"/>
-              </w:rPr>
-              <w:t>[</w:t>
-            </w:r>
-            <w:proofErr w:type="gramEnd"/>
-            <w:r>
-              <w:rPr>
-                <w:rFonts w:ascii="Tahoma" w:eastAsia="微软雅黑" w:hAnsi="Tahoma" w:hint="eastAsia"/>
-                <w:kern w:val="0"/>
-                <w:sz w:val="22"/>
-              </w:rPr>
-              <w:t>1]</w:t>
-            </w:r>
-          </w:p>
-        </w:tc>
-        <w:tc>
-          <w:tcPr>
-            <w:tcW w:w="1216" w:type="dxa"/>
-            <w:vAlign w:val="center"/>
-          </w:tcPr>
-          <w:p>
-            <w:pPr>
-              <w:snapToGrid w:val="0"/>
-              <w:jc w:val="center"/>
-              <w:rPr>
-                <w:rFonts w:ascii="Tahoma" w:eastAsia="微软雅黑" w:hAnsi="Tahoma"/>
-                <w:kern w:val="0"/>
-                <w:sz w:val="22"/>
-              </w:rPr>
-            </w:pPr>
-            <w:r>
-              <w:rPr>
-                <w:rFonts w:ascii="Tahoma" w:eastAsia="微软雅黑" w:hAnsi="Tahoma" w:hint="eastAsia"/>
-                <w:kern w:val="0"/>
-                <w:sz w:val="22"/>
-              </w:rPr>
-              <w:t>指代字符</w:t>
-            </w:r>
-          </w:p>
-        </w:tc>
-        <w:tc>
-          <w:tcPr>
-            <w:tcW w:w="1134" w:type="dxa"/>
-            <w:vAlign w:val="center"/>
-          </w:tcPr>
-          <w:p>
-            <w:pPr>
-              <w:snapToGrid w:val="0"/>
-              <w:jc w:val="center"/>
-              <w:rPr>
-                <w:rFonts w:ascii="Tahoma" w:eastAsia="微软雅黑" w:hAnsi="Tahoma"/>
-                <w:kern w:val="0"/>
-                <w:sz w:val="22"/>
-              </w:rPr>
-            </w:pPr>
-            <w:r>
-              <w:rPr>
-                <w:rFonts w:ascii="Tahoma" w:eastAsia="微软雅黑" w:hAnsi="Tahoma" w:hint="eastAsia"/>
-                <w:kern w:val="0"/>
-                <w:sz w:val="22"/>
-              </w:rPr>
-              <w:t>数字</w:t>
-            </w:r>
-          </w:p>
-        </w:tc>
-        <w:tc>
-          <w:tcPr>
-            <w:tcW w:w="5122" w:type="dxa"/>
-            <w:shd w:val="clear" w:color="auto" w:fill="auto"/>
-            <w:vAlign w:val="center"/>
-          </w:tcPr>
-          <w:p>
-            <w:pPr>
-              <w:snapToGrid w:val="0"/>
-              <w:rPr>
-                <w:rFonts w:ascii="Tahoma" w:eastAsia="微软雅黑" w:hAnsi="Tahoma"/>
-                <w:kern w:val="0"/>
-                <w:sz w:val="22"/>
-              </w:rPr>
-            </w:pPr>
-            <w:r>
-              <w:rPr>
-                <w:rFonts w:ascii="Tahoma" w:eastAsia="微软雅黑" w:hAnsi="Tahoma" w:hint="eastAsia"/>
-                <w:kern w:val="0"/>
-                <w:sz w:val="22"/>
-              </w:rPr>
-              <w:t>替换为第</w:t>
-            </w:r>
-            <w:r>
-              <w:rPr>
-                <w:rFonts w:ascii="Tahoma" w:eastAsia="微软雅黑" w:hAnsi="Tahoma" w:hint="eastAsia"/>
-                <w:kern w:val="0"/>
-                <w:sz w:val="22"/>
-              </w:rPr>
-              <w:t>1</w:t>
-            </w:r>
-            <w:r>
-              <w:rPr>
-                <w:rFonts w:ascii="Tahoma" w:eastAsia="微软雅黑" w:hAnsi="Tahoma" w:hint="eastAsia"/>
-                <w:kern w:val="0"/>
-                <w:sz w:val="22"/>
-              </w:rPr>
-              <w:t>个状态的名字</w:t>
-            </w:r>
-          </w:p>
-        </w:tc>
-        <w:tc>
-          <w:tcPr>
-            <w:tcW w:w="3438" w:type="dxa"/>
-            <w:vAlign w:val="center"/>
-          </w:tcPr>
-          <w:p>
-            <w:pPr>
-              <w:snapToGrid w:val="0"/>
-              <w:rPr>
-                <w:rFonts w:ascii="Tahoma" w:eastAsia="微软雅黑" w:hAnsi="Tahoma"/>
-                <w:color w:val="A6A6A6" w:themeColor="background1" w:themeShade="A6"/>
-                <w:kern w:val="0"/>
-                <w:sz w:val="22"/>
-              </w:rPr>
-            </w:pPr>
-            <w:r>
-              <w:rPr>
-                <w:rFonts w:ascii="Tahoma" w:eastAsia="微软雅黑" w:hAnsi="Tahoma" w:hint="eastAsia"/>
-                <w:color w:val="A6A6A6" w:themeColor="background1" w:themeShade="A6"/>
-                <w:kern w:val="0"/>
-                <w:szCs w:val="21"/>
-              </w:rPr>
-              <w:t>Drill_CoreOfWindowCharacter</w:t>
-            </w:r>
-          </w:p>
-          <w:p>
-            <w:pPr>
-              <w:snapToGrid w:val="0"/>
-              <w:rPr>
-                <w:rFonts w:ascii="Tahoma" w:eastAsia="微软雅黑" w:hAnsi="Tahoma"/>
-                <w:color w:val="A6A6A6" w:themeColor="background1" w:themeShade="A6"/>
-                <w:kern w:val="0"/>
-                <w:szCs w:val="21"/>
-              </w:rPr>
-            </w:pPr>
-            <w:r>
-              <w:rPr>
-                <w:rFonts w:ascii="Tahoma" w:eastAsia="微软雅黑" w:hAnsi="Tahoma" w:hint="eastAsia"/>
-                <w:color w:val="A6A6A6" w:themeColor="background1" w:themeShade="A6"/>
-                <w:kern w:val="0"/>
-                <w:szCs w:val="21"/>
-              </w:rPr>
-              <w:t>窗口字符</w:t>
-            </w:r>
-            <w:r>
-              <w:rPr>
-                <w:rFonts w:ascii="Tahoma" w:eastAsia="微软雅黑" w:hAnsi="Tahoma" w:hint="eastAsia"/>
-                <w:color w:val="A6A6A6" w:themeColor="background1" w:themeShade="A6"/>
-                <w:kern w:val="0"/>
-                <w:szCs w:val="21"/>
-              </w:rPr>
-              <w:t xml:space="preserve"> - </w:t>
-            </w:r>
-            <w:r>
-              <w:rPr>
-                <w:rFonts w:ascii="Tahoma" w:eastAsia="微软雅黑" w:hAnsi="Tahoma" w:hint="eastAsia"/>
-                <w:color w:val="A6A6A6" w:themeColor="background1" w:themeShade="A6"/>
-                <w:kern w:val="0"/>
-                <w:szCs w:val="21"/>
-              </w:rPr>
-              <w:t>窗口字符核心</w:t>
-            </w:r>
-          </w:p>
-        </w:tc>
-      </w:tr>
-      <w:tr>
-        <w:tc>
-          <w:tcPr>
-            <w:tcW w:w="2186" w:type="dxa"/>
-            <w:vAlign w:val="center"/>
-          </w:tcPr>
-          <w:p>
-            <w:pPr>
-              <w:snapToGrid w:val="0"/>
-              <w:jc w:val="center"/>
-              <w:rPr>
-                <w:rFonts w:ascii="Tahoma" w:eastAsia="微软雅黑" w:hAnsi="Tahoma"/>
-                <w:kern w:val="0"/>
-                <w:sz w:val="22"/>
-              </w:rPr>
-            </w:pPr>
-            <w:r>
-              <w:rPr>
-                <w:rFonts w:ascii="Tahoma" w:eastAsia="微软雅黑" w:hAnsi="Tahoma" w:hint="eastAsia"/>
-                <w:kern w:val="0"/>
-                <w:sz w:val="22"/>
-              </w:rPr>
-              <w:t>\</w:t>
-            </w:r>
-            <w:proofErr w:type="gramStart"/>
-            <w:r>
-              <w:rPr>
-                <w:rFonts w:ascii="Tahoma" w:eastAsia="微软雅黑" w:hAnsi="Tahoma" w:hint="eastAsia"/>
-                <w:kern w:val="0"/>
-                <w:sz w:val="22"/>
-              </w:rPr>
-              <w:t>II</w:t>
-            </w:r>
-            <w:r>
-              <w:rPr>
-                <w:rFonts w:ascii="Tahoma" w:eastAsia="微软雅黑" w:hAnsi="Tahoma" w:hint="eastAsia"/>
-                <w:kern w:val="0"/>
-                <w:sz w:val="22"/>
-              </w:rPr>
-              <w:t>[</w:t>
-            </w:r>
-            <w:proofErr w:type="gramEnd"/>
-            <w:r>
-              <w:rPr>
-                <w:rFonts w:ascii="Tahoma" w:eastAsia="微软雅黑" w:hAnsi="Tahoma" w:hint="eastAsia"/>
-                <w:kern w:val="0"/>
-                <w:sz w:val="22"/>
-              </w:rPr>
-              <w:t>1]</w:t>
-            </w:r>
-          </w:p>
-        </w:tc>
-        <w:tc>
-          <w:tcPr>
-            <w:tcW w:w="1216" w:type="dxa"/>
-            <w:vAlign w:val="center"/>
-          </w:tcPr>
-          <w:p>
-            <w:pPr>
-              <w:snapToGrid w:val="0"/>
-              <w:jc w:val="center"/>
-              <w:rPr>
-                <w:rFonts w:ascii="Tahoma" w:eastAsia="微软雅黑" w:hAnsi="Tahoma"/>
-                <w:kern w:val="0"/>
-                <w:sz w:val="22"/>
-              </w:rPr>
-            </w:pPr>
-            <w:r>
-              <w:rPr>
-                <w:rFonts w:ascii="Tahoma" w:eastAsia="微软雅黑" w:hAnsi="Tahoma" w:hint="eastAsia"/>
-                <w:kern w:val="0"/>
-                <w:sz w:val="22"/>
-              </w:rPr>
-              <w:t>指代字符</w:t>
-            </w:r>
-          </w:p>
-        </w:tc>
-        <w:tc>
-          <w:tcPr>
-            <w:tcW w:w="1134" w:type="dxa"/>
-            <w:vAlign w:val="center"/>
-          </w:tcPr>
-          <w:p>
-            <w:pPr>
-              <w:snapToGrid w:val="0"/>
-              <w:jc w:val="center"/>
-              <w:rPr>
-                <w:rFonts w:ascii="Tahoma" w:eastAsia="微软雅黑" w:hAnsi="Tahoma"/>
-                <w:kern w:val="0"/>
-                <w:sz w:val="22"/>
-              </w:rPr>
-            </w:pPr>
-            <w:r>
-              <w:rPr>
-                <w:rFonts w:ascii="Tahoma" w:eastAsia="微软雅黑" w:hAnsi="Tahoma" w:hint="eastAsia"/>
-                <w:kern w:val="0"/>
-                <w:sz w:val="22"/>
-              </w:rPr>
-              <w:t>数字</w:t>
-            </w:r>
-          </w:p>
-        </w:tc>
-        <w:tc>
-          <w:tcPr>
-            <w:tcW w:w="5122" w:type="dxa"/>
-            <w:shd w:val="clear" w:color="auto" w:fill="auto"/>
-            <w:vAlign w:val="center"/>
-          </w:tcPr>
-          <w:p>
-            <w:pPr>
-              <w:snapToGrid w:val="0"/>
-              <w:rPr>
-                <w:rFonts w:ascii="Tahoma" w:eastAsia="微软雅黑" w:hAnsi="Tahoma"/>
-                <w:kern w:val="0"/>
-                <w:sz w:val="22"/>
-              </w:rPr>
-            </w:pPr>
-            <w:r>
-              <w:rPr>
-                <w:rFonts w:ascii="Tahoma" w:eastAsia="微软雅黑" w:hAnsi="Tahoma" w:hint="eastAsia"/>
-                <w:kern w:val="0"/>
-                <w:sz w:val="22"/>
-              </w:rPr>
-              <w:t>替换为第</w:t>
-            </w:r>
-            <w:r>
-              <w:rPr>
-                <w:rFonts w:ascii="Tahoma" w:eastAsia="微软雅黑" w:hAnsi="Tahoma" w:hint="eastAsia"/>
-                <w:kern w:val="0"/>
-                <w:sz w:val="22"/>
-              </w:rPr>
-              <w:t>1</w:t>
-            </w:r>
-            <w:r>
-              <w:rPr>
-                <w:rFonts w:ascii="Tahoma" w:eastAsia="微软雅黑" w:hAnsi="Tahoma" w:hint="eastAsia"/>
-                <w:kern w:val="0"/>
-                <w:sz w:val="22"/>
-              </w:rPr>
-              <w:t>个物品的名字</w:t>
-            </w:r>
-            <w:r>
-              <w:rPr>
-                <w:rFonts w:ascii="Tahoma" w:eastAsia="微软雅黑" w:hAnsi="Tahoma" w:hint="eastAsia"/>
-                <w:kern w:val="0"/>
-                <w:sz w:val="22"/>
-              </w:rPr>
-              <w:t xml:space="preserve"> + </w:t>
-            </w:r>
-            <w:r>
-              <w:rPr>
-                <w:rFonts w:ascii="Tahoma" w:eastAsia="微软雅黑" w:hAnsi="Tahoma" w:hint="eastAsia"/>
-                <w:kern w:val="0"/>
-                <w:sz w:val="22"/>
-              </w:rPr>
-              <w:t>图标</w:t>
-            </w:r>
-          </w:p>
-        </w:tc>
-        <w:tc>
-          <w:tcPr>
-            <w:tcW w:w="3438" w:type="dxa"/>
-            <w:vAlign w:val="center"/>
-          </w:tcPr>
-          <w:p>
-            <w:pPr>
-              <w:snapToGrid w:val="0"/>
-              <w:rPr>
-                <w:rFonts w:ascii="Tahoma" w:eastAsia="微软雅黑" w:hAnsi="Tahoma"/>
-                <w:color w:val="A6A6A6" w:themeColor="background1" w:themeShade="A6"/>
-                <w:kern w:val="0"/>
-                <w:sz w:val="22"/>
-              </w:rPr>
-            </w:pPr>
-            <w:r>
-              <w:rPr>
-                <w:rFonts w:ascii="Tahoma" w:eastAsia="微软雅黑" w:hAnsi="Tahoma" w:hint="eastAsia"/>
-                <w:color w:val="A6A6A6" w:themeColor="background1" w:themeShade="A6"/>
-                <w:kern w:val="0"/>
-                <w:szCs w:val="21"/>
-              </w:rPr>
-              <w:t>Drill_CoreOfWindowCharacter</w:t>
-            </w:r>
-          </w:p>
-          <w:p>
-            <w:pPr>
-              <w:snapToGrid w:val="0"/>
-              <w:rPr>
-                <w:rFonts w:ascii="Tahoma" w:eastAsia="微软雅黑" w:hAnsi="Tahoma"/>
-                <w:color w:val="A6A6A6" w:themeColor="background1" w:themeShade="A6"/>
-                <w:kern w:val="0"/>
-                <w:szCs w:val="21"/>
-              </w:rPr>
-            </w:pPr>
-            <w:r>
-              <w:rPr>
-                <w:rFonts w:ascii="Tahoma" w:eastAsia="微软雅黑" w:hAnsi="Tahoma" w:hint="eastAsia"/>
-                <w:color w:val="A6A6A6" w:themeColor="background1" w:themeShade="A6"/>
-                <w:kern w:val="0"/>
-                <w:szCs w:val="21"/>
-              </w:rPr>
-              <w:t>窗口字符</w:t>
-            </w:r>
-            <w:r>
-              <w:rPr>
-                <w:rFonts w:ascii="Tahoma" w:eastAsia="微软雅黑" w:hAnsi="Tahoma" w:hint="eastAsia"/>
-                <w:color w:val="A6A6A6" w:themeColor="background1" w:themeShade="A6"/>
-                <w:kern w:val="0"/>
-                <w:szCs w:val="21"/>
-              </w:rPr>
-              <w:t xml:space="preserve"> - </w:t>
-            </w:r>
-            <w:r>
-              <w:rPr>
-                <w:rFonts w:ascii="Tahoma" w:eastAsia="微软雅黑" w:hAnsi="Tahoma" w:hint="eastAsia"/>
-                <w:color w:val="A6A6A6" w:themeColor="background1" w:themeShade="A6"/>
-                <w:kern w:val="0"/>
-                <w:szCs w:val="21"/>
-              </w:rPr>
-              <w:t>窗口字符核心</w:t>
-            </w:r>
-          </w:p>
-        </w:tc>
-      </w:tr>
-      <w:tr>
-        <w:tc>
-          <w:tcPr>
-            <w:tcW w:w="2186" w:type="dxa"/>
-            <w:vAlign w:val="center"/>
-          </w:tcPr>
-          <w:p>
-            <w:pPr>
-              <w:snapToGrid w:val="0"/>
-              <w:jc w:val="center"/>
-              <w:rPr>
-                <w:rFonts w:ascii="Tahoma" w:eastAsia="微软雅黑" w:hAnsi="Tahoma"/>
-                <w:kern w:val="0"/>
-                <w:sz w:val="22"/>
-              </w:rPr>
-            </w:pPr>
-            <w:r>
-              <w:rPr>
-                <w:rFonts w:ascii="Tahoma" w:eastAsia="微软雅黑" w:hAnsi="Tahoma" w:hint="eastAsia"/>
-                <w:kern w:val="0"/>
-                <w:sz w:val="22"/>
-              </w:rPr>
-              <w:t>\</w:t>
-            </w:r>
-            <w:proofErr w:type="gramStart"/>
-            <w:r>
-              <w:rPr>
-                <w:rFonts w:ascii="Tahoma" w:eastAsia="微软雅黑" w:hAnsi="Tahoma" w:hint="eastAsia"/>
-                <w:kern w:val="0"/>
-                <w:sz w:val="22"/>
-              </w:rPr>
-              <w:t>IW</w:t>
-            </w:r>
-            <w:r>
-              <w:rPr>
-                <w:rFonts w:ascii="Tahoma" w:eastAsia="微软雅黑" w:hAnsi="Tahoma" w:hint="eastAsia"/>
-                <w:kern w:val="0"/>
-                <w:sz w:val="22"/>
-              </w:rPr>
-              <w:t>[</w:t>
-            </w:r>
-            <w:proofErr w:type="gramEnd"/>
-            <w:r>
-              <w:rPr>
-                <w:rFonts w:ascii="Tahoma" w:eastAsia="微软雅黑" w:hAnsi="Tahoma" w:hint="eastAsia"/>
-                <w:kern w:val="0"/>
-                <w:sz w:val="22"/>
-              </w:rPr>
-              <w:t>1]</w:t>
-            </w:r>
-          </w:p>
-        </w:tc>
-        <w:tc>
-          <w:tcPr>
-            <w:tcW w:w="1216" w:type="dxa"/>
-            <w:vAlign w:val="center"/>
-          </w:tcPr>
-          <w:p>
-            <w:pPr>
-              <w:snapToGrid w:val="0"/>
-              <w:jc w:val="center"/>
-              <w:rPr>
-                <w:rFonts w:ascii="Tahoma" w:eastAsia="微软雅黑" w:hAnsi="Tahoma"/>
-                <w:kern w:val="0"/>
-                <w:sz w:val="22"/>
-              </w:rPr>
-            </w:pPr>
-            <w:r>
-              <w:rPr>
-                <w:rFonts w:ascii="Tahoma" w:eastAsia="微软雅黑" w:hAnsi="Tahoma" w:hint="eastAsia"/>
-                <w:kern w:val="0"/>
-                <w:sz w:val="22"/>
-              </w:rPr>
-              <w:t>指代字符</w:t>
-            </w:r>
-          </w:p>
-        </w:tc>
-        <w:tc>
-          <w:tcPr>
-            <w:tcW w:w="1134" w:type="dxa"/>
-            <w:vAlign w:val="center"/>
-          </w:tcPr>
-          <w:p>
-            <w:pPr>
-              <w:snapToGrid w:val="0"/>
-              <w:jc w:val="center"/>
-              <w:rPr>
-                <w:rFonts w:ascii="Tahoma" w:eastAsia="微软雅黑" w:hAnsi="Tahoma"/>
-                <w:kern w:val="0"/>
-                <w:sz w:val="22"/>
-              </w:rPr>
-            </w:pPr>
-            <w:r>
-              <w:rPr>
-                <w:rFonts w:ascii="Tahoma" w:eastAsia="微软雅黑" w:hAnsi="Tahoma" w:hint="eastAsia"/>
-                <w:kern w:val="0"/>
-                <w:sz w:val="22"/>
-              </w:rPr>
-              <w:t>数字</w:t>
-            </w:r>
-          </w:p>
-        </w:tc>
-        <w:tc>
-          <w:tcPr>
-            <w:tcW w:w="5122" w:type="dxa"/>
-            <w:shd w:val="clear" w:color="auto" w:fill="auto"/>
-            <w:vAlign w:val="center"/>
-          </w:tcPr>
-          <w:p>
-            <w:pPr>
-              <w:snapToGrid w:val="0"/>
-              <w:rPr>
-                <w:rFonts w:ascii="Tahoma" w:eastAsia="微软雅黑" w:hAnsi="Tahoma"/>
-                <w:kern w:val="0"/>
-                <w:sz w:val="22"/>
-              </w:rPr>
-            </w:pPr>
-            <w:r>
-              <w:rPr>
-                <w:rFonts w:ascii="Tahoma" w:eastAsia="微软雅黑" w:hAnsi="Tahoma" w:hint="eastAsia"/>
-                <w:kern w:val="0"/>
-                <w:sz w:val="22"/>
-              </w:rPr>
-              <w:t>替换为第</w:t>
-            </w:r>
-            <w:r>
-              <w:rPr>
-                <w:rFonts w:ascii="Tahoma" w:eastAsia="微软雅黑" w:hAnsi="Tahoma" w:hint="eastAsia"/>
-                <w:kern w:val="0"/>
-                <w:sz w:val="22"/>
-              </w:rPr>
-              <w:t>1</w:t>
-            </w:r>
-            <w:r>
-              <w:rPr>
-                <w:rFonts w:ascii="Tahoma" w:eastAsia="微软雅黑" w:hAnsi="Tahoma" w:hint="eastAsia"/>
-                <w:kern w:val="0"/>
-                <w:sz w:val="22"/>
-              </w:rPr>
-              <w:t>个武器的名字</w:t>
-            </w:r>
-            <w:r>
-              <w:rPr>
-                <w:rFonts w:ascii="Tahoma" w:eastAsia="微软雅黑" w:hAnsi="Tahoma" w:hint="eastAsia"/>
-                <w:kern w:val="0"/>
-                <w:sz w:val="22"/>
-              </w:rPr>
-              <w:t xml:space="preserve"> + </w:t>
-            </w:r>
-            <w:r>
-              <w:rPr>
-                <w:rFonts w:ascii="Tahoma" w:eastAsia="微软雅黑" w:hAnsi="Tahoma" w:hint="eastAsia"/>
-                <w:kern w:val="0"/>
-                <w:sz w:val="22"/>
-              </w:rPr>
-              <w:t>图标</w:t>
-            </w:r>
-          </w:p>
-        </w:tc>
-        <w:tc>
-          <w:tcPr>
-            <w:tcW w:w="3438" w:type="dxa"/>
-            <w:vAlign w:val="center"/>
-          </w:tcPr>
-          <w:p>
-            <w:pPr>
-              <w:snapToGrid w:val="0"/>
-              <w:rPr>
-                <w:rFonts w:ascii="Tahoma" w:eastAsia="微软雅黑" w:hAnsi="Tahoma"/>
-                <w:color w:val="A6A6A6" w:themeColor="background1" w:themeShade="A6"/>
-                <w:kern w:val="0"/>
-                <w:sz w:val="22"/>
-              </w:rPr>
-            </w:pPr>
-            <w:r>
-              <w:rPr>
-                <w:rFonts w:ascii="Tahoma" w:eastAsia="微软雅黑" w:hAnsi="Tahoma" w:hint="eastAsia"/>
-                <w:color w:val="A6A6A6" w:themeColor="background1" w:themeShade="A6"/>
-                <w:kern w:val="0"/>
-                <w:szCs w:val="21"/>
-              </w:rPr>
-              <w:t>Drill_CoreOfWindowCharacter</w:t>
-            </w:r>
-          </w:p>
-          <w:p>
-            <w:pPr>
-              <w:snapToGrid w:val="0"/>
-              <w:rPr>
-                <w:rFonts w:ascii="Tahoma" w:eastAsia="微软雅黑" w:hAnsi="Tahoma"/>
-                <w:color w:val="A6A6A6" w:themeColor="background1" w:themeShade="A6"/>
-                <w:kern w:val="0"/>
-                <w:szCs w:val="21"/>
-              </w:rPr>
-            </w:pPr>
-            <w:r>
-              <w:rPr>
-                <w:rFonts w:ascii="Tahoma" w:eastAsia="微软雅黑" w:hAnsi="Tahoma" w:hint="eastAsia"/>
-                <w:color w:val="A6A6A6" w:themeColor="background1" w:themeShade="A6"/>
-                <w:kern w:val="0"/>
-                <w:szCs w:val="21"/>
-              </w:rPr>
-              <w:t>窗口字符</w:t>
-            </w:r>
-            <w:r>
-              <w:rPr>
-                <w:rFonts w:ascii="Tahoma" w:eastAsia="微软雅黑" w:hAnsi="Tahoma" w:hint="eastAsia"/>
-                <w:color w:val="A6A6A6" w:themeColor="background1" w:themeShade="A6"/>
-                <w:kern w:val="0"/>
-                <w:szCs w:val="21"/>
-              </w:rPr>
-              <w:t xml:space="preserve"> - </w:t>
-            </w:r>
-            <w:r>
-              <w:rPr>
-                <w:rFonts w:ascii="Tahoma" w:eastAsia="微软雅黑" w:hAnsi="Tahoma" w:hint="eastAsia"/>
-                <w:color w:val="A6A6A6" w:themeColor="background1" w:themeShade="A6"/>
-                <w:kern w:val="0"/>
-                <w:szCs w:val="21"/>
-              </w:rPr>
-              <w:t>窗口字符核心</w:t>
-            </w:r>
-          </w:p>
-        </w:tc>
-      </w:tr>
-      <w:tr>
-        <w:tc>
-          <w:tcPr>
-            <w:tcW w:w="2186" w:type="dxa"/>
-            <w:vAlign w:val="center"/>
-          </w:tcPr>
-          <w:p>
-            <w:pPr>
-              <w:snapToGrid w:val="0"/>
-              <w:jc w:val="center"/>
-              <w:rPr>
-                <w:rFonts w:ascii="Tahoma" w:eastAsia="微软雅黑" w:hAnsi="Tahoma"/>
-                <w:kern w:val="0"/>
-                <w:sz w:val="22"/>
-              </w:rPr>
-            </w:pPr>
-            <w:r>
-              <w:rPr>
-                <w:rFonts w:ascii="Tahoma" w:eastAsia="微软雅黑" w:hAnsi="Tahoma" w:hint="eastAsia"/>
-                <w:kern w:val="0"/>
-                <w:sz w:val="22"/>
-              </w:rPr>
-              <w:t>\</w:t>
-            </w:r>
-            <w:proofErr w:type="gramStart"/>
-            <w:r>
-              <w:rPr>
-                <w:rFonts w:ascii="Tahoma" w:eastAsia="微软雅黑" w:hAnsi="Tahoma" w:hint="eastAsia"/>
-                <w:kern w:val="0"/>
-                <w:sz w:val="22"/>
-              </w:rPr>
-              <w:t>IA</w:t>
-            </w:r>
-            <w:r>
-              <w:rPr>
-                <w:rFonts w:ascii="Tahoma" w:eastAsia="微软雅黑" w:hAnsi="Tahoma" w:hint="eastAsia"/>
-                <w:kern w:val="0"/>
-                <w:sz w:val="22"/>
-              </w:rPr>
-              <w:t>[</w:t>
-            </w:r>
-            <w:proofErr w:type="gramEnd"/>
-            <w:r>
-              <w:rPr>
-                <w:rFonts w:ascii="Tahoma" w:eastAsia="微软雅黑" w:hAnsi="Tahoma" w:hint="eastAsia"/>
-                <w:kern w:val="0"/>
-                <w:sz w:val="22"/>
-              </w:rPr>
-              <w:t>1]</w:t>
-            </w:r>
-          </w:p>
-        </w:tc>
-        <w:tc>
-          <w:tcPr>
-            <w:tcW w:w="1216" w:type="dxa"/>
-            <w:vAlign w:val="center"/>
-          </w:tcPr>
-          <w:p>
-            <w:pPr>
-              <w:snapToGrid w:val="0"/>
-              <w:jc w:val="center"/>
-              <w:rPr>
-                <w:rFonts w:ascii="Tahoma" w:eastAsia="微软雅黑" w:hAnsi="Tahoma"/>
-                <w:kern w:val="0"/>
-                <w:sz w:val="22"/>
-              </w:rPr>
-            </w:pPr>
-            <w:r>
-              <w:rPr>
-                <w:rFonts w:ascii="Tahoma" w:eastAsia="微软雅黑" w:hAnsi="Tahoma" w:hint="eastAsia"/>
-                <w:kern w:val="0"/>
-                <w:sz w:val="22"/>
-              </w:rPr>
-              <w:t>指代字符</w:t>
-            </w:r>
-          </w:p>
-        </w:tc>
-        <w:tc>
-          <w:tcPr>
-            <w:tcW w:w="1134" w:type="dxa"/>
-            <w:vAlign w:val="center"/>
-          </w:tcPr>
-          <w:p>
-            <w:pPr>
-              <w:snapToGrid w:val="0"/>
-              <w:jc w:val="center"/>
-              <w:rPr>
-                <w:rFonts w:ascii="Tahoma" w:eastAsia="微软雅黑" w:hAnsi="Tahoma"/>
-                <w:kern w:val="0"/>
-                <w:sz w:val="22"/>
-              </w:rPr>
-            </w:pPr>
-            <w:r>
-              <w:rPr>
-                <w:rFonts w:ascii="Tahoma" w:eastAsia="微软雅黑" w:hAnsi="Tahoma" w:hint="eastAsia"/>
-                <w:kern w:val="0"/>
-                <w:sz w:val="22"/>
-              </w:rPr>
-              <w:t>数字</w:t>
-            </w:r>
-          </w:p>
-        </w:tc>
-        <w:tc>
-          <w:tcPr>
-            <w:tcW w:w="5122" w:type="dxa"/>
-            <w:shd w:val="clear" w:color="auto" w:fill="auto"/>
-            <w:vAlign w:val="center"/>
-          </w:tcPr>
-          <w:p>
-            <w:pPr>
-              <w:snapToGrid w:val="0"/>
-              <w:rPr>
-                <w:rFonts w:ascii="Tahoma" w:eastAsia="微软雅黑" w:hAnsi="Tahoma"/>
-                <w:kern w:val="0"/>
-                <w:sz w:val="22"/>
-              </w:rPr>
-            </w:pPr>
-            <w:r>
-              <w:rPr>
-                <w:rFonts w:ascii="Tahoma" w:eastAsia="微软雅黑" w:hAnsi="Tahoma" w:hint="eastAsia"/>
-                <w:kern w:val="0"/>
-                <w:sz w:val="22"/>
-              </w:rPr>
-              <w:t>替换为第</w:t>
-            </w:r>
-            <w:r>
-              <w:rPr>
-                <w:rFonts w:ascii="Tahoma" w:eastAsia="微软雅黑" w:hAnsi="Tahoma" w:hint="eastAsia"/>
-                <w:kern w:val="0"/>
-                <w:sz w:val="22"/>
-              </w:rPr>
-              <w:t>1</w:t>
-            </w:r>
-            <w:r>
-              <w:rPr>
-                <w:rFonts w:ascii="Tahoma" w:eastAsia="微软雅黑" w:hAnsi="Tahoma" w:hint="eastAsia"/>
-                <w:kern w:val="0"/>
-                <w:sz w:val="22"/>
-              </w:rPr>
-              <w:t>个防具的名字</w:t>
-            </w:r>
-            <w:r>
-              <w:rPr>
-                <w:rFonts w:ascii="Tahoma" w:eastAsia="微软雅黑" w:hAnsi="Tahoma" w:hint="eastAsia"/>
-                <w:kern w:val="0"/>
-                <w:sz w:val="22"/>
-              </w:rPr>
-              <w:t xml:space="preserve"> + </w:t>
-            </w:r>
-            <w:r>
-              <w:rPr>
-                <w:rFonts w:ascii="Tahoma" w:eastAsia="微软雅黑" w:hAnsi="Tahoma" w:hint="eastAsia"/>
-                <w:kern w:val="0"/>
-                <w:sz w:val="22"/>
-              </w:rPr>
-              <w:t>图标</w:t>
-            </w:r>
-          </w:p>
-        </w:tc>
-        <w:tc>
-          <w:tcPr>
-            <w:tcW w:w="3438" w:type="dxa"/>
-            <w:vAlign w:val="center"/>
-          </w:tcPr>
-          <w:p>
-            <w:pPr>
-              <w:snapToGrid w:val="0"/>
-              <w:rPr>
-                <w:rFonts w:ascii="Tahoma" w:eastAsia="微软雅黑" w:hAnsi="Tahoma"/>
-                <w:color w:val="A6A6A6" w:themeColor="background1" w:themeShade="A6"/>
-                <w:kern w:val="0"/>
-                <w:sz w:val="22"/>
-              </w:rPr>
-            </w:pPr>
-            <w:r>
-              <w:rPr>
-                <w:rFonts w:ascii="Tahoma" w:eastAsia="微软雅黑" w:hAnsi="Tahoma" w:hint="eastAsia"/>
-                <w:color w:val="A6A6A6" w:themeColor="background1" w:themeShade="A6"/>
-                <w:kern w:val="0"/>
-                <w:szCs w:val="21"/>
-              </w:rPr>
-              <w:t>Drill_CoreOfWindowCharacter</w:t>
-            </w:r>
-          </w:p>
-          <w:p>
-            <w:pPr>
-              <w:snapToGrid w:val="0"/>
-              <w:rPr>
-                <w:rFonts w:ascii="Tahoma" w:eastAsia="微软雅黑" w:hAnsi="Tahoma"/>
-                <w:color w:val="A6A6A6" w:themeColor="background1" w:themeShade="A6"/>
-                <w:kern w:val="0"/>
-                <w:szCs w:val="21"/>
-              </w:rPr>
-            </w:pPr>
-            <w:r>
-              <w:rPr>
-                <w:rFonts w:ascii="Tahoma" w:eastAsia="微软雅黑" w:hAnsi="Tahoma" w:hint="eastAsia"/>
-                <w:color w:val="A6A6A6" w:themeColor="background1" w:themeShade="A6"/>
-                <w:kern w:val="0"/>
-                <w:szCs w:val="21"/>
-              </w:rPr>
-              <w:t>窗口字符</w:t>
-            </w:r>
-            <w:r>
-              <w:rPr>
-                <w:rFonts w:ascii="Tahoma" w:eastAsia="微软雅黑" w:hAnsi="Tahoma" w:hint="eastAsia"/>
-                <w:color w:val="A6A6A6" w:themeColor="background1" w:themeShade="A6"/>
-                <w:kern w:val="0"/>
-                <w:szCs w:val="21"/>
-              </w:rPr>
-              <w:t xml:space="preserve"> - </w:t>
-            </w:r>
-            <w:r>
-              <w:rPr>
-                <w:rFonts w:ascii="Tahoma" w:eastAsia="微软雅黑" w:hAnsi="Tahoma" w:hint="eastAsia"/>
-                <w:color w:val="A6A6A6" w:themeColor="background1" w:themeShade="A6"/>
-                <w:kern w:val="0"/>
-                <w:szCs w:val="21"/>
-              </w:rPr>
-              <w:t>窗口字符核心</w:t>
-            </w:r>
-          </w:p>
-        </w:tc>
-      </w:tr>
-      <w:tr>
-        <w:tc>
-          <w:tcPr>
-            <w:tcW w:w="2186" w:type="dxa"/>
-            <w:vAlign w:val="center"/>
-          </w:tcPr>
-          <w:p>
-            <w:pPr>
-              <w:snapToGrid w:val="0"/>
-              <w:jc w:val="center"/>
-              <w:rPr>
-                <w:rFonts w:ascii="Tahoma" w:eastAsia="微软雅黑" w:hAnsi="Tahoma"/>
-                <w:kern w:val="0"/>
-                <w:sz w:val="22"/>
-              </w:rPr>
-            </w:pPr>
-            <w:r>
-              <w:rPr>
-                <w:rFonts w:ascii="Tahoma" w:eastAsia="微软雅黑" w:hAnsi="Tahoma" w:hint="eastAsia"/>
-                <w:kern w:val="0"/>
-                <w:sz w:val="22"/>
-              </w:rPr>
-              <w:t>\</w:t>
-            </w:r>
-            <w:proofErr w:type="gramStart"/>
-            <w:r>
-              <w:rPr>
-                <w:rFonts w:ascii="Tahoma" w:eastAsia="微软雅黑" w:hAnsi="Tahoma" w:hint="eastAsia"/>
-                <w:kern w:val="0"/>
-                <w:sz w:val="22"/>
-              </w:rPr>
-              <w:t>IS</w:t>
-            </w:r>
-            <w:r>
-              <w:rPr>
-                <w:rFonts w:ascii="Tahoma" w:eastAsia="微软雅黑" w:hAnsi="Tahoma" w:hint="eastAsia"/>
-                <w:kern w:val="0"/>
-                <w:sz w:val="22"/>
-              </w:rPr>
-              <w:t>[</w:t>
-            </w:r>
-            <w:proofErr w:type="gramEnd"/>
-            <w:r>
-              <w:rPr>
-                <w:rFonts w:ascii="Tahoma" w:eastAsia="微软雅黑" w:hAnsi="Tahoma" w:hint="eastAsia"/>
-                <w:kern w:val="0"/>
-                <w:sz w:val="22"/>
-              </w:rPr>
-              <w:t>1]</w:t>
-            </w:r>
-          </w:p>
-        </w:tc>
-        <w:tc>
-          <w:tcPr>
-            <w:tcW w:w="1216" w:type="dxa"/>
-            <w:vAlign w:val="center"/>
-          </w:tcPr>
-          <w:p>
-            <w:pPr>
-              <w:snapToGrid w:val="0"/>
-              <w:jc w:val="center"/>
-              <w:rPr>
-                <w:rFonts w:ascii="Tahoma" w:eastAsia="微软雅黑" w:hAnsi="Tahoma"/>
-                <w:kern w:val="0"/>
-                <w:sz w:val="22"/>
-              </w:rPr>
-            </w:pPr>
-            <w:r>
-              <w:rPr>
-                <w:rFonts w:ascii="Tahoma" w:eastAsia="微软雅黑" w:hAnsi="Tahoma" w:hint="eastAsia"/>
-                <w:kern w:val="0"/>
-                <w:sz w:val="22"/>
-              </w:rPr>
-              <w:t>指代字符</w:t>
-            </w:r>
-          </w:p>
-        </w:tc>
-        <w:tc>
-          <w:tcPr>
-            <w:tcW w:w="1134" w:type="dxa"/>
-            <w:vAlign w:val="center"/>
-          </w:tcPr>
-          <w:p>
-            <w:pPr>
-              <w:snapToGrid w:val="0"/>
-              <w:jc w:val="center"/>
-              <w:rPr>
-                <w:rFonts w:ascii="Tahoma" w:eastAsia="微软雅黑" w:hAnsi="Tahoma"/>
-                <w:kern w:val="0"/>
-                <w:sz w:val="22"/>
-              </w:rPr>
-            </w:pPr>
-            <w:r>
-              <w:rPr>
-                <w:rFonts w:ascii="Tahoma" w:eastAsia="微软雅黑" w:hAnsi="Tahoma" w:hint="eastAsia"/>
-                <w:kern w:val="0"/>
-                <w:sz w:val="22"/>
-              </w:rPr>
-              <w:t>数字</w:t>
-            </w:r>
-          </w:p>
-        </w:tc>
-        <w:tc>
-          <w:tcPr>
-            <w:tcW w:w="5122" w:type="dxa"/>
-            <w:shd w:val="clear" w:color="auto" w:fill="auto"/>
-            <w:vAlign w:val="center"/>
-          </w:tcPr>
-          <w:p>
-            <w:pPr>
-              <w:snapToGrid w:val="0"/>
-              <w:rPr>
-                <w:rFonts w:ascii="Tahoma" w:eastAsia="微软雅黑" w:hAnsi="Tahoma"/>
-                <w:kern w:val="0"/>
-                <w:sz w:val="22"/>
-              </w:rPr>
-            </w:pPr>
-            <w:r>
-              <w:rPr>
-                <w:rFonts w:ascii="Tahoma" w:eastAsia="微软雅黑" w:hAnsi="Tahoma" w:hint="eastAsia"/>
-                <w:kern w:val="0"/>
-                <w:sz w:val="22"/>
-              </w:rPr>
-              <w:t>替换为第</w:t>
-            </w:r>
-            <w:r>
-              <w:rPr>
-                <w:rFonts w:ascii="Tahoma" w:eastAsia="微软雅黑" w:hAnsi="Tahoma" w:hint="eastAsia"/>
-                <w:kern w:val="0"/>
-                <w:sz w:val="22"/>
-              </w:rPr>
-              <w:t>1</w:t>
-            </w:r>
-            <w:r>
-              <w:rPr>
-                <w:rFonts w:ascii="Tahoma" w:eastAsia="微软雅黑" w:hAnsi="Tahoma" w:hint="eastAsia"/>
-                <w:kern w:val="0"/>
-                <w:sz w:val="22"/>
-              </w:rPr>
-              <w:t>个技能的名字</w:t>
-            </w:r>
-            <w:r>
-              <w:rPr>
-                <w:rFonts w:ascii="Tahoma" w:eastAsia="微软雅黑" w:hAnsi="Tahoma" w:hint="eastAsia"/>
-                <w:kern w:val="0"/>
-                <w:sz w:val="22"/>
-              </w:rPr>
-              <w:t xml:space="preserve"> + </w:t>
-            </w:r>
-            <w:r>
-              <w:rPr>
-                <w:rFonts w:ascii="Tahoma" w:eastAsia="微软雅黑" w:hAnsi="Tahoma" w:hint="eastAsia"/>
-                <w:kern w:val="0"/>
-                <w:sz w:val="22"/>
-              </w:rPr>
-              <w:t>图标</w:t>
-            </w:r>
-          </w:p>
-        </w:tc>
-        <w:tc>
-          <w:tcPr>
-            <w:tcW w:w="3438" w:type="dxa"/>
-            <w:vAlign w:val="center"/>
-          </w:tcPr>
-          <w:p>
-            <w:pPr>
-              <w:snapToGrid w:val="0"/>
-              <w:rPr>
-                <w:rFonts w:ascii="Tahoma" w:eastAsia="微软雅黑" w:hAnsi="Tahoma"/>
-                <w:color w:val="A6A6A6" w:themeColor="background1" w:themeShade="A6"/>
-                <w:kern w:val="0"/>
-                <w:sz w:val="22"/>
-              </w:rPr>
-            </w:pPr>
-            <w:r>
-              <w:rPr>
-                <w:rFonts w:ascii="Tahoma" w:eastAsia="微软雅黑" w:hAnsi="Tahoma" w:hint="eastAsia"/>
-                <w:color w:val="A6A6A6" w:themeColor="background1" w:themeShade="A6"/>
-                <w:kern w:val="0"/>
-                <w:szCs w:val="21"/>
-              </w:rPr>
-              <w:t>Drill_CoreOfWindowCharacter</w:t>
-            </w:r>
-          </w:p>
-          <w:p>
-            <w:pPr>
-              <w:snapToGrid w:val="0"/>
-              <w:rPr>
-                <w:rFonts w:ascii="Tahoma" w:eastAsia="微软雅黑" w:hAnsi="Tahoma"/>
-                <w:color w:val="A6A6A6" w:themeColor="background1" w:themeShade="A6"/>
-                <w:kern w:val="0"/>
-                <w:szCs w:val="21"/>
-              </w:rPr>
-            </w:pPr>
-            <w:r>
-              <w:rPr>
-                <w:rFonts w:ascii="Tahoma" w:eastAsia="微软雅黑" w:hAnsi="Tahoma" w:hint="eastAsia"/>
-                <w:color w:val="A6A6A6" w:themeColor="background1" w:themeShade="A6"/>
-                <w:kern w:val="0"/>
-                <w:szCs w:val="21"/>
-              </w:rPr>
-              <w:t>窗口字符</w:t>
-            </w:r>
-            <w:r>
-              <w:rPr>
-                <w:rFonts w:ascii="Tahoma" w:eastAsia="微软雅黑" w:hAnsi="Tahoma" w:hint="eastAsia"/>
-                <w:color w:val="A6A6A6" w:themeColor="background1" w:themeShade="A6"/>
-                <w:kern w:val="0"/>
-                <w:szCs w:val="21"/>
-              </w:rPr>
-              <w:t xml:space="preserve"> - </w:t>
-            </w:r>
-            <w:r>
-              <w:rPr>
-                <w:rFonts w:ascii="Tahoma" w:eastAsia="微软雅黑" w:hAnsi="Tahoma" w:hint="eastAsia"/>
-                <w:color w:val="A6A6A6" w:themeColor="background1" w:themeShade="A6"/>
-                <w:kern w:val="0"/>
-                <w:szCs w:val="21"/>
-              </w:rPr>
-              <w:t>窗口字符核心</w:t>
-            </w:r>
-          </w:p>
-        </w:tc>
-      </w:tr>
-      <w:tr>
-        <w:tc>
-          <w:tcPr>
-            <w:tcW w:w="2186" w:type="dxa"/>
-            <w:vAlign w:val="center"/>
-          </w:tcPr>
-          <w:p>
-            <w:pPr>
-              <w:snapToGrid w:val="0"/>
-              <w:jc w:val="center"/>
-              <w:rPr>
-                <w:rFonts w:ascii="Tahoma" w:eastAsia="微软雅黑" w:hAnsi="Tahoma"/>
-                <w:kern w:val="0"/>
-                <w:sz w:val="22"/>
-              </w:rPr>
-            </w:pPr>
-            <w:r>
-              <w:rPr>
-                <w:rFonts w:ascii="Tahoma" w:eastAsia="微软雅黑" w:hAnsi="Tahoma" w:hint="eastAsia"/>
-                <w:kern w:val="0"/>
-                <w:sz w:val="22"/>
-              </w:rPr>
-              <w:t>\</w:t>
-            </w:r>
-            <w:proofErr w:type="gramStart"/>
-            <w:r>
-              <w:rPr>
-                <w:rFonts w:ascii="Tahoma" w:eastAsia="微软雅黑" w:hAnsi="Tahoma" w:hint="eastAsia"/>
-                <w:kern w:val="0"/>
-                <w:sz w:val="22"/>
-              </w:rPr>
-              <w:t>IT</w:t>
-            </w:r>
-            <w:r>
-              <w:rPr>
-                <w:rFonts w:ascii="Tahoma" w:eastAsia="微软雅黑" w:hAnsi="Tahoma" w:hint="eastAsia"/>
-                <w:kern w:val="0"/>
-                <w:sz w:val="22"/>
-              </w:rPr>
-              <w:t>[</w:t>
-            </w:r>
-            <w:proofErr w:type="gramEnd"/>
-            <w:r>
-              <w:rPr>
-                <w:rFonts w:ascii="Tahoma" w:eastAsia="微软雅黑" w:hAnsi="Tahoma" w:hint="eastAsia"/>
-                <w:kern w:val="0"/>
-                <w:sz w:val="22"/>
-              </w:rPr>
-              <w:t>1]</w:t>
-            </w:r>
-          </w:p>
-        </w:tc>
-        <w:tc>
-          <w:tcPr>
-            <w:tcW w:w="1216" w:type="dxa"/>
-            <w:vAlign w:val="center"/>
-          </w:tcPr>
-          <w:p>
-            <w:pPr>
-              <w:snapToGrid w:val="0"/>
-              <w:jc w:val="center"/>
-              <w:rPr>
-                <w:rFonts w:ascii="Tahoma" w:eastAsia="微软雅黑" w:hAnsi="Tahoma"/>
-                <w:kern w:val="0"/>
-                <w:sz w:val="22"/>
-              </w:rPr>
-            </w:pPr>
-            <w:r>
-              <w:rPr>
-                <w:rFonts w:ascii="Tahoma" w:eastAsia="微软雅黑" w:hAnsi="Tahoma" w:hint="eastAsia"/>
-                <w:kern w:val="0"/>
-                <w:sz w:val="22"/>
-              </w:rPr>
-              <w:t>指代字符</w:t>
-            </w:r>
-          </w:p>
-        </w:tc>
-        <w:tc>
-          <w:tcPr>
-            <w:tcW w:w="1134" w:type="dxa"/>
-            <w:vAlign w:val="center"/>
-          </w:tcPr>
-          <w:p>
-            <w:pPr>
-              <w:snapToGrid w:val="0"/>
-              <w:jc w:val="center"/>
-              <w:rPr>
-                <w:rFonts w:ascii="Tahoma" w:eastAsia="微软雅黑" w:hAnsi="Tahoma"/>
-                <w:kern w:val="0"/>
-                <w:sz w:val="22"/>
-              </w:rPr>
-            </w:pPr>
-            <w:r>
-              <w:rPr>
-                <w:rFonts w:ascii="Tahoma" w:eastAsia="微软雅黑" w:hAnsi="Tahoma" w:hint="eastAsia"/>
-                <w:kern w:val="0"/>
-                <w:sz w:val="22"/>
-              </w:rPr>
-              <w:t>数字</w:t>
-            </w:r>
-          </w:p>
-        </w:tc>
-        <w:tc>
-          <w:tcPr>
-            <w:tcW w:w="5122" w:type="dxa"/>
-            <w:shd w:val="clear" w:color="auto" w:fill="auto"/>
-            <w:vAlign w:val="center"/>
-          </w:tcPr>
-          <w:p>
-            <w:pPr>
-              <w:snapToGrid w:val="0"/>
-              <w:rPr>
-                <w:rFonts w:ascii="Tahoma" w:eastAsia="微软雅黑" w:hAnsi="Tahoma"/>
-                <w:kern w:val="0"/>
-                <w:sz w:val="22"/>
-              </w:rPr>
-            </w:pPr>
-            <w:r>
-              <w:rPr>
-                <w:rFonts w:ascii="Tahoma" w:eastAsia="微软雅黑" w:hAnsi="Tahoma" w:hint="eastAsia"/>
-                <w:kern w:val="0"/>
-                <w:sz w:val="22"/>
-              </w:rPr>
-              <w:t>替换为第</w:t>
-            </w:r>
-            <w:r>
-              <w:rPr>
-                <w:rFonts w:ascii="Tahoma" w:eastAsia="微软雅黑" w:hAnsi="Tahoma" w:hint="eastAsia"/>
-                <w:kern w:val="0"/>
-                <w:sz w:val="22"/>
-              </w:rPr>
-              <w:t>1</w:t>
-            </w:r>
-            <w:r>
-              <w:rPr>
-                <w:rFonts w:ascii="Tahoma" w:eastAsia="微软雅黑" w:hAnsi="Tahoma" w:hint="eastAsia"/>
-                <w:kern w:val="0"/>
-                <w:sz w:val="22"/>
-              </w:rPr>
-              <w:t>个状态的名字</w:t>
-            </w:r>
-            <w:r>
-              <w:rPr>
-                <w:rFonts w:ascii="Tahoma" w:eastAsia="微软雅黑" w:hAnsi="Tahoma" w:hint="eastAsia"/>
-                <w:kern w:val="0"/>
-                <w:sz w:val="22"/>
-              </w:rPr>
-              <w:t xml:space="preserve"> + </w:t>
-            </w:r>
-            <w:r>
-              <w:rPr>
-                <w:rFonts w:ascii="Tahoma" w:eastAsia="微软雅黑" w:hAnsi="Tahoma" w:hint="eastAsia"/>
-                <w:kern w:val="0"/>
-                <w:sz w:val="22"/>
-              </w:rPr>
-              <w:t>图标</w:t>
-            </w:r>
-          </w:p>
-        </w:tc>
-        <w:tc>
-          <w:tcPr>
-            <w:tcW w:w="3438" w:type="dxa"/>
-            <w:vAlign w:val="center"/>
-          </w:tcPr>
-          <w:p>
-            <w:pPr>
-              <w:snapToGrid w:val="0"/>
-              <w:rPr>
-                <w:rFonts w:ascii="Tahoma" w:eastAsia="微软雅黑" w:hAnsi="Tahoma"/>
-                <w:color w:val="A6A6A6" w:themeColor="background1" w:themeShade="A6"/>
-                <w:kern w:val="0"/>
-                <w:sz w:val="22"/>
-              </w:rPr>
-            </w:pPr>
-            <w:r>
-              <w:rPr>
-                <w:rFonts w:ascii="Tahoma" w:eastAsia="微软雅黑" w:hAnsi="Tahoma" w:hint="eastAsia"/>
-                <w:color w:val="A6A6A6" w:themeColor="background1" w:themeShade="A6"/>
-                <w:kern w:val="0"/>
-                <w:szCs w:val="21"/>
-              </w:rPr>
-              <w:t>Drill_CoreOfWindowCharacter</w:t>
-            </w:r>
-          </w:p>
-          <w:p>
-            <w:pPr>
-              <w:snapToGrid w:val="0"/>
-              <w:rPr>
-                <w:rFonts w:ascii="Tahoma" w:eastAsia="微软雅黑" w:hAnsi="Tahoma"/>
-                <w:color w:val="A6A6A6" w:themeColor="background1" w:themeShade="A6"/>
-                <w:kern w:val="0"/>
-                <w:szCs w:val="21"/>
-              </w:rPr>
-            </w:pPr>
-            <w:r>
-              <w:rPr>
-                <w:rFonts w:ascii="Tahoma" w:eastAsia="微软雅黑" w:hAnsi="Tahoma" w:hint="eastAsia"/>
-                <w:color w:val="A6A6A6" w:themeColor="background1" w:themeShade="A6"/>
-                <w:kern w:val="0"/>
-                <w:szCs w:val="21"/>
-              </w:rPr>
-              <w:t>窗口字符</w:t>
-            </w:r>
-            <w:r>
-              <w:rPr>
-                <w:rFonts w:ascii="Tahoma" w:eastAsia="微软雅黑" w:hAnsi="Tahoma" w:hint="eastAsia"/>
-                <w:color w:val="A6A6A6" w:themeColor="background1" w:themeShade="A6"/>
-                <w:kern w:val="0"/>
-                <w:szCs w:val="21"/>
-              </w:rPr>
-              <w:t xml:space="preserve"> - </w:t>
-            </w:r>
-            <w:r>
-              <w:rPr>
-                <w:rFonts w:ascii="Tahoma" w:eastAsia="微软雅黑" w:hAnsi="Tahoma" w:hint="eastAsia"/>
-                <w:color w:val="A6A6A6" w:themeColor="background1" w:themeShade="A6"/>
-                <w:kern w:val="0"/>
-                <w:szCs w:val="21"/>
-              </w:rPr>
-              <w:t>窗口字符核心</w:t>
-            </w:r>
-          </w:p>
-        </w:tc>
-      </w:tr>
-      <w:tr>
-        <w:tc>
-          <w:tcPr>
-            <w:tcW w:w="2186" w:type="dxa"/>
-            <w:vAlign w:val="center"/>
-          </w:tcPr>
-          <w:p>
-            <w:pPr>
-              <w:snapToGrid w:val="0"/>
-              <w:jc w:val="center"/>
-              <w:rPr>
-                <w:rFonts w:ascii="Tahoma" w:eastAsia="微软雅黑" w:hAnsi="Tahoma"/>
-                <w:kern w:val="0"/>
-                <w:sz w:val="22"/>
-              </w:rPr>
-            </w:pPr>
-            <w:r>
-              <w:rPr>
-                <w:rFonts w:ascii="Tahoma" w:eastAsia="微软雅黑" w:hAnsi="Tahoma" w:hint="eastAsia"/>
-                <w:kern w:val="0"/>
-                <w:sz w:val="22"/>
-              </w:rPr>
-              <w:t>\</w:t>
-            </w:r>
-            <w:proofErr w:type="gramStart"/>
-            <w:r>
-              <w:rPr>
-                <w:rFonts w:ascii="Tahoma" w:eastAsia="微软雅黑" w:hAnsi="Tahoma" w:hint="eastAsia"/>
-                <w:kern w:val="0"/>
-                <w:sz w:val="22"/>
-              </w:rPr>
-              <w:t>W</w:t>
-            </w:r>
-            <w:r>
-              <w:rPr>
-                <w:rFonts w:ascii="Tahoma" w:eastAsia="微软雅黑" w:hAnsi="Tahoma" w:hint="eastAsia"/>
-                <w:kern w:val="0"/>
-                <w:sz w:val="22"/>
-              </w:rPr>
-              <w:t>[</w:t>
-            </w:r>
-            <w:proofErr w:type="gramEnd"/>
-            <w:r>
-              <w:rPr>
-                <w:rFonts w:ascii="Tahoma" w:eastAsia="微软雅黑" w:hAnsi="Tahoma" w:hint="eastAsia"/>
-                <w:kern w:val="0"/>
-                <w:sz w:val="22"/>
-              </w:rPr>
-              <w:t>1</w:t>
-            </w:r>
-            <w:r>
-              <w:rPr>
-                <w:rFonts w:ascii="Tahoma" w:eastAsia="微软雅黑" w:hAnsi="Tahoma" w:hint="eastAsia"/>
-                <w:kern w:val="0"/>
-                <w:sz w:val="22"/>
-              </w:rPr>
-              <w:t>00</w:t>
-            </w:r>
-            <w:r>
-              <w:rPr>
-                <w:rFonts w:ascii="Tahoma" w:eastAsia="微软雅黑" w:hAnsi="Tahoma" w:hint="eastAsia"/>
-                <w:kern w:val="0"/>
-                <w:sz w:val="22"/>
-              </w:rPr>
-              <w:t>]</w:t>
-            </w:r>
-          </w:p>
-        </w:tc>
-        <w:tc>
-          <w:tcPr>
-            <w:tcW w:w="1216" w:type="dxa"/>
-            <w:vAlign w:val="center"/>
-          </w:tcPr>
-          <w:p>
-            <w:pPr>
-              <w:snapToGrid w:val="0"/>
-              <w:jc w:val="center"/>
-              <w:rPr>
-                <w:rFonts w:ascii="Tahoma" w:eastAsia="微软雅黑" w:hAnsi="Tahoma"/>
-                <w:kern w:val="0"/>
-                <w:sz w:val="22"/>
-              </w:rPr>
-            </w:pPr>
-            <w:r>
-              <w:rPr>
-                <w:rFonts w:ascii="Tahoma" w:eastAsia="微软雅黑" w:hAnsi="Tahoma" w:hint="eastAsia"/>
-                <w:kern w:val="0"/>
-                <w:sz w:val="22"/>
-              </w:rPr>
-              <w:t>消息输入字符</w:t>
-            </w:r>
-          </w:p>
-        </w:tc>
-        <w:tc>
-          <w:tcPr>
-            <w:tcW w:w="1134" w:type="dxa"/>
-            <w:vAlign w:val="center"/>
-          </w:tcPr>
-          <w:p>
-            <w:pPr>
-              <w:snapToGrid w:val="0"/>
-              <w:jc w:val="center"/>
-              <w:rPr>
-                <w:rFonts w:ascii="Tahoma" w:eastAsia="微软雅黑" w:hAnsi="Tahoma"/>
-                <w:kern w:val="0"/>
-                <w:sz w:val="22"/>
-              </w:rPr>
-            </w:pPr>
-            <w:r>
-              <w:rPr>
-                <w:rFonts w:ascii="Tahoma" w:eastAsia="微软雅黑" w:hAnsi="Tahoma" w:hint="eastAsia"/>
-                <w:kern w:val="0"/>
-                <w:sz w:val="22"/>
-              </w:rPr>
-              <w:t>数字</w:t>
-            </w:r>
-          </w:p>
-        </w:tc>
-        <w:tc>
-          <w:tcPr>
-            <w:tcW w:w="5122" w:type="dxa"/>
-            <w:shd w:val="clear" w:color="auto" w:fill="auto"/>
-            <w:vAlign w:val="center"/>
-          </w:tcPr>
-          <w:p>
-            <w:pPr>
-              <w:snapToGrid w:val="0"/>
-              <w:rPr>
-                <w:rFonts w:ascii="Tahoma" w:eastAsia="微软雅黑" w:hAnsi="Tahoma"/>
-                <w:kern w:val="0"/>
-                <w:sz w:val="22"/>
-              </w:rPr>
-            </w:pPr>
-            <w:r>
-              <w:rPr>
-                <w:rFonts w:ascii="Tahoma" w:eastAsia="微软雅黑" w:hAnsi="Tahoma" w:hint="eastAsia"/>
-                <w:kern w:val="0"/>
-                <w:sz w:val="22"/>
-              </w:rPr>
-              <w:t>等待</w:t>
-            </w:r>
-            <w:r>
-              <w:rPr>
-                <w:rFonts w:ascii="Tahoma" w:eastAsia="微软雅黑" w:hAnsi="Tahoma" w:hint="eastAsia"/>
-                <w:kern w:val="0"/>
-                <w:sz w:val="22"/>
-              </w:rPr>
-              <w:t>100</w:t>
-            </w:r>
-            <w:r>
-              <w:rPr>
-                <w:rFonts w:ascii="Tahoma" w:eastAsia="微软雅黑" w:hAnsi="Tahoma" w:hint="eastAsia"/>
-                <w:kern w:val="0"/>
-                <w:sz w:val="22"/>
-              </w:rPr>
-              <w:t>帧，再绘制下一个字符</w:t>
-            </w:r>
-          </w:p>
-        </w:tc>
-        <w:tc>
-          <w:tcPr>
-            <w:tcW w:w="3438" w:type="dxa"/>
-            <w:vAlign w:val="center"/>
-          </w:tcPr>
-          <w:p>
-            <w:pPr>
-              <w:snapToGrid w:val="0"/>
-              <w:rPr>
-                <w:rFonts w:ascii="Tahoma" w:eastAsia="微软雅黑" w:hAnsi="Tahoma"/>
-                <w:color w:val="A6A6A6" w:themeColor="background1" w:themeShade="A6"/>
-                <w:kern w:val="0"/>
-                <w:sz w:val="22"/>
-              </w:rPr>
-            </w:pPr>
-            <w:r>
-              <w:rPr>
-                <w:rFonts w:ascii="Tahoma" w:eastAsia="微软雅黑" w:hAnsi="Tahoma" w:hint="eastAsia"/>
-                <w:color w:val="A6A6A6" w:themeColor="background1" w:themeShade="A6"/>
-                <w:kern w:val="0"/>
-                <w:szCs w:val="21"/>
-              </w:rPr>
-              <w:t>Drill_CoreOfWindowCharacter</w:t>
-            </w:r>
-          </w:p>
-          <w:p>
-            <w:pPr>
-              <w:snapToGrid w:val="0"/>
-              <w:rPr>
-                <w:rFonts w:ascii="Tahoma" w:eastAsia="微软雅黑" w:hAnsi="Tahoma"/>
-                <w:color w:val="A6A6A6" w:themeColor="background1" w:themeShade="A6"/>
-                <w:kern w:val="0"/>
-                <w:szCs w:val="21"/>
-              </w:rPr>
-            </w:pPr>
-            <w:r>
-              <w:rPr>
-                <w:rFonts w:ascii="Tahoma" w:eastAsia="微软雅黑" w:hAnsi="Tahoma" w:hint="eastAsia"/>
-                <w:color w:val="A6A6A6" w:themeColor="background1" w:themeShade="A6"/>
-                <w:kern w:val="0"/>
-                <w:szCs w:val="21"/>
-              </w:rPr>
-              <w:t>窗口字符</w:t>
-            </w:r>
-            <w:r>
-              <w:rPr>
-                <w:rFonts w:ascii="Tahoma" w:eastAsia="微软雅黑" w:hAnsi="Tahoma" w:hint="eastAsia"/>
-                <w:color w:val="A6A6A6" w:themeColor="background1" w:themeShade="A6"/>
-                <w:kern w:val="0"/>
-                <w:szCs w:val="21"/>
-              </w:rPr>
-              <w:t xml:space="preserve"> - </w:t>
-            </w:r>
-            <w:r>
-              <w:rPr>
-                <w:rFonts w:ascii="Tahoma" w:eastAsia="微软雅黑" w:hAnsi="Tahoma" w:hint="eastAsia"/>
-                <w:color w:val="A6A6A6" w:themeColor="background1" w:themeShade="A6"/>
-                <w:kern w:val="0"/>
-                <w:szCs w:val="21"/>
-              </w:rPr>
-              <w:t>窗口字符核心</w:t>
-            </w:r>
-          </w:p>
-        </w:tc>
-      </w:tr>
-      <w:tr>
-        <w:tc>
-          <w:tcPr>
-            <w:tcW w:w="2186" w:type="dxa"/>
-            <w:vAlign w:val="center"/>
-          </w:tcPr>
-          <w:p>
-            <w:pPr>
-              <w:snapToGrid w:val="0"/>
-              <w:jc w:val="center"/>
-              <w:rPr>
-                <w:rFonts w:ascii="Tahoma" w:eastAsia="微软雅黑" w:hAnsi="Tahoma"/>
-                <w:kern w:val="0"/>
-                <w:sz w:val="22"/>
-              </w:rPr>
-            </w:pPr>
-            <w:r>
-              <w:rPr>
-                <w:rFonts w:ascii="Tahoma" w:eastAsia="微软雅黑" w:hAnsi="Tahoma" w:hint="eastAsia"/>
-                <w:kern w:val="0"/>
-                <w:sz w:val="22"/>
-              </w:rPr>
-              <w:t>\</w:t>
-            </w:r>
-            <w:proofErr w:type="gramStart"/>
-            <w:r>
-              <w:rPr>
-                <w:rFonts w:ascii="Tahoma" w:eastAsia="微软雅黑" w:hAnsi="Tahoma" w:hint="eastAsia"/>
-                <w:kern w:val="0"/>
-                <w:sz w:val="22"/>
-              </w:rPr>
-              <w:t>TI[</w:t>
-            </w:r>
-            <w:proofErr w:type="gramEnd"/>
-            <w:r>
-              <w:rPr>
-                <w:rFonts w:ascii="Tahoma" w:eastAsia="微软雅黑" w:hAnsi="Tahoma" w:hint="eastAsia"/>
-                <w:kern w:val="0"/>
-                <w:sz w:val="22"/>
-              </w:rPr>
-              <w:t>2]</w:t>
-            </w:r>
-          </w:p>
-        </w:tc>
-        <w:tc>
-          <w:tcPr>
-            <w:tcW w:w="1216" w:type="dxa"/>
-            <w:vAlign w:val="center"/>
-          </w:tcPr>
-          <w:p>
-            <w:pPr>
-              <w:snapToGrid w:val="0"/>
-              <w:jc w:val="center"/>
-              <w:rPr>
-                <w:rFonts w:ascii="Tahoma" w:eastAsia="微软雅黑" w:hAnsi="Tahoma"/>
-                <w:kern w:val="0"/>
-                <w:sz w:val="22"/>
-              </w:rPr>
-            </w:pPr>
-            <w:r>
-              <w:rPr>
-                <w:rFonts w:ascii="Tahoma" w:eastAsia="微软雅黑" w:hAnsi="Tahoma" w:hint="eastAsia"/>
-                <w:kern w:val="0"/>
-                <w:sz w:val="22"/>
-              </w:rPr>
-              <w:t>消息输入字符</w:t>
-            </w:r>
-          </w:p>
-        </w:tc>
-        <w:tc>
-          <w:tcPr>
-            <w:tcW w:w="1134" w:type="dxa"/>
-            <w:vAlign w:val="center"/>
-          </w:tcPr>
-          <w:p>
-            <w:pPr>
-              <w:snapToGrid w:val="0"/>
-              <w:jc w:val="center"/>
-              <w:rPr>
-                <w:rFonts w:ascii="Tahoma" w:eastAsia="微软雅黑" w:hAnsi="Tahoma"/>
-                <w:kern w:val="0"/>
-                <w:sz w:val="22"/>
-              </w:rPr>
-            </w:pPr>
-            <w:r>
-              <w:rPr>
-                <w:rFonts w:ascii="Tahoma" w:eastAsia="微软雅黑" w:hAnsi="Tahoma" w:hint="eastAsia"/>
-                <w:kern w:val="0"/>
-                <w:sz w:val="22"/>
-              </w:rPr>
-              <w:t>数字</w:t>
-            </w:r>
-          </w:p>
-        </w:tc>
-        <w:tc>
-          <w:tcPr>
-            <w:tcW w:w="5122" w:type="dxa"/>
-            <w:shd w:val="clear" w:color="auto" w:fill="auto"/>
             <w:vAlign w:val="center"/>
           </w:tcPr>
           <w:p>
@@ -15607,7 +16448,6 @@
                 <w:kern w:val="0"/>
                 <w:sz w:val="22"/>
               </w:rPr>
-              <w:lastRenderedPageBreak/>
               <w:t>\TS[ON]</w:t>
             </w:r>
           </w:p>
@@ -15674,7 +16514,6 @@
             <w:tcBorders>
               <w:bottom w:val="single" w:sz="4" w:space="0" w:color="D9D9D9" w:themeColor="background1" w:themeShade="D9"/>
             </w:tcBorders>
-            <w:shd w:val="clear" w:color="auto" w:fill="auto"/>
             <w:vAlign w:val="center"/>
           </w:tcPr>
           <w:p>
@@ -16118,7 +16957,6 @@
         <w:tc>
           <w:tcPr>
             <w:tcW w:w="5122" w:type="dxa"/>
-            <w:shd w:val="clear" w:color="auto" w:fill="auto"/>
             <w:vAlign w:val="center"/>
           </w:tcPr>
           <w:p>
@@ -16357,7 +17195,6 @@
         <w:tc>
           <w:tcPr>
             <w:tcW w:w="5122" w:type="dxa"/>
-            <w:shd w:val="clear" w:color="auto" w:fill="auto"/>
             <w:vAlign w:val="center"/>
           </w:tcPr>
           <w:p>
@@ -16612,7 +17449,6 @@
         <w:tc>
           <w:tcPr>
             <w:tcW w:w="5122" w:type="dxa"/>
-            <w:shd w:val="clear" w:color="auto" w:fill="auto"/>
             <w:vAlign w:val="center"/>
           </w:tcPr>
           <w:p>
@@ -16798,7 +17634,6 @@
         <w:tc>
           <w:tcPr>
             <w:tcW w:w="5122" w:type="dxa"/>
-            <w:shd w:val="clear" w:color="auto" w:fill="auto"/>
             <w:vAlign w:val="center"/>
           </w:tcPr>
           <w:p>
@@ -16993,7 +17828,6 @@
         <w:tc>
           <w:tcPr>
             <w:tcW w:w="5122" w:type="dxa"/>
-            <w:shd w:val="clear" w:color="auto" w:fill="auto"/>
             <w:vAlign w:val="center"/>
           </w:tcPr>
           <w:p>
@@ -17204,7 +18038,6 @@
         <w:tc>
           <w:tcPr>
             <w:tcW w:w="5122" w:type="dxa"/>
-            <w:shd w:val="clear" w:color="auto" w:fill="auto"/>
             <w:vAlign w:val="center"/>
           </w:tcPr>
           <w:p>
@@ -17348,6 +18181,7 @@
                 <w:kern w:val="0"/>
                 <w:sz w:val="22"/>
               </w:rPr>
+              <w:lastRenderedPageBreak/>
               <w:t>\</w:t>
             </w:r>
             <w:proofErr w:type="gramStart"/>
@@ -17431,7 +18265,6 @@
         <w:tc>
           <w:tcPr>
             <w:tcW w:w="5122" w:type="dxa"/>
-            <w:shd w:val="clear" w:color="auto" w:fill="auto"/>
             <w:vAlign w:val="center"/>
           </w:tcPr>
           <w:p>
@@ -17597,35 +18430,35 @@
               <w:jc w:val="center"/>
               <w:rPr>
                 <w:rFonts w:ascii="Tahoma" w:eastAsia="微软雅黑" w:hAnsi="Tahoma"/>
-                <w:w w:val="80"/>
-                <w:kern w:val="0"/>
-                <w:szCs w:val="21"/>
-              </w:rPr>
-            </w:pPr>
-            <w:r>
-              <w:rPr>
-                <w:rFonts w:ascii="Tahoma" w:eastAsia="微软雅黑" w:hAnsi="Tahoma" w:hint="eastAsia"/>
-                <w:w w:val="80"/>
-                <w:kern w:val="0"/>
-                <w:szCs w:val="21"/>
+                <w:kern w:val="0"/>
+                <w:sz w:val="22"/>
+                <w:szCs w:val="20"/>
+              </w:rPr>
+            </w:pPr>
+            <w:r>
+              <w:rPr>
+                <w:rFonts w:ascii="Tahoma" w:eastAsia="微软雅黑" w:hAnsi="Tahoma" w:hint="eastAsia"/>
+                <w:kern w:val="0"/>
+                <w:sz w:val="22"/>
+                <w:szCs w:val="20"/>
               </w:rPr>
               <w:t>\debug[</w:t>
             </w:r>
             <w:r>
               <w:rPr>
                 <w:rFonts w:ascii="Tahoma" w:eastAsia="微软雅黑" w:hAnsi="Tahoma" w:hint="eastAsia"/>
-                <w:w w:val="80"/>
-                <w:kern w:val="0"/>
-                <w:szCs w:val="21"/>
+                <w:kern w:val="0"/>
+                <w:sz w:val="22"/>
+                <w:szCs w:val="20"/>
               </w:rPr>
               <w:t>显示字符块范围</w:t>
             </w:r>
             <w:r>
               <w:rPr>
                 <w:rFonts w:ascii="Tahoma" w:eastAsia="微软雅黑" w:hAnsi="Tahoma" w:hint="eastAsia"/>
-                <w:w w:val="80"/>
-                <w:kern w:val="0"/>
-                <w:szCs w:val="21"/>
+                <w:kern w:val="0"/>
+                <w:sz w:val="22"/>
+                <w:szCs w:val="20"/>
               </w:rPr>
               <w:t>]</w:t>
             </w:r>
@@ -17643,37 +18476,27 @@
             <w:r>
               <w:rPr>
                 <w:rFonts w:ascii="Tahoma" w:eastAsia="微软雅黑" w:hAnsi="Tahoma" w:hint="eastAsia"/>
-                <w:w w:val="80"/>
-                <w:kern w:val="0"/>
-                <w:szCs w:val="21"/>
-              </w:rPr>
-              <w:lastRenderedPageBreak/>
+                <w:kern w:val="0"/>
+                <w:sz w:val="22"/>
+                <w:szCs w:val="20"/>
+              </w:rPr>
               <w:t>\debug[</w:t>
             </w:r>
             <w:r>
               <w:rPr>
                 <w:rFonts w:ascii="Tahoma" w:eastAsia="微软雅黑" w:hAnsi="Tahoma" w:hint="eastAsia"/>
-                <w:w w:val="80"/>
-                <w:kern w:val="0"/>
-                <w:szCs w:val="21"/>
-              </w:rPr>
-              <w:t>隐藏</w:t>
-            </w:r>
-            <w:r>
-              <w:rPr>
-                <w:rFonts w:ascii="Tahoma" w:eastAsia="微软雅黑" w:hAnsi="Tahoma" w:hint="eastAsia"/>
-                <w:w w:val="80"/>
-                <w:kern w:val="0"/>
-                <w:szCs w:val="21"/>
-              </w:rPr>
-              <w:t>字符块范围</w:t>
-            </w:r>
-            <w:r>
-              <w:rPr>
-                <w:rFonts w:ascii="Tahoma" w:eastAsia="微软雅黑" w:hAnsi="Tahoma" w:hint="eastAsia"/>
-                <w:w w:val="80"/>
-                <w:kern w:val="0"/>
-                <w:szCs w:val="21"/>
+                <w:kern w:val="0"/>
+                <w:sz w:val="22"/>
+                <w:szCs w:val="20"/>
+              </w:rPr>
+              <w:t>隐藏字符块范围</w:t>
+            </w:r>
+            <w:r>
+              <w:rPr>
+                <w:rFonts w:ascii="Tahoma" w:eastAsia="微软雅黑" w:hAnsi="Tahoma" w:hint="eastAsia"/>
+                <w:kern w:val="0"/>
+                <w:sz w:val="22"/>
+                <w:szCs w:val="20"/>
               </w:rPr>
               <w:t>]</w:t>
             </w:r>
@@ -17700,7 +18523,6 @@
                 <w:kern w:val="0"/>
                 <w:sz w:val="22"/>
               </w:rPr>
-              <w:lastRenderedPageBreak/>
               <w:t>效果字符</w:t>
             </w:r>
           </w:p>
@@ -17733,7 +18555,6 @@
         <w:tc>
           <w:tcPr>
             <w:tcW w:w="5122" w:type="dxa"/>
-            <w:shd w:val="clear" w:color="auto" w:fill="auto"/>
             <w:vAlign w:val="center"/>
           </w:tcPr>
           <w:p>
@@ -18099,7 +18920,6 @@
         <w:tc>
           <w:tcPr>
             <w:tcW w:w="2186" w:type="dxa"/>
-            <w:shd w:val="clear" w:color="auto" w:fill="auto"/>
             <w:vAlign w:val="center"/>
           </w:tcPr>
           <w:p>
@@ -18127,7 +18947,6 @@
         <w:tc>
           <w:tcPr>
             <w:tcW w:w="1216" w:type="dxa"/>
-            <w:shd w:val="clear" w:color="auto" w:fill="auto"/>
             <w:vAlign w:val="center"/>
           </w:tcPr>
           <w:p>
@@ -18174,7 +18993,6 @@
         <w:tc>
           <w:tcPr>
             <w:tcW w:w="1134" w:type="dxa"/>
-            <w:shd w:val="clear" w:color="auto" w:fill="auto"/>
             <w:vAlign w:val="center"/>
           </w:tcPr>
           <w:p>
@@ -18202,7 +19020,6 @@
         <w:tc>
           <w:tcPr>
             <w:tcW w:w="5122" w:type="dxa"/>
-            <w:shd w:val="clear" w:color="auto" w:fill="auto"/>
             <w:vAlign w:val="center"/>
           </w:tcPr>
           <w:p>
@@ -18245,7 +19062,6 @@
         <w:tc>
           <w:tcPr>
             <w:tcW w:w="3438" w:type="dxa"/>
-            <w:shd w:val="clear" w:color="auto" w:fill="auto"/>
             <w:vAlign w:val="center"/>
           </w:tcPr>
           <w:p>
@@ -18311,7 +19127,6 @@
         <w:tc>
           <w:tcPr>
             <w:tcW w:w="2186" w:type="dxa"/>
-            <w:shd w:val="clear" w:color="auto" w:fill="auto"/>
             <w:vAlign w:val="center"/>
           </w:tcPr>
           <w:p>
@@ -18371,7 +19186,6 @@
         <w:tc>
           <w:tcPr>
             <w:tcW w:w="1216" w:type="dxa"/>
-            <w:shd w:val="clear" w:color="auto" w:fill="auto"/>
             <w:vAlign w:val="center"/>
           </w:tcPr>
           <w:p>
@@ -18397,7 +19211,6 @@
         <w:tc>
           <w:tcPr>
             <w:tcW w:w="1134" w:type="dxa"/>
-            <w:shd w:val="clear" w:color="auto" w:fill="auto"/>
             <w:vAlign w:val="center"/>
           </w:tcPr>
           <w:p>
@@ -18450,7 +19263,6 @@
         <w:tc>
           <w:tcPr>
             <w:tcW w:w="5122" w:type="dxa"/>
-            <w:shd w:val="clear" w:color="auto" w:fill="auto"/>
             <w:vAlign w:val="center"/>
           </w:tcPr>
           <w:p>
@@ -18475,7 +19287,6 @@
         <w:tc>
           <w:tcPr>
             <w:tcW w:w="3438" w:type="dxa"/>
-            <w:shd w:val="clear" w:color="auto" w:fill="auto"/>
             <w:vAlign w:val="center"/>
           </w:tcPr>
           <w:p>
@@ -18539,7 +19350,6 @@
         <w:tc>
           <w:tcPr>
             <w:tcW w:w="2186" w:type="dxa"/>
-            <w:shd w:val="clear" w:color="auto" w:fill="auto"/>
             <w:vAlign w:val="center"/>
           </w:tcPr>
           <w:p>
@@ -18654,7 +19464,6 @@
         <w:tc>
           <w:tcPr>
             <w:tcW w:w="1216" w:type="dxa"/>
-            <w:shd w:val="clear" w:color="auto" w:fill="auto"/>
             <w:vAlign w:val="center"/>
           </w:tcPr>
           <w:p>
@@ -18682,7 +19491,6 @@
         <w:tc>
           <w:tcPr>
             <w:tcW w:w="1134" w:type="dxa"/>
-            <w:shd w:val="clear" w:color="auto" w:fill="auto"/>
             <w:vAlign w:val="center"/>
           </w:tcPr>
           <w:p>
@@ -18710,7 +19518,6 @@
         <w:tc>
           <w:tcPr>
             <w:tcW w:w="5122" w:type="dxa"/>
-            <w:shd w:val="clear" w:color="auto" w:fill="auto"/>
             <w:vAlign w:val="center"/>
           </w:tcPr>
           <w:p>
@@ -18803,7 +19610,6 @@
         <w:tc>
           <w:tcPr>
             <w:tcW w:w="3438" w:type="dxa"/>
-            <w:shd w:val="clear" w:color="auto" w:fill="auto"/>
             <w:vAlign w:val="center"/>
           </w:tcPr>
           <w:p>
@@ -18869,7 +19675,6 @@
         <w:tc>
           <w:tcPr>
             <w:tcW w:w="2186" w:type="dxa"/>
-            <w:shd w:val="clear" w:color="auto" w:fill="auto"/>
             <w:vAlign w:val="center"/>
           </w:tcPr>
           <w:p>
@@ -18984,7 +19789,6 @@
         <w:tc>
           <w:tcPr>
             <w:tcW w:w="1216" w:type="dxa"/>
-            <w:shd w:val="clear" w:color="auto" w:fill="auto"/>
             <w:vAlign w:val="center"/>
           </w:tcPr>
           <w:p>
@@ -19012,7 +19816,6 @@
         <w:tc>
           <w:tcPr>
             <w:tcW w:w="1134" w:type="dxa"/>
-            <w:shd w:val="clear" w:color="auto" w:fill="auto"/>
             <w:vAlign w:val="center"/>
           </w:tcPr>
           <w:p>
@@ -19040,7 +19843,6 @@
         <w:tc>
           <w:tcPr>
             <w:tcW w:w="5122" w:type="dxa"/>
-            <w:shd w:val="clear" w:color="auto" w:fill="auto"/>
             <w:vAlign w:val="center"/>
           </w:tcPr>
           <w:p>
@@ -19167,7 +19969,6 @@
         <w:tc>
           <w:tcPr>
             <w:tcW w:w="3438" w:type="dxa"/>
-            <w:shd w:val="clear" w:color="auto" w:fill="auto"/>
             <w:vAlign w:val="center"/>
           </w:tcPr>
           <w:p>
@@ -19269,6 +20070,7 @@
           <w:kern w:val="0"/>
           <w:sz w:val="22"/>
         </w:rPr>
+        <w:lastRenderedPageBreak/>
         <w:br w:type="page"/>
       </w:r>
     </w:p>
@@ -19636,7 +20438,6 @@
         <w:tc>
           <w:tcPr>
             <w:tcW w:w="3791" w:type="dxa"/>
-            <w:shd w:val="clear" w:color="auto" w:fill="auto"/>
             <w:vAlign w:val="center"/>
           </w:tcPr>
           <w:p>
@@ -19819,7 +20620,6 @@
         <w:tc>
           <w:tcPr>
             <w:tcW w:w="3791" w:type="dxa"/>
-            <w:shd w:val="clear" w:color="auto" w:fill="auto"/>
             <w:vAlign w:val="center"/>
           </w:tcPr>
           <w:p>
@@ -20059,7 +20859,6 @@
         <w:tc>
           <w:tcPr>
             <w:tcW w:w="3791" w:type="dxa"/>
-            <w:shd w:val="clear" w:color="auto" w:fill="auto"/>
             <w:vAlign w:val="center"/>
           </w:tcPr>
           <w:p>
@@ -20254,7 +21053,6 @@
             <w:tcBorders>
               <w:bottom w:val="single" w:sz="4" w:space="0" w:color="D9D9D9" w:themeColor="background1" w:themeShade="D9"/>
             </w:tcBorders>
-            <w:shd w:val="clear" w:color="auto" w:fill="auto"/>
             <w:vAlign w:val="center"/>
           </w:tcPr>
           <w:p>
@@ -20451,7 +21249,6 @@
             <w:tcBorders>
               <w:bottom w:val="single" w:sz="4" w:space="0" w:color="D9D9D9" w:themeColor="background1" w:themeShade="D9"/>
             </w:tcBorders>
-            <w:shd w:val="clear" w:color="auto" w:fill="auto"/>
             <w:vAlign w:val="center"/>
           </w:tcPr>
           <w:p>
@@ -20733,7 +21530,6 @@
             <w:tcBorders>
               <w:bottom w:val="single" w:sz="4" w:space="0" w:color="D9D9D9" w:themeColor="background1" w:themeShade="D9"/>
             </w:tcBorders>
-            <w:shd w:val="clear" w:color="auto" w:fill="auto"/>
             <w:vAlign w:val="center"/>
           </w:tcPr>
           <w:p>
@@ -20928,7 +21724,6 @@
             <w:tcBorders>
               <w:bottom w:val="single" w:sz="4" w:space="0" w:color="D9D9D9" w:themeColor="background1" w:themeShade="D9"/>
             </w:tcBorders>
-            <w:shd w:val="clear" w:color="auto" w:fill="auto"/>
             <w:vAlign w:val="center"/>
           </w:tcPr>
           <w:p>
@@ -22696,7 +23491,6 @@
         <w:tc>
           <w:tcPr>
             <w:tcW w:w="2042" w:type="dxa"/>
-            <w:shd w:val="clear" w:color="auto" w:fill="auto"/>
             <w:vAlign w:val="center"/>
           </w:tcPr>
           <w:p>
@@ -22741,7 +23535,6 @@
         <w:tc>
           <w:tcPr>
             <w:tcW w:w="1167" w:type="dxa"/>
-            <w:shd w:val="clear" w:color="auto" w:fill="auto"/>
             <w:vAlign w:val="center"/>
           </w:tcPr>
           <w:p>
@@ -22767,7 +23560,6 @@
         <w:tc>
           <w:tcPr>
             <w:tcW w:w="1222" w:type="dxa"/>
-            <w:shd w:val="clear" w:color="auto" w:fill="auto"/>
             <w:vAlign w:val="center"/>
           </w:tcPr>
           <w:p>
@@ -22793,7 +23585,6 @@
         <w:tc>
           <w:tcPr>
             <w:tcW w:w="3791" w:type="dxa"/>
-            <w:shd w:val="clear" w:color="auto" w:fill="auto"/>
             <w:vAlign w:val="center"/>
           </w:tcPr>
           <w:p>
@@ -22834,7 +23625,6 @@
         <w:tc>
           <w:tcPr>
             <w:tcW w:w="3481" w:type="dxa"/>
-            <w:shd w:val="clear" w:color="auto" w:fill="auto"/>
             <w:vAlign w:val="center"/>
           </w:tcPr>
           <w:p>
@@ -22895,7 +23685,6 @@
         <w:tc>
           <w:tcPr>
             <w:tcW w:w="2042" w:type="dxa"/>
-            <w:shd w:val="clear" w:color="auto" w:fill="auto"/>
             <w:vAlign w:val="center"/>
           </w:tcPr>
           <w:p>
@@ -22940,7 +23729,6 @@
         <w:tc>
           <w:tcPr>
             <w:tcW w:w="1167" w:type="dxa"/>
-            <w:shd w:val="clear" w:color="auto" w:fill="auto"/>
             <w:vAlign w:val="center"/>
           </w:tcPr>
           <w:p>
@@ -22966,7 +23754,6 @@
         <w:tc>
           <w:tcPr>
             <w:tcW w:w="1222" w:type="dxa"/>
-            <w:shd w:val="clear" w:color="auto" w:fill="auto"/>
             <w:vAlign w:val="center"/>
           </w:tcPr>
           <w:p>
@@ -22992,7 +23779,6 @@
         <w:tc>
           <w:tcPr>
             <w:tcW w:w="3791" w:type="dxa"/>
-            <w:shd w:val="clear" w:color="auto" w:fill="auto"/>
             <w:vAlign w:val="center"/>
           </w:tcPr>
           <w:p>
@@ -23033,7 +23819,6 @@
         <w:tc>
           <w:tcPr>
             <w:tcW w:w="3481" w:type="dxa"/>
-            <w:shd w:val="clear" w:color="auto" w:fill="auto"/>
             <w:vAlign w:val="center"/>
           </w:tcPr>
           <w:p>
@@ -23094,7 +23879,6 @@
         <w:tc>
           <w:tcPr>
             <w:tcW w:w="2042" w:type="dxa"/>
-            <w:shd w:val="clear" w:color="auto" w:fill="auto"/>
             <w:vAlign w:val="center"/>
           </w:tcPr>
           <w:p>
@@ -23139,7 +23923,6 @@
         <w:tc>
           <w:tcPr>
             <w:tcW w:w="1167" w:type="dxa"/>
-            <w:shd w:val="clear" w:color="auto" w:fill="auto"/>
             <w:vAlign w:val="center"/>
           </w:tcPr>
           <w:p>
@@ -23165,7 +23948,6 @@
         <w:tc>
           <w:tcPr>
             <w:tcW w:w="1222" w:type="dxa"/>
-            <w:shd w:val="clear" w:color="auto" w:fill="auto"/>
             <w:vAlign w:val="center"/>
           </w:tcPr>
           <w:p>
@@ -23191,7 +23973,6 @@
         <w:tc>
           <w:tcPr>
             <w:tcW w:w="3791" w:type="dxa"/>
-            <w:shd w:val="clear" w:color="auto" w:fill="auto"/>
             <w:vAlign w:val="center"/>
           </w:tcPr>
           <w:p>
@@ -23232,7 +24013,6 @@
         <w:tc>
           <w:tcPr>
             <w:tcW w:w="3481" w:type="dxa"/>
-            <w:shd w:val="clear" w:color="auto" w:fill="auto"/>
             <w:vAlign w:val="center"/>
           </w:tcPr>
           <w:p>
@@ -23293,7 +24073,6 @@
         <w:tc>
           <w:tcPr>
             <w:tcW w:w="2042" w:type="dxa"/>
-            <w:shd w:val="clear" w:color="auto" w:fill="auto"/>
             <w:vAlign w:val="center"/>
           </w:tcPr>
           <w:p>
@@ -23338,7 +24117,6 @@
         <w:tc>
           <w:tcPr>
             <w:tcW w:w="1167" w:type="dxa"/>
-            <w:shd w:val="clear" w:color="auto" w:fill="auto"/>
             <w:vAlign w:val="center"/>
           </w:tcPr>
           <w:p>
@@ -23364,7 +24142,6 @@
         <w:tc>
           <w:tcPr>
             <w:tcW w:w="1222" w:type="dxa"/>
-            <w:shd w:val="clear" w:color="auto" w:fill="auto"/>
             <w:vAlign w:val="center"/>
           </w:tcPr>
           <w:p>
@@ -23390,7 +24167,6 @@
         <w:tc>
           <w:tcPr>
             <w:tcW w:w="3791" w:type="dxa"/>
-            <w:shd w:val="clear" w:color="auto" w:fill="auto"/>
             <w:vAlign w:val="center"/>
           </w:tcPr>
           <w:p>
@@ -23431,7 +24207,6 @@
         <w:tc>
           <w:tcPr>
             <w:tcW w:w="3481" w:type="dxa"/>
-            <w:shd w:val="clear" w:color="auto" w:fill="auto"/>
             <w:vAlign w:val="center"/>
           </w:tcPr>
           <w:p>
@@ -23492,7 +24267,6 @@
         <w:tc>
           <w:tcPr>
             <w:tcW w:w="2042" w:type="dxa"/>
-            <w:shd w:val="clear" w:color="auto" w:fill="auto"/>
             <w:vAlign w:val="center"/>
           </w:tcPr>
           <w:p>
@@ -23537,7 +24311,6 @@
         <w:tc>
           <w:tcPr>
             <w:tcW w:w="1167" w:type="dxa"/>
-            <w:shd w:val="clear" w:color="auto" w:fill="auto"/>
             <w:vAlign w:val="center"/>
           </w:tcPr>
           <w:p>
@@ -23563,7 +24336,6 @@
         <w:tc>
           <w:tcPr>
             <w:tcW w:w="1222" w:type="dxa"/>
-            <w:shd w:val="clear" w:color="auto" w:fill="auto"/>
             <w:vAlign w:val="center"/>
           </w:tcPr>
           <w:p>
@@ -23589,7 +24361,6 @@
         <w:tc>
           <w:tcPr>
             <w:tcW w:w="3791" w:type="dxa"/>
-            <w:shd w:val="clear" w:color="auto" w:fill="auto"/>
             <w:vAlign w:val="center"/>
           </w:tcPr>
           <w:p>
@@ -23630,7 +24401,6 @@
         <w:tc>
           <w:tcPr>
             <w:tcW w:w="3481" w:type="dxa"/>
-            <w:shd w:val="clear" w:color="auto" w:fill="auto"/>
             <w:vAlign w:val="center"/>
           </w:tcPr>
           <w:p>
@@ -23691,7 +24461,6 @@
         <w:tc>
           <w:tcPr>
             <w:tcW w:w="2042" w:type="dxa"/>
-            <w:shd w:val="clear" w:color="auto" w:fill="auto"/>
             <w:vAlign w:val="center"/>
           </w:tcPr>
           <w:p>
@@ -23737,7 +24506,6 @@
         <w:tc>
           <w:tcPr>
             <w:tcW w:w="1167" w:type="dxa"/>
-            <w:shd w:val="clear" w:color="auto" w:fill="auto"/>
             <w:vAlign w:val="center"/>
           </w:tcPr>
           <w:p>
@@ -23763,7 +24531,6 @@
         <w:tc>
           <w:tcPr>
             <w:tcW w:w="1222" w:type="dxa"/>
-            <w:shd w:val="clear" w:color="auto" w:fill="auto"/>
             <w:vAlign w:val="center"/>
           </w:tcPr>
           <w:p>
@@ -23789,7 +24556,6 @@
         <w:tc>
           <w:tcPr>
             <w:tcW w:w="3791" w:type="dxa"/>
-            <w:shd w:val="clear" w:color="auto" w:fill="auto"/>
             <w:vAlign w:val="center"/>
           </w:tcPr>
           <w:p>
@@ -23830,7 +24596,6 @@
         <w:tc>
           <w:tcPr>
             <w:tcW w:w="3481" w:type="dxa"/>
-            <w:shd w:val="clear" w:color="auto" w:fill="auto"/>
             <w:vAlign w:val="center"/>
           </w:tcPr>
           <w:p>
@@ -23891,7 +24656,6 @@
         <w:tc>
           <w:tcPr>
             <w:tcW w:w="2042" w:type="dxa"/>
-            <w:shd w:val="clear" w:color="auto" w:fill="auto"/>
             <w:vAlign w:val="center"/>
           </w:tcPr>
           <w:p>
@@ -23936,7 +24700,6 @@
         <w:tc>
           <w:tcPr>
             <w:tcW w:w="1167" w:type="dxa"/>
-            <w:shd w:val="clear" w:color="auto" w:fill="auto"/>
             <w:vAlign w:val="center"/>
           </w:tcPr>
           <w:p>
@@ -23962,7 +24725,6 @@
         <w:tc>
           <w:tcPr>
             <w:tcW w:w="1222" w:type="dxa"/>
-            <w:shd w:val="clear" w:color="auto" w:fill="auto"/>
             <w:vAlign w:val="center"/>
           </w:tcPr>
           <w:p>
@@ -23988,7 +24750,6 @@
         <w:tc>
           <w:tcPr>
             <w:tcW w:w="3791" w:type="dxa"/>
-            <w:shd w:val="clear" w:color="auto" w:fill="auto"/>
             <w:vAlign w:val="center"/>
           </w:tcPr>
           <w:p>
@@ -24063,7 +24824,6 @@
         <w:tc>
           <w:tcPr>
             <w:tcW w:w="3481" w:type="dxa"/>
-            <w:shd w:val="clear" w:color="auto" w:fill="auto"/>
             <w:vAlign w:val="center"/>
           </w:tcPr>
           <w:p>
@@ -24124,7 +24884,6 @@
         <w:tc>
           <w:tcPr>
             <w:tcW w:w="2042" w:type="dxa"/>
-            <w:shd w:val="clear" w:color="auto" w:fill="auto"/>
             <w:vAlign w:val="center"/>
           </w:tcPr>
           <w:p>
@@ -24169,7 +24928,6 @@
         <w:tc>
           <w:tcPr>
             <w:tcW w:w="1167" w:type="dxa"/>
-            <w:shd w:val="clear" w:color="auto" w:fill="auto"/>
             <w:vAlign w:val="center"/>
           </w:tcPr>
           <w:p>
@@ -24195,7 +24953,6 @@
         <w:tc>
           <w:tcPr>
             <w:tcW w:w="1222" w:type="dxa"/>
-            <w:shd w:val="clear" w:color="auto" w:fill="auto"/>
             <w:vAlign w:val="center"/>
           </w:tcPr>
           <w:p>
@@ -24221,7 +24978,6 @@
         <w:tc>
           <w:tcPr>
             <w:tcW w:w="3791" w:type="dxa"/>
-            <w:shd w:val="clear" w:color="auto" w:fill="auto"/>
             <w:vAlign w:val="center"/>
           </w:tcPr>
           <w:p>
@@ -24296,7 +25052,6 @@
         <w:tc>
           <w:tcPr>
             <w:tcW w:w="3481" w:type="dxa"/>
-            <w:shd w:val="clear" w:color="auto" w:fill="auto"/>
             <w:vAlign w:val="center"/>
           </w:tcPr>
           <w:p>
@@ -24357,7 +25112,6 @@
         <w:tc>
           <w:tcPr>
             <w:tcW w:w="2042" w:type="dxa"/>
-            <w:shd w:val="clear" w:color="auto" w:fill="auto"/>
             <w:vAlign w:val="center"/>
           </w:tcPr>
           <w:p>
@@ -24385,7 +25139,6 @@
         <w:tc>
           <w:tcPr>
             <w:tcW w:w="1167" w:type="dxa"/>
-            <w:shd w:val="clear" w:color="auto" w:fill="auto"/>
             <w:vAlign w:val="center"/>
           </w:tcPr>
           <w:p>
@@ -24413,7 +25166,6 @@
         <w:tc>
           <w:tcPr>
             <w:tcW w:w="1222" w:type="dxa"/>
-            <w:shd w:val="clear" w:color="auto" w:fill="auto"/>
             <w:vAlign w:val="center"/>
           </w:tcPr>
           <w:p>
@@ -24439,7 +25191,6 @@
         <w:tc>
           <w:tcPr>
             <w:tcW w:w="3791" w:type="dxa"/>
-            <w:shd w:val="clear" w:color="auto" w:fill="auto"/>
             <w:vAlign w:val="center"/>
           </w:tcPr>
           <w:p>
@@ -24514,7 +25265,6 @@
         <w:tc>
           <w:tcPr>
             <w:tcW w:w="3481" w:type="dxa"/>
-            <w:shd w:val="clear" w:color="auto" w:fill="auto"/>
             <w:vAlign w:val="center"/>
           </w:tcPr>
           <w:p>
@@ -24575,7 +25325,6 @@
         <w:tc>
           <w:tcPr>
             <w:tcW w:w="2042" w:type="dxa"/>
-            <w:shd w:val="clear" w:color="auto" w:fill="auto"/>
             <w:vAlign w:val="center"/>
           </w:tcPr>
           <w:p>
@@ -24603,7 +25352,6 @@
         <w:tc>
           <w:tcPr>
             <w:tcW w:w="1167" w:type="dxa"/>
-            <w:shd w:val="clear" w:color="auto" w:fill="auto"/>
             <w:vAlign w:val="center"/>
           </w:tcPr>
           <w:p>
@@ -24631,7 +25379,6 @@
         <w:tc>
           <w:tcPr>
             <w:tcW w:w="1222" w:type="dxa"/>
-            <w:shd w:val="clear" w:color="auto" w:fill="auto"/>
             <w:vAlign w:val="center"/>
           </w:tcPr>
           <w:p>
@@ -24657,7 +25404,6 @@
         <w:tc>
           <w:tcPr>
             <w:tcW w:w="3791" w:type="dxa"/>
-            <w:shd w:val="clear" w:color="auto" w:fill="auto"/>
             <w:vAlign w:val="center"/>
           </w:tcPr>
           <w:p>
@@ -24732,7 +25478,6 @@
         <w:tc>
           <w:tcPr>
             <w:tcW w:w="3481" w:type="dxa"/>
-            <w:shd w:val="clear" w:color="auto" w:fill="auto"/>
             <w:vAlign w:val="center"/>
           </w:tcPr>
           <w:p>
@@ -26915,7 +27660,6 @@
         <w:tc>
           <w:tcPr>
             <w:tcW w:w="3791" w:type="dxa"/>
-            <w:shd w:val="clear" w:color="auto" w:fill="auto"/>
             <w:vAlign w:val="center"/>
           </w:tcPr>
           <w:p>
@@ -27180,7 +27924,6 @@
         <w:tc>
           <w:tcPr>
             <w:tcW w:w="3791" w:type="dxa"/>
-            <w:shd w:val="clear" w:color="auto" w:fill="auto"/>
             <w:vAlign w:val="center"/>
           </w:tcPr>
           <w:p>
@@ -27445,7 +28188,6 @@
         <w:tc>
           <w:tcPr>
             <w:tcW w:w="3791" w:type="dxa"/>
-            <w:shd w:val="clear" w:color="auto" w:fill="auto"/>
             <w:vAlign w:val="center"/>
           </w:tcPr>
           <w:p>
@@ -27651,7 +28393,6 @@
         <w:tc>
           <w:tcPr>
             <w:tcW w:w="3791" w:type="dxa"/>
-            <w:shd w:val="clear" w:color="auto" w:fill="auto"/>
             <w:vAlign w:val="center"/>
           </w:tcPr>
           <w:p>
@@ -27881,7 +28622,6 @@
         <w:tc>
           <w:tcPr>
             <w:tcW w:w="3791" w:type="dxa"/>
-            <w:shd w:val="clear" w:color="auto" w:fill="auto"/>
             <w:vAlign w:val="center"/>
           </w:tcPr>
           <w:p>
@@ -28075,7 +28815,6 @@
         <w:tc>
           <w:tcPr>
             <w:tcW w:w="3791" w:type="dxa"/>
-            <w:shd w:val="clear" w:color="auto" w:fill="auto"/>
             <w:vAlign w:val="center"/>
           </w:tcPr>
           <w:p>
@@ -28263,7 +29002,6 @@
         <w:tc>
           <w:tcPr>
             <w:tcW w:w="3791" w:type="dxa"/>
-            <w:shd w:val="clear" w:color="auto" w:fill="auto"/>
             <w:vAlign w:val="center"/>
           </w:tcPr>
           <w:p>
@@ -28457,7 +29195,6 @@
         <w:tc>
           <w:tcPr>
             <w:tcW w:w="3791" w:type="dxa"/>
-            <w:shd w:val="clear" w:color="auto" w:fill="auto"/>
             <w:vAlign w:val="center"/>
           </w:tcPr>
           <w:p>
@@ -28635,7 +29372,6 @@
         <w:tc>
           <w:tcPr>
             <w:tcW w:w="3791" w:type="dxa"/>
-            <w:shd w:val="clear" w:color="auto" w:fill="auto"/>
             <w:vAlign w:val="center"/>
           </w:tcPr>
           <w:p>
@@ -28811,7 +29547,6 @@
         <w:tc>
           <w:tcPr>
             <w:tcW w:w="3791" w:type="dxa"/>
-            <w:shd w:val="clear" w:color="auto" w:fill="auto"/>
             <w:vAlign w:val="center"/>
           </w:tcPr>
           <w:p>
@@ -29097,7 +29832,6 @@
         <w:tc>
           <w:tcPr>
             <w:tcW w:w="3791" w:type="dxa"/>
-            <w:shd w:val="clear" w:color="auto" w:fill="auto"/>
             <w:vAlign w:val="center"/>
           </w:tcPr>
           <w:p>
@@ -29387,7 +30121,6 @@
             <w:tcBorders>
               <w:bottom w:val="single" w:sz="4" w:space="0" w:color="D9D9D9" w:themeColor="background1" w:themeShade="D9"/>
             </w:tcBorders>
-            <w:shd w:val="clear" w:color="auto" w:fill="auto"/>
             <w:vAlign w:val="center"/>
           </w:tcPr>
           <w:p>
@@ -30319,7 +31052,6 @@
             <w:tcBorders>
               <w:bottom w:val="single" w:sz="4" w:space="0" w:color="D9D9D9" w:themeColor="background1" w:themeShade="D9"/>
             </w:tcBorders>
-            <w:shd w:val="clear" w:color="auto" w:fill="auto"/>
             <w:vAlign w:val="center"/>
           </w:tcPr>
           <w:p>
@@ -30528,7 +31260,6 @@
             <w:tcBorders>
               <w:bottom w:val="single" w:sz="4" w:space="0" w:color="D9D9D9" w:themeColor="background1" w:themeShade="D9"/>
             </w:tcBorders>
-            <w:shd w:val="clear" w:color="auto" w:fill="auto"/>
             <w:vAlign w:val="center"/>
           </w:tcPr>
           <w:p>
@@ -30737,7 +31468,6 @@
             <w:tcBorders>
               <w:bottom w:val="single" w:sz="4" w:space="0" w:color="D9D9D9" w:themeColor="background1" w:themeShade="D9"/>
             </w:tcBorders>
-            <w:shd w:val="clear" w:color="auto" w:fill="auto"/>
             <w:vAlign w:val="center"/>
           </w:tcPr>
           <w:p>
@@ -30947,7 +31677,6 @@
             <w:tcBorders>
               <w:bottom w:val="single" w:sz="4" w:space="0" w:color="D9D9D9" w:themeColor="background1" w:themeShade="D9"/>
             </w:tcBorders>
-            <w:shd w:val="clear" w:color="auto" w:fill="auto"/>
             <w:vAlign w:val="center"/>
           </w:tcPr>
           <w:p>
@@ -31157,7 +31886,6 @@
             <w:tcBorders>
               <w:bottom w:val="single" w:sz="4" w:space="0" w:color="D9D9D9" w:themeColor="background1" w:themeShade="D9"/>
             </w:tcBorders>
-            <w:shd w:val="clear" w:color="auto" w:fill="auto"/>
             <w:vAlign w:val="center"/>
           </w:tcPr>
           <w:p>
@@ -31367,7 +32095,6 @@
             <w:tcBorders>
               <w:bottom w:val="single" w:sz="4" w:space="0" w:color="D9D9D9" w:themeColor="background1" w:themeShade="D9"/>
             </w:tcBorders>
-            <w:shd w:val="clear" w:color="auto" w:fill="auto"/>
             <w:vAlign w:val="center"/>
           </w:tcPr>
           <w:p>
@@ -31577,7 +32304,6 @@
             <w:tcBorders>
               <w:bottom w:val="single" w:sz="4" w:space="0" w:color="D9D9D9" w:themeColor="background1" w:themeShade="D9"/>
             </w:tcBorders>
-            <w:shd w:val="clear" w:color="auto" w:fill="auto"/>
             <w:vAlign w:val="center"/>
           </w:tcPr>
           <w:p>
@@ -31787,7 +32513,6 @@
             <w:tcBorders>
               <w:bottom w:val="single" w:sz="4" w:space="0" w:color="D9D9D9" w:themeColor="background1" w:themeShade="D9"/>
             </w:tcBorders>
-            <w:shd w:val="clear" w:color="auto" w:fill="auto"/>
             <w:vAlign w:val="center"/>
           </w:tcPr>
           <w:p>
@@ -31997,7 +32722,6 @@
             <w:tcBorders>
               <w:bottom w:val="single" w:sz="4" w:space="0" w:color="D9D9D9" w:themeColor="background1" w:themeShade="D9"/>
             </w:tcBorders>
-            <w:shd w:val="clear" w:color="auto" w:fill="auto"/>
             <w:vAlign w:val="center"/>
           </w:tcPr>
           <w:p>
@@ -32207,7 +32931,6 @@
             <w:tcBorders>
               <w:bottom w:val="single" w:sz="4" w:space="0" w:color="D9D9D9" w:themeColor="background1" w:themeShade="D9"/>
             </w:tcBorders>
-            <w:shd w:val="clear" w:color="auto" w:fill="auto"/>
             <w:vAlign w:val="center"/>
           </w:tcPr>
           <w:p>
@@ -32417,7 +33140,6 @@
             <w:tcBorders>
               <w:bottom w:val="single" w:sz="4" w:space="0" w:color="D9D9D9" w:themeColor="background1" w:themeShade="D9"/>
             </w:tcBorders>
-            <w:shd w:val="clear" w:color="auto" w:fill="auto"/>
             <w:vAlign w:val="center"/>
           </w:tcPr>
           <w:p>
@@ -32628,7 +33350,6 @@
             <w:tcBorders>
               <w:bottom w:val="single" w:sz="4" w:space="0" w:color="D9D9D9" w:themeColor="background1" w:themeShade="D9"/>
             </w:tcBorders>
-            <w:shd w:val="clear" w:color="auto" w:fill="auto"/>
             <w:vAlign w:val="center"/>
           </w:tcPr>
           <w:p>
@@ -32838,7 +33559,6 @@
             <w:tcBorders>
               <w:bottom w:val="single" w:sz="4" w:space="0" w:color="D9D9D9" w:themeColor="background1" w:themeShade="D9"/>
             </w:tcBorders>
-            <w:shd w:val="clear" w:color="auto" w:fill="auto"/>
             <w:vAlign w:val="center"/>
           </w:tcPr>
           <w:p>
@@ -33048,7 +33768,6 @@
             <w:tcBorders>
               <w:bottom w:val="single" w:sz="4" w:space="0" w:color="D9D9D9" w:themeColor="background1" w:themeShade="D9"/>
             </w:tcBorders>
-            <w:shd w:val="clear" w:color="auto" w:fill="auto"/>
             <w:vAlign w:val="center"/>
           </w:tcPr>
           <w:p>
@@ -33258,7 +33977,6 @@
             <w:tcBorders>
               <w:bottom w:val="single" w:sz="4" w:space="0" w:color="D9D9D9" w:themeColor="background1" w:themeShade="D9"/>
             </w:tcBorders>
-            <w:shd w:val="clear" w:color="auto" w:fill="auto"/>
             <w:vAlign w:val="center"/>
           </w:tcPr>
           <w:p>
@@ -33468,7 +34186,6 @@
             <w:tcBorders>
               <w:bottom w:val="single" w:sz="4" w:space="0" w:color="D9D9D9" w:themeColor="background1" w:themeShade="D9"/>
             </w:tcBorders>
-            <w:shd w:val="clear" w:color="auto" w:fill="auto"/>
             <w:vAlign w:val="center"/>
           </w:tcPr>
           <w:p>
@@ -33678,7 +34395,6 @@
             <w:tcBorders>
               <w:bottom w:val="single" w:sz="4" w:space="0" w:color="D9D9D9" w:themeColor="background1" w:themeShade="D9"/>
             </w:tcBorders>
-            <w:shd w:val="clear" w:color="auto" w:fill="auto"/>
             <w:vAlign w:val="center"/>
           </w:tcPr>
           <w:p>
@@ -33888,7 +34604,6 @@
             <w:tcBorders>
               <w:bottom w:val="single" w:sz="4" w:space="0" w:color="D9D9D9" w:themeColor="background1" w:themeShade="D9"/>
             </w:tcBorders>
-            <w:shd w:val="clear" w:color="auto" w:fill="auto"/>
             <w:vAlign w:val="center"/>
           </w:tcPr>
           <w:p>
@@ -34098,7 +34813,6 @@
             <w:tcBorders>
               <w:bottom w:val="single" w:sz="4" w:space="0" w:color="D9D9D9" w:themeColor="background1" w:themeShade="D9"/>
             </w:tcBorders>
-            <w:shd w:val="clear" w:color="auto" w:fill="auto"/>
             <w:vAlign w:val="center"/>
           </w:tcPr>
           <w:p>
@@ -34308,7 +35022,6 @@
             <w:tcBorders>
               <w:bottom w:val="single" w:sz="4" w:space="0" w:color="D9D9D9" w:themeColor="background1" w:themeShade="D9"/>
             </w:tcBorders>
-            <w:shd w:val="clear" w:color="auto" w:fill="auto"/>
             <w:vAlign w:val="center"/>
           </w:tcPr>
           <w:p>
@@ -34518,7 +35231,6 @@
             <w:tcBorders>
               <w:bottom w:val="single" w:sz="4" w:space="0" w:color="D9D9D9" w:themeColor="background1" w:themeShade="D9"/>
             </w:tcBorders>
-            <w:shd w:val="clear" w:color="auto" w:fill="auto"/>
             <w:vAlign w:val="center"/>
           </w:tcPr>
           <w:p>
@@ -34728,7 +35440,6 @@
             <w:tcBorders>
               <w:bottom w:val="single" w:sz="4" w:space="0" w:color="D9D9D9" w:themeColor="background1" w:themeShade="D9"/>
             </w:tcBorders>
-            <w:shd w:val="clear" w:color="auto" w:fill="auto"/>
             <w:vAlign w:val="center"/>
           </w:tcPr>
           <w:p>
@@ -34940,7 +35651,6 @@
             <w:tcBorders>
               <w:bottom w:val="single" w:sz="4" w:space="0" w:color="D9D9D9" w:themeColor="background1" w:themeShade="D9"/>
             </w:tcBorders>
-            <w:shd w:val="clear" w:color="auto" w:fill="auto"/>
             <w:vAlign w:val="center"/>
           </w:tcPr>
           <w:p>
@@ -35152,7 +35862,6 @@
             <w:tcBorders>
               <w:bottom w:val="single" w:sz="4" w:space="0" w:color="D9D9D9" w:themeColor="background1" w:themeShade="D9"/>
             </w:tcBorders>
-            <w:shd w:val="clear" w:color="auto" w:fill="auto"/>
             <w:vAlign w:val="center"/>
           </w:tcPr>
           <w:p>
@@ -35362,7 +36071,6 @@
             <w:tcBorders>
               <w:bottom w:val="single" w:sz="4" w:space="0" w:color="D9D9D9" w:themeColor="background1" w:themeShade="D9"/>
             </w:tcBorders>
-            <w:shd w:val="clear" w:color="auto" w:fill="auto"/>
             <w:vAlign w:val="center"/>
           </w:tcPr>
           <w:p>
@@ -35572,7 +36280,6 @@
             <w:tcBorders>
               <w:bottom w:val="single" w:sz="4" w:space="0" w:color="D9D9D9" w:themeColor="background1" w:themeShade="D9"/>
             </w:tcBorders>
-            <w:shd w:val="clear" w:color="auto" w:fill="auto"/>
             <w:vAlign w:val="center"/>
           </w:tcPr>
           <w:p>
@@ -35782,7 +36489,6 @@
             <w:tcBorders>
               <w:bottom w:val="single" w:sz="4" w:space="0" w:color="D9D9D9" w:themeColor="background1" w:themeShade="D9"/>
             </w:tcBorders>
-            <w:shd w:val="clear" w:color="auto" w:fill="auto"/>
             <w:vAlign w:val="center"/>
           </w:tcPr>
           <w:p>
@@ -35992,7 +36698,6 @@
             <w:tcBorders>
               <w:bottom w:val="single" w:sz="4" w:space="0" w:color="D9D9D9" w:themeColor="background1" w:themeShade="D9"/>
             </w:tcBorders>
-            <w:shd w:val="clear" w:color="auto" w:fill="auto"/>
             <w:vAlign w:val="center"/>
           </w:tcPr>
           <w:p>
@@ -36202,7 +36907,6 @@
             <w:tcBorders>
               <w:bottom w:val="single" w:sz="4" w:space="0" w:color="D9D9D9" w:themeColor="background1" w:themeShade="D9"/>
             </w:tcBorders>
-            <w:shd w:val="clear" w:color="auto" w:fill="auto"/>
             <w:vAlign w:val="center"/>
           </w:tcPr>
           <w:p>
@@ -36430,7 +37134,6 @@
             <w:tcBorders>
               <w:bottom w:val="single" w:sz="4" w:space="0" w:color="D9D9D9" w:themeColor="background1" w:themeShade="D9"/>
             </w:tcBorders>
-            <w:shd w:val="clear" w:color="auto" w:fill="auto"/>
             <w:vAlign w:val="center"/>
           </w:tcPr>
           <w:p>
@@ -36726,7 +37429,6 @@
             <w:tcBorders>
               <w:bottom w:val="single" w:sz="4" w:space="0" w:color="D9D9D9" w:themeColor="background1" w:themeShade="D9"/>
             </w:tcBorders>
-            <w:shd w:val="clear" w:color="auto" w:fill="auto"/>
             <w:vAlign w:val="center"/>
           </w:tcPr>
           <w:p>
@@ -37022,7 +37724,6 @@
             <w:tcBorders>
               <w:bottom w:val="single" w:sz="4" w:space="0" w:color="D9D9D9" w:themeColor="background1" w:themeShade="D9"/>
             </w:tcBorders>
-            <w:shd w:val="clear" w:color="auto" w:fill="auto"/>
             <w:vAlign w:val="center"/>
           </w:tcPr>
           <w:p>
@@ -37300,7 +38001,6 @@
             <w:tcBorders>
               <w:bottom w:val="single" w:sz="4" w:space="0" w:color="D9D9D9" w:themeColor="background1" w:themeShade="D9"/>
             </w:tcBorders>
-            <w:shd w:val="clear" w:color="auto" w:fill="auto"/>
             <w:vAlign w:val="center"/>
           </w:tcPr>
           <w:p>
@@ -37602,7 +38302,6 @@
             <w:tcBorders>
               <w:bottom w:val="single" w:sz="4" w:space="0" w:color="D9D9D9" w:themeColor="background1" w:themeShade="D9"/>
             </w:tcBorders>
-            <w:shd w:val="clear" w:color="auto" w:fill="auto"/>
             <w:vAlign w:val="center"/>
           </w:tcPr>
           <w:p>
@@ -37918,7 +38617,6 @@
             <w:tcBorders>
               <w:bottom w:val="single" w:sz="4" w:space="0" w:color="D9D9D9" w:themeColor="background1" w:themeShade="D9"/>
             </w:tcBorders>
-            <w:shd w:val="clear" w:color="auto" w:fill="auto"/>
             <w:vAlign w:val="center"/>
           </w:tcPr>
           <w:p>
@@ -38167,7 +38865,6 @@
             <w:tcBorders>
               <w:bottom w:val="single" w:sz="4" w:space="0" w:color="D9D9D9" w:themeColor="background1" w:themeShade="D9"/>
             </w:tcBorders>
-            <w:shd w:val="clear" w:color="auto" w:fill="auto"/>
             <w:vAlign w:val="center"/>
           </w:tcPr>
           <w:p>
@@ -38387,7 +39084,6 @@
             <w:tcBorders>
               <w:bottom w:val="single" w:sz="4" w:space="0" w:color="D9D9D9" w:themeColor="background1" w:themeShade="D9"/>
             </w:tcBorders>
-            <w:shd w:val="clear" w:color="auto" w:fill="auto"/>
             <w:vAlign w:val="center"/>
           </w:tcPr>
           <w:p>
@@ -38562,7 +39258,6 @@
             <w:tcBorders>
               <w:bottom w:val="single" w:sz="4" w:space="0" w:color="D9D9D9" w:themeColor="background1" w:themeShade="D9"/>
             </w:tcBorders>
-            <w:shd w:val="clear" w:color="auto" w:fill="auto"/>
             <w:vAlign w:val="center"/>
           </w:tcPr>
           <w:p>
@@ -38737,7 +39432,6 @@
             <w:tcBorders>
               <w:bottom w:val="single" w:sz="4" w:space="0" w:color="D9D9D9" w:themeColor="background1" w:themeShade="D9"/>
             </w:tcBorders>
-            <w:shd w:val="clear" w:color="auto" w:fill="auto"/>
             <w:vAlign w:val="center"/>
           </w:tcPr>
           <w:p>
@@ -38931,7 +39625,6 @@
             <w:tcBorders>
               <w:bottom w:val="single" w:sz="4" w:space="0" w:color="D9D9D9" w:themeColor="background1" w:themeShade="D9"/>
             </w:tcBorders>
-            <w:shd w:val="clear" w:color="auto" w:fill="auto"/>
             <w:vAlign w:val="center"/>
           </w:tcPr>
           <w:p>
@@ -39141,7 +39834,6 @@
             <w:tcBorders>
               <w:bottom w:val="single" w:sz="4" w:space="0" w:color="D9D9D9" w:themeColor="background1" w:themeShade="D9"/>
             </w:tcBorders>
-            <w:shd w:val="clear" w:color="auto" w:fill="auto"/>
             <w:vAlign w:val="center"/>
           </w:tcPr>
           <w:p>
@@ -39335,7 +40027,6 @@
             <w:tcBorders>
               <w:bottom w:val="single" w:sz="4" w:space="0" w:color="D9D9D9" w:themeColor="background1" w:themeShade="D9"/>
             </w:tcBorders>
-            <w:shd w:val="clear" w:color="auto" w:fill="auto"/>
             <w:vAlign w:val="center"/>
           </w:tcPr>
           <w:p>
@@ -39529,7 +40220,6 @@
             <w:tcBorders>
               <w:bottom w:val="single" w:sz="4" w:space="0" w:color="D9D9D9" w:themeColor="background1" w:themeShade="D9"/>
             </w:tcBorders>
-            <w:shd w:val="clear" w:color="auto" w:fill="auto"/>
             <w:vAlign w:val="center"/>
           </w:tcPr>
           <w:p>
@@ -39723,7 +40413,6 @@
             <w:tcBorders>
               <w:bottom w:val="single" w:sz="4" w:space="0" w:color="D9D9D9" w:themeColor="background1" w:themeShade="D9"/>
             </w:tcBorders>
-            <w:shd w:val="clear" w:color="auto" w:fill="auto"/>
             <w:vAlign w:val="center"/>
           </w:tcPr>
           <w:p>
@@ -39917,7 +40606,6 @@
             <w:tcBorders>
               <w:bottom w:val="single" w:sz="4" w:space="0" w:color="D9D9D9" w:themeColor="background1" w:themeShade="D9"/>
             </w:tcBorders>
-            <w:shd w:val="clear" w:color="auto" w:fill="auto"/>
             <w:vAlign w:val="center"/>
           </w:tcPr>
           <w:p>
@@ -40307,7 +40995,6 @@
         <w:tc>
           <w:tcPr>
             <w:tcW w:w="3791" w:type="dxa"/>
-            <w:shd w:val="clear" w:color="auto" w:fill="auto"/>
             <w:vAlign w:val="center"/>
           </w:tcPr>
           <w:p>
@@ -40483,7 +41170,6 @@
         <w:tc>
           <w:tcPr>
             <w:tcW w:w="3791" w:type="dxa"/>
-            <w:shd w:val="clear" w:color="auto" w:fill="auto"/>
             <w:vAlign w:val="center"/>
           </w:tcPr>
           <w:p>
@@ -40675,7 +41361,6 @@
         <w:tc>
           <w:tcPr>
             <w:tcW w:w="3791" w:type="dxa"/>
-            <w:shd w:val="clear" w:color="auto" w:fill="auto"/>
             <w:vAlign w:val="center"/>
           </w:tcPr>
           <w:p>
@@ -40863,7 +41548,6 @@
             <w:tcBorders>
               <w:bottom w:val="single" w:sz="4" w:space="0" w:color="D9D9D9" w:themeColor="background1" w:themeShade="D9"/>
             </w:tcBorders>
-            <w:shd w:val="clear" w:color="auto" w:fill="auto"/>
             <w:vAlign w:val="center"/>
           </w:tcPr>
           <w:p>
@@ -41970,7 +42654,6 @@
             <w:tcBorders>
               <w:bottom w:val="single" w:sz="4" w:space="0" w:color="D9D9D9" w:themeColor="background1" w:themeShade="D9"/>
             </w:tcBorders>
-            <w:shd w:val="clear" w:color="auto" w:fill="auto"/>
             <w:vAlign w:val="center"/>
           </w:tcPr>
           <w:p>
@@ -42177,7 +42860,6 @@
             <w:tcBorders>
               <w:bottom w:val="single" w:sz="4" w:space="0" w:color="D9D9D9" w:themeColor="background1" w:themeShade="D9"/>
             </w:tcBorders>
-            <w:shd w:val="clear" w:color="auto" w:fill="auto"/>
             <w:vAlign w:val="center"/>
           </w:tcPr>
           <w:p>
@@ -42368,7 +43050,6 @@
             <w:tcBorders>
               <w:bottom w:val="single" w:sz="4" w:space="0" w:color="D9D9D9" w:themeColor="background1" w:themeShade="D9"/>
             </w:tcBorders>
-            <w:shd w:val="clear" w:color="auto" w:fill="auto"/>
             <w:vAlign w:val="center"/>
           </w:tcPr>
           <w:p>
@@ -42597,7 +43278,6 @@
         <w:tc>
           <w:tcPr>
             <w:tcW w:w="3791" w:type="dxa"/>
-            <w:shd w:val="clear" w:color="auto" w:fill="auto"/>
             <w:vAlign w:val="center"/>
           </w:tcPr>
           <w:p>
@@ -42986,7 +43666,6 @@
         <w:tc>
           <w:tcPr>
             <w:tcW w:w="3969" w:type="dxa"/>
-            <w:shd w:val="clear" w:color="auto" w:fill="auto"/>
             <w:vAlign w:val="center"/>
           </w:tcPr>
           <w:p>
@@ -43191,7 +43870,6 @@
             <w:tcBorders>
               <w:bottom w:val="single" w:sz="4" w:space="0" w:color="D9D9D9" w:themeColor="background1" w:themeShade="D9"/>
             </w:tcBorders>
-            <w:shd w:val="clear" w:color="auto" w:fill="auto"/>
             <w:vAlign w:val="center"/>
           </w:tcPr>
           <w:p>
@@ -43698,7 +44376,6 @@
         <w:tc>
           <w:tcPr>
             <w:tcW w:w="3969" w:type="dxa"/>
-            <w:shd w:val="clear" w:color="auto" w:fill="auto"/>
             <w:vAlign w:val="center"/>
           </w:tcPr>
           <w:p>
@@ -43918,7 +44595,6 @@
         <w:tc>
           <w:tcPr>
             <w:tcW w:w="3969" w:type="dxa"/>
-            <w:shd w:val="clear" w:color="auto" w:fill="auto"/>
             <w:vAlign w:val="center"/>
           </w:tcPr>
           <w:p>
@@ -44116,7 +44792,6 @@
         <w:tc>
           <w:tcPr>
             <w:tcW w:w="3969" w:type="dxa"/>
-            <w:shd w:val="clear" w:color="auto" w:fill="auto"/>
             <w:vAlign w:val="center"/>
           </w:tcPr>
           <w:p>
@@ -44659,7 +45334,6 @@
         <w:tc>
           <w:tcPr>
             <w:tcW w:w="3969" w:type="dxa"/>
-            <w:shd w:val="clear" w:color="auto" w:fill="auto"/>
             <w:vAlign w:val="center"/>
           </w:tcPr>
           <w:p>
@@ -44878,7 +45552,6 @@
         <w:tc>
           <w:tcPr>
             <w:tcW w:w="3969" w:type="dxa"/>
-            <w:shd w:val="clear" w:color="auto" w:fill="auto"/>
             <w:vAlign w:val="center"/>
           </w:tcPr>
           <w:p>

--- a/插件详细手册/23.窗口字符/关于窗口字符表.docx
+++ b/插件详细手册/23.窗口字符/关于窗口字符表.docx
@@ -588,6 +588,7 @@
                 <w:sz w:val="22"/>
               </w:rPr>
             </w:pPr>
+            <w:proofErr w:type="spellStart"/>
             <w:r>
               <w:rPr>
                 <w:rFonts w:ascii="Tahoma" w:eastAsia="微软雅黑" w:hAnsi="Tahoma" w:hint="eastAsia"/>
@@ -597,6 +598,7 @@
               </w:rPr>
               <w:t>Drill_CoreOfWindowCharacter</w:t>
             </w:r>
+            <w:proofErr w:type="spellEnd"/>
           </w:p>
           <w:p>
             <w:pPr>
@@ -660,7 +662,25 @@
                 <w:kern w:val="0"/>
                 <w:sz w:val="22"/>
               </w:rPr>
-              <w:t>&lt;br&gt;</w:t>
+              <w:t>&lt;</w:t>
+            </w:r>
+            <w:proofErr w:type="spellStart"/>
+            <w:r>
+              <w:rPr>
+                <w:rFonts w:ascii="Tahoma" w:eastAsia="微软雅黑" w:hAnsi="Tahoma" w:hint="eastAsia"/>
+                <w:kern w:val="0"/>
+                <w:sz w:val="22"/>
+              </w:rPr>
+              <w:t>br</w:t>
+            </w:r>
+            <w:proofErr w:type="spellEnd"/>
+            <w:r>
+              <w:rPr>
+                <w:rFonts w:ascii="Tahoma" w:eastAsia="微软雅黑" w:hAnsi="Tahoma" w:hint="eastAsia"/>
+                <w:kern w:val="0"/>
+                <w:sz w:val="22"/>
+              </w:rPr>
+              <w:t>&gt;</w:t>
             </w:r>
           </w:p>
         </w:tc>
@@ -753,6 +773,7 @@
                 <w:sz w:val="22"/>
               </w:rPr>
             </w:pPr>
+            <w:proofErr w:type="spellStart"/>
             <w:r>
               <w:rPr>
                 <w:rFonts w:ascii="Tahoma" w:eastAsia="微软雅黑" w:hAnsi="Tahoma" w:hint="eastAsia"/>
@@ -762,6 +783,7 @@
               </w:rPr>
               <w:t>Drill_CoreOfWindowCharacter</w:t>
             </w:r>
+            <w:proofErr w:type="spellEnd"/>
           </w:p>
           <w:p>
             <w:pPr>
@@ -827,6 +849,7 @@
               </w:rPr>
               <w:t>&lt;</w:t>
             </w:r>
+            <w:proofErr w:type="spellStart"/>
             <w:r>
               <w:rPr>
                 <w:rFonts w:ascii="Tahoma" w:eastAsia="微软雅黑" w:hAnsi="Tahoma" w:hint="eastAsia"/>
@@ -835,6 +858,7 @@
               </w:rPr>
               <w:t>WordWrap</w:t>
             </w:r>
+            <w:proofErr w:type="spellEnd"/>
             <w:r>
               <w:rPr>
                 <w:rFonts w:ascii="Tahoma" w:eastAsia="微软雅黑" w:hAnsi="Tahoma" w:hint="eastAsia"/>
@@ -934,6 +958,7 @@
                 <w:sz w:val="22"/>
               </w:rPr>
             </w:pPr>
+            <w:proofErr w:type="spellStart"/>
             <w:r>
               <w:rPr>
                 <w:rFonts w:ascii="Tahoma" w:eastAsia="微软雅黑" w:hAnsi="Tahoma" w:hint="eastAsia"/>
@@ -943,6 +968,7 @@
               </w:rPr>
               <w:t>Drill_CoreOfWindowCharacter</w:t>
             </w:r>
+            <w:proofErr w:type="spellEnd"/>
           </w:p>
           <w:p>
             <w:pPr>
@@ -1150,6 +1176,7 @@
                 <w:sz w:val="22"/>
               </w:rPr>
             </w:pPr>
+            <w:proofErr w:type="spellStart"/>
             <w:r>
               <w:rPr>
                 <w:rFonts w:ascii="Tahoma" w:eastAsia="微软雅黑" w:hAnsi="Tahoma" w:hint="eastAsia"/>
@@ -1159,6 +1186,7 @@
               </w:rPr>
               <w:t>Drill_CoreOfWindowCharacter</w:t>
             </w:r>
+            <w:proofErr w:type="spellEnd"/>
           </w:p>
           <w:p>
             <w:pPr>
@@ -1370,6 +1398,7 @@
                 <w:sz w:val="22"/>
               </w:rPr>
             </w:pPr>
+            <w:proofErr w:type="spellStart"/>
             <w:r>
               <w:rPr>
                 <w:rFonts w:ascii="Tahoma" w:eastAsia="微软雅黑" w:hAnsi="Tahoma" w:hint="eastAsia"/>
@@ -1379,6 +1408,7 @@
               </w:rPr>
               <w:t>Drill_CoreOfWindowCharacter</w:t>
             </w:r>
+            <w:proofErr w:type="spellEnd"/>
           </w:p>
           <w:p>
             <w:pPr>
@@ -1572,6 +1602,7 @@
                 <w:sz w:val="22"/>
               </w:rPr>
             </w:pPr>
+            <w:proofErr w:type="spellStart"/>
             <w:r>
               <w:rPr>
                 <w:rFonts w:ascii="Tahoma" w:eastAsia="微软雅黑" w:hAnsi="Tahoma" w:hint="eastAsia"/>
@@ -1581,6 +1612,7 @@
               </w:rPr>
               <w:t>Drill_CoreOfWindowCharacter</w:t>
             </w:r>
+            <w:proofErr w:type="spellEnd"/>
           </w:p>
           <w:p>
             <w:pPr>
@@ -1774,6 +1806,7 @@
                 <w:sz w:val="22"/>
               </w:rPr>
             </w:pPr>
+            <w:proofErr w:type="spellStart"/>
             <w:r>
               <w:rPr>
                 <w:rFonts w:ascii="Tahoma" w:eastAsia="微软雅黑" w:hAnsi="Tahoma" w:hint="eastAsia"/>
@@ -1783,6 +1816,7 @@
               </w:rPr>
               <w:t>Drill_CoreOfWindowCharacter</w:t>
             </w:r>
+            <w:proofErr w:type="spellEnd"/>
           </w:p>
           <w:p>
             <w:pPr>
@@ -1853,6 +1887,7 @@
               </w:rPr>
               <w:t>\</w:t>
             </w:r>
+            <w:proofErr w:type="spellStart"/>
             <w:proofErr w:type="gramStart"/>
             <w:r>
               <w:rPr>
@@ -1862,6 +1897,7 @@
               </w:rPr>
               <w:t>fr</w:t>
             </w:r>
+            <w:proofErr w:type="spellEnd"/>
             <w:proofErr w:type="gramEnd"/>
           </w:p>
         </w:tc>
@@ -1998,6 +2034,7 @@
               </w:rPr>
               <w:t>见函数</w:t>
             </w:r>
+            <w:proofErr w:type="spellStart"/>
             <w:r>
               <w:rPr>
                 <w:rFonts w:ascii="Tahoma" w:eastAsia="微软雅黑" w:hAnsi="Tahoma" w:hint="eastAsia"/>
@@ -2006,6 +2043,7 @@
               </w:rPr>
               <w:t>drill_COCD_textBlock_fontReset</w:t>
             </w:r>
+            <w:proofErr w:type="spellEnd"/>
           </w:p>
         </w:tc>
         <w:tc>
@@ -2026,6 +2064,7 @@
                 <w:sz w:val="22"/>
               </w:rPr>
             </w:pPr>
+            <w:proofErr w:type="spellStart"/>
             <w:r>
               <w:rPr>
                 <w:rFonts w:ascii="Tahoma" w:eastAsia="微软雅黑" w:hAnsi="Tahoma" w:hint="eastAsia"/>
@@ -2035,6 +2074,7 @@
               </w:rPr>
               <w:t>Drill_CoreOfWindowCharacter</w:t>
             </w:r>
+            <w:proofErr w:type="spellEnd"/>
           </w:p>
           <w:p>
             <w:pPr>
@@ -2101,6 +2141,7 @@
               <w:lastRenderedPageBreak/>
               <w:t>\</w:t>
             </w:r>
+            <w:proofErr w:type="spellStart"/>
             <w:proofErr w:type="gramStart"/>
             <w:r>
               <w:rPr>
@@ -2108,7 +2149,16 @@
                 <w:kern w:val="0"/>
                 <w:sz w:val="22"/>
               </w:rPr>
-              <w:t>px[</w:t>
+              <w:t>px</w:t>
+            </w:r>
+            <w:proofErr w:type="spellEnd"/>
+            <w:r>
+              <w:rPr>
+                <w:rFonts w:ascii="Tahoma" w:eastAsia="微软雅黑" w:hAnsi="Tahoma" w:hint="eastAsia"/>
+                <w:kern w:val="0"/>
+                <w:sz w:val="22"/>
+              </w:rPr>
+              <w:t>[</w:t>
             </w:r>
             <w:proofErr w:type="gramEnd"/>
             <w:r>
@@ -2292,6 +2342,7 @@
                 <w:sz w:val="22"/>
               </w:rPr>
             </w:pPr>
+            <w:proofErr w:type="spellStart"/>
             <w:r>
               <w:rPr>
                 <w:rFonts w:ascii="Tahoma" w:eastAsia="微软雅黑" w:hAnsi="Tahoma" w:hint="eastAsia"/>
@@ -2301,6 +2352,7 @@
               </w:rPr>
               <w:t>Drill_CoreOfWindowCharacter</w:t>
             </w:r>
+            <w:proofErr w:type="spellEnd"/>
           </w:p>
           <w:p>
             <w:pPr>
@@ -2366,6 +2418,7 @@
               </w:rPr>
               <w:t>\</w:t>
             </w:r>
+            <w:proofErr w:type="spellStart"/>
             <w:proofErr w:type="gramStart"/>
             <w:r>
               <w:rPr>
@@ -2373,7 +2426,16 @@
                 <w:kern w:val="0"/>
                 <w:sz w:val="22"/>
               </w:rPr>
-              <w:t>py[</w:t>
+              <w:t>py</w:t>
+            </w:r>
+            <w:proofErr w:type="spellEnd"/>
+            <w:r>
+              <w:rPr>
+                <w:rFonts w:ascii="Tahoma" w:eastAsia="微软雅黑" w:hAnsi="Tahoma" w:hint="eastAsia"/>
+                <w:kern w:val="0"/>
+                <w:sz w:val="22"/>
+              </w:rPr>
+              <w:t>[</w:t>
             </w:r>
             <w:proofErr w:type="gramEnd"/>
             <w:r>
@@ -2597,6 +2659,7 @@
                 <w:sz w:val="22"/>
               </w:rPr>
             </w:pPr>
+            <w:proofErr w:type="spellStart"/>
             <w:r>
               <w:rPr>
                 <w:rFonts w:ascii="Tahoma" w:eastAsia="微软雅黑" w:hAnsi="Tahoma" w:hint="eastAsia"/>
@@ -2606,6 +2669,7 @@
               </w:rPr>
               <w:t>Drill_CoreOfWindowCharacter</w:t>
             </w:r>
+            <w:proofErr w:type="spellEnd"/>
           </w:p>
           <w:p>
             <w:pPr>
@@ -2868,6 +2932,7 @@
                 <w:sz w:val="22"/>
               </w:rPr>
             </w:pPr>
+            <w:proofErr w:type="spellStart"/>
             <w:r>
               <w:rPr>
                 <w:rFonts w:ascii="Tahoma" w:eastAsia="微软雅黑" w:hAnsi="Tahoma" w:hint="eastAsia"/>
@@ -2877,6 +2942,7 @@
               </w:rPr>
               <w:t>Drill_CoreOfWindowCharacter</w:t>
             </w:r>
+            <w:proofErr w:type="spellEnd"/>
           </w:p>
           <w:p>
             <w:pPr>
@@ -3139,6 +3205,7 @@
                 <w:sz w:val="22"/>
               </w:rPr>
             </w:pPr>
+            <w:proofErr w:type="spellStart"/>
             <w:r>
               <w:rPr>
                 <w:rFonts w:ascii="Tahoma" w:eastAsia="微软雅黑" w:hAnsi="Tahoma" w:hint="eastAsia"/>
@@ -3148,6 +3215,7 @@
               </w:rPr>
               <w:t>Drill_CoreOfWindowCharacter</w:t>
             </w:r>
+            <w:proofErr w:type="spellEnd"/>
           </w:p>
           <w:p>
             <w:pPr>
@@ -3374,6 +3442,7 @@
                 <w:sz w:val="22"/>
               </w:rPr>
             </w:pPr>
+            <w:proofErr w:type="spellStart"/>
             <w:r>
               <w:rPr>
                 <w:rFonts w:ascii="Tahoma" w:eastAsia="微软雅黑" w:hAnsi="Tahoma" w:hint="eastAsia"/>
@@ -3383,6 +3452,7 @@
               </w:rPr>
               <w:t>Drill_CoreOfWindowCharacter</w:t>
             </w:r>
+            <w:proofErr w:type="spellEnd"/>
           </w:p>
           <w:p>
             <w:pPr>
@@ -3625,6 +3695,7 @@
                 <w:sz w:val="22"/>
               </w:rPr>
             </w:pPr>
+            <w:proofErr w:type="spellStart"/>
             <w:r>
               <w:rPr>
                 <w:rFonts w:ascii="Tahoma" w:eastAsia="微软雅黑" w:hAnsi="Tahoma" w:hint="eastAsia"/>
@@ -3634,6 +3705,7 @@
               </w:rPr>
               <w:t>Drill_CoreOfWindowCharacter</w:t>
             </w:r>
+            <w:proofErr w:type="spellEnd"/>
           </w:p>
           <w:p>
             <w:pPr>
@@ -3826,6 +3898,7 @@
                 <w:sz w:val="22"/>
               </w:rPr>
             </w:pPr>
+            <w:proofErr w:type="spellStart"/>
             <w:r>
               <w:rPr>
                 <w:rFonts w:ascii="Tahoma" w:eastAsia="微软雅黑" w:hAnsi="Tahoma" w:hint="eastAsia"/>
@@ -3835,6 +3908,7 @@
               </w:rPr>
               <w:t>Drill_CoreOfWindowCharacter</w:t>
             </w:r>
+            <w:proofErr w:type="spellEnd"/>
           </w:p>
           <w:p>
             <w:pPr>
@@ -4027,6 +4101,7 @@
                 <w:sz w:val="22"/>
               </w:rPr>
             </w:pPr>
+            <w:proofErr w:type="spellStart"/>
             <w:r>
               <w:rPr>
                 <w:rFonts w:ascii="Tahoma" w:eastAsia="微软雅黑" w:hAnsi="Tahoma" w:hint="eastAsia"/>
@@ -4036,6 +4111,7 @@
               </w:rPr>
               <w:t>Drill_CoreOfWindowCharacter</w:t>
             </w:r>
+            <w:proofErr w:type="spellEnd"/>
           </w:p>
           <w:p>
             <w:pPr>
@@ -4228,6 +4304,7 @@
                 <w:sz w:val="22"/>
               </w:rPr>
             </w:pPr>
+            <w:proofErr w:type="spellStart"/>
             <w:r>
               <w:rPr>
                 <w:rFonts w:ascii="Tahoma" w:eastAsia="微软雅黑" w:hAnsi="Tahoma" w:hint="eastAsia"/>
@@ -4237,6 +4314,7 @@
               </w:rPr>
               <w:t>Drill_CoreOfWindowCharacter</w:t>
             </w:r>
+            <w:proofErr w:type="spellEnd"/>
           </w:p>
           <w:p>
             <w:pPr>
@@ -4547,6 +4625,7 @@
                 <w:sz w:val="22"/>
               </w:rPr>
             </w:pPr>
+            <w:proofErr w:type="spellStart"/>
             <w:r>
               <w:rPr>
                 <w:rFonts w:ascii="Tahoma" w:eastAsia="微软雅黑" w:hAnsi="Tahoma" w:hint="eastAsia"/>
@@ -4556,6 +4635,7 @@
               </w:rPr>
               <w:t>Drill_CoreOfWindowCharacter</w:t>
             </w:r>
+            <w:proofErr w:type="spellEnd"/>
           </w:p>
           <w:p>
             <w:pPr>
@@ -4768,6 +4848,7 @@
                 <w:sz w:val="22"/>
               </w:rPr>
             </w:pPr>
+            <w:proofErr w:type="spellStart"/>
             <w:r>
               <w:rPr>
                 <w:rFonts w:ascii="Tahoma" w:eastAsia="微软雅黑" w:hAnsi="Tahoma" w:hint="eastAsia"/>
@@ -4777,6 +4858,7 @@
               </w:rPr>
               <w:t>Drill_CoreOfWindowCharacter</w:t>
             </w:r>
+            <w:proofErr w:type="spellEnd"/>
           </w:p>
           <w:p>
             <w:pPr>
@@ -4997,6 +5079,7 @@
                 <w:sz w:val="22"/>
               </w:rPr>
             </w:pPr>
+            <w:proofErr w:type="spellStart"/>
             <w:r>
               <w:rPr>
                 <w:rFonts w:ascii="Tahoma" w:eastAsia="微软雅黑" w:hAnsi="Tahoma" w:hint="eastAsia"/>
@@ -5006,6 +5089,7 @@
               </w:rPr>
               <w:t>Drill_CoreOfWindowCharacter</w:t>
             </w:r>
+            <w:proofErr w:type="spellEnd"/>
           </w:p>
           <w:p>
             <w:pPr>
@@ -5179,6 +5263,7 @@
                 <w:sz w:val="22"/>
               </w:rPr>
             </w:pPr>
+            <w:proofErr w:type="spellStart"/>
             <w:r>
               <w:rPr>
                 <w:rFonts w:ascii="Tahoma" w:eastAsia="微软雅黑" w:hAnsi="Tahoma" w:hint="eastAsia"/>
@@ -5188,6 +5273,7 @@
               </w:rPr>
               <w:t>Drill_CoreOfWindowCharacter</w:t>
             </w:r>
+            <w:proofErr w:type="spellEnd"/>
           </w:p>
           <w:p>
             <w:pPr>
@@ -5270,7 +5356,25 @@
                 <w:kern w:val="0"/>
                 <w:sz w:val="22"/>
               </w:rPr>
-              <w:t>[GameFont]</w:t>
+              <w:t>[</w:t>
+            </w:r>
+            <w:proofErr w:type="spellStart"/>
+            <w:r>
+              <w:rPr>
+                <w:rFonts w:ascii="Tahoma" w:eastAsia="微软雅黑" w:hAnsi="Tahoma" w:hint="eastAsia"/>
+                <w:kern w:val="0"/>
+                <w:sz w:val="22"/>
+              </w:rPr>
+              <w:t>GameFont</w:t>
+            </w:r>
+            <w:proofErr w:type="spellEnd"/>
+            <w:r>
+              <w:rPr>
+                <w:rFonts w:ascii="Tahoma" w:eastAsia="微软雅黑" w:hAnsi="Tahoma" w:hint="eastAsia"/>
+                <w:kern w:val="0"/>
+                <w:sz w:val="22"/>
+              </w:rPr>
+              <w:t>]</w:t>
             </w:r>
             <w:r>
               <w:rPr>
@@ -5299,6 +5403,7 @@
               </w:rPr>
               <w:t>\</w:t>
             </w:r>
+            <w:proofErr w:type="spellStart"/>
             <w:proofErr w:type="gramStart"/>
             <w:r>
               <w:rPr>
@@ -5308,6 +5413,7 @@
               </w:rPr>
               <w:t>fn</w:t>
             </w:r>
+            <w:proofErr w:type="spellEnd"/>
             <w:r>
               <w:rPr>
                 <w:rFonts w:ascii="Tahoma" w:eastAsia="微软雅黑" w:hAnsi="Tahoma" w:hint="eastAsia"/>
@@ -5316,6 +5422,7 @@
               </w:rPr>
               <w:t>[</w:t>
             </w:r>
+            <w:proofErr w:type="spellStart"/>
             <w:proofErr w:type="gramEnd"/>
             <w:r>
               <w:rPr>
@@ -5323,7 +5430,16 @@
                 <w:kern w:val="0"/>
                 <w:sz w:val="22"/>
               </w:rPr>
-              <w:t>GameFont]</w:t>
+              <w:t>GameFont</w:t>
+            </w:r>
+            <w:proofErr w:type="spellEnd"/>
+            <w:r>
+              <w:rPr>
+                <w:rFonts w:ascii="Tahoma" w:eastAsia="微软雅黑" w:hAnsi="Tahoma" w:hint="eastAsia"/>
+                <w:kern w:val="0"/>
+                <w:sz w:val="22"/>
+              </w:rPr>
+              <w:t>]</w:t>
             </w:r>
           </w:p>
         </w:tc>
@@ -5417,6 +5533,7 @@
               </w:rPr>
               <w:t>”</w:t>
             </w:r>
+            <w:proofErr w:type="spellStart"/>
             <w:proofErr w:type="gramEnd"/>
             <w:r>
               <w:rPr>
@@ -5426,6 +5543,7 @@
               </w:rPr>
               <w:t>GameFont</w:t>
             </w:r>
+            <w:proofErr w:type="spellEnd"/>
             <w:r>
               <w:rPr>
                 <w:rFonts w:ascii="Tahoma" w:eastAsia="微软雅黑" w:hAnsi="Tahoma"/>
@@ -5513,6 +5631,7 @@
                 <w:sz w:val="22"/>
               </w:rPr>
             </w:pPr>
+            <w:proofErr w:type="spellStart"/>
             <w:r>
               <w:rPr>
                 <w:rFonts w:ascii="Tahoma" w:eastAsia="微软雅黑" w:hAnsi="Tahoma" w:hint="eastAsia"/>
@@ -5521,6 +5640,7 @@
               </w:rPr>
               <w:t>Drill_DialogFontFace</w:t>
             </w:r>
+            <w:proofErr w:type="spellEnd"/>
           </w:p>
           <w:p>
             <w:pPr>
@@ -5580,7 +5700,25 @@
                 <w:kern w:val="0"/>
                 <w:sz w:val="22"/>
               </w:rPr>
-              <w:t>\ib[40]</w:t>
+              <w:t>\</w:t>
+            </w:r>
+            <w:proofErr w:type="spellStart"/>
+            <w:r>
+              <w:rPr>
+                <w:rFonts w:ascii="Tahoma" w:eastAsia="微软雅黑" w:hAnsi="Tahoma" w:hint="eastAsia"/>
+                <w:kern w:val="0"/>
+                <w:sz w:val="22"/>
+              </w:rPr>
+              <w:t>ib</w:t>
+            </w:r>
+            <w:proofErr w:type="spellEnd"/>
+            <w:r>
+              <w:rPr>
+                <w:rFonts w:ascii="Tahoma" w:eastAsia="微软雅黑" w:hAnsi="Tahoma" w:hint="eastAsia"/>
+                <w:kern w:val="0"/>
+                <w:sz w:val="22"/>
+              </w:rPr>
+              <w:t>[40]</w:t>
             </w:r>
             <w:r>
               <w:rPr>
@@ -5609,6 +5747,7 @@
               </w:rPr>
               <w:t>\</w:t>
             </w:r>
+            <w:proofErr w:type="spellStart"/>
             <w:proofErr w:type="gramStart"/>
             <w:r>
               <w:rPr>
@@ -5616,7 +5755,16 @@
                 <w:kern w:val="0"/>
                 <w:sz w:val="22"/>
               </w:rPr>
-              <w:t>ib[</w:t>
+              <w:t>ib</w:t>
+            </w:r>
+            <w:proofErr w:type="spellEnd"/>
+            <w:r>
+              <w:rPr>
+                <w:rFonts w:ascii="Tahoma" w:eastAsia="微软雅黑" w:hAnsi="Tahoma" w:hint="eastAsia"/>
+                <w:kern w:val="0"/>
+                <w:sz w:val="22"/>
+              </w:rPr>
+              <w:t>[</w:t>
             </w:r>
             <w:proofErr w:type="gramEnd"/>
             <w:r>
@@ -5784,6 +5932,7 @@
                 <w:sz w:val="22"/>
               </w:rPr>
             </w:pPr>
+            <w:proofErr w:type="spellStart"/>
             <w:r>
               <w:rPr>
                 <w:rFonts w:ascii="Tahoma" w:eastAsia="微软雅黑" w:hAnsi="Tahoma" w:hint="eastAsia"/>
@@ -5793,6 +5942,7 @@
               </w:rPr>
               <w:t>Drill_CoreOfWindowCharacter</w:t>
             </w:r>
+            <w:proofErr w:type="spellEnd"/>
           </w:p>
           <w:p>
             <w:pPr>
@@ -5855,7 +6005,25 @@
                 <w:kern w:val="0"/>
                 <w:sz w:val="22"/>
               </w:rPr>
-              <w:t>\i[10]</w:t>
+              <w:t>\</w:t>
+            </w:r>
+            <w:proofErr w:type="spellStart"/>
+            <w:r>
+              <w:rPr>
+                <w:rFonts w:ascii="Tahoma" w:eastAsia="微软雅黑" w:hAnsi="Tahoma" w:hint="eastAsia"/>
+                <w:kern w:val="0"/>
+                <w:sz w:val="22"/>
+              </w:rPr>
+              <w:t>i</w:t>
+            </w:r>
+            <w:proofErr w:type="spellEnd"/>
+            <w:r>
+              <w:rPr>
+                <w:rFonts w:ascii="Tahoma" w:eastAsia="微软雅黑" w:hAnsi="Tahoma" w:hint="eastAsia"/>
+                <w:kern w:val="0"/>
+                <w:sz w:val="22"/>
+              </w:rPr>
+              <w:t>[10]</w:t>
             </w:r>
             <w:r>
               <w:rPr>
@@ -5884,6 +6052,7 @@
               </w:rPr>
               <w:t>\</w:t>
             </w:r>
+            <w:proofErr w:type="spellStart"/>
             <w:proofErr w:type="gramStart"/>
             <w:r>
               <w:rPr>
@@ -5891,7 +6060,16 @@
                 <w:kern w:val="0"/>
                 <w:sz w:val="22"/>
               </w:rPr>
-              <w:t>i[</w:t>
+              <w:t>i</w:t>
+            </w:r>
+            <w:proofErr w:type="spellEnd"/>
+            <w:r>
+              <w:rPr>
+                <w:rFonts w:ascii="Tahoma" w:eastAsia="微软雅黑" w:hAnsi="Tahoma" w:hint="eastAsia"/>
+                <w:kern w:val="0"/>
+                <w:sz w:val="22"/>
+              </w:rPr>
+              <w:t>[</w:t>
             </w:r>
             <w:proofErr w:type="gramEnd"/>
             <w:r>
@@ -6043,6 +6221,7 @@
                 <w:sz w:val="22"/>
               </w:rPr>
             </w:pPr>
+            <w:proofErr w:type="spellStart"/>
             <w:r>
               <w:rPr>
                 <w:rFonts w:ascii="Tahoma" w:eastAsia="微软雅黑" w:hAnsi="Tahoma" w:hint="eastAsia"/>
@@ -6052,6 +6231,7 @@
               </w:rPr>
               <w:t>Drill_CoreOfWindowCharacter</w:t>
             </w:r>
+            <w:proofErr w:type="spellEnd"/>
           </w:p>
           <w:p>
             <w:pPr>
@@ -6117,6 +6297,7 @@
               </w:rPr>
               <w:t>\</w:t>
             </w:r>
+            <w:proofErr w:type="spellStart"/>
             <w:proofErr w:type="gramStart"/>
             <w:r>
               <w:rPr>
@@ -6134,6 +6315,7 @@
               </w:rPr>
               <w:t>r</w:t>
             </w:r>
+            <w:proofErr w:type="spellEnd"/>
             <w:proofErr w:type="gramEnd"/>
             <w:r>
               <w:rPr>
@@ -6162,6 +6344,7 @@
               </w:rPr>
               <w:t>\</w:t>
             </w:r>
+            <w:proofErr w:type="spellStart"/>
             <w:proofErr w:type="gramStart"/>
             <w:r>
               <w:rPr>
@@ -6179,6 +6362,7 @@
               </w:rPr>
               <w:t>r</w:t>
             </w:r>
+            <w:proofErr w:type="spellEnd"/>
             <w:proofErr w:type="gramEnd"/>
             <w:r>
               <w:rPr>
@@ -6207,6 +6391,7 @@
               </w:rPr>
               <w:t>\</w:t>
             </w:r>
+            <w:proofErr w:type="spellStart"/>
             <w:proofErr w:type="gramStart"/>
             <w:r>
               <w:rPr>
@@ -6216,6 +6401,7 @@
               </w:rPr>
               <w:t>ir</w:t>
             </w:r>
+            <w:proofErr w:type="spellEnd"/>
             <w:proofErr w:type="gramEnd"/>
             <w:r>
               <w:rPr>
@@ -6464,6 +6650,7 @@
                 <w:sz w:val="22"/>
               </w:rPr>
             </w:pPr>
+            <w:proofErr w:type="spellStart"/>
             <w:r>
               <w:rPr>
                 <w:rFonts w:ascii="Tahoma" w:eastAsia="微软雅黑" w:hAnsi="Tahoma" w:hint="eastAsia"/>
@@ -6473,6 +6660,7 @@
               </w:rPr>
               <w:t>Drill_CoreOfWindowCharacter</w:t>
             </w:r>
+            <w:proofErr w:type="spellEnd"/>
           </w:p>
           <w:p>
             <w:pPr>
@@ -6695,6 +6883,7 @@
                 <w:sz w:val="22"/>
               </w:rPr>
             </w:pPr>
+            <w:proofErr w:type="spellStart"/>
             <w:r>
               <w:rPr>
                 <w:rFonts w:ascii="Tahoma" w:eastAsia="微软雅黑" w:hAnsi="Tahoma" w:hint="eastAsia"/>
@@ -6704,6 +6893,7 @@
               </w:rPr>
               <w:t>Drill_CoreOfWindowCharacter</w:t>
             </w:r>
+            <w:proofErr w:type="spellEnd"/>
           </w:p>
           <w:p>
             <w:pPr>
@@ -6944,6 +7134,7 @@
                 <w:sz w:val="22"/>
               </w:rPr>
             </w:pPr>
+            <w:proofErr w:type="spellStart"/>
             <w:r>
               <w:rPr>
                 <w:rFonts w:ascii="Tahoma" w:eastAsia="微软雅黑" w:hAnsi="Tahoma" w:hint="eastAsia"/>
@@ -6953,6 +7144,7 @@
               </w:rPr>
               <w:t>Drill_CoreOfWindowCharacter</w:t>
             </w:r>
+            <w:proofErr w:type="spellEnd"/>
           </w:p>
           <w:p>
             <w:pPr>
@@ -7193,6 +7385,7 @@
                 <w:sz w:val="22"/>
               </w:rPr>
             </w:pPr>
+            <w:proofErr w:type="spellStart"/>
             <w:r>
               <w:rPr>
                 <w:rFonts w:ascii="Tahoma" w:eastAsia="微软雅黑" w:hAnsi="Tahoma" w:hint="eastAsia"/>
@@ -7202,6 +7395,7 @@
               </w:rPr>
               <w:t>Drill_CoreOfWindowCharacter</w:t>
             </w:r>
+            <w:proofErr w:type="spellEnd"/>
           </w:p>
           <w:p>
             <w:pPr>
@@ -7672,6 +7866,7 @@
                 <w:sz w:val="22"/>
               </w:rPr>
             </w:pPr>
+            <w:proofErr w:type="spellStart"/>
             <w:r>
               <w:rPr>
                 <w:rFonts w:ascii="Tahoma" w:eastAsia="微软雅黑" w:hAnsi="Tahoma" w:hint="eastAsia"/>
@@ -7681,6 +7876,7 @@
               </w:rPr>
               <w:t>Drill_CoreOfWindowCharacter</w:t>
             </w:r>
+            <w:proofErr w:type="spellEnd"/>
           </w:p>
           <w:p>
             <w:pPr>
@@ -7871,6 +8067,7 @@
                 <w:sz w:val="22"/>
               </w:rPr>
             </w:pPr>
+            <w:proofErr w:type="spellStart"/>
             <w:r>
               <w:rPr>
                 <w:rFonts w:ascii="Tahoma" w:eastAsia="微软雅黑" w:hAnsi="Tahoma" w:hint="eastAsia"/>
@@ -7880,6 +8077,7 @@
               </w:rPr>
               <w:t>Drill_CoreOfWindowCharacter</w:t>
             </w:r>
+            <w:proofErr w:type="spellEnd"/>
           </w:p>
           <w:p>
             <w:pPr>
@@ -8104,6 +8302,7 @@
                 <w:sz w:val="22"/>
               </w:rPr>
             </w:pPr>
+            <w:proofErr w:type="spellStart"/>
             <w:r>
               <w:rPr>
                 <w:rFonts w:ascii="Tahoma" w:eastAsia="微软雅黑" w:hAnsi="Tahoma" w:hint="eastAsia"/>
@@ -8113,6 +8312,7 @@
               </w:rPr>
               <w:t>Drill_CoreOfWindowCharacter</w:t>
             </w:r>
+            <w:proofErr w:type="spellEnd"/>
           </w:p>
           <w:p>
             <w:pPr>
@@ -8269,6 +8469,7 @@
                 <w:sz w:val="22"/>
               </w:rPr>
             </w:pPr>
+            <w:proofErr w:type="spellStart"/>
             <w:r>
               <w:rPr>
                 <w:rFonts w:ascii="Tahoma" w:eastAsia="微软雅黑" w:hAnsi="Tahoma" w:hint="eastAsia"/>
@@ -8278,6 +8479,7 @@
               </w:rPr>
               <w:t>Drill_CoreOfWindowCharacter</w:t>
             </w:r>
+            <w:proofErr w:type="spellEnd"/>
           </w:p>
           <w:p>
             <w:pPr>
@@ -8586,6 +8788,7 @@
                 <w:sz w:val="22"/>
               </w:rPr>
             </w:pPr>
+            <w:proofErr w:type="spellStart"/>
             <w:r>
               <w:rPr>
                 <w:rFonts w:ascii="Tahoma" w:eastAsia="微软雅黑" w:hAnsi="Tahoma" w:hint="eastAsia"/>
@@ -8595,6 +8798,7 @@
               </w:rPr>
               <w:t>Drill_CoreOfWindowCharacter</w:t>
             </w:r>
+            <w:proofErr w:type="spellEnd"/>
           </w:p>
           <w:p>
             <w:pPr>
@@ -8769,6 +8973,7 @@
                 <w:sz w:val="22"/>
               </w:rPr>
             </w:pPr>
+            <w:proofErr w:type="spellStart"/>
             <w:r>
               <w:rPr>
                 <w:rFonts w:ascii="Tahoma" w:eastAsia="微软雅黑" w:hAnsi="Tahoma" w:hint="eastAsia"/>
@@ -8778,6 +8983,7 @@
               </w:rPr>
               <w:t>Drill_CoreOfWindowCharacter</w:t>
             </w:r>
+            <w:proofErr w:type="spellEnd"/>
           </w:p>
           <w:p>
             <w:pPr>
@@ -8952,6 +9158,7 @@
                 <w:sz w:val="22"/>
               </w:rPr>
             </w:pPr>
+            <w:proofErr w:type="spellStart"/>
             <w:r>
               <w:rPr>
                 <w:rFonts w:ascii="Tahoma" w:eastAsia="微软雅黑" w:hAnsi="Tahoma" w:hint="eastAsia"/>
@@ -8961,6 +9168,7 @@
               </w:rPr>
               <w:t>Drill_CoreOfWindowCharacter</w:t>
             </w:r>
+            <w:proofErr w:type="spellEnd"/>
           </w:p>
           <w:p>
             <w:pPr>
@@ -9135,6 +9343,7 @@
                 <w:sz w:val="22"/>
               </w:rPr>
             </w:pPr>
+            <w:proofErr w:type="spellStart"/>
             <w:r>
               <w:rPr>
                 <w:rFonts w:ascii="Tahoma" w:eastAsia="微软雅黑" w:hAnsi="Tahoma" w:hint="eastAsia"/>
@@ -9144,6 +9353,7 @@
               </w:rPr>
               <w:t>Drill_CoreOfWindowCharacter</w:t>
             </w:r>
+            <w:proofErr w:type="spellEnd"/>
           </w:p>
           <w:p>
             <w:pPr>
@@ -9390,8 +9600,18 @@
                 <w:kern w:val="0"/>
                 <w:sz w:val="22"/>
               </w:rPr>
-              <w:t>\aaa</w:t>
-            </w:r>
+              <w:t>\</w:t>
+            </w:r>
+            <w:proofErr w:type="spellStart"/>
+            <w:r>
+              <w:rPr>
+                <w:rFonts w:ascii="Tahoma" w:eastAsia="微软雅黑" w:hAnsi="Tahoma" w:hint="eastAsia"/>
+                <w:kern w:val="0"/>
+                <w:sz w:val="22"/>
+              </w:rPr>
+              <w:t>aaa</w:t>
+            </w:r>
+            <w:proofErr w:type="spellEnd"/>
             <w:proofErr w:type="gramStart"/>
             <w:r>
               <w:rPr>
@@ -9426,8 +9646,18 @@
                 <w:kern w:val="0"/>
                 <w:sz w:val="22"/>
               </w:rPr>
-              <w:t>\\aaa</w:t>
-            </w:r>
+              <w:t>\\</w:t>
+            </w:r>
+            <w:proofErr w:type="spellStart"/>
+            <w:r>
+              <w:rPr>
+                <w:rFonts w:ascii="Tahoma" w:eastAsia="微软雅黑" w:hAnsi="Tahoma" w:hint="eastAsia"/>
+                <w:kern w:val="0"/>
+                <w:sz w:val="22"/>
+              </w:rPr>
+              <w:t>aaa</w:t>
+            </w:r>
+            <w:proofErr w:type="spellEnd"/>
             <w:proofErr w:type="gramStart"/>
             <w:r>
               <w:rPr>
@@ -9466,6 +9696,7 @@
                 <w:sz w:val="22"/>
               </w:rPr>
             </w:pPr>
+            <w:proofErr w:type="spellStart"/>
             <w:r>
               <w:rPr>
                 <w:rFonts w:ascii="Tahoma" w:eastAsia="微软雅黑" w:hAnsi="Tahoma" w:hint="eastAsia"/>
@@ -9475,6 +9706,7 @@
               </w:rPr>
               <w:t>Drill_CoreOfWindowCharacter</w:t>
             </w:r>
+            <w:proofErr w:type="spellEnd"/>
           </w:p>
           <w:p>
             <w:pPr>
@@ -9665,6 +9897,7 @@
                 <w:szCs w:val="21"/>
               </w:rPr>
             </w:pPr>
+            <w:proofErr w:type="spellStart"/>
             <w:r>
               <w:rPr>
                 <w:rFonts w:ascii="Tahoma" w:eastAsia="微软雅黑" w:hAnsi="Tahoma" w:hint="eastAsia"/>
@@ -9673,6 +9906,7 @@
               </w:rPr>
               <w:t>Drill_CoreOfDialog</w:t>
             </w:r>
+            <w:proofErr w:type="spellEnd"/>
           </w:p>
           <w:p>
             <w:pPr>
@@ -9861,6 +10095,7 @@
                 <w:sz w:val="22"/>
               </w:rPr>
             </w:pPr>
+            <w:proofErr w:type="spellStart"/>
             <w:r>
               <w:rPr>
                 <w:rFonts w:ascii="Tahoma" w:eastAsia="微软雅黑" w:hAnsi="Tahoma" w:hint="eastAsia"/>
@@ -9870,6 +10105,7 @@
               </w:rPr>
               <w:t>Drill_CoreOfWindowCharacter</w:t>
             </w:r>
+            <w:proofErr w:type="spellEnd"/>
           </w:p>
           <w:p>
             <w:pPr>
@@ -10061,6 +10297,7 @@
                 <w:sz w:val="22"/>
               </w:rPr>
             </w:pPr>
+            <w:proofErr w:type="spellStart"/>
             <w:r>
               <w:rPr>
                 <w:rFonts w:ascii="Tahoma" w:eastAsia="微软雅黑" w:hAnsi="Tahoma" w:hint="eastAsia"/>
@@ -10070,6 +10307,7 @@
               </w:rPr>
               <w:t>Drill_CoreOfWindowCharacter</w:t>
             </w:r>
+            <w:proofErr w:type="spellEnd"/>
           </w:p>
           <w:p>
             <w:pPr>
@@ -10245,6 +10483,7 @@
                 <w:sz w:val="22"/>
               </w:rPr>
             </w:pPr>
+            <w:proofErr w:type="spellStart"/>
             <w:r>
               <w:rPr>
                 <w:rFonts w:ascii="Tahoma" w:eastAsia="微软雅黑" w:hAnsi="Tahoma" w:hint="eastAsia"/>
@@ -10254,6 +10493,7 @@
               </w:rPr>
               <w:t>Drill_CoreOfWindowCharacter</w:t>
             </w:r>
+            <w:proofErr w:type="spellEnd"/>
           </w:p>
           <w:p>
             <w:pPr>
@@ -10497,6 +10737,7 @@
                 <w:sz w:val="22"/>
               </w:rPr>
             </w:pPr>
+            <w:proofErr w:type="spellStart"/>
             <w:r>
               <w:rPr>
                 <w:rFonts w:ascii="Tahoma" w:eastAsia="微软雅黑" w:hAnsi="Tahoma" w:hint="eastAsia"/>
@@ -10506,6 +10747,7 @@
               </w:rPr>
               <w:t>Drill_CoreOfWindowCharacter</w:t>
             </w:r>
+            <w:proofErr w:type="spellEnd"/>
           </w:p>
           <w:p>
             <w:pPr>
@@ -10757,6 +10999,7 @@
                 <w:sz w:val="22"/>
               </w:rPr>
             </w:pPr>
+            <w:proofErr w:type="spellStart"/>
             <w:r>
               <w:rPr>
                 <w:rFonts w:ascii="Tahoma" w:eastAsia="微软雅黑" w:hAnsi="Tahoma" w:hint="eastAsia"/>
@@ -10766,6 +11009,7 @@
               </w:rPr>
               <w:t>Drill_CoreOfWindowCharacter</w:t>
             </w:r>
+            <w:proofErr w:type="spellEnd"/>
           </w:p>
           <w:p>
             <w:pPr>
@@ -10975,6 +11219,7 @@
                 <w:sz w:val="22"/>
               </w:rPr>
             </w:pPr>
+            <w:proofErr w:type="spellStart"/>
             <w:r>
               <w:rPr>
                 <w:rFonts w:ascii="Tahoma" w:eastAsia="微软雅黑" w:hAnsi="Tahoma" w:hint="eastAsia"/>
@@ -10984,6 +11229,7 @@
               </w:rPr>
               <w:t>Drill_CoreOfWindowCharacter</w:t>
             </w:r>
+            <w:proofErr w:type="spellEnd"/>
           </w:p>
           <w:p>
             <w:pPr>
@@ -11469,6 +11715,7 @@
                 <w:sz w:val="22"/>
               </w:rPr>
             </w:pPr>
+            <w:proofErr w:type="spellStart"/>
             <w:r>
               <w:rPr>
                 <w:rFonts w:ascii="Tahoma" w:eastAsia="微软雅黑" w:hAnsi="Tahoma" w:hint="eastAsia"/>
@@ -11478,6 +11725,7 @@
               </w:rPr>
               <w:t>Drill_CoreOfWindowCharacter</w:t>
             </w:r>
+            <w:proofErr w:type="spellEnd"/>
           </w:p>
           <w:p>
             <w:pPr>
@@ -11709,6 +11957,7 @@
                 <w:sz w:val="22"/>
               </w:rPr>
             </w:pPr>
+            <w:proofErr w:type="spellStart"/>
             <w:r>
               <w:rPr>
                 <w:rFonts w:ascii="Tahoma" w:eastAsia="微软雅黑" w:hAnsi="Tahoma" w:hint="eastAsia"/>
@@ -11718,6 +11967,7 @@
               </w:rPr>
               <w:t>Drill_CoreOfWindowCharacter</w:t>
             </w:r>
+            <w:proofErr w:type="spellEnd"/>
           </w:p>
           <w:p>
             <w:pPr>
@@ -12048,6 +12298,7 @@
                 <w:sz w:val="22"/>
               </w:rPr>
             </w:pPr>
+            <w:proofErr w:type="spellStart"/>
             <w:r>
               <w:rPr>
                 <w:rFonts w:ascii="Tahoma" w:eastAsia="微软雅黑" w:hAnsi="Tahoma" w:hint="eastAsia"/>
@@ -12057,6 +12308,7 @@
               </w:rPr>
               <w:t>Drill_CoreOfWindowCharacter</w:t>
             </w:r>
+            <w:proofErr w:type="spellEnd"/>
           </w:p>
           <w:p>
             <w:pPr>
@@ -12504,6 +12756,7 @@
                 <w:sz w:val="22"/>
               </w:rPr>
             </w:pPr>
+            <w:proofErr w:type="spellStart"/>
             <w:r>
               <w:rPr>
                 <w:rFonts w:ascii="Tahoma" w:eastAsia="微软雅黑" w:hAnsi="Tahoma" w:hint="eastAsia"/>
@@ -12513,6 +12766,7 @@
               </w:rPr>
               <w:t>Drill_CoreOfWindowCharacter</w:t>
             </w:r>
+            <w:proofErr w:type="spellEnd"/>
           </w:p>
           <w:p>
             <w:pPr>
@@ -12711,6 +12965,7 @@
                 <w:sz w:val="22"/>
               </w:rPr>
             </w:pPr>
+            <w:proofErr w:type="spellStart"/>
             <w:r>
               <w:rPr>
                 <w:rFonts w:ascii="Tahoma" w:eastAsia="微软雅黑" w:hAnsi="Tahoma" w:hint="eastAsia"/>
@@ -12720,6 +12975,7 @@
               </w:rPr>
               <w:t>Drill_CoreOfWindowCharacter</w:t>
             </w:r>
+            <w:proofErr w:type="spellEnd"/>
           </w:p>
           <w:p>
             <w:pPr>
@@ -12918,6 +13174,7 @@
                 <w:sz w:val="22"/>
               </w:rPr>
             </w:pPr>
+            <w:proofErr w:type="spellStart"/>
             <w:r>
               <w:rPr>
                 <w:rFonts w:ascii="Tahoma" w:eastAsia="微软雅黑" w:hAnsi="Tahoma" w:hint="eastAsia"/>
@@ -12927,6 +13184,7 @@
               </w:rPr>
               <w:t>Drill_CoreOfWindowCharacter</w:t>
             </w:r>
+            <w:proofErr w:type="spellEnd"/>
           </w:p>
           <w:p>
             <w:pPr>
@@ -13159,6 +13417,7 @@
                 <w:sz w:val="22"/>
               </w:rPr>
             </w:pPr>
+            <w:proofErr w:type="spellStart"/>
             <w:r>
               <w:rPr>
                 <w:rFonts w:ascii="Tahoma" w:eastAsia="微软雅黑" w:hAnsi="Tahoma" w:hint="eastAsia"/>
@@ -13168,6 +13427,7 @@
               </w:rPr>
               <w:t>Drill_CoreOfWindowCharacter</w:t>
             </w:r>
+            <w:proofErr w:type="spellEnd"/>
           </w:p>
           <w:p>
             <w:pPr>
@@ -13400,6 +13660,7 @@
                 <w:sz w:val="22"/>
               </w:rPr>
             </w:pPr>
+            <w:proofErr w:type="spellStart"/>
             <w:r>
               <w:rPr>
                 <w:rFonts w:ascii="Tahoma" w:eastAsia="微软雅黑" w:hAnsi="Tahoma" w:hint="eastAsia"/>
@@ -13409,6 +13670,7 @@
               </w:rPr>
               <w:t>Drill_CoreOfWindowCharacter</w:t>
             </w:r>
+            <w:proofErr w:type="spellEnd"/>
           </w:p>
           <w:p>
             <w:pPr>
@@ -13607,6 +13869,7 @@
                 <w:sz w:val="22"/>
               </w:rPr>
             </w:pPr>
+            <w:proofErr w:type="spellStart"/>
             <w:r>
               <w:rPr>
                 <w:rFonts w:ascii="Tahoma" w:eastAsia="微软雅黑" w:hAnsi="Tahoma" w:hint="eastAsia"/>
@@ -13616,6 +13879,7 @@
               </w:rPr>
               <w:t>Drill_CoreOfWindowCharacter</w:t>
             </w:r>
+            <w:proofErr w:type="spellEnd"/>
           </w:p>
           <w:p>
             <w:pPr>
@@ -13816,6 +14080,7 @@
                 <w:sz w:val="22"/>
               </w:rPr>
             </w:pPr>
+            <w:proofErr w:type="spellStart"/>
             <w:r>
               <w:rPr>
                 <w:rFonts w:ascii="Tahoma" w:eastAsia="微软雅黑" w:hAnsi="Tahoma" w:hint="eastAsia"/>
@@ -13825,6 +14090,7 @@
               </w:rPr>
               <w:t>Drill_CoreOfWindowCharacter</w:t>
             </w:r>
+            <w:proofErr w:type="spellEnd"/>
           </w:p>
           <w:p>
             <w:pPr>
@@ -14023,6 +14289,7 @@
                 <w:sz w:val="22"/>
               </w:rPr>
             </w:pPr>
+            <w:proofErr w:type="spellStart"/>
             <w:r>
               <w:rPr>
                 <w:rFonts w:ascii="Tahoma" w:eastAsia="微软雅黑" w:hAnsi="Tahoma" w:hint="eastAsia"/>
@@ -14032,6 +14299,7 @@
               </w:rPr>
               <w:t>Drill_CoreOfWindowCharacter</w:t>
             </w:r>
+            <w:proofErr w:type="spellEnd"/>
           </w:p>
           <w:p>
             <w:pPr>
@@ -14230,6 +14498,7 @@
                 <w:sz w:val="22"/>
               </w:rPr>
             </w:pPr>
+            <w:proofErr w:type="spellStart"/>
             <w:r>
               <w:rPr>
                 <w:rFonts w:ascii="Tahoma" w:eastAsia="微软雅黑" w:hAnsi="Tahoma" w:hint="eastAsia"/>
@@ -14239,6 +14508,7 @@
               </w:rPr>
               <w:t>Drill_CoreOfWindowCharacter</w:t>
             </w:r>
+            <w:proofErr w:type="spellEnd"/>
           </w:p>
           <w:p>
             <w:pPr>
@@ -14437,6 +14707,7 @@
                 <w:sz w:val="22"/>
               </w:rPr>
             </w:pPr>
+            <w:proofErr w:type="spellStart"/>
             <w:r>
               <w:rPr>
                 <w:rFonts w:ascii="Tahoma" w:eastAsia="微软雅黑" w:hAnsi="Tahoma" w:hint="eastAsia"/>
@@ -14446,6 +14717,7 @@
               </w:rPr>
               <w:t>Drill_CoreOfWindowCharacter</w:t>
             </w:r>
+            <w:proofErr w:type="spellEnd"/>
           </w:p>
           <w:p>
             <w:pPr>
@@ -14644,6 +14916,7 @@
                 <w:sz w:val="22"/>
               </w:rPr>
             </w:pPr>
+            <w:proofErr w:type="spellStart"/>
             <w:r>
               <w:rPr>
                 <w:rFonts w:ascii="Tahoma" w:eastAsia="微软雅黑" w:hAnsi="Tahoma" w:hint="eastAsia"/>
@@ -14653,6 +14926,7 @@
               </w:rPr>
               <w:t>Drill_CoreOfWindowCharacter</w:t>
             </w:r>
+            <w:proofErr w:type="spellEnd"/>
           </w:p>
           <w:p>
             <w:pPr>
@@ -14851,6 +15125,7 @@
                 <w:sz w:val="22"/>
               </w:rPr>
             </w:pPr>
+            <w:proofErr w:type="spellStart"/>
             <w:r>
               <w:rPr>
                 <w:rFonts w:ascii="Tahoma" w:eastAsia="微软雅黑" w:hAnsi="Tahoma" w:hint="eastAsia"/>
@@ -14860,6 +15135,7 @@
               </w:rPr>
               <w:t>Drill_CoreOfWindowCharacter</w:t>
             </w:r>
+            <w:proofErr w:type="spellEnd"/>
           </w:p>
           <w:p>
             <w:pPr>
@@ -15074,6 +15350,7 @@
                 <w:sz w:val="22"/>
               </w:rPr>
             </w:pPr>
+            <w:proofErr w:type="spellStart"/>
             <w:r>
               <w:rPr>
                 <w:rFonts w:ascii="Tahoma" w:eastAsia="微软雅黑" w:hAnsi="Tahoma" w:hint="eastAsia"/>
@@ -15083,6 +15360,7 @@
               </w:rPr>
               <w:t>Drill_CoreOfWindowCharacter</w:t>
             </w:r>
+            <w:proofErr w:type="spellEnd"/>
           </w:p>
           <w:p>
             <w:pPr>
@@ -15297,6 +15575,7 @@
                 <w:sz w:val="22"/>
               </w:rPr>
             </w:pPr>
+            <w:proofErr w:type="spellStart"/>
             <w:r>
               <w:rPr>
                 <w:rFonts w:ascii="Tahoma" w:eastAsia="微软雅黑" w:hAnsi="Tahoma" w:hint="eastAsia"/>
@@ -15306,6 +15585,7 @@
               </w:rPr>
               <w:t>Drill_CoreOfWindowCharacter</w:t>
             </w:r>
+            <w:proofErr w:type="spellEnd"/>
           </w:p>
           <w:p>
             <w:pPr>
@@ -15520,6 +15800,7 @@
                 <w:sz w:val="22"/>
               </w:rPr>
             </w:pPr>
+            <w:proofErr w:type="spellStart"/>
             <w:r>
               <w:rPr>
                 <w:rFonts w:ascii="Tahoma" w:eastAsia="微软雅黑" w:hAnsi="Tahoma" w:hint="eastAsia"/>
@@ -15529,6 +15810,7 @@
               </w:rPr>
               <w:t>Drill_CoreOfWindowCharacter</w:t>
             </w:r>
+            <w:proofErr w:type="spellEnd"/>
           </w:p>
           <w:p>
             <w:pPr>
@@ -15743,6 +16025,7 @@
                 <w:sz w:val="22"/>
               </w:rPr>
             </w:pPr>
+            <w:proofErr w:type="spellStart"/>
             <w:r>
               <w:rPr>
                 <w:rFonts w:ascii="Tahoma" w:eastAsia="微软雅黑" w:hAnsi="Tahoma" w:hint="eastAsia"/>
@@ -15752,6 +16035,7 @@
               </w:rPr>
               <w:t>Drill_CoreOfWindowCharacter</w:t>
             </w:r>
+            <w:proofErr w:type="spellEnd"/>
           </w:p>
           <w:p>
             <w:pPr>
@@ -15966,6 +16250,7 @@
                 <w:sz w:val="22"/>
               </w:rPr>
             </w:pPr>
+            <w:proofErr w:type="spellStart"/>
             <w:r>
               <w:rPr>
                 <w:rFonts w:ascii="Tahoma" w:eastAsia="微软雅黑" w:hAnsi="Tahoma" w:hint="eastAsia"/>
@@ -15975,6 +16260,7 @@
               </w:rPr>
               <w:t>Drill_CoreOfWindowCharacter</w:t>
             </w:r>
+            <w:proofErr w:type="spellEnd"/>
           </w:p>
           <w:p>
             <w:pPr>
@@ -16190,6 +16476,7 @@
                 <w:sz w:val="22"/>
               </w:rPr>
             </w:pPr>
+            <w:proofErr w:type="spellStart"/>
             <w:r>
               <w:rPr>
                 <w:rFonts w:ascii="Tahoma" w:eastAsia="微软雅黑" w:hAnsi="Tahoma" w:hint="eastAsia"/>
@@ -16199,6 +16486,7 @@
               </w:rPr>
               <w:t>Drill_CoreOfWindowCharacter</w:t>
             </w:r>
+            <w:proofErr w:type="spellEnd"/>
           </w:p>
           <w:p>
             <w:pPr>
@@ -16373,6 +16661,7 @@
                 <w:sz w:val="22"/>
               </w:rPr>
             </w:pPr>
+            <w:proofErr w:type="spellStart"/>
             <w:r>
               <w:rPr>
                 <w:rFonts w:ascii="Tahoma" w:eastAsia="微软雅黑" w:hAnsi="Tahoma" w:hint="eastAsia"/>
@@ -16382,6 +16671,7 @@
               </w:rPr>
               <w:t>Drill_CoreOfWindowCharacter</w:t>
             </w:r>
+            <w:proofErr w:type="spellEnd"/>
           </w:p>
           <w:p>
             <w:pPr>
@@ -16579,6 +16869,7 @@
                 <w:sz w:val="22"/>
               </w:rPr>
             </w:pPr>
+            <w:proofErr w:type="spellStart"/>
             <w:r>
               <w:rPr>
                 <w:rFonts w:ascii="Tahoma" w:eastAsia="微软雅黑" w:hAnsi="Tahoma" w:hint="eastAsia"/>
@@ -16588,6 +16879,7 @@
               </w:rPr>
               <w:t>Drill_CoreOfWindowCharacter</w:t>
             </w:r>
+            <w:proofErr w:type="spellEnd"/>
           </w:p>
           <w:p>
             <w:pPr>
@@ -16884,7 +17176,25 @@
                 <w:kern w:val="0"/>
                 <w:sz w:val="22"/>
               </w:rPr>
-              <w:t>\dts[</w:t>
+              <w:t>\</w:t>
+            </w:r>
+            <w:proofErr w:type="spellStart"/>
+            <w:r>
+              <w:rPr>
+                <w:rFonts w:ascii="Tahoma" w:eastAsia="微软雅黑" w:hAnsi="Tahoma" w:hint="eastAsia"/>
+                <w:kern w:val="0"/>
+                <w:sz w:val="22"/>
+              </w:rPr>
+              <w:t>dts</w:t>
+            </w:r>
+            <w:proofErr w:type="spellEnd"/>
+            <w:r>
+              <w:rPr>
+                <w:rFonts w:ascii="Tahoma" w:eastAsia="微软雅黑" w:hAnsi="Tahoma" w:hint="eastAsia"/>
+                <w:kern w:val="0"/>
+                <w:sz w:val="22"/>
+              </w:rPr>
+              <w:t>[</w:t>
             </w:r>
             <w:r>
               <w:rPr>
@@ -16994,6 +17304,7 @@
                 <w:sz w:val="22"/>
               </w:rPr>
             </w:pPr>
+            <w:proofErr w:type="spellStart"/>
             <w:r>
               <w:rPr>
                 <w:rFonts w:ascii="Tahoma" w:eastAsia="微软雅黑" w:hAnsi="Tahoma" w:hint="eastAsia"/>
@@ -17004,6 +17315,7 @@
               </w:rPr>
               <w:t>Drill_CoreOfWindowCharacterSprite</w:t>
             </w:r>
+            <w:proofErr w:type="spellEnd"/>
           </w:p>
           <w:p>
             <w:pPr>
@@ -17069,6 +17381,7 @@
               </w:rPr>
               <w:t>\</w:t>
             </w:r>
+            <w:proofErr w:type="spellStart"/>
             <w:proofErr w:type="gramStart"/>
             <w:r>
               <w:rPr>
@@ -17078,6 +17391,7 @@
               </w:rPr>
               <w:t>dtsh</w:t>
             </w:r>
+            <w:proofErr w:type="spellEnd"/>
             <w:proofErr w:type="gramEnd"/>
             <w:r>
               <w:rPr>
@@ -17106,6 +17420,7 @@
               </w:rPr>
               <w:t>\</w:t>
             </w:r>
+            <w:proofErr w:type="spellStart"/>
             <w:proofErr w:type="gramStart"/>
             <w:r>
               <w:rPr>
@@ -17115,6 +17430,7 @@
               </w:rPr>
               <w:t>dtsh</w:t>
             </w:r>
+            <w:proofErr w:type="spellEnd"/>
             <w:proofErr w:type="gramEnd"/>
             <w:r>
               <w:rPr>
@@ -17232,6 +17548,7 @@
                 <w:sz w:val="22"/>
               </w:rPr>
             </w:pPr>
+            <w:proofErr w:type="spellStart"/>
             <w:r>
               <w:rPr>
                 <w:rFonts w:ascii="Tahoma" w:eastAsia="微软雅黑" w:hAnsi="Tahoma" w:hint="eastAsia"/>
@@ -17242,6 +17559,7 @@
               </w:rPr>
               <w:t>Drill_CoreOfWindowCharacterSprite</w:t>
             </w:r>
+            <w:proofErr w:type="spellEnd"/>
           </w:p>
           <w:p>
             <w:pPr>
@@ -17307,6 +17625,7 @@
               </w:rPr>
               <w:t>\</w:t>
             </w:r>
+            <w:proofErr w:type="spellStart"/>
             <w:proofErr w:type="gramStart"/>
             <w:r>
               <w:rPr>
@@ -17324,6 +17643,7 @@
               </w:rPr>
               <w:t>v</w:t>
             </w:r>
+            <w:proofErr w:type="spellEnd"/>
             <w:proofErr w:type="gramEnd"/>
             <w:r>
               <w:rPr>
@@ -17352,6 +17672,7 @@
               </w:rPr>
               <w:t>\</w:t>
             </w:r>
+            <w:proofErr w:type="spellStart"/>
             <w:proofErr w:type="gramStart"/>
             <w:r>
               <w:rPr>
@@ -17369,6 +17690,7 @@
               </w:rPr>
               <w:t>v</w:t>
             </w:r>
+            <w:proofErr w:type="spellEnd"/>
             <w:proofErr w:type="gramEnd"/>
             <w:r>
               <w:rPr>
@@ -17486,6 +17808,7 @@
                 <w:sz w:val="22"/>
               </w:rPr>
             </w:pPr>
+            <w:proofErr w:type="spellStart"/>
             <w:r>
               <w:rPr>
                 <w:rFonts w:ascii="Tahoma" w:eastAsia="微软雅黑" w:hAnsi="Tahoma" w:hint="eastAsia"/>
@@ -17496,6 +17819,7 @@
               </w:rPr>
               <w:t>Drill_CoreOfWindowCharacterSprite</w:t>
             </w:r>
+            <w:proofErr w:type="spellEnd"/>
           </w:p>
           <w:p>
             <w:pPr>
@@ -17561,6 +17885,7 @@
               </w:rPr>
               <w:t>\</w:t>
             </w:r>
+            <w:proofErr w:type="spellStart"/>
             <w:proofErr w:type="gramStart"/>
             <w:r>
               <w:rPr>
@@ -17570,6 +17895,7 @@
               </w:rPr>
               <w:t>dtsp</w:t>
             </w:r>
+            <w:proofErr w:type="spellEnd"/>
             <w:proofErr w:type="gramEnd"/>
             <w:r>
               <w:rPr>
@@ -17671,6 +17997,7 @@
                 <w:sz w:val="22"/>
               </w:rPr>
             </w:pPr>
+            <w:proofErr w:type="spellStart"/>
             <w:r>
               <w:rPr>
                 <w:rFonts w:ascii="Tahoma" w:eastAsia="微软雅黑" w:hAnsi="Tahoma" w:hint="eastAsia"/>
@@ -17681,6 +18008,7 @@
               </w:rPr>
               <w:t>Drill_CoreOfWindowCharacterSprite</w:t>
             </w:r>
+            <w:proofErr w:type="spellEnd"/>
           </w:p>
           <w:p>
             <w:pPr>
@@ -17747,6 +18075,7 @@
               </w:rPr>
               <w:t>\</w:t>
             </w:r>
+            <w:proofErr w:type="spellStart"/>
             <w:proofErr w:type="gramStart"/>
             <w:r>
               <w:rPr>
@@ -17754,7 +18083,16 @@
                 <w:kern w:val="0"/>
                 <w:sz w:val="22"/>
               </w:rPr>
-              <w:t>dtsp[</w:t>
+              <w:t>dtsp</w:t>
+            </w:r>
+            <w:proofErr w:type="spellEnd"/>
+            <w:r>
+              <w:rPr>
+                <w:rFonts w:ascii="Tahoma" w:eastAsia="微软雅黑" w:hAnsi="Tahoma" w:hint="eastAsia"/>
+                <w:kern w:val="0"/>
+                <w:sz w:val="22"/>
+              </w:rPr>
+              <w:t>[</w:t>
             </w:r>
             <w:proofErr w:type="gramEnd"/>
             <w:r>
@@ -17881,6 +18219,7 @@
                 <w:sz w:val="22"/>
               </w:rPr>
             </w:pPr>
+            <w:proofErr w:type="spellStart"/>
             <w:r>
               <w:rPr>
                 <w:rFonts w:ascii="Tahoma" w:eastAsia="微软雅黑" w:hAnsi="Tahoma" w:hint="eastAsia"/>
@@ -17891,6 +18230,7 @@
               </w:rPr>
               <w:t>Drill_CoreOfWindowCharacterSprite</w:t>
             </w:r>
+            <w:proofErr w:type="spellEnd"/>
           </w:p>
           <w:p>
             <w:pPr>
@@ -17957,6 +18297,7 @@
               </w:rPr>
               <w:t>\</w:t>
             </w:r>
+            <w:proofErr w:type="spellStart"/>
             <w:proofErr w:type="gramStart"/>
             <w:r>
               <w:rPr>
@@ -17964,7 +18305,16 @@
                 <w:kern w:val="0"/>
                 <w:sz w:val="22"/>
               </w:rPr>
-              <w:t>dtsp[</w:t>
+              <w:t>dtsp</w:t>
+            </w:r>
+            <w:proofErr w:type="spellEnd"/>
+            <w:r>
+              <w:rPr>
+                <w:rFonts w:ascii="Tahoma" w:eastAsia="微软雅黑" w:hAnsi="Tahoma" w:hint="eastAsia"/>
+                <w:kern w:val="0"/>
+                <w:sz w:val="22"/>
+              </w:rPr>
+              <w:t>[</w:t>
             </w:r>
             <w:proofErr w:type="gramEnd"/>
             <w:r>
@@ -18107,6 +18457,7 @@
                 <w:sz w:val="22"/>
               </w:rPr>
             </w:pPr>
+            <w:proofErr w:type="spellStart"/>
             <w:r>
               <w:rPr>
                 <w:rFonts w:ascii="Tahoma" w:eastAsia="微软雅黑" w:hAnsi="Tahoma" w:hint="eastAsia"/>
@@ -18117,6 +18468,7 @@
               </w:rPr>
               <w:t>Drill_CoreOfWindowCharacterSprite</w:t>
             </w:r>
+            <w:proofErr w:type="spellEnd"/>
           </w:p>
           <w:p>
             <w:pPr>
@@ -18184,6 +18536,7 @@
               <w:lastRenderedPageBreak/>
               <w:t>\</w:t>
             </w:r>
+            <w:proofErr w:type="spellStart"/>
             <w:proofErr w:type="gramStart"/>
             <w:r>
               <w:rPr>
@@ -18191,7 +18544,16 @@
                 <w:kern w:val="0"/>
                 <w:sz w:val="22"/>
               </w:rPr>
-              <w:t>dtsp[</w:t>
+              <w:t>dtsp</w:t>
+            </w:r>
+            <w:proofErr w:type="spellEnd"/>
+            <w:r>
+              <w:rPr>
+                <w:rFonts w:ascii="Tahoma" w:eastAsia="微软雅黑" w:hAnsi="Tahoma" w:hint="eastAsia"/>
+                <w:kern w:val="0"/>
+                <w:sz w:val="22"/>
+              </w:rPr>
+              <w:t>[</w:t>
             </w:r>
             <w:proofErr w:type="gramEnd"/>
             <w:r>
@@ -18366,6 +18728,7 @@
                 <w:sz w:val="22"/>
               </w:rPr>
             </w:pPr>
+            <w:proofErr w:type="spellStart"/>
             <w:r>
               <w:rPr>
                 <w:rFonts w:ascii="Tahoma" w:eastAsia="微软雅黑" w:hAnsi="Tahoma" w:hint="eastAsia"/>
@@ -18376,6 +18739,7 @@
               </w:rPr>
               <w:t>Drill_CoreOfWindowCharacterSprite</w:t>
             </w:r>
+            <w:proofErr w:type="spellEnd"/>
           </w:p>
           <w:p>
             <w:pPr>
@@ -18600,6 +18964,7 @@
                 <w:sz w:val="22"/>
               </w:rPr>
             </w:pPr>
+            <w:proofErr w:type="spellStart"/>
             <w:r>
               <w:rPr>
                 <w:rFonts w:ascii="Tahoma" w:eastAsia="微软雅黑" w:hAnsi="Tahoma" w:hint="eastAsia"/>
@@ -18610,6 +18975,7 @@
               </w:rPr>
               <w:t>Drill_CoreOfWindowCharacterSprite</w:t>
             </w:r>
+            <w:proofErr w:type="spellEnd"/>
           </w:p>
           <w:p>
             <w:pPr>
@@ -18724,7 +19090,7 @@
     <w:tbl>
       <w:tblPr>
         <w:tblStyle w:val="af"/>
-        <w:tblW w:w="13096" w:type="dxa"/>
+        <w:tblW w:w="13183" w:type="dxa"/>
         <w:tblInd w:w="108" w:type="dxa"/>
         <w:tblBorders>
           <w:top w:val="single" w:sz="4" w:space="0" w:color="D9D9D9" w:themeColor="background1" w:themeShade="D9"/>
@@ -18740,8 +19106,8 @@
         <w:gridCol w:w="2186"/>
         <w:gridCol w:w="1216"/>
         <w:gridCol w:w="1134"/>
-        <w:gridCol w:w="5122"/>
-        <w:gridCol w:w="3438"/>
+        <w:gridCol w:w="5245"/>
+        <w:gridCol w:w="3402"/>
       </w:tblGrid>
       <w:tr>
         <w:trPr>
@@ -18848,7 +19214,7 @@
         </w:tc>
         <w:tc>
           <w:tcPr>
-            <w:tcW w:w="5122" w:type="dxa"/>
+            <w:tcW w:w="5245" w:type="dxa"/>
             <w:tcBorders>
               <w:bottom w:val="single" w:sz="4" w:space="0" w:color="D9D9D9" w:themeColor="background1" w:themeShade="D9"/>
             </w:tcBorders>
@@ -18881,7 +19247,7 @@
         </w:tc>
         <w:tc>
           <w:tcPr>
-            <w:tcW w:w="3438" w:type="dxa"/>
+            <w:tcW w:w="3402" w:type="dxa"/>
             <w:tcBorders>
               <w:bottom w:val="single" w:sz="4" w:space="0" w:color="D9D9D9" w:themeColor="background1" w:themeShade="D9"/>
             </w:tcBorders>
@@ -19019,7 +19385,7 @@
         </w:tc>
         <w:tc>
           <w:tcPr>
-            <w:tcW w:w="5122" w:type="dxa"/>
+            <w:tcW w:w="5245" w:type="dxa"/>
             <w:vAlign w:val="center"/>
           </w:tcPr>
           <w:p>
@@ -19061,18 +19427,19 @@
         </w:tc>
         <w:tc>
           <w:tcPr>
-            <w:tcW w:w="3438" w:type="dxa"/>
-            <w:vAlign w:val="center"/>
-          </w:tcPr>
-          <w:p>
-            <w:pPr>
-              <w:snapToGrid w:val="0"/>
-              <w:rPr>
-                <w:rFonts w:ascii="Tahoma" w:eastAsia="微软雅黑" w:hAnsi="Tahoma"/>
-                <w:kern w:val="0"/>
-                <w:szCs w:val="21"/>
-              </w:rPr>
-            </w:pPr>
+            <w:tcW w:w="3402" w:type="dxa"/>
+            <w:vAlign w:val="center"/>
+          </w:tcPr>
+          <w:p>
+            <w:pPr>
+              <w:snapToGrid w:val="0"/>
+              <w:rPr>
+                <w:rFonts w:ascii="Tahoma" w:eastAsia="微软雅黑" w:hAnsi="Tahoma"/>
+                <w:kern w:val="0"/>
+                <w:szCs w:val="21"/>
+              </w:rPr>
+            </w:pPr>
+            <w:proofErr w:type="spellStart"/>
             <w:r>
               <w:rPr>
                 <w:rFonts w:ascii="Tahoma" w:eastAsia="微软雅黑" w:hAnsi="Tahoma" w:hint="eastAsia"/>
@@ -19081,6 +19448,7 @@
               </w:rPr>
               <w:t>Drill_CoreOfDialog</w:t>
             </w:r>
+            <w:proofErr w:type="spellEnd"/>
           </w:p>
           <w:p>
             <w:pPr>
@@ -19147,157 +19515,307 @@
               </w:rPr>
               <w:t>\</w:t>
             </w:r>
+            <w:r>
+              <w:rPr>
+                <w:rFonts w:ascii="Tahoma" w:eastAsia="微软雅黑" w:hAnsi="Tahoma" w:hint="eastAsia"/>
+                <w:kern w:val="0"/>
+                <w:sz w:val="22"/>
+              </w:rPr>
+              <w:t>FC</w:t>
+            </w:r>
+            <w:r>
+              <w:rPr>
+                <w:rFonts w:ascii="Tahoma" w:eastAsia="微软雅黑" w:hAnsi="Tahoma" w:hint="eastAsia"/>
+                <w:kern w:val="0"/>
+                <w:sz w:val="22"/>
+              </w:rPr>
+              <w:t>[</w:t>
+            </w:r>
+            <w:r>
+              <w:rPr>
+                <w:rFonts w:ascii="Tahoma" w:eastAsia="微软雅黑" w:hAnsi="Tahoma"/>
+                <w:kern w:val="0"/>
+                <w:sz w:val="20"/>
+                <w:szCs w:val="20"/>
+              </w:rPr>
+              <w:t>资源名</w:t>
+            </w:r>
+            <w:r>
+              <w:rPr>
+                <w:rFonts w:ascii="Tahoma" w:eastAsia="微软雅黑" w:hAnsi="Tahoma" w:hint="eastAsia"/>
+                <w:kern w:val="0"/>
+                <w:sz w:val="22"/>
+              </w:rPr>
+              <w:t>:0</w:t>
+            </w:r>
+            <w:r>
+              <w:rPr>
+                <w:rFonts w:ascii="Tahoma" w:eastAsia="微软雅黑" w:hAnsi="Tahoma" w:hint="eastAsia"/>
+                <w:kern w:val="0"/>
+                <w:sz w:val="22"/>
+              </w:rPr>
+              <w:t>]</w:t>
+            </w:r>
+          </w:p>
+        </w:tc>
+        <w:tc>
+          <w:tcPr>
+            <w:tcW w:w="1216" w:type="dxa"/>
+            <w:vAlign w:val="center"/>
+          </w:tcPr>
+          <w:p>
+            <w:pPr>
+              <w:snapToGrid w:val="0"/>
+              <w:jc w:val="center"/>
+              <w:rPr>
+                <w:rFonts w:ascii="Tahoma" w:eastAsia="微软雅黑" w:hAnsi="Tahoma"/>
+                <w:kern w:val="0"/>
+                <w:sz w:val="22"/>
+              </w:rPr>
+            </w:pPr>
+            <w:r>
+              <w:rPr>
+                <w:rFonts w:ascii="Tahoma" w:eastAsia="微软雅黑" w:hAnsi="Tahoma" w:hint="eastAsia"/>
+                <w:kern w:val="0"/>
+                <w:sz w:val="22"/>
+              </w:rPr>
+              <w:t>消息输入字符</w:t>
+            </w:r>
+          </w:p>
+        </w:tc>
+        <w:tc>
+          <w:tcPr>
+            <w:tcW w:w="1134" w:type="dxa"/>
+            <w:vAlign w:val="center"/>
+          </w:tcPr>
+          <w:p>
+            <w:pPr>
+              <w:snapToGrid w:val="0"/>
+              <w:jc w:val="center"/>
+              <w:rPr>
+                <w:rFonts w:ascii="Tahoma" w:eastAsia="微软雅黑" w:hAnsi="Tahoma"/>
+                <w:kern w:val="0"/>
+                <w:sz w:val="22"/>
+              </w:rPr>
+            </w:pPr>
+            <w:r>
+              <w:rPr>
+                <w:rFonts w:ascii="Tahoma" w:eastAsia="微软雅黑" w:hAnsi="Tahoma" w:hint="eastAsia"/>
+                <w:kern w:val="0"/>
+                <w:sz w:val="22"/>
+              </w:rPr>
+              <w:t>字符串</w:t>
+            </w:r>
+            <w:r>
+              <w:rPr>
+                <w:rFonts w:ascii="Tahoma" w:eastAsia="微软雅黑" w:hAnsi="Tahoma" w:hint="eastAsia"/>
+                <w:kern w:val="0"/>
+                <w:sz w:val="22"/>
+              </w:rPr>
+              <w:t>+</w:t>
+            </w:r>
+          </w:p>
+          <w:p>
+            <w:pPr>
+              <w:snapToGrid w:val="0"/>
+              <w:jc w:val="center"/>
+              <w:rPr>
+                <w:rFonts w:ascii="Tahoma" w:eastAsia="微软雅黑" w:hAnsi="Tahoma"/>
+                <w:kern w:val="0"/>
+                <w:sz w:val="22"/>
+              </w:rPr>
+            </w:pPr>
+            <w:r>
+              <w:rPr>
+                <w:rFonts w:ascii="Tahoma" w:eastAsia="微软雅黑" w:hAnsi="Tahoma" w:hint="eastAsia"/>
+                <w:kern w:val="0"/>
+                <w:sz w:val="22"/>
+              </w:rPr>
+              <w:t>数字</w:t>
+            </w:r>
+          </w:p>
+        </w:tc>
+        <w:tc>
+          <w:tcPr>
+            <w:tcW w:w="5245" w:type="dxa"/>
+            <w:vAlign w:val="center"/>
+          </w:tcPr>
+          <w:p>
+            <w:pPr>
+              <w:widowControl/>
+              <w:adjustRightInd w:val="0"/>
+              <w:snapToGrid w:val="0"/>
+              <w:jc w:val="left"/>
+              <w:rPr>
+                <w:rFonts w:ascii="Tahoma" w:eastAsia="微软雅黑" w:hAnsi="Tahoma" w:hint="eastAsia"/>
+                <w:kern w:val="0"/>
+                <w:sz w:val="20"/>
+                <w:szCs w:val="20"/>
+              </w:rPr>
+            </w:pPr>
+            <w:r>
+              <w:rPr>
+                <w:rFonts w:ascii="Tahoma" w:eastAsia="微软雅黑" w:hAnsi="Tahoma"/>
+                <w:kern w:val="0"/>
+                <w:sz w:val="20"/>
+                <w:szCs w:val="20"/>
+              </w:rPr>
+              <w:t>对话框中，换成</w:t>
+            </w:r>
+            <w:r>
+              <w:rPr>
+                <w:rFonts w:ascii="Tahoma" w:eastAsia="微软雅黑" w:hAnsi="Tahoma"/>
+                <w:kern w:val="0"/>
+                <w:sz w:val="20"/>
+                <w:szCs w:val="20"/>
+              </w:rPr>
+              <w:t>"</w:t>
+            </w:r>
+            <w:r>
+              <w:rPr>
+                <w:rFonts w:ascii="Tahoma" w:eastAsia="微软雅黑" w:hAnsi="Tahoma"/>
+                <w:kern w:val="0"/>
+                <w:sz w:val="20"/>
+                <w:szCs w:val="20"/>
+              </w:rPr>
+              <w:t>资源名</w:t>
+            </w:r>
+            <w:r>
+              <w:rPr>
+                <w:rFonts w:ascii="Tahoma" w:eastAsia="微软雅黑" w:hAnsi="Tahoma"/>
+                <w:kern w:val="0"/>
+                <w:sz w:val="20"/>
+                <w:szCs w:val="20"/>
+              </w:rPr>
+              <w:t>"</w:t>
+            </w:r>
+            <w:r>
+              <w:rPr>
+                <w:rFonts w:ascii="Tahoma" w:eastAsia="微软雅黑" w:hAnsi="Tahoma"/>
+                <w:kern w:val="0"/>
+                <w:sz w:val="20"/>
+                <w:szCs w:val="20"/>
+              </w:rPr>
+              <w:t>脸图</w:t>
+            </w:r>
+            <w:r>
+              <w:rPr>
+                <w:rFonts w:ascii="Tahoma" w:eastAsia="微软雅黑" w:hAnsi="Tahoma" w:hint="eastAsia"/>
+                <w:kern w:val="0"/>
+                <w:sz w:val="20"/>
+                <w:szCs w:val="20"/>
+              </w:rPr>
+              <w:t>。</w:t>
+            </w:r>
+          </w:p>
+          <w:p>
+            <w:pPr>
+              <w:snapToGrid w:val="0"/>
+              <w:rPr>
+                <w:rFonts w:ascii="Tahoma" w:eastAsia="微软雅黑" w:hAnsi="Tahoma"/>
+                <w:kern w:val="0"/>
+                <w:sz w:val="22"/>
+              </w:rPr>
+            </w:pPr>
+            <w:r>
+              <w:rPr>
+                <w:rFonts w:ascii="Tahoma" w:eastAsia="微软雅黑" w:hAnsi="Tahoma"/>
+                <w:color w:val="A6A6A6" w:themeColor="background1" w:themeShade="A6"/>
+                <w:kern w:val="0"/>
+                <w:sz w:val="20"/>
+                <w:szCs w:val="20"/>
+              </w:rPr>
+              <w:t>参数</w:t>
+            </w:r>
+            <w:r>
+              <w:rPr>
+                <w:rFonts w:ascii="Tahoma" w:eastAsia="微软雅黑" w:hAnsi="Tahoma"/>
+                <w:color w:val="A6A6A6" w:themeColor="background1" w:themeShade="A6"/>
+                <w:kern w:val="0"/>
+                <w:sz w:val="20"/>
+                <w:szCs w:val="20"/>
+              </w:rPr>
+              <w:t>2</w:t>
+            </w:r>
             <w:proofErr w:type="gramStart"/>
             <w:r>
               <w:rPr>
-                <w:rFonts w:ascii="Tahoma" w:eastAsia="微软雅黑" w:hAnsi="Tahoma" w:hint="eastAsia"/>
-                <w:kern w:val="0"/>
-                <w:sz w:val="22"/>
-              </w:rPr>
-              <w:t>FC</w:t>
-            </w:r>
-            <w:r>
-              <w:rPr>
-                <w:rFonts w:ascii="Tahoma" w:eastAsia="微软雅黑" w:hAnsi="Tahoma" w:hint="eastAsia"/>
-                <w:kern w:val="0"/>
-                <w:sz w:val="22"/>
-              </w:rPr>
-              <w:t>[</w:t>
+                <w:rFonts w:ascii="Tahoma" w:eastAsia="微软雅黑" w:hAnsi="Tahoma"/>
+                <w:color w:val="A6A6A6" w:themeColor="background1" w:themeShade="A6"/>
+                <w:kern w:val="0"/>
+                <w:sz w:val="20"/>
+                <w:szCs w:val="20"/>
+              </w:rPr>
+              <w:t>为脸图索引</w:t>
             </w:r>
             <w:proofErr w:type="gramEnd"/>
             <w:r>
               <w:rPr>
-                <w:rFonts w:ascii="Tahoma" w:eastAsia="微软雅黑" w:hAnsi="Tahoma" w:hint="eastAsia"/>
-                <w:kern w:val="0"/>
-                <w:sz w:val="22"/>
-              </w:rPr>
-              <w:t>name:0</w:t>
-            </w:r>
-            <w:r>
-              <w:rPr>
-                <w:rFonts w:ascii="Tahoma" w:eastAsia="微软雅黑" w:hAnsi="Tahoma" w:hint="eastAsia"/>
-                <w:kern w:val="0"/>
-                <w:sz w:val="22"/>
-              </w:rPr>
-              <w:t>]</w:t>
-            </w:r>
-          </w:p>
-        </w:tc>
-        <w:tc>
-          <w:tcPr>
-            <w:tcW w:w="1216" w:type="dxa"/>
-            <w:vAlign w:val="center"/>
-          </w:tcPr>
-          <w:p>
-            <w:pPr>
-              <w:snapToGrid w:val="0"/>
-              <w:jc w:val="center"/>
-              <w:rPr>
-                <w:rFonts w:ascii="Tahoma" w:eastAsia="微软雅黑" w:hAnsi="Tahoma"/>
-                <w:kern w:val="0"/>
-                <w:sz w:val="22"/>
-              </w:rPr>
-            </w:pPr>
-            <w:r>
-              <w:rPr>
-                <w:rFonts w:ascii="Tahoma" w:eastAsia="微软雅黑" w:hAnsi="Tahoma" w:hint="eastAsia"/>
-                <w:kern w:val="0"/>
-                <w:sz w:val="22"/>
-              </w:rPr>
-              <w:t>消息输入字符</w:t>
-            </w:r>
-          </w:p>
-        </w:tc>
-        <w:tc>
-          <w:tcPr>
-            <w:tcW w:w="1134" w:type="dxa"/>
-            <w:vAlign w:val="center"/>
-          </w:tcPr>
-          <w:p>
-            <w:pPr>
-              <w:snapToGrid w:val="0"/>
-              <w:jc w:val="center"/>
-              <w:rPr>
-                <w:rFonts w:ascii="Tahoma" w:eastAsia="微软雅黑" w:hAnsi="Tahoma"/>
-                <w:kern w:val="0"/>
-                <w:sz w:val="22"/>
-              </w:rPr>
-            </w:pPr>
-            <w:r>
-              <w:rPr>
-                <w:rFonts w:ascii="Tahoma" w:eastAsia="微软雅黑" w:hAnsi="Tahoma" w:hint="eastAsia"/>
-                <w:kern w:val="0"/>
-                <w:sz w:val="22"/>
-              </w:rPr>
-              <w:t>字符串</w:t>
-            </w:r>
-            <w:r>
-              <w:rPr>
-                <w:rFonts w:ascii="Tahoma" w:eastAsia="微软雅黑" w:hAnsi="Tahoma" w:hint="eastAsia"/>
-                <w:kern w:val="0"/>
-                <w:sz w:val="22"/>
-              </w:rPr>
-              <w:t>+</w:t>
-            </w:r>
-          </w:p>
-          <w:p>
-            <w:pPr>
-              <w:snapToGrid w:val="0"/>
-              <w:jc w:val="center"/>
-              <w:rPr>
-                <w:rFonts w:ascii="Tahoma" w:eastAsia="微软雅黑" w:hAnsi="Tahoma"/>
-                <w:kern w:val="0"/>
-                <w:sz w:val="22"/>
-              </w:rPr>
-            </w:pPr>
-            <w:r>
-              <w:rPr>
-                <w:rFonts w:ascii="Tahoma" w:eastAsia="微软雅黑" w:hAnsi="Tahoma" w:hint="eastAsia"/>
-                <w:kern w:val="0"/>
-                <w:sz w:val="22"/>
-              </w:rPr>
-              <w:t>数字</w:t>
-            </w:r>
-          </w:p>
-        </w:tc>
-        <w:tc>
-          <w:tcPr>
-            <w:tcW w:w="5122" w:type="dxa"/>
-            <w:vAlign w:val="center"/>
-          </w:tcPr>
-          <w:p>
-            <w:pPr>
-              <w:snapToGrid w:val="0"/>
-              <w:rPr>
-                <w:rFonts w:ascii="Tahoma" w:eastAsia="微软雅黑" w:hAnsi="Tahoma"/>
-                <w:kern w:val="0"/>
-                <w:sz w:val="22"/>
-              </w:rPr>
-            </w:pPr>
-            <w:r>
-              <w:rPr>
-                <w:rFonts w:ascii="Tahoma" w:eastAsia="微软雅黑" w:hAnsi="Tahoma" w:hint="eastAsia"/>
-                <w:kern w:val="0"/>
-                <w:sz w:val="22"/>
-              </w:rPr>
-              <w:t>对话框中，实时切换脸图。</w:t>
-            </w:r>
-          </w:p>
-        </w:tc>
-        <w:tc>
-          <w:tcPr>
-            <w:tcW w:w="3438" w:type="dxa"/>
-            <w:vAlign w:val="center"/>
-          </w:tcPr>
-          <w:p>
-            <w:pPr>
-              <w:snapToGrid w:val="0"/>
-              <w:rPr>
-                <w:rFonts w:ascii="Tahoma" w:eastAsia="微软雅黑" w:hAnsi="Tahoma"/>
-                <w:kern w:val="0"/>
-                <w:szCs w:val="21"/>
-              </w:rPr>
-            </w:pPr>
+                <w:rFonts w:ascii="Tahoma" w:eastAsia="微软雅黑" w:hAnsi="Tahoma"/>
+                <w:color w:val="A6A6A6" w:themeColor="background1" w:themeShade="A6"/>
+                <w:kern w:val="0"/>
+                <w:sz w:val="20"/>
+                <w:szCs w:val="20"/>
+              </w:rPr>
+              <w:t>，索引从</w:t>
+            </w:r>
+            <w:r>
+              <w:rPr>
+                <w:rFonts w:ascii="Tahoma" w:eastAsia="微软雅黑" w:hAnsi="Tahoma"/>
+                <w:color w:val="A6A6A6" w:themeColor="background1" w:themeShade="A6"/>
+                <w:kern w:val="0"/>
+                <w:sz w:val="20"/>
+                <w:szCs w:val="20"/>
+              </w:rPr>
+              <w:t>0</w:t>
+            </w:r>
+            <w:r>
+              <w:rPr>
+                <w:rFonts w:ascii="Tahoma" w:eastAsia="微软雅黑" w:hAnsi="Tahoma"/>
+                <w:color w:val="A6A6A6" w:themeColor="background1" w:themeShade="A6"/>
+                <w:kern w:val="0"/>
+                <w:sz w:val="20"/>
+                <w:szCs w:val="20"/>
+              </w:rPr>
+              <w:t>开始计数，范围为</w:t>
+            </w:r>
+            <w:r>
+              <w:rPr>
+                <w:rFonts w:ascii="Tahoma" w:eastAsia="微软雅黑" w:hAnsi="Tahoma"/>
+                <w:color w:val="A6A6A6" w:themeColor="background1" w:themeShade="A6"/>
+                <w:kern w:val="0"/>
+                <w:sz w:val="20"/>
+                <w:szCs w:val="20"/>
+              </w:rPr>
+              <w:t>0~7</w:t>
+            </w:r>
+            <w:r>
+              <w:rPr>
+                <w:rFonts w:ascii="Tahoma" w:eastAsia="微软雅黑" w:hAnsi="Tahoma"/>
+                <w:color w:val="A6A6A6" w:themeColor="background1" w:themeShade="A6"/>
+                <w:kern w:val="0"/>
+                <w:sz w:val="20"/>
+                <w:szCs w:val="20"/>
+              </w:rPr>
+              <w:t>。</w:t>
+            </w:r>
+          </w:p>
+        </w:tc>
+        <w:tc>
+          <w:tcPr>
+            <w:tcW w:w="3402" w:type="dxa"/>
+            <w:vAlign w:val="center"/>
+          </w:tcPr>
+          <w:p>
+            <w:pPr>
+              <w:snapToGrid w:val="0"/>
+              <w:rPr>
+                <w:rFonts w:ascii="Tahoma" w:eastAsia="微软雅黑" w:hAnsi="Tahoma"/>
+                <w:kern w:val="0"/>
+                <w:szCs w:val="21"/>
+              </w:rPr>
+            </w:pPr>
+            <w:proofErr w:type="spellStart"/>
             <w:r>
               <w:rPr>
                 <w:rFonts w:ascii="Tahoma" w:eastAsia="微软雅黑" w:hAnsi="Tahoma" w:hint="eastAsia"/>
@@ -19306,6 +19824,7 @@
               </w:rPr>
               <w:t>Drill_CoreOfDialog</w:t>
             </w:r>
+            <w:proofErr w:type="spellEnd"/>
           </w:p>
           <w:p>
             <w:pPr>
@@ -19358,59 +19877,6 @@
               <w:jc w:val="center"/>
               <w:rPr>
                 <w:rFonts w:ascii="Tahoma" w:eastAsia="微软雅黑" w:hAnsi="Tahoma"/>
-                <w:kern w:val="0"/>
-                <w:sz w:val="22"/>
-              </w:rPr>
-            </w:pPr>
-            <w:r>
-              <w:rPr>
-                <w:rFonts w:ascii="Tahoma" w:eastAsia="微软雅黑" w:hAnsi="Tahoma" w:hint="eastAsia"/>
-                <w:kern w:val="0"/>
-                <w:sz w:val="22"/>
-              </w:rPr>
-              <w:t>\</w:t>
-            </w:r>
-            <w:proofErr w:type="gramStart"/>
-            <w:r>
-              <w:rPr>
-                <w:rFonts w:ascii="Tahoma" w:eastAsia="微软雅黑" w:hAnsi="Tahoma" w:hint="eastAsia"/>
-                <w:kern w:val="0"/>
-                <w:sz w:val="22"/>
-              </w:rPr>
-              <w:t>FA</w:t>
-            </w:r>
-            <w:r>
-              <w:rPr>
-                <w:rFonts w:ascii="Tahoma" w:eastAsia="微软雅黑" w:hAnsi="Tahoma" w:hint="eastAsia"/>
-                <w:kern w:val="0"/>
-                <w:sz w:val="22"/>
-              </w:rPr>
-              <w:t>[</w:t>
-            </w:r>
-            <w:proofErr w:type="gramEnd"/>
-            <w:r>
-              <w:rPr>
-                <w:rFonts w:ascii="Tahoma" w:eastAsia="微软雅黑" w:hAnsi="Tahoma" w:hint="eastAsia"/>
-                <w:kern w:val="0"/>
-                <w:sz w:val="22"/>
-              </w:rPr>
-              <w:t>5</w:t>
-            </w:r>
-            <w:r>
-              <w:rPr>
-                <w:rFonts w:ascii="Tahoma" w:eastAsia="微软雅黑" w:hAnsi="Tahoma" w:hint="eastAsia"/>
-                <w:kern w:val="0"/>
-                <w:sz w:val="22"/>
-              </w:rPr>
-              <w:t>]</w:t>
-            </w:r>
-          </w:p>
-          <w:p>
-            <w:pPr>
-              <w:snapToGrid w:val="0"/>
-              <w:jc w:val="center"/>
-              <w:rPr>
-                <w:rFonts w:ascii="Tahoma" w:eastAsia="微软雅黑" w:hAnsi="Tahoma"/>
                 <w:b/>
                 <w:bCs/>
                 <w:kern w:val="0"/>
@@ -19425,14 +19891,13 @@
               </w:rPr>
               <w:t>\</w:t>
             </w:r>
-            <w:proofErr w:type="gramStart"/>
-            <w:r>
-              <w:rPr>
-                <w:rFonts w:ascii="Tahoma" w:eastAsia="微软雅黑" w:hAnsi="Tahoma" w:hint="eastAsia"/>
-                <w:kern w:val="0"/>
-                <w:sz w:val="22"/>
-              </w:rPr>
-              <w:t>FA</w:t>
+            <w:r>
+              <w:rPr>
+                <w:rFonts w:ascii="Tahoma" w:eastAsia="微软雅黑" w:hAnsi="Tahoma" w:hint="eastAsia"/>
+                <w:kern w:val="0"/>
+                <w:sz w:val="22"/>
+              </w:rPr>
+              <w:t>FC</w:t>
             </w:r>
             <w:r>
               <w:rPr>
@@ -19442,14 +19907,49 @@
               </w:rPr>
               <w:t>[</w:t>
             </w:r>
-            <w:proofErr w:type="gramEnd"/>
-            <w:r>
-              <w:rPr>
-                <w:rFonts w:ascii="Tahoma" w:eastAsia="微软雅黑" w:hAnsi="Tahoma" w:hint="eastAsia"/>
-                <w:kern w:val="0"/>
-                <w:sz w:val="22"/>
-              </w:rPr>
-              <w:t>5:0</w:t>
+            <w:r>
+              <w:rPr>
+                <w:rFonts w:ascii="Tahoma" w:eastAsia="微软雅黑" w:hAnsi="Tahoma"/>
+                <w:kern w:val="0"/>
+                <w:sz w:val="20"/>
+                <w:szCs w:val="20"/>
+              </w:rPr>
+              <w:t>资源名</w:t>
+            </w:r>
+            <w:r>
+              <w:rPr>
+                <w:rFonts w:ascii="Tahoma" w:eastAsia="微软雅黑" w:hAnsi="Tahoma" w:hint="eastAsia"/>
+                <w:kern w:val="0"/>
+                <w:sz w:val="22"/>
+              </w:rPr>
+              <w:t>:0</w:t>
+            </w:r>
+            <w:r>
+              <w:rPr>
+                <w:rFonts w:ascii="Tahoma" w:eastAsia="微软雅黑" w:hAnsi="Tahoma"/>
+                <w:kern w:val="0"/>
+                <w:sz w:val="20"/>
+                <w:szCs w:val="20"/>
+              </w:rPr>
+              <w:t>:</w:t>
+            </w:r>
+            <w:r>
+              <w:rPr>
+                <w:rFonts w:ascii="Tahoma" w:eastAsia="微软雅黑" w:hAnsi="Tahoma"/>
+                <w:kern w:val="0"/>
+                <w:sz w:val="20"/>
+                <w:szCs w:val="20"/>
+              </w:rPr>
+              <w:t>持续</w:t>
+            </w:r>
+            <w:r>
+              <w:rPr>
+                <w:rFonts w:ascii="Tahoma" w:eastAsia="微软雅黑" w:hAnsi="Tahoma"/>
+                <w:kern w:val="0"/>
+                <w:sz w:val="20"/>
+                <w:szCs w:val="20"/>
+              </w:rPr>
+              <w:t>[15]</w:t>
             </w:r>
             <w:r>
               <w:rPr>
@@ -19499,6 +19999,60 @@
               <w:jc w:val="center"/>
               <w:rPr>
                 <w:rFonts w:ascii="Tahoma" w:eastAsia="微软雅黑" w:hAnsi="Tahoma"/>
+                <w:kern w:val="0"/>
+                <w:sz w:val="22"/>
+              </w:rPr>
+            </w:pPr>
+            <w:r>
+              <w:rPr>
+                <w:rFonts w:ascii="Tahoma" w:eastAsia="微软雅黑" w:hAnsi="Tahoma" w:hint="eastAsia"/>
+                <w:kern w:val="0"/>
+                <w:sz w:val="22"/>
+              </w:rPr>
+              <w:t>字符串</w:t>
+            </w:r>
+            <w:r>
+              <w:rPr>
+                <w:rFonts w:ascii="Tahoma" w:eastAsia="微软雅黑" w:hAnsi="Tahoma" w:hint="eastAsia"/>
+                <w:kern w:val="0"/>
+                <w:sz w:val="22"/>
+              </w:rPr>
+              <w:t>+</w:t>
+            </w:r>
+          </w:p>
+          <w:p>
+            <w:pPr>
+              <w:snapToGrid w:val="0"/>
+              <w:jc w:val="center"/>
+              <w:rPr>
+                <w:rFonts w:ascii="Tahoma" w:eastAsia="微软雅黑" w:hAnsi="Tahoma"/>
+                <w:kern w:val="0"/>
+                <w:sz w:val="22"/>
+              </w:rPr>
+            </w:pPr>
+            <w:r>
+              <w:rPr>
+                <w:rFonts w:ascii="Tahoma" w:eastAsia="微软雅黑" w:hAnsi="Tahoma" w:hint="eastAsia"/>
+                <w:kern w:val="0"/>
+                <w:sz w:val="22"/>
+              </w:rPr>
+              <w:t>数字</w:t>
+            </w:r>
+            <w:r>
+              <w:rPr>
+                <w:rFonts w:ascii="Tahoma" w:eastAsia="微软雅黑" w:hAnsi="Tahoma" w:hint="eastAsia"/>
+                <w:kern w:val="0"/>
+                <w:sz w:val="22"/>
+              </w:rPr>
+              <w:t>+</w:t>
+            </w:r>
+          </w:p>
+          <w:p>
+            <w:pPr>
+              <w:snapToGrid w:val="0"/>
+              <w:jc w:val="center"/>
+              <w:rPr>
+                <w:rFonts w:ascii="Tahoma" w:eastAsia="微软雅黑" w:hAnsi="Tahoma"/>
                 <w:b/>
                 <w:bCs/>
                 <w:kern w:val="0"/>
@@ -19517,41 +20071,75 @@
         </w:tc>
         <w:tc>
           <w:tcPr>
-            <w:tcW w:w="5122" w:type="dxa"/>
-            <w:vAlign w:val="center"/>
-          </w:tcPr>
-          <w:p>
-            <w:pPr>
-              <w:snapToGrid w:val="0"/>
-              <w:rPr>
-                <w:rFonts w:ascii="Tahoma" w:eastAsia="微软雅黑" w:hAnsi="Tahoma"/>
-                <w:kern w:val="0"/>
-                <w:sz w:val="22"/>
-              </w:rPr>
-            </w:pPr>
-            <w:r>
-              <w:rPr>
-                <w:rFonts w:ascii="Tahoma" w:eastAsia="微软雅黑" w:hAnsi="Tahoma" w:hint="eastAsia"/>
-                <w:kern w:val="0"/>
-                <w:sz w:val="22"/>
-              </w:rPr>
-              <w:t>对话框中，实时切换</w:t>
-            </w:r>
-            <w:r>
-              <w:rPr>
-                <w:rFonts w:ascii="Tahoma" w:eastAsia="微软雅黑" w:hAnsi="Tahoma" w:hint="eastAsia"/>
-                <w:kern w:val="0"/>
-                <w:sz w:val="22"/>
-              </w:rPr>
-              <w:t>角色</w:t>
-            </w:r>
-            <w:r>
-              <w:rPr>
-                <w:rFonts w:ascii="Tahoma" w:eastAsia="微软雅黑" w:hAnsi="Tahoma" w:hint="eastAsia"/>
-                <w:kern w:val="0"/>
-                <w:sz w:val="22"/>
-              </w:rPr>
-              <w:t>的脸图。</w:t>
+            <w:tcW w:w="5245" w:type="dxa"/>
+            <w:vAlign w:val="center"/>
+          </w:tcPr>
+          <w:p>
+            <w:pPr>
+              <w:widowControl/>
+              <w:adjustRightInd w:val="0"/>
+              <w:snapToGrid w:val="0"/>
+              <w:jc w:val="left"/>
+              <w:rPr>
+                <w:rFonts w:ascii="Tahoma" w:eastAsia="微软雅黑" w:hAnsi="Tahoma"/>
+                <w:kern w:val="0"/>
+                <w:sz w:val="20"/>
+                <w:szCs w:val="20"/>
+              </w:rPr>
+            </w:pPr>
+            <w:r>
+              <w:rPr>
+                <w:rFonts w:ascii="Tahoma" w:eastAsia="微软雅黑" w:hAnsi="Tahoma"/>
+                <w:kern w:val="0"/>
+                <w:sz w:val="20"/>
+                <w:szCs w:val="20"/>
+              </w:rPr>
+              <w:t>对话框中，换成</w:t>
+            </w:r>
+            <w:r>
+              <w:rPr>
+                <w:rFonts w:ascii="Tahoma" w:eastAsia="微软雅黑" w:hAnsi="Tahoma"/>
+                <w:kern w:val="0"/>
+                <w:sz w:val="20"/>
+                <w:szCs w:val="20"/>
+              </w:rPr>
+              <w:t>"</w:t>
+            </w:r>
+            <w:r>
+              <w:rPr>
+                <w:rFonts w:ascii="Tahoma" w:eastAsia="微软雅黑" w:hAnsi="Tahoma"/>
+                <w:kern w:val="0"/>
+                <w:sz w:val="20"/>
+                <w:szCs w:val="20"/>
+              </w:rPr>
+              <w:t>资源名</w:t>
+            </w:r>
+            <w:r>
+              <w:rPr>
+                <w:rFonts w:ascii="Tahoma" w:eastAsia="微软雅黑" w:hAnsi="Tahoma"/>
+                <w:kern w:val="0"/>
+                <w:sz w:val="20"/>
+                <w:szCs w:val="20"/>
+              </w:rPr>
+              <w:t>"</w:t>
+            </w:r>
+            <w:r>
+              <w:rPr>
+                <w:rFonts w:ascii="Tahoma" w:eastAsia="微软雅黑" w:hAnsi="Tahoma"/>
+                <w:kern w:val="0"/>
+                <w:sz w:val="20"/>
+                <w:szCs w:val="20"/>
+              </w:rPr>
+              <w:t>脸图</w:t>
+            </w:r>
+            <w:r>
+              <w:rPr>
+                <w:rFonts w:ascii="Tahoma" w:eastAsia="微软雅黑" w:hAnsi="Tahoma" w:hint="eastAsia"/>
+                <w:kern w:val="0"/>
+                <w:sz w:val="20"/>
+                <w:szCs w:val="20"/>
+              </w:rPr>
+              <w:t>。</w:t>
             </w:r>
           </w:p>
           <w:p>
@@ -19567,60 +20155,95 @@
             </w:pPr>
             <w:r>
               <w:rPr>
-                <w:rFonts w:ascii="Tahoma" w:eastAsia="微软雅黑" w:hAnsi="Tahoma" w:hint="eastAsia"/>
-                <w:kern w:val="0"/>
-                <w:sz w:val="22"/>
-              </w:rPr>
-              <w:t>前一个从</w:t>
-            </w:r>
-            <w:r>
-              <w:rPr>
-                <w:rFonts w:ascii="Tahoma" w:eastAsia="微软雅黑" w:hAnsi="Tahoma" w:hint="eastAsia"/>
-                <w:kern w:val="0"/>
-                <w:sz w:val="22"/>
-              </w:rPr>
-              <w:t>1</w:t>
-            </w:r>
-            <w:r>
-              <w:rPr>
-                <w:rFonts w:ascii="Tahoma" w:eastAsia="微软雅黑" w:hAnsi="Tahoma" w:hint="eastAsia"/>
-                <w:kern w:val="0"/>
-                <w:sz w:val="22"/>
-              </w:rPr>
-              <w:t>开始计数，后一个从</w:t>
-            </w:r>
-            <w:r>
-              <w:rPr>
-                <w:rFonts w:ascii="Tahoma" w:eastAsia="微软雅黑" w:hAnsi="Tahoma" w:hint="eastAsia"/>
-                <w:kern w:val="0"/>
-                <w:sz w:val="22"/>
-              </w:rPr>
-              <w:t>0</w:t>
-            </w:r>
-            <w:r>
-              <w:rPr>
-                <w:rFonts w:ascii="Tahoma" w:eastAsia="微软雅黑" w:hAnsi="Tahoma" w:hint="eastAsia"/>
-                <w:kern w:val="0"/>
-                <w:sz w:val="22"/>
-              </w:rPr>
-              <w:t>开始计数。</w:t>
-            </w:r>
-          </w:p>
-        </w:tc>
-        <w:tc>
-          <w:tcPr>
-            <w:tcW w:w="3438" w:type="dxa"/>
-            <w:vAlign w:val="center"/>
-          </w:tcPr>
-          <w:p>
-            <w:pPr>
-              <w:snapToGrid w:val="0"/>
-              <w:rPr>
-                <w:rFonts w:ascii="Tahoma" w:eastAsia="微软雅黑" w:hAnsi="Tahoma"/>
-                <w:kern w:val="0"/>
-                <w:szCs w:val="21"/>
-              </w:rPr>
-            </w:pPr>
+                <w:rFonts w:ascii="Tahoma" w:eastAsia="微软雅黑" w:hAnsi="Tahoma"/>
+                <w:color w:val="A6A6A6" w:themeColor="background1" w:themeShade="A6"/>
+                <w:kern w:val="0"/>
+                <w:sz w:val="20"/>
+                <w:szCs w:val="20"/>
+              </w:rPr>
+              <w:t>参数</w:t>
+            </w:r>
+            <w:r>
+              <w:rPr>
+                <w:rFonts w:ascii="Tahoma" w:eastAsia="微软雅黑" w:hAnsi="Tahoma"/>
+                <w:color w:val="A6A6A6" w:themeColor="background1" w:themeShade="A6"/>
+                <w:kern w:val="0"/>
+                <w:sz w:val="20"/>
+                <w:szCs w:val="20"/>
+              </w:rPr>
+              <w:t>2</w:t>
+            </w:r>
+            <w:proofErr w:type="gramStart"/>
+            <w:r>
+              <w:rPr>
+                <w:rFonts w:ascii="Tahoma" w:eastAsia="微软雅黑" w:hAnsi="Tahoma"/>
+                <w:color w:val="A6A6A6" w:themeColor="background1" w:themeShade="A6"/>
+                <w:kern w:val="0"/>
+                <w:sz w:val="20"/>
+                <w:szCs w:val="20"/>
+              </w:rPr>
+              <w:t>为脸图索引</w:t>
+            </w:r>
+            <w:proofErr w:type="gramEnd"/>
+            <w:r>
+              <w:rPr>
+                <w:rFonts w:ascii="Tahoma" w:eastAsia="微软雅黑" w:hAnsi="Tahoma"/>
+                <w:color w:val="A6A6A6" w:themeColor="background1" w:themeShade="A6"/>
+                <w:kern w:val="0"/>
+                <w:sz w:val="20"/>
+                <w:szCs w:val="20"/>
+              </w:rPr>
+              <w:t>，参数</w:t>
+            </w:r>
+            <w:r>
+              <w:rPr>
+                <w:rFonts w:ascii="Tahoma" w:eastAsia="微软雅黑" w:hAnsi="Tahoma"/>
+                <w:color w:val="A6A6A6" w:themeColor="background1" w:themeShade="A6"/>
+                <w:kern w:val="0"/>
+                <w:sz w:val="20"/>
+                <w:szCs w:val="20"/>
+              </w:rPr>
+              <w:t>3</w:t>
+            </w:r>
+            <w:proofErr w:type="gramStart"/>
+            <w:r>
+              <w:rPr>
+                <w:rFonts w:ascii="Tahoma" w:eastAsia="微软雅黑" w:hAnsi="Tahoma"/>
+                <w:color w:val="A6A6A6" w:themeColor="background1" w:themeShade="A6"/>
+                <w:kern w:val="0"/>
+                <w:sz w:val="20"/>
+                <w:szCs w:val="20"/>
+              </w:rPr>
+              <w:t>为脸图持续时间</w:t>
+            </w:r>
+            <w:proofErr w:type="gramEnd"/>
+            <w:r>
+              <w:rPr>
+                <w:rFonts w:ascii="Tahoma" w:eastAsia="微软雅黑" w:hAnsi="Tahoma"/>
+                <w:color w:val="A6A6A6" w:themeColor="background1" w:themeShade="A6"/>
+                <w:kern w:val="0"/>
+                <w:sz w:val="20"/>
+                <w:szCs w:val="20"/>
+              </w:rPr>
+              <w:t>。</w:t>
+            </w:r>
+          </w:p>
+        </w:tc>
+        <w:tc>
+          <w:tcPr>
+            <w:tcW w:w="3402" w:type="dxa"/>
+            <w:vAlign w:val="center"/>
+          </w:tcPr>
+          <w:p>
+            <w:pPr>
+              <w:snapToGrid w:val="0"/>
+              <w:rPr>
+                <w:rFonts w:ascii="Tahoma" w:eastAsia="微软雅黑" w:hAnsi="Tahoma"/>
+                <w:kern w:val="0"/>
+                <w:szCs w:val="21"/>
+              </w:rPr>
+            </w:pPr>
+            <w:proofErr w:type="spellStart"/>
             <w:r>
               <w:rPr>
                 <w:rFonts w:ascii="Tahoma" w:eastAsia="微软雅黑" w:hAnsi="Tahoma" w:hint="eastAsia"/>
@@ -19629,6 +20252,7 @@
               </w:rPr>
               <w:t>Drill_CoreOfDialog</w:t>
             </w:r>
+            <w:proofErr w:type="spellEnd"/>
           </w:p>
           <w:p>
             <w:pPr>
@@ -19702,7 +20326,7 @@
                 <w:kern w:val="0"/>
                 <w:sz w:val="22"/>
               </w:rPr>
-              <w:t>FP</w:t>
+              <w:t>FA</w:t>
             </w:r>
             <w:r>
               <w:rPr>
@@ -19719,7 +20343,7 @@
                 <w:kern w:val="0"/>
                 <w:sz w:val="22"/>
               </w:rPr>
-              <w:t>1</w:t>
+              <w:t>5</w:t>
             </w:r>
             <w:r>
               <w:rPr>
@@ -19757,7 +20381,7 @@
                 <w:kern w:val="0"/>
                 <w:sz w:val="22"/>
               </w:rPr>
-              <w:t>FP</w:t>
+              <w:t>FA</w:t>
             </w:r>
             <w:r>
               <w:rPr>
@@ -19774,7 +20398,7 @@
                 <w:kern w:val="0"/>
                 <w:sz w:val="22"/>
               </w:rPr>
-              <w:t>1:0</w:t>
+              <w:t>5:0</w:t>
             </w:r>
             <w:r>
               <w:rPr>
@@ -19842,73 +20466,108 @@
         </w:tc>
         <w:tc>
           <w:tcPr>
-            <w:tcW w:w="5122" w:type="dxa"/>
-            <w:vAlign w:val="center"/>
-          </w:tcPr>
-          <w:p>
-            <w:pPr>
-              <w:snapToGrid w:val="0"/>
-              <w:rPr>
-                <w:rFonts w:ascii="Tahoma" w:eastAsia="微软雅黑" w:hAnsi="Tahoma"/>
-                <w:kern w:val="0"/>
-                <w:sz w:val="22"/>
-              </w:rPr>
-            </w:pPr>
-            <w:r>
-              <w:rPr>
-                <w:rFonts w:ascii="Tahoma" w:eastAsia="微软雅黑" w:hAnsi="Tahoma" w:hint="eastAsia"/>
-                <w:kern w:val="0"/>
-                <w:sz w:val="22"/>
-              </w:rPr>
-              <w:t>对话框播放时，实时切换玩家队员的脸图。</w:t>
-            </w:r>
-          </w:p>
-          <w:p>
-            <w:pPr>
-              <w:snapToGrid w:val="0"/>
-              <w:rPr>
-                <w:rFonts w:ascii="Tahoma" w:eastAsia="微软雅黑" w:hAnsi="Tahoma"/>
-                <w:kern w:val="0"/>
-                <w:sz w:val="22"/>
-              </w:rPr>
-            </w:pPr>
-            <w:r>
-              <w:rPr>
-                <w:rFonts w:ascii="Tahoma" w:eastAsia="微软雅黑" w:hAnsi="Tahoma" w:hint="eastAsia"/>
-                <w:kern w:val="0"/>
-                <w:sz w:val="22"/>
-              </w:rPr>
-              <w:t>(-2</w:t>
-            </w:r>
-            <w:r>
-              <w:rPr>
-                <w:rFonts w:ascii="Tahoma" w:eastAsia="微软雅黑" w:hAnsi="Tahoma" w:hint="eastAsia"/>
-                <w:kern w:val="0"/>
-                <w:sz w:val="22"/>
-              </w:rPr>
-              <w:t>表示领队，</w:t>
-            </w:r>
-            <w:r>
-              <w:rPr>
-                <w:rFonts w:ascii="Tahoma" w:eastAsia="微软雅黑" w:hAnsi="Tahoma" w:hint="eastAsia"/>
-                <w:kern w:val="0"/>
-                <w:sz w:val="22"/>
+            <w:tcW w:w="5245" w:type="dxa"/>
+            <w:vAlign w:val="center"/>
+          </w:tcPr>
+          <w:p>
+            <w:pPr>
+              <w:snapToGrid w:val="0"/>
+              <w:rPr>
+                <w:rFonts w:ascii="Tahoma" w:eastAsia="微软雅黑" w:hAnsi="Tahoma"/>
+                <w:kern w:val="0"/>
+                <w:sz w:val="20"/>
+                <w:szCs w:val="20"/>
+              </w:rPr>
+            </w:pPr>
+            <w:r>
+              <w:rPr>
+                <w:rFonts w:ascii="Tahoma" w:eastAsia="微软雅黑" w:hAnsi="Tahoma"/>
+                <w:kern w:val="0"/>
+                <w:sz w:val="20"/>
+                <w:szCs w:val="20"/>
+              </w:rPr>
+              <w:t>对话框中，换成第</w:t>
+            </w:r>
+            <w:r>
+              <w:rPr>
+                <w:rFonts w:ascii="Tahoma" w:eastAsia="微软雅黑" w:hAnsi="Tahoma"/>
+                <w:kern w:val="0"/>
+                <w:sz w:val="20"/>
+                <w:szCs w:val="20"/>
+              </w:rPr>
+              <w:t>n</w:t>
+            </w:r>
+            <w:proofErr w:type="gramStart"/>
+            <w:r>
+              <w:rPr>
+                <w:rFonts w:ascii="Tahoma" w:eastAsia="微软雅黑" w:hAnsi="Tahoma"/>
+                <w:kern w:val="0"/>
+                <w:sz w:val="20"/>
+                <w:szCs w:val="20"/>
+              </w:rPr>
+              <w:t>个</w:t>
+            </w:r>
+            <w:proofErr w:type="gramEnd"/>
+            <w:r>
+              <w:rPr>
+                <w:rFonts w:ascii="Tahoma" w:eastAsia="微软雅黑" w:hAnsi="Tahoma"/>
+                <w:kern w:val="0"/>
+                <w:sz w:val="20"/>
+                <w:szCs w:val="20"/>
+              </w:rPr>
+              <w:t>角色脸图</w:t>
+            </w:r>
+            <w:r>
+              <w:rPr>
+                <w:rFonts w:ascii="Tahoma" w:eastAsia="微软雅黑" w:hAnsi="Tahoma" w:hint="eastAsia"/>
+                <w:kern w:val="0"/>
+                <w:sz w:val="20"/>
+                <w:szCs w:val="20"/>
+              </w:rPr>
+              <w:t>。</w:t>
+            </w:r>
+            <w:r>
+              <w:rPr>
+                <w:rFonts w:ascii="Tahoma" w:eastAsia="微软雅黑" w:hAnsi="Tahoma"/>
+                <w:kern w:val="0"/>
+                <w:sz w:val="20"/>
+                <w:szCs w:val="20"/>
+              </w:rPr>
+              <w:t>(</w:t>
+            </w:r>
+            <w:r>
+              <w:rPr>
+                <w:rFonts w:ascii="Tahoma" w:eastAsia="微软雅黑" w:hAnsi="Tahoma"/>
+                <w:kern w:val="0"/>
+                <w:sz w:val="20"/>
+                <w:szCs w:val="20"/>
+              </w:rPr>
+              <w:t>角色从</w:t>
+            </w:r>
+            <w:r>
+              <w:rPr>
+                <w:rFonts w:ascii="Tahoma" w:eastAsia="微软雅黑" w:hAnsi="Tahoma"/>
+                <w:kern w:val="0"/>
+                <w:sz w:val="20"/>
+                <w:szCs w:val="20"/>
               </w:rPr>
               <w:t>1</w:t>
             </w:r>
             <w:r>
               <w:rPr>
-                <w:rFonts w:ascii="Tahoma" w:eastAsia="微软雅黑" w:hAnsi="Tahoma" w:hint="eastAsia"/>
-                <w:kern w:val="0"/>
-                <w:sz w:val="22"/>
-              </w:rPr>
-              <w:t>表示第一个跟随者</w:t>
-            </w:r>
-            <w:r>
-              <w:rPr>
-                <w:rFonts w:ascii="Tahoma" w:eastAsia="微软雅黑" w:hAnsi="Tahoma" w:hint="eastAsia"/>
-                <w:kern w:val="0"/>
-                <w:sz w:val="22"/>
+                <w:rFonts w:ascii="Tahoma" w:eastAsia="微软雅黑" w:hAnsi="Tahoma"/>
+                <w:kern w:val="0"/>
+                <w:sz w:val="20"/>
+                <w:szCs w:val="20"/>
+              </w:rPr>
+              <w:t>开始计数</w:t>
+            </w:r>
+            <w:r>
+              <w:rPr>
+                <w:rFonts w:ascii="Tahoma" w:eastAsia="微软雅黑" w:hAnsi="Tahoma"/>
+                <w:kern w:val="0"/>
+                <w:sz w:val="20"/>
+                <w:szCs w:val="20"/>
               </w:rPr>
               <w:t>)</w:t>
             </w:r>
@@ -19926,60 +20585,103 @@
             </w:pPr>
             <w:r>
               <w:rPr>
-                <w:rFonts w:ascii="Tahoma" w:eastAsia="微软雅黑" w:hAnsi="Tahoma" w:hint="eastAsia"/>
-                <w:kern w:val="0"/>
-                <w:sz w:val="22"/>
-              </w:rPr>
-              <w:t>前一个从</w:t>
-            </w:r>
-            <w:r>
-              <w:rPr>
-                <w:rFonts w:ascii="Tahoma" w:eastAsia="微软雅黑" w:hAnsi="Tahoma" w:hint="eastAsia"/>
-                <w:kern w:val="0"/>
-                <w:sz w:val="22"/>
-              </w:rPr>
-              <w:t>1</w:t>
-            </w:r>
-            <w:r>
-              <w:rPr>
-                <w:rFonts w:ascii="Tahoma" w:eastAsia="微软雅黑" w:hAnsi="Tahoma" w:hint="eastAsia"/>
-                <w:kern w:val="0"/>
-                <w:sz w:val="22"/>
-              </w:rPr>
-              <w:t>开始计数，后一个从</w:t>
-            </w:r>
-            <w:r>
-              <w:rPr>
-                <w:rFonts w:ascii="Tahoma" w:eastAsia="微软雅黑" w:hAnsi="Tahoma" w:hint="eastAsia"/>
-                <w:kern w:val="0"/>
-                <w:sz w:val="22"/>
+                <w:rFonts w:ascii="Tahoma" w:eastAsia="微软雅黑" w:hAnsi="Tahoma"/>
+                <w:color w:val="A6A6A6" w:themeColor="background1" w:themeShade="A6"/>
+                <w:kern w:val="0"/>
+                <w:sz w:val="20"/>
+                <w:szCs w:val="20"/>
+              </w:rPr>
+              <w:t>参数</w:t>
+            </w:r>
+            <w:r>
+              <w:rPr>
+                <w:rFonts w:ascii="Tahoma" w:eastAsia="微软雅黑" w:hAnsi="Tahoma"/>
+                <w:color w:val="A6A6A6" w:themeColor="background1" w:themeShade="A6"/>
+                <w:kern w:val="0"/>
+                <w:sz w:val="20"/>
+                <w:szCs w:val="20"/>
+              </w:rPr>
+              <w:t>2</w:t>
+            </w:r>
+            <w:proofErr w:type="gramStart"/>
+            <w:r>
+              <w:rPr>
+                <w:rFonts w:ascii="Tahoma" w:eastAsia="微软雅黑" w:hAnsi="Tahoma"/>
+                <w:color w:val="A6A6A6" w:themeColor="background1" w:themeShade="A6"/>
+                <w:kern w:val="0"/>
+                <w:sz w:val="20"/>
+                <w:szCs w:val="20"/>
+              </w:rPr>
+              <w:t>为脸图索引</w:t>
+            </w:r>
+            <w:proofErr w:type="gramEnd"/>
+            <w:r>
+              <w:rPr>
+                <w:rFonts w:ascii="Tahoma" w:eastAsia="微软雅黑" w:hAnsi="Tahoma"/>
+                <w:color w:val="A6A6A6" w:themeColor="background1" w:themeShade="A6"/>
+                <w:kern w:val="0"/>
+                <w:sz w:val="20"/>
+                <w:szCs w:val="20"/>
+              </w:rPr>
+              <w:t>，索引从</w:t>
+            </w:r>
+            <w:r>
+              <w:rPr>
+                <w:rFonts w:ascii="Tahoma" w:eastAsia="微软雅黑" w:hAnsi="Tahoma"/>
+                <w:color w:val="A6A6A6" w:themeColor="background1" w:themeShade="A6"/>
+                <w:kern w:val="0"/>
+                <w:sz w:val="20"/>
+                <w:szCs w:val="20"/>
               </w:rPr>
               <w:t>0</w:t>
             </w:r>
             <w:r>
               <w:rPr>
-                <w:rFonts w:ascii="Tahoma" w:eastAsia="微软雅黑" w:hAnsi="Tahoma" w:hint="eastAsia"/>
-                <w:kern w:val="0"/>
-                <w:sz w:val="22"/>
-              </w:rPr>
-              <w:t>开始计数。</w:t>
-            </w:r>
-          </w:p>
-        </w:tc>
-        <w:tc>
-          <w:tcPr>
-            <w:tcW w:w="3438" w:type="dxa"/>
-            <w:vAlign w:val="center"/>
-          </w:tcPr>
-          <w:p>
-            <w:pPr>
-              <w:snapToGrid w:val="0"/>
-              <w:rPr>
-                <w:rFonts w:ascii="Tahoma" w:eastAsia="微软雅黑" w:hAnsi="Tahoma"/>
-                <w:kern w:val="0"/>
-                <w:szCs w:val="21"/>
-              </w:rPr>
-            </w:pPr>
+                <w:rFonts w:ascii="Tahoma" w:eastAsia="微软雅黑" w:hAnsi="Tahoma"/>
+                <w:color w:val="A6A6A6" w:themeColor="background1" w:themeShade="A6"/>
+                <w:kern w:val="0"/>
+                <w:sz w:val="20"/>
+                <w:szCs w:val="20"/>
+              </w:rPr>
+              <w:t>开始计数，范围为</w:t>
+            </w:r>
+            <w:r>
+              <w:rPr>
+                <w:rFonts w:ascii="Tahoma" w:eastAsia="微软雅黑" w:hAnsi="Tahoma"/>
+                <w:color w:val="A6A6A6" w:themeColor="background1" w:themeShade="A6"/>
+                <w:kern w:val="0"/>
+                <w:sz w:val="20"/>
+                <w:szCs w:val="20"/>
+              </w:rPr>
+              <w:t>0~7</w:t>
+            </w:r>
+            <w:r>
+              <w:rPr>
+                <w:rFonts w:ascii="Tahoma" w:eastAsia="微软雅黑" w:hAnsi="Tahoma"/>
+                <w:color w:val="A6A6A6" w:themeColor="background1" w:themeShade="A6"/>
+                <w:kern w:val="0"/>
+                <w:sz w:val="20"/>
+                <w:szCs w:val="20"/>
+              </w:rPr>
+              <w:t>。</w:t>
+            </w:r>
+          </w:p>
+        </w:tc>
+        <w:tc>
+          <w:tcPr>
+            <w:tcW w:w="3402" w:type="dxa"/>
+            <w:vAlign w:val="center"/>
+          </w:tcPr>
+          <w:p>
+            <w:pPr>
+              <w:snapToGrid w:val="0"/>
+              <w:rPr>
+                <w:rFonts w:ascii="Tahoma" w:eastAsia="微软雅黑" w:hAnsi="Tahoma"/>
+                <w:kern w:val="0"/>
+                <w:szCs w:val="21"/>
+              </w:rPr>
+            </w:pPr>
+            <w:proofErr w:type="spellStart"/>
             <w:r>
               <w:rPr>
                 <w:rFonts w:ascii="Tahoma" w:eastAsia="微软雅黑" w:hAnsi="Tahoma" w:hint="eastAsia"/>
@@ -19988,6 +20690,7 @@
               </w:rPr>
               <w:t>Drill_CoreOfDialog</w:t>
             </w:r>
+            <w:proofErr w:type="spellEnd"/>
           </w:p>
           <w:p>
             <w:pPr>
@@ -19998,6 +20701,1202 @@
                 <w:bCs/>
                 <w:kern w:val="0"/>
                 <w:sz w:val="22"/>
+              </w:rPr>
+            </w:pPr>
+            <w:r>
+              <w:rPr>
+                <w:rFonts w:ascii="Tahoma" w:eastAsia="微软雅黑" w:hAnsi="Tahoma" w:hint="eastAsia"/>
+                <w:kern w:val="0"/>
+                <w:szCs w:val="21"/>
+              </w:rPr>
+              <w:t>对话框</w:t>
+            </w:r>
+            <w:r>
+              <w:rPr>
+                <w:rFonts w:ascii="Tahoma" w:eastAsia="微软雅黑" w:hAnsi="Tahoma" w:hint="eastAsia"/>
+                <w:kern w:val="0"/>
+                <w:szCs w:val="21"/>
+              </w:rPr>
+              <w:t xml:space="preserve"> - </w:t>
+            </w:r>
+            <w:r>
+              <w:rPr>
+                <w:rFonts w:ascii="Tahoma" w:eastAsia="微软雅黑" w:hAnsi="Tahoma" w:hint="eastAsia"/>
+                <w:kern w:val="0"/>
+                <w:szCs w:val="21"/>
+              </w:rPr>
+              <w:t>对话框优化核心</w:t>
+            </w:r>
+          </w:p>
+        </w:tc>
+      </w:tr>
+      <w:tr>
+        <w:trPr>
+          <w:trHeight w:val="616"/>
+        </w:trPr>
+        <w:tc>
+          <w:tcPr>
+            <w:tcW w:w="2186" w:type="dxa"/>
+            <w:vAlign w:val="center"/>
+          </w:tcPr>
+          <w:p>
+            <w:pPr>
+              <w:snapToGrid w:val="0"/>
+              <w:jc w:val="center"/>
+              <w:rPr>
+                <w:rFonts w:ascii="Tahoma" w:eastAsia="微软雅黑" w:hAnsi="Tahoma" w:hint="eastAsia"/>
+                <w:kern w:val="0"/>
+                <w:sz w:val="22"/>
+              </w:rPr>
+            </w:pPr>
+            <w:r>
+              <w:rPr>
+                <w:rFonts w:ascii="Tahoma" w:eastAsia="微软雅黑" w:hAnsi="Tahoma" w:hint="eastAsia"/>
+                <w:kern w:val="0"/>
+                <w:sz w:val="22"/>
+              </w:rPr>
+              <w:t>\</w:t>
+            </w:r>
+            <w:r>
+              <w:rPr>
+                <w:rFonts w:ascii="Tahoma" w:eastAsia="微软雅黑" w:hAnsi="Tahoma" w:hint="eastAsia"/>
+                <w:kern w:val="0"/>
+                <w:sz w:val="22"/>
+              </w:rPr>
+              <w:t>FA</w:t>
+            </w:r>
+            <w:r>
+              <w:rPr>
+                <w:rFonts w:ascii="Tahoma" w:eastAsia="微软雅黑" w:hAnsi="Tahoma" w:hint="eastAsia"/>
+                <w:kern w:val="0"/>
+                <w:sz w:val="22"/>
+              </w:rPr>
+              <w:t>[</w:t>
+            </w:r>
+            <w:r>
+              <w:rPr>
+                <w:rFonts w:ascii="Tahoma" w:eastAsia="微软雅黑" w:hAnsi="Tahoma" w:hint="eastAsia"/>
+                <w:kern w:val="0"/>
+                <w:sz w:val="22"/>
+              </w:rPr>
+              <w:t>5:0</w:t>
+            </w:r>
+            <w:r>
+              <w:rPr>
+                <w:rFonts w:ascii="Tahoma" w:eastAsia="微软雅黑" w:hAnsi="Tahoma"/>
+                <w:kern w:val="0"/>
+                <w:sz w:val="20"/>
+                <w:szCs w:val="20"/>
+              </w:rPr>
+              <w:t>:</w:t>
+            </w:r>
+            <w:r>
+              <w:rPr>
+                <w:rFonts w:ascii="Tahoma" w:eastAsia="微软雅黑" w:hAnsi="Tahoma"/>
+                <w:kern w:val="0"/>
+                <w:sz w:val="20"/>
+                <w:szCs w:val="20"/>
+              </w:rPr>
+              <w:t>持续</w:t>
+            </w:r>
+            <w:r>
+              <w:rPr>
+                <w:rFonts w:ascii="Tahoma" w:eastAsia="微软雅黑" w:hAnsi="Tahoma"/>
+                <w:kern w:val="0"/>
+                <w:sz w:val="20"/>
+                <w:szCs w:val="20"/>
+              </w:rPr>
+              <w:t>[15]</w:t>
+            </w:r>
+            <w:r>
+              <w:rPr>
+                <w:rFonts w:ascii="Tahoma" w:eastAsia="微软雅黑" w:hAnsi="Tahoma" w:hint="eastAsia"/>
+                <w:kern w:val="0"/>
+                <w:sz w:val="22"/>
+              </w:rPr>
+              <w:t>]</w:t>
+            </w:r>
+          </w:p>
+        </w:tc>
+        <w:tc>
+          <w:tcPr>
+            <w:tcW w:w="1216" w:type="dxa"/>
+            <w:vAlign w:val="center"/>
+          </w:tcPr>
+          <w:p>
+            <w:pPr>
+              <w:snapToGrid w:val="0"/>
+              <w:jc w:val="center"/>
+              <w:rPr>
+                <w:rFonts w:ascii="Tahoma" w:eastAsia="微软雅黑" w:hAnsi="Tahoma" w:hint="eastAsia"/>
+                <w:kern w:val="0"/>
+                <w:sz w:val="22"/>
+              </w:rPr>
+            </w:pPr>
+            <w:r>
+              <w:rPr>
+                <w:rFonts w:ascii="Tahoma" w:eastAsia="微软雅黑" w:hAnsi="Tahoma" w:hint="eastAsia"/>
+                <w:kern w:val="0"/>
+                <w:sz w:val="22"/>
+              </w:rPr>
+              <w:t>消息输入</w:t>
+            </w:r>
+            <w:r>
+              <w:rPr>
+                <w:rFonts w:ascii="Tahoma" w:eastAsia="微软雅黑" w:hAnsi="Tahoma" w:hint="eastAsia"/>
+                <w:kern w:val="0"/>
+                <w:sz w:val="22"/>
+              </w:rPr>
+              <w:lastRenderedPageBreak/>
+              <w:t>字符</w:t>
+            </w:r>
+          </w:p>
+        </w:tc>
+        <w:tc>
+          <w:tcPr>
+            <w:tcW w:w="1134" w:type="dxa"/>
+            <w:vAlign w:val="center"/>
+          </w:tcPr>
+          <w:p>
+            <w:pPr>
+              <w:snapToGrid w:val="0"/>
+              <w:jc w:val="center"/>
+              <w:rPr>
+                <w:rFonts w:ascii="Tahoma" w:eastAsia="微软雅黑" w:hAnsi="Tahoma" w:hint="eastAsia"/>
+                <w:kern w:val="0"/>
+                <w:sz w:val="22"/>
+              </w:rPr>
+            </w:pPr>
+            <w:r>
+              <w:rPr>
+                <w:rFonts w:ascii="Tahoma" w:eastAsia="微软雅黑" w:hAnsi="Tahoma" w:hint="eastAsia"/>
+                <w:kern w:val="0"/>
+                <w:sz w:val="22"/>
+              </w:rPr>
+              <w:lastRenderedPageBreak/>
+              <w:t>数字</w:t>
+            </w:r>
+          </w:p>
+        </w:tc>
+        <w:tc>
+          <w:tcPr>
+            <w:tcW w:w="5245" w:type="dxa"/>
+            <w:vAlign w:val="center"/>
+          </w:tcPr>
+          <w:p>
+            <w:pPr>
+              <w:snapToGrid w:val="0"/>
+              <w:rPr>
+                <w:rFonts w:ascii="Tahoma" w:eastAsia="微软雅黑" w:hAnsi="Tahoma"/>
+                <w:kern w:val="0"/>
+                <w:sz w:val="20"/>
+                <w:szCs w:val="20"/>
+              </w:rPr>
+            </w:pPr>
+            <w:r>
+              <w:rPr>
+                <w:rFonts w:ascii="Tahoma" w:eastAsia="微软雅黑" w:hAnsi="Tahoma"/>
+                <w:kern w:val="0"/>
+                <w:sz w:val="20"/>
+                <w:szCs w:val="20"/>
+              </w:rPr>
+              <w:t>对话框中，换成第</w:t>
+            </w:r>
+            <w:r>
+              <w:rPr>
+                <w:rFonts w:ascii="Tahoma" w:eastAsia="微软雅黑" w:hAnsi="Tahoma"/>
+                <w:kern w:val="0"/>
+                <w:sz w:val="20"/>
+                <w:szCs w:val="20"/>
+              </w:rPr>
+              <w:t>n</w:t>
+            </w:r>
+            <w:proofErr w:type="gramStart"/>
+            <w:r>
+              <w:rPr>
+                <w:rFonts w:ascii="Tahoma" w:eastAsia="微软雅黑" w:hAnsi="Tahoma"/>
+                <w:kern w:val="0"/>
+                <w:sz w:val="20"/>
+                <w:szCs w:val="20"/>
+              </w:rPr>
+              <w:t>个</w:t>
+            </w:r>
+            <w:proofErr w:type="gramEnd"/>
+            <w:r>
+              <w:rPr>
+                <w:rFonts w:ascii="Tahoma" w:eastAsia="微软雅黑" w:hAnsi="Tahoma"/>
+                <w:kern w:val="0"/>
+                <w:sz w:val="20"/>
+                <w:szCs w:val="20"/>
+              </w:rPr>
+              <w:t>角色脸图</w:t>
+            </w:r>
+            <w:r>
+              <w:rPr>
+                <w:rFonts w:ascii="Tahoma" w:eastAsia="微软雅黑" w:hAnsi="Tahoma" w:hint="eastAsia"/>
+                <w:kern w:val="0"/>
+                <w:sz w:val="20"/>
+                <w:szCs w:val="20"/>
+              </w:rPr>
+              <w:t>。</w:t>
+            </w:r>
+            <w:r>
+              <w:rPr>
+                <w:rFonts w:ascii="Tahoma" w:eastAsia="微软雅黑" w:hAnsi="Tahoma"/>
+                <w:kern w:val="0"/>
+                <w:sz w:val="20"/>
+                <w:szCs w:val="20"/>
+              </w:rPr>
+              <w:t>(</w:t>
+            </w:r>
+            <w:r>
+              <w:rPr>
+                <w:rFonts w:ascii="Tahoma" w:eastAsia="微软雅黑" w:hAnsi="Tahoma"/>
+                <w:kern w:val="0"/>
+                <w:sz w:val="20"/>
+                <w:szCs w:val="20"/>
+              </w:rPr>
+              <w:t>角色从</w:t>
+            </w:r>
+            <w:r>
+              <w:rPr>
+                <w:rFonts w:ascii="Tahoma" w:eastAsia="微软雅黑" w:hAnsi="Tahoma"/>
+                <w:kern w:val="0"/>
+                <w:sz w:val="20"/>
+                <w:szCs w:val="20"/>
+              </w:rPr>
+              <w:t>1</w:t>
+            </w:r>
+            <w:r>
+              <w:rPr>
+                <w:rFonts w:ascii="Tahoma" w:eastAsia="微软雅黑" w:hAnsi="Tahoma"/>
+                <w:kern w:val="0"/>
+                <w:sz w:val="20"/>
+                <w:szCs w:val="20"/>
+              </w:rPr>
+              <w:t>开始计数</w:t>
+            </w:r>
+            <w:r>
+              <w:rPr>
+                <w:rFonts w:ascii="Tahoma" w:eastAsia="微软雅黑" w:hAnsi="Tahoma"/>
+                <w:kern w:val="0"/>
+                <w:sz w:val="20"/>
+                <w:szCs w:val="20"/>
+              </w:rPr>
+              <w:t>)</w:t>
+            </w:r>
+          </w:p>
+          <w:p>
+            <w:pPr>
+              <w:snapToGrid w:val="0"/>
+              <w:rPr>
+                <w:rFonts w:ascii="Tahoma" w:eastAsia="微软雅黑" w:hAnsi="Tahoma" w:hint="eastAsia"/>
+                <w:kern w:val="0"/>
+                <w:sz w:val="22"/>
+              </w:rPr>
+            </w:pPr>
+            <w:r>
+              <w:rPr>
+                <w:rFonts w:ascii="Tahoma" w:eastAsia="微软雅黑" w:hAnsi="Tahoma"/>
+                <w:color w:val="A6A6A6" w:themeColor="background1" w:themeShade="A6"/>
+                <w:kern w:val="0"/>
+                <w:sz w:val="20"/>
+                <w:szCs w:val="20"/>
+              </w:rPr>
+              <w:lastRenderedPageBreak/>
+              <w:t>参数</w:t>
+            </w:r>
+            <w:r>
+              <w:rPr>
+                <w:rFonts w:ascii="Tahoma" w:eastAsia="微软雅黑" w:hAnsi="Tahoma"/>
+                <w:color w:val="A6A6A6" w:themeColor="background1" w:themeShade="A6"/>
+                <w:kern w:val="0"/>
+                <w:sz w:val="20"/>
+                <w:szCs w:val="20"/>
+              </w:rPr>
+              <w:t>2</w:t>
+            </w:r>
+            <w:proofErr w:type="gramStart"/>
+            <w:r>
+              <w:rPr>
+                <w:rFonts w:ascii="Tahoma" w:eastAsia="微软雅黑" w:hAnsi="Tahoma"/>
+                <w:color w:val="A6A6A6" w:themeColor="background1" w:themeShade="A6"/>
+                <w:kern w:val="0"/>
+                <w:sz w:val="20"/>
+                <w:szCs w:val="20"/>
+              </w:rPr>
+              <w:t>为脸图索引</w:t>
+            </w:r>
+            <w:proofErr w:type="gramEnd"/>
+            <w:r>
+              <w:rPr>
+                <w:rFonts w:ascii="Tahoma" w:eastAsia="微软雅黑" w:hAnsi="Tahoma"/>
+                <w:color w:val="A6A6A6" w:themeColor="background1" w:themeShade="A6"/>
+                <w:kern w:val="0"/>
+                <w:sz w:val="20"/>
+                <w:szCs w:val="20"/>
+              </w:rPr>
+              <w:t>，参数</w:t>
+            </w:r>
+            <w:r>
+              <w:rPr>
+                <w:rFonts w:ascii="Tahoma" w:eastAsia="微软雅黑" w:hAnsi="Tahoma"/>
+                <w:color w:val="A6A6A6" w:themeColor="background1" w:themeShade="A6"/>
+                <w:kern w:val="0"/>
+                <w:sz w:val="20"/>
+                <w:szCs w:val="20"/>
+              </w:rPr>
+              <w:t>3</w:t>
+            </w:r>
+            <w:proofErr w:type="gramStart"/>
+            <w:r>
+              <w:rPr>
+                <w:rFonts w:ascii="Tahoma" w:eastAsia="微软雅黑" w:hAnsi="Tahoma"/>
+                <w:color w:val="A6A6A6" w:themeColor="background1" w:themeShade="A6"/>
+                <w:kern w:val="0"/>
+                <w:sz w:val="20"/>
+                <w:szCs w:val="20"/>
+              </w:rPr>
+              <w:t>为脸图持续时间</w:t>
+            </w:r>
+            <w:proofErr w:type="gramEnd"/>
+            <w:r>
+              <w:rPr>
+                <w:rFonts w:ascii="Tahoma" w:eastAsia="微软雅黑" w:hAnsi="Tahoma"/>
+                <w:color w:val="A6A6A6" w:themeColor="background1" w:themeShade="A6"/>
+                <w:kern w:val="0"/>
+                <w:sz w:val="20"/>
+                <w:szCs w:val="20"/>
+              </w:rPr>
+              <w:t>。</w:t>
+            </w:r>
+          </w:p>
+        </w:tc>
+        <w:tc>
+          <w:tcPr>
+            <w:tcW w:w="3402" w:type="dxa"/>
+            <w:vAlign w:val="center"/>
+          </w:tcPr>
+          <w:p>
+            <w:pPr>
+              <w:snapToGrid w:val="0"/>
+              <w:rPr>
+                <w:rFonts w:ascii="Tahoma" w:eastAsia="微软雅黑" w:hAnsi="Tahoma"/>
+                <w:kern w:val="0"/>
+                <w:szCs w:val="21"/>
+              </w:rPr>
+            </w:pPr>
+            <w:proofErr w:type="spellStart"/>
+            <w:r>
+              <w:rPr>
+                <w:rFonts w:ascii="Tahoma" w:eastAsia="微软雅黑" w:hAnsi="Tahoma" w:hint="eastAsia"/>
+                <w:kern w:val="0"/>
+                <w:szCs w:val="21"/>
+              </w:rPr>
+              <w:lastRenderedPageBreak/>
+              <w:t>Drill_CoreOfDialog</w:t>
+            </w:r>
+            <w:proofErr w:type="spellEnd"/>
+          </w:p>
+          <w:p>
+            <w:pPr>
+              <w:snapToGrid w:val="0"/>
+              <w:rPr>
+                <w:rFonts w:ascii="Tahoma" w:eastAsia="微软雅黑" w:hAnsi="Tahoma" w:hint="eastAsia"/>
+                <w:kern w:val="0"/>
+                <w:szCs w:val="21"/>
+              </w:rPr>
+            </w:pPr>
+            <w:r>
+              <w:rPr>
+                <w:rFonts w:ascii="Tahoma" w:eastAsia="微软雅黑" w:hAnsi="Tahoma" w:hint="eastAsia"/>
+                <w:kern w:val="0"/>
+                <w:szCs w:val="21"/>
+              </w:rPr>
+              <w:lastRenderedPageBreak/>
+              <w:t>对话框</w:t>
+            </w:r>
+            <w:r>
+              <w:rPr>
+                <w:rFonts w:ascii="Tahoma" w:eastAsia="微软雅黑" w:hAnsi="Tahoma" w:hint="eastAsia"/>
+                <w:kern w:val="0"/>
+                <w:szCs w:val="21"/>
+              </w:rPr>
+              <w:t xml:space="preserve"> - </w:t>
+            </w:r>
+            <w:r>
+              <w:rPr>
+                <w:rFonts w:ascii="Tahoma" w:eastAsia="微软雅黑" w:hAnsi="Tahoma" w:hint="eastAsia"/>
+                <w:kern w:val="0"/>
+                <w:szCs w:val="21"/>
+              </w:rPr>
+              <w:t>对话框优化核心</w:t>
+            </w:r>
+          </w:p>
+        </w:tc>
+      </w:tr>
+      <w:tr>
+        <w:trPr>
+          <w:trHeight w:val="616"/>
+        </w:trPr>
+        <w:tc>
+          <w:tcPr>
+            <w:tcW w:w="2186" w:type="dxa"/>
+            <w:vAlign w:val="center"/>
+          </w:tcPr>
+          <w:p>
+            <w:pPr>
+              <w:snapToGrid w:val="0"/>
+              <w:jc w:val="center"/>
+              <w:rPr>
+                <w:rFonts w:ascii="Tahoma" w:eastAsia="微软雅黑" w:hAnsi="Tahoma"/>
+                <w:kern w:val="0"/>
+                <w:sz w:val="22"/>
+              </w:rPr>
+            </w:pPr>
+            <w:r>
+              <w:rPr>
+                <w:rFonts w:ascii="Tahoma" w:eastAsia="微软雅黑" w:hAnsi="Tahoma" w:hint="eastAsia"/>
+                <w:kern w:val="0"/>
+                <w:sz w:val="22"/>
+              </w:rPr>
+              <w:lastRenderedPageBreak/>
+              <w:t>\</w:t>
+            </w:r>
+            <w:proofErr w:type="gramStart"/>
+            <w:r>
+              <w:rPr>
+                <w:rFonts w:ascii="Tahoma" w:eastAsia="微软雅黑" w:hAnsi="Tahoma" w:hint="eastAsia"/>
+                <w:kern w:val="0"/>
+                <w:sz w:val="22"/>
+              </w:rPr>
+              <w:t>FP</w:t>
+            </w:r>
+            <w:r>
+              <w:rPr>
+                <w:rFonts w:ascii="Tahoma" w:eastAsia="微软雅黑" w:hAnsi="Tahoma" w:hint="eastAsia"/>
+                <w:kern w:val="0"/>
+                <w:sz w:val="22"/>
+              </w:rPr>
+              <w:t>[</w:t>
+            </w:r>
+            <w:proofErr w:type="gramEnd"/>
+            <w:r>
+              <w:rPr>
+                <w:rFonts w:ascii="Tahoma" w:eastAsia="微软雅黑" w:hAnsi="Tahoma" w:hint="eastAsia"/>
+                <w:kern w:val="0"/>
+                <w:sz w:val="22"/>
+              </w:rPr>
+              <w:t>1</w:t>
+            </w:r>
+            <w:r>
+              <w:rPr>
+                <w:rFonts w:ascii="Tahoma" w:eastAsia="微软雅黑" w:hAnsi="Tahoma" w:hint="eastAsia"/>
+                <w:kern w:val="0"/>
+                <w:sz w:val="22"/>
+              </w:rPr>
+              <w:t>]</w:t>
+            </w:r>
+          </w:p>
+          <w:p>
+            <w:pPr>
+              <w:snapToGrid w:val="0"/>
+              <w:jc w:val="center"/>
+              <w:rPr>
+                <w:rFonts w:ascii="Tahoma" w:eastAsia="微软雅黑" w:hAnsi="Tahoma" w:hint="eastAsia"/>
+                <w:kern w:val="0"/>
+                <w:sz w:val="22"/>
+              </w:rPr>
+            </w:pPr>
+            <w:r>
+              <w:rPr>
+                <w:rFonts w:ascii="Tahoma" w:eastAsia="微软雅黑" w:hAnsi="Tahoma" w:hint="eastAsia"/>
+                <w:kern w:val="0"/>
+                <w:sz w:val="22"/>
+              </w:rPr>
+              <w:t>\</w:t>
+            </w:r>
+            <w:proofErr w:type="gramStart"/>
+            <w:r>
+              <w:rPr>
+                <w:rFonts w:ascii="Tahoma" w:eastAsia="微软雅黑" w:hAnsi="Tahoma" w:hint="eastAsia"/>
+                <w:kern w:val="0"/>
+                <w:sz w:val="22"/>
+              </w:rPr>
+              <w:t>FP</w:t>
+            </w:r>
+            <w:r>
+              <w:rPr>
+                <w:rFonts w:ascii="Tahoma" w:eastAsia="微软雅黑" w:hAnsi="Tahoma" w:hint="eastAsia"/>
+                <w:kern w:val="0"/>
+                <w:sz w:val="22"/>
+              </w:rPr>
+              <w:t>[</w:t>
+            </w:r>
+            <w:proofErr w:type="gramEnd"/>
+            <w:r>
+              <w:rPr>
+                <w:rFonts w:ascii="Tahoma" w:eastAsia="微软雅黑" w:hAnsi="Tahoma" w:hint="eastAsia"/>
+                <w:kern w:val="0"/>
+                <w:sz w:val="22"/>
+              </w:rPr>
+              <w:t>1:0</w:t>
+            </w:r>
+            <w:r>
+              <w:rPr>
+                <w:rFonts w:ascii="Tahoma" w:eastAsia="微软雅黑" w:hAnsi="Tahoma" w:hint="eastAsia"/>
+                <w:kern w:val="0"/>
+                <w:sz w:val="22"/>
+              </w:rPr>
+              <w:t>]</w:t>
+            </w:r>
+          </w:p>
+        </w:tc>
+        <w:tc>
+          <w:tcPr>
+            <w:tcW w:w="1216" w:type="dxa"/>
+            <w:vAlign w:val="center"/>
+          </w:tcPr>
+          <w:p>
+            <w:pPr>
+              <w:snapToGrid w:val="0"/>
+              <w:jc w:val="center"/>
+              <w:rPr>
+                <w:rFonts w:ascii="Tahoma" w:eastAsia="微软雅黑" w:hAnsi="Tahoma" w:hint="eastAsia"/>
+                <w:kern w:val="0"/>
+                <w:sz w:val="22"/>
+              </w:rPr>
+            </w:pPr>
+            <w:r>
+              <w:rPr>
+                <w:rFonts w:ascii="Tahoma" w:eastAsia="微软雅黑" w:hAnsi="Tahoma" w:hint="eastAsia"/>
+                <w:kern w:val="0"/>
+                <w:sz w:val="22"/>
+              </w:rPr>
+              <w:t>消息输入字符</w:t>
+            </w:r>
+          </w:p>
+        </w:tc>
+        <w:tc>
+          <w:tcPr>
+            <w:tcW w:w="1134" w:type="dxa"/>
+            <w:vAlign w:val="center"/>
+          </w:tcPr>
+          <w:p>
+            <w:pPr>
+              <w:snapToGrid w:val="0"/>
+              <w:jc w:val="center"/>
+              <w:rPr>
+                <w:rFonts w:ascii="Tahoma" w:eastAsia="微软雅黑" w:hAnsi="Tahoma" w:hint="eastAsia"/>
+                <w:kern w:val="0"/>
+                <w:sz w:val="22"/>
+              </w:rPr>
+            </w:pPr>
+            <w:r>
+              <w:rPr>
+                <w:rFonts w:ascii="Tahoma" w:eastAsia="微软雅黑" w:hAnsi="Tahoma" w:hint="eastAsia"/>
+                <w:kern w:val="0"/>
+                <w:sz w:val="22"/>
+              </w:rPr>
+              <w:t>数字</w:t>
+            </w:r>
+          </w:p>
+        </w:tc>
+        <w:tc>
+          <w:tcPr>
+            <w:tcW w:w="5245" w:type="dxa"/>
+            <w:vAlign w:val="center"/>
+          </w:tcPr>
+          <w:p>
+            <w:pPr>
+              <w:widowControl/>
+              <w:adjustRightInd w:val="0"/>
+              <w:snapToGrid w:val="0"/>
+              <w:jc w:val="left"/>
+              <w:rPr>
+                <w:rFonts w:ascii="Tahoma" w:eastAsia="微软雅黑" w:hAnsi="Tahoma"/>
+                <w:kern w:val="0"/>
+                <w:sz w:val="20"/>
+                <w:szCs w:val="20"/>
+              </w:rPr>
+            </w:pPr>
+            <w:r>
+              <w:rPr>
+                <w:rFonts w:ascii="Tahoma" w:eastAsia="微软雅黑" w:hAnsi="Tahoma"/>
+                <w:kern w:val="0"/>
+                <w:sz w:val="20"/>
+                <w:szCs w:val="20"/>
+              </w:rPr>
+              <w:t>对话框中，换成玩家队员脸图</w:t>
+            </w:r>
+            <w:r>
+              <w:rPr>
+                <w:rFonts w:ascii="Tahoma" w:eastAsia="微软雅黑" w:hAnsi="Tahoma" w:hint="eastAsia"/>
+                <w:kern w:val="0"/>
+                <w:sz w:val="20"/>
+                <w:szCs w:val="20"/>
+              </w:rPr>
+              <w:t>。</w:t>
+            </w:r>
+          </w:p>
+          <w:p>
+            <w:pPr>
+              <w:snapToGrid w:val="0"/>
+              <w:rPr>
+                <w:rFonts w:ascii="Tahoma" w:eastAsia="微软雅黑" w:hAnsi="Tahoma"/>
+                <w:kern w:val="0"/>
+                <w:sz w:val="20"/>
+                <w:szCs w:val="20"/>
+              </w:rPr>
+            </w:pPr>
+            <w:r>
+              <w:rPr>
+                <w:rFonts w:ascii="Tahoma" w:eastAsia="微软雅黑" w:hAnsi="Tahoma"/>
+                <w:kern w:val="0"/>
+                <w:sz w:val="20"/>
+                <w:szCs w:val="20"/>
+              </w:rPr>
+              <w:t>(-2</w:t>
+            </w:r>
+            <w:r>
+              <w:rPr>
+                <w:rFonts w:ascii="Tahoma" w:eastAsia="微软雅黑" w:hAnsi="Tahoma"/>
+                <w:kern w:val="0"/>
+                <w:sz w:val="20"/>
+                <w:szCs w:val="20"/>
+              </w:rPr>
+              <w:t>表示领队，</w:t>
+            </w:r>
+            <w:r>
+              <w:rPr>
+                <w:rFonts w:ascii="Tahoma" w:eastAsia="微软雅黑" w:hAnsi="Tahoma"/>
+                <w:kern w:val="0"/>
+                <w:sz w:val="20"/>
+                <w:szCs w:val="20"/>
+              </w:rPr>
+              <w:t>1</w:t>
+            </w:r>
+            <w:r>
+              <w:rPr>
+                <w:rFonts w:ascii="Tahoma" w:eastAsia="微软雅黑" w:hAnsi="Tahoma"/>
+                <w:kern w:val="0"/>
+                <w:sz w:val="20"/>
+                <w:szCs w:val="20"/>
+              </w:rPr>
+              <w:t>表示第一个跟随者</w:t>
+            </w:r>
+            <w:r>
+              <w:rPr>
+                <w:rFonts w:ascii="Tahoma" w:eastAsia="微软雅黑" w:hAnsi="Tahoma"/>
+                <w:kern w:val="0"/>
+                <w:sz w:val="20"/>
+                <w:szCs w:val="20"/>
+              </w:rPr>
+              <w:t>)</w:t>
+            </w:r>
+          </w:p>
+          <w:p>
+            <w:pPr>
+              <w:snapToGrid w:val="0"/>
+              <w:rPr>
+                <w:rFonts w:ascii="Tahoma" w:eastAsia="微软雅黑" w:hAnsi="Tahoma" w:hint="eastAsia"/>
+                <w:kern w:val="0"/>
+                <w:sz w:val="22"/>
+              </w:rPr>
+            </w:pPr>
+            <w:r>
+              <w:rPr>
+                <w:rFonts w:ascii="Tahoma" w:eastAsia="微软雅黑" w:hAnsi="Tahoma"/>
+                <w:color w:val="A6A6A6" w:themeColor="background1" w:themeShade="A6"/>
+                <w:kern w:val="0"/>
+                <w:sz w:val="20"/>
+                <w:szCs w:val="20"/>
+              </w:rPr>
+              <w:t>参数</w:t>
+            </w:r>
+            <w:r>
+              <w:rPr>
+                <w:rFonts w:ascii="Tahoma" w:eastAsia="微软雅黑" w:hAnsi="Tahoma"/>
+                <w:color w:val="A6A6A6" w:themeColor="background1" w:themeShade="A6"/>
+                <w:kern w:val="0"/>
+                <w:sz w:val="20"/>
+                <w:szCs w:val="20"/>
+              </w:rPr>
+              <w:t>2</w:t>
+            </w:r>
+            <w:proofErr w:type="gramStart"/>
+            <w:r>
+              <w:rPr>
+                <w:rFonts w:ascii="Tahoma" w:eastAsia="微软雅黑" w:hAnsi="Tahoma"/>
+                <w:color w:val="A6A6A6" w:themeColor="background1" w:themeShade="A6"/>
+                <w:kern w:val="0"/>
+                <w:sz w:val="20"/>
+                <w:szCs w:val="20"/>
+              </w:rPr>
+              <w:t>为脸图索引</w:t>
+            </w:r>
+            <w:proofErr w:type="gramEnd"/>
+            <w:r>
+              <w:rPr>
+                <w:rFonts w:ascii="Tahoma" w:eastAsia="微软雅黑" w:hAnsi="Tahoma"/>
+                <w:color w:val="A6A6A6" w:themeColor="background1" w:themeShade="A6"/>
+                <w:kern w:val="0"/>
+                <w:sz w:val="20"/>
+                <w:szCs w:val="20"/>
+              </w:rPr>
+              <w:t>，索引从</w:t>
+            </w:r>
+            <w:r>
+              <w:rPr>
+                <w:rFonts w:ascii="Tahoma" w:eastAsia="微软雅黑" w:hAnsi="Tahoma"/>
+                <w:color w:val="A6A6A6" w:themeColor="background1" w:themeShade="A6"/>
+                <w:kern w:val="0"/>
+                <w:sz w:val="20"/>
+                <w:szCs w:val="20"/>
+              </w:rPr>
+              <w:t>0</w:t>
+            </w:r>
+            <w:r>
+              <w:rPr>
+                <w:rFonts w:ascii="Tahoma" w:eastAsia="微软雅黑" w:hAnsi="Tahoma"/>
+                <w:color w:val="A6A6A6" w:themeColor="background1" w:themeShade="A6"/>
+                <w:kern w:val="0"/>
+                <w:sz w:val="20"/>
+                <w:szCs w:val="20"/>
+              </w:rPr>
+              <w:t>开始计数，范围为</w:t>
+            </w:r>
+            <w:r>
+              <w:rPr>
+                <w:rFonts w:ascii="Tahoma" w:eastAsia="微软雅黑" w:hAnsi="Tahoma"/>
+                <w:color w:val="A6A6A6" w:themeColor="background1" w:themeShade="A6"/>
+                <w:kern w:val="0"/>
+                <w:sz w:val="20"/>
+                <w:szCs w:val="20"/>
+              </w:rPr>
+              <w:t>0~7</w:t>
+            </w:r>
+            <w:r>
+              <w:rPr>
+                <w:rFonts w:ascii="Tahoma" w:eastAsia="微软雅黑" w:hAnsi="Tahoma"/>
+                <w:color w:val="A6A6A6" w:themeColor="background1" w:themeShade="A6"/>
+                <w:kern w:val="0"/>
+                <w:sz w:val="20"/>
+                <w:szCs w:val="20"/>
+              </w:rPr>
+              <w:t>。</w:t>
+            </w:r>
+          </w:p>
+        </w:tc>
+        <w:tc>
+          <w:tcPr>
+            <w:tcW w:w="3402" w:type="dxa"/>
+            <w:vAlign w:val="center"/>
+          </w:tcPr>
+          <w:p>
+            <w:pPr>
+              <w:snapToGrid w:val="0"/>
+              <w:rPr>
+                <w:rFonts w:ascii="Tahoma" w:eastAsia="微软雅黑" w:hAnsi="Tahoma"/>
+                <w:kern w:val="0"/>
+                <w:szCs w:val="21"/>
+              </w:rPr>
+            </w:pPr>
+            <w:proofErr w:type="spellStart"/>
+            <w:r>
+              <w:rPr>
+                <w:rFonts w:ascii="Tahoma" w:eastAsia="微软雅黑" w:hAnsi="Tahoma" w:hint="eastAsia"/>
+                <w:kern w:val="0"/>
+                <w:szCs w:val="21"/>
+              </w:rPr>
+              <w:t>Drill_CoreOfDialog</w:t>
+            </w:r>
+            <w:proofErr w:type="spellEnd"/>
+          </w:p>
+          <w:p>
+            <w:pPr>
+              <w:snapToGrid w:val="0"/>
+              <w:rPr>
+                <w:rFonts w:ascii="Tahoma" w:eastAsia="微软雅黑" w:hAnsi="Tahoma" w:hint="eastAsia"/>
+                <w:kern w:val="0"/>
+                <w:szCs w:val="21"/>
+              </w:rPr>
+            </w:pPr>
+            <w:r>
+              <w:rPr>
+                <w:rFonts w:ascii="Tahoma" w:eastAsia="微软雅黑" w:hAnsi="Tahoma" w:hint="eastAsia"/>
+                <w:kern w:val="0"/>
+                <w:szCs w:val="21"/>
+              </w:rPr>
+              <w:t>对话框</w:t>
+            </w:r>
+            <w:r>
+              <w:rPr>
+                <w:rFonts w:ascii="Tahoma" w:eastAsia="微软雅黑" w:hAnsi="Tahoma" w:hint="eastAsia"/>
+                <w:kern w:val="0"/>
+                <w:szCs w:val="21"/>
+              </w:rPr>
+              <w:t xml:space="preserve"> - </w:t>
+            </w:r>
+            <w:r>
+              <w:rPr>
+                <w:rFonts w:ascii="Tahoma" w:eastAsia="微软雅黑" w:hAnsi="Tahoma" w:hint="eastAsia"/>
+                <w:kern w:val="0"/>
+                <w:szCs w:val="21"/>
+              </w:rPr>
+              <w:t>对话框优化核心</w:t>
+            </w:r>
+          </w:p>
+        </w:tc>
+      </w:tr>
+      <w:tr>
+        <w:trPr>
+          <w:trHeight w:val="616"/>
+        </w:trPr>
+        <w:tc>
+          <w:tcPr>
+            <w:tcW w:w="2186" w:type="dxa"/>
+            <w:vAlign w:val="center"/>
+          </w:tcPr>
+          <w:p>
+            <w:pPr>
+              <w:snapToGrid w:val="0"/>
+              <w:jc w:val="center"/>
+              <w:rPr>
+                <w:rFonts w:ascii="Tahoma" w:eastAsia="微软雅黑" w:hAnsi="Tahoma" w:hint="eastAsia"/>
+                <w:kern w:val="0"/>
+                <w:sz w:val="22"/>
+              </w:rPr>
+            </w:pPr>
+            <w:r>
+              <w:rPr>
+                <w:rFonts w:ascii="Tahoma" w:eastAsia="微软雅黑" w:hAnsi="Tahoma" w:hint="eastAsia"/>
+                <w:kern w:val="0"/>
+                <w:sz w:val="22"/>
+              </w:rPr>
+              <w:t>\</w:t>
+            </w:r>
+            <w:r>
+              <w:rPr>
+                <w:rFonts w:ascii="Tahoma" w:eastAsia="微软雅黑" w:hAnsi="Tahoma" w:hint="eastAsia"/>
+                <w:kern w:val="0"/>
+                <w:sz w:val="22"/>
+              </w:rPr>
+              <w:t>FP</w:t>
+            </w:r>
+            <w:r>
+              <w:rPr>
+                <w:rFonts w:ascii="Tahoma" w:eastAsia="微软雅黑" w:hAnsi="Tahoma" w:hint="eastAsia"/>
+                <w:kern w:val="0"/>
+                <w:sz w:val="22"/>
+              </w:rPr>
+              <w:t>[</w:t>
+            </w:r>
+            <w:r>
+              <w:rPr>
+                <w:rFonts w:ascii="Tahoma" w:eastAsia="微软雅黑" w:hAnsi="Tahoma" w:hint="eastAsia"/>
+                <w:kern w:val="0"/>
+                <w:sz w:val="22"/>
+              </w:rPr>
+              <w:t>1:0</w:t>
+            </w:r>
+            <w:r>
+              <w:rPr>
+                <w:rFonts w:ascii="Tahoma" w:eastAsia="微软雅黑" w:hAnsi="Tahoma"/>
+                <w:kern w:val="0"/>
+                <w:sz w:val="20"/>
+                <w:szCs w:val="20"/>
+              </w:rPr>
+              <w:t>:</w:t>
+            </w:r>
+            <w:r>
+              <w:rPr>
+                <w:rFonts w:ascii="Tahoma" w:eastAsia="微软雅黑" w:hAnsi="Tahoma"/>
+                <w:kern w:val="0"/>
+                <w:sz w:val="20"/>
+                <w:szCs w:val="20"/>
+              </w:rPr>
+              <w:t>持续</w:t>
+            </w:r>
+            <w:r>
+              <w:rPr>
+                <w:rFonts w:ascii="Tahoma" w:eastAsia="微软雅黑" w:hAnsi="Tahoma"/>
+                <w:kern w:val="0"/>
+                <w:sz w:val="20"/>
+                <w:szCs w:val="20"/>
+              </w:rPr>
+              <w:t>[15]</w:t>
+            </w:r>
+            <w:r>
+              <w:rPr>
+                <w:rFonts w:ascii="Tahoma" w:eastAsia="微软雅黑" w:hAnsi="Tahoma" w:hint="eastAsia"/>
+                <w:kern w:val="0"/>
+                <w:sz w:val="22"/>
+              </w:rPr>
+              <w:t>]</w:t>
+            </w:r>
+          </w:p>
+        </w:tc>
+        <w:tc>
+          <w:tcPr>
+            <w:tcW w:w="1216" w:type="dxa"/>
+            <w:vAlign w:val="center"/>
+          </w:tcPr>
+          <w:p>
+            <w:pPr>
+              <w:snapToGrid w:val="0"/>
+              <w:jc w:val="center"/>
+              <w:rPr>
+                <w:rFonts w:ascii="Tahoma" w:eastAsia="微软雅黑" w:hAnsi="Tahoma" w:hint="eastAsia"/>
+                <w:kern w:val="0"/>
+                <w:sz w:val="22"/>
+              </w:rPr>
+            </w:pPr>
+            <w:r>
+              <w:rPr>
+                <w:rFonts w:ascii="Tahoma" w:eastAsia="微软雅黑" w:hAnsi="Tahoma" w:hint="eastAsia"/>
+                <w:kern w:val="0"/>
+                <w:sz w:val="22"/>
+              </w:rPr>
+              <w:t>消息输入字符</w:t>
+            </w:r>
+          </w:p>
+        </w:tc>
+        <w:tc>
+          <w:tcPr>
+            <w:tcW w:w="1134" w:type="dxa"/>
+            <w:vAlign w:val="center"/>
+          </w:tcPr>
+          <w:p>
+            <w:pPr>
+              <w:snapToGrid w:val="0"/>
+              <w:jc w:val="center"/>
+              <w:rPr>
+                <w:rFonts w:ascii="Tahoma" w:eastAsia="微软雅黑" w:hAnsi="Tahoma" w:hint="eastAsia"/>
+                <w:kern w:val="0"/>
+                <w:sz w:val="22"/>
+              </w:rPr>
+            </w:pPr>
+            <w:r>
+              <w:rPr>
+                <w:rFonts w:ascii="Tahoma" w:eastAsia="微软雅黑" w:hAnsi="Tahoma" w:hint="eastAsia"/>
+                <w:kern w:val="0"/>
+                <w:sz w:val="22"/>
+              </w:rPr>
+              <w:t>数字</w:t>
+            </w:r>
+          </w:p>
+        </w:tc>
+        <w:tc>
+          <w:tcPr>
+            <w:tcW w:w="5245" w:type="dxa"/>
+            <w:vAlign w:val="center"/>
+          </w:tcPr>
+          <w:p>
+            <w:pPr>
+              <w:widowControl/>
+              <w:adjustRightInd w:val="0"/>
+              <w:snapToGrid w:val="0"/>
+              <w:jc w:val="left"/>
+              <w:rPr>
+                <w:rFonts w:ascii="Tahoma" w:eastAsia="微软雅黑" w:hAnsi="Tahoma"/>
+                <w:kern w:val="0"/>
+                <w:sz w:val="20"/>
+                <w:szCs w:val="20"/>
+              </w:rPr>
+            </w:pPr>
+            <w:r>
+              <w:rPr>
+                <w:rFonts w:ascii="Tahoma" w:eastAsia="微软雅黑" w:hAnsi="Tahoma"/>
+                <w:kern w:val="0"/>
+                <w:sz w:val="20"/>
+                <w:szCs w:val="20"/>
+              </w:rPr>
+              <w:t>对话框中，换成玩家队员脸图</w:t>
+            </w:r>
+            <w:r>
+              <w:rPr>
+                <w:rFonts w:ascii="Tahoma" w:eastAsia="微软雅黑" w:hAnsi="Tahoma" w:hint="eastAsia"/>
+                <w:kern w:val="0"/>
+                <w:sz w:val="20"/>
+                <w:szCs w:val="20"/>
+              </w:rPr>
+              <w:t>。</w:t>
+            </w:r>
+          </w:p>
+          <w:p>
+            <w:pPr>
+              <w:snapToGrid w:val="0"/>
+              <w:rPr>
+                <w:rFonts w:ascii="Tahoma" w:eastAsia="微软雅黑" w:hAnsi="Tahoma"/>
+                <w:kern w:val="0"/>
+                <w:sz w:val="20"/>
+                <w:szCs w:val="20"/>
+              </w:rPr>
+            </w:pPr>
+            <w:r>
+              <w:rPr>
+                <w:rFonts w:ascii="Tahoma" w:eastAsia="微软雅黑" w:hAnsi="Tahoma"/>
+                <w:kern w:val="0"/>
+                <w:sz w:val="20"/>
+                <w:szCs w:val="20"/>
+              </w:rPr>
+              <w:t>(-2</w:t>
+            </w:r>
+            <w:r>
+              <w:rPr>
+                <w:rFonts w:ascii="Tahoma" w:eastAsia="微软雅黑" w:hAnsi="Tahoma"/>
+                <w:kern w:val="0"/>
+                <w:sz w:val="20"/>
+                <w:szCs w:val="20"/>
+              </w:rPr>
+              <w:t>表示领队，</w:t>
+            </w:r>
+            <w:r>
+              <w:rPr>
+                <w:rFonts w:ascii="Tahoma" w:eastAsia="微软雅黑" w:hAnsi="Tahoma"/>
+                <w:kern w:val="0"/>
+                <w:sz w:val="20"/>
+                <w:szCs w:val="20"/>
+              </w:rPr>
+              <w:t>1</w:t>
+            </w:r>
+            <w:r>
+              <w:rPr>
+                <w:rFonts w:ascii="Tahoma" w:eastAsia="微软雅黑" w:hAnsi="Tahoma"/>
+                <w:kern w:val="0"/>
+                <w:sz w:val="20"/>
+                <w:szCs w:val="20"/>
+              </w:rPr>
+              <w:t>表示第一个跟随者</w:t>
+            </w:r>
+            <w:r>
+              <w:rPr>
+                <w:rFonts w:ascii="Tahoma" w:eastAsia="微软雅黑" w:hAnsi="Tahoma"/>
+                <w:kern w:val="0"/>
+                <w:sz w:val="20"/>
+                <w:szCs w:val="20"/>
+              </w:rPr>
+              <w:t>)</w:t>
+            </w:r>
+          </w:p>
+          <w:p>
+            <w:pPr>
+              <w:snapToGrid w:val="0"/>
+              <w:rPr>
+                <w:rFonts w:ascii="Tahoma" w:eastAsia="微软雅黑" w:hAnsi="Tahoma" w:hint="eastAsia"/>
+                <w:kern w:val="0"/>
+                <w:sz w:val="22"/>
+              </w:rPr>
+            </w:pPr>
+            <w:r>
+              <w:rPr>
+                <w:rFonts w:ascii="Tahoma" w:eastAsia="微软雅黑" w:hAnsi="Tahoma"/>
+                <w:color w:val="A6A6A6" w:themeColor="background1" w:themeShade="A6"/>
+                <w:kern w:val="0"/>
+                <w:sz w:val="20"/>
+                <w:szCs w:val="20"/>
+              </w:rPr>
+              <w:t>参数</w:t>
+            </w:r>
+            <w:r>
+              <w:rPr>
+                <w:rFonts w:ascii="Tahoma" w:eastAsia="微软雅黑" w:hAnsi="Tahoma"/>
+                <w:color w:val="A6A6A6" w:themeColor="background1" w:themeShade="A6"/>
+                <w:kern w:val="0"/>
+                <w:sz w:val="20"/>
+                <w:szCs w:val="20"/>
+              </w:rPr>
+              <w:t>2</w:t>
+            </w:r>
+            <w:proofErr w:type="gramStart"/>
+            <w:r>
+              <w:rPr>
+                <w:rFonts w:ascii="Tahoma" w:eastAsia="微软雅黑" w:hAnsi="Tahoma"/>
+                <w:color w:val="A6A6A6" w:themeColor="background1" w:themeShade="A6"/>
+                <w:kern w:val="0"/>
+                <w:sz w:val="20"/>
+                <w:szCs w:val="20"/>
+              </w:rPr>
+              <w:t>为脸图索引</w:t>
+            </w:r>
+            <w:proofErr w:type="gramEnd"/>
+            <w:r>
+              <w:rPr>
+                <w:rFonts w:ascii="Tahoma" w:eastAsia="微软雅黑" w:hAnsi="Tahoma"/>
+                <w:color w:val="A6A6A6" w:themeColor="background1" w:themeShade="A6"/>
+                <w:kern w:val="0"/>
+                <w:sz w:val="20"/>
+                <w:szCs w:val="20"/>
+              </w:rPr>
+              <w:t>，参数</w:t>
+            </w:r>
+            <w:r>
+              <w:rPr>
+                <w:rFonts w:ascii="Tahoma" w:eastAsia="微软雅黑" w:hAnsi="Tahoma"/>
+                <w:color w:val="A6A6A6" w:themeColor="background1" w:themeShade="A6"/>
+                <w:kern w:val="0"/>
+                <w:sz w:val="20"/>
+                <w:szCs w:val="20"/>
+              </w:rPr>
+              <w:t>3</w:t>
+            </w:r>
+            <w:proofErr w:type="gramStart"/>
+            <w:r>
+              <w:rPr>
+                <w:rFonts w:ascii="Tahoma" w:eastAsia="微软雅黑" w:hAnsi="Tahoma"/>
+                <w:color w:val="A6A6A6" w:themeColor="background1" w:themeShade="A6"/>
+                <w:kern w:val="0"/>
+                <w:sz w:val="20"/>
+                <w:szCs w:val="20"/>
+              </w:rPr>
+              <w:t>为脸图持续时间</w:t>
+            </w:r>
+            <w:proofErr w:type="gramEnd"/>
+            <w:r>
+              <w:rPr>
+                <w:rFonts w:ascii="Tahoma" w:eastAsia="微软雅黑" w:hAnsi="Tahoma"/>
+                <w:color w:val="A6A6A6" w:themeColor="background1" w:themeShade="A6"/>
+                <w:kern w:val="0"/>
+                <w:sz w:val="20"/>
+                <w:szCs w:val="20"/>
+              </w:rPr>
+              <w:t>。</w:t>
+            </w:r>
+          </w:p>
+        </w:tc>
+        <w:tc>
+          <w:tcPr>
+            <w:tcW w:w="3402" w:type="dxa"/>
+            <w:vAlign w:val="center"/>
+          </w:tcPr>
+          <w:p>
+            <w:pPr>
+              <w:snapToGrid w:val="0"/>
+              <w:rPr>
+                <w:rFonts w:ascii="Tahoma" w:eastAsia="微软雅黑" w:hAnsi="Tahoma"/>
+                <w:kern w:val="0"/>
+                <w:szCs w:val="21"/>
+              </w:rPr>
+            </w:pPr>
+            <w:proofErr w:type="spellStart"/>
+            <w:r>
+              <w:rPr>
+                <w:rFonts w:ascii="Tahoma" w:eastAsia="微软雅黑" w:hAnsi="Tahoma" w:hint="eastAsia"/>
+                <w:kern w:val="0"/>
+                <w:szCs w:val="21"/>
+              </w:rPr>
+              <w:t>Drill_CoreOfDialog</w:t>
+            </w:r>
+            <w:proofErr w:type="spellEnd"/>
+          </w:p>
+          <w:p>
+            <w:pPr>
+              <w:snapToGrid w:val="0"/>
+              <w:rPr>
+                <w:rFonts w:ascii="Tahoma" w:eastAsia="微软雅黑" w:hAnsi="Tahoma" w:hint="eastAsia"/>
+                <w:kern w:val="0"/>
+                <w:szCs w:val="21"/>
               </w:rPr>
             </w:pPr>
             <w:r>
@@ -20070,7 +21969,6 @@
           <w:kern w:val="0"/>
           <w:sz w:val="22"/>
         </w:rPr>
-        <w:lastRenderedPageBreak/>
         <w:br w:type="page"/>
       </w:r>
     </w:p>
@@ -20328,6 +22226,7 @@
               </w:rPr>
               <w:t>\</w:t>
             </w:r>
+            <w:proofErr w:type="spellStart"/>
             <w:proofErr w:type="gramStart"/>
             <w:r>
               <w:rPr>
@@ -20337,6 +22236,7 @@
               </w:rPr>
               <w:t>oe</w:t>
             </w:r>
+            <w:proofErr w:type="spellEnd"/>
             <w:proofErr w:type="gramEnd"/>
             <w:r>
               <w:rPr>
@@ -20365,6 +22265,7 @@
               </w:rPr>
               <w:t>\</w:t>
             </w:r>
+            <w:proofErr w:type="spellStart"/>
             <w:proofErr w:type="gramStart"/>
             <w:r>
               <w:rPr>
@@ -20374,6 +22275,7 @@
               </w:rPr>
               <w:t>oe</w:t>
             </w:r>
+            <w:proofErr w:type="spellEnd"/>
             <w:proofErr w:type="gramEnd"/>
             <w:r>
               <w:rPr>
@@ -20475,6 +22377,7 @@
                 <w:szCs w:val="21"/>
               </w:rPr>
             </w:pPr>
+            <w:proofErr w:type="spellStart"/>
             <w:r>
               <w:rPr>
                 <w:rFonts w:ascii="Tahoma" w:eastAsia="微软雅黑" w:hAnsi="Tahoma" w:hint="eastAsia"/>
@@ -20483,6 +22386,7 @@
               </w:rPr>
               <w:t>Drill_DialogCharOuterBorder</w:t>
             </w:r>
+            <w:proofErr w:type="spellEnd"/>
           </w:p>
           <w:p>
             <w:pPr>
@@ -20547,6 +22451,7 @@
               </w:rPr>
               <w:t>\</w:t>
             </w:r>
+            <w:proofErr w:type="spellStart"/>
             <w:proofErr w:type="gramStart"/>
             <w:r>
               <w:rPr>
@@ -20554,7 +22459,16 @@
                 <w:kern w:val="0"/>
                 <w:sz w:val="22"/>
               </w:rPr>
-              <w:t>oc[</w:t>
+              <w:t>oc</w:t>
+            </w:r>
+            <w:proofErr w:type="spellEnd"/>
+            <w:r>
+              <w:rPr>
+                <w:rFonts w:ascii="Tahoma" w:eastAsia="微软雅黑" w:hAnsi="Tahoma" w:hint="eastAsia"/>
+                <w:kern w:val="0"/>
+                <w:sz w:val="22"/>
+              </w:rPr>
+              <w:t>[</w:t>
             </w:r>
             <w:proofErr w:type="gramEnd"/>
             <w:r>
@@ -20715,6 +22629,7 @@
                 <w:szCs w:val="21"/>
               </w:rPr>
             </w:pPr>
+            <w:proofErr w:type="spellStart"/>
             <w:r>
               <w:rPr>
                 <w:rFonts w:ascii="Tahoma" w:eastAsia="微软雅黑" w:hAnsi="Tahoma" w:hint="eastAsia"/>
@@ -20723,6 +22638,7 @@
               </w:rPr>
               <w:t>Drill_DialogCharOuterBorder</w:t>
             </w:r>
+            <w:proofErr w:type="spellEnd"/>
           </w:p>
           <w:p>
             <w:pPr>
@@ -20896,6 +22812,7 @@
                 <w:szCs w:val="21"/>
               </w:rPr>
             </w:pPr>
+            <w:proofErr w:type="spellStart"/>
             <w:r>
               <w:rPr>
                 <w:rFonts w:ascii="Tahoma" w:eastAsia="微软雅黑" w:hAnsi="Tahoma" w:hint="eastAsia"/>
@@ -20904,6 +22821,7 @@
               </w:rPr>
               <w:t>Drill_DialogCharOuterBorder</w:t>
             </w:r>
+            <w:proofErr w:type="spellEnd"/>
           </w:p>
           <w:p>
             <w:pPr>
@@ -20968,26 +22886,62 @@
                 <w:kern w:val="0"/>
                 <w:sz w:val="22"/>
               </w:rPr>
-              <w:t>\dDCOB[on]</w:t>
-            </w:r>
-          </w:p>
-          <w:p>
-            <w:pPr>
-              <w:snapToGrid w:val="0"/>
-              <w:jc w:val="center"/>
-              <w:rPr>
-                <w:rFonts w:ascii="Tahoma" w:eastAsia="微软雅黑" w:hAnsi="Tahoma"/>
-                <w:kern w:val="0"/>
-                <w:sz w:val="22"/>
-              </w:rPr>
-            </w:pPr>
-            <w:r>
-              <w:rPr>
-                <w:rFonts w:ascii="Tahoma" w:eastAsia="微软雅黑" w:hAnsi="Tahoma" w:hint="eastAsia"/>
-                <w:kern w:val="0"/>
-                <w:sz w:val="22"/>
-              </w:rPr>
-              <w:t>\dDCOB[off]</w:t>
+              <w:t>\</w:t>
+            </w:r>
+            <w:proofErr w:type="spellStart"/>
+            <w:r>
+              <w:rPr>
+                <w:rFonts w:ascii="Tahoma" w:eastAsia="微软雅黑" w:hAnsi="Tahoma" w:hint="eastAsia"/>
+                <w:kern w:val="0"/>
+                <w:sz w:val="22"/>
+              </w:rPr>
+              <w:t>dDCOB</w:t>
+            </w:r>
+            <w:proofErr w:type="spellEnd"/>
+            <w:r>
+              <w:rPr>
+                <w:rFonts w:ascii="Tahoma" w:eastAsia="微软雅黑" w:hAnsi="Tahoma" w:hint="eastAsia"/>
+                <w:kern w:val="0"/>
+                <w:sz w:val="22"/>
+              </w:rPr>
+              <w:t>[on]</w:t>
+            </w:r>
+          </w:p>
+          <w:p>
+            <w:pPr>
+              <w:snapToGrid w:val="0"/>
+              <w:jc w:val="center"/>
+              <w:rPr>
+                <w:rFonts w:ascii="Tahoma" w:eastAsia="微软雅黑" w:hAnsi="Tahoma"/>
+                <w:kern w:val="0"/>
+                <w:sz w:val="22"/>
+              </w:rPr>
+            </w:pPr>
+            <w:r>
+              <w:rPr>
+                <w:rFonts w:ascii="Tahoma" w:eastAsia="微软雅黑" w:hAnsi="Tahoma" w:hint="eastAsia"/>
+                <w:kern w:val="0"/>
+                <w:sz w:val="22"/>
+              </w:rPr>
+              <w:t>\</w:t>
+            </w:r>
+            <w:proofErr w:type="spellStart"/>
+            <w:r>
+              <w:rPr>
+                <w:rFonts w:ascii="Tahoma" w:eastAsia="微软雅黑" w:hAnsi="Tahoma" w:hint="eastAsia"/>
+                <w:kern w:val="0"/>
+                <w:sz w:val="22"/>
+              </w:rPr>
+              <w:t>dDCOB</w:t>
+            </w:r>
+            <w:proofErr w:type="spellEnd"/>
+            <w:r>
+              <w:rPr>
+                <w:rFonts w:ascii="Tahoma" w:eastAsia="微软雅黑" w:hAnsi="Tahoma" w:hint="eastAsia"/>
+                <w:kern w:val="0"/>
+                <w:sz w:val="22"/>
+              </w:rPr>
+              <w:t>[off]</w:t>
             </w:r>
           </w:p>
         </w:tc>
@@ -21093,6 +23047,7 @@
                 <w:szCs w:val="21"/>
               </w:rPr>
             </w:pPr>
+            <w:proofErr w:type="spellStart"/>
             <w:r>
               <w:rPr>
                 <w:rFonts w:ascii="Tahoma" w:eastAsia="微软雅黑" w:hAnsi="Tahoma" w:hint="eastAsia"/>
@@ -21101,6 +23056,7 @@
               </w:rPr>
               <w:t>Drill_DialogCharOuterBorder</w:t>
             </w:r>
+            <w:proofErr w:type="spellEnd"/>
           </w:p>
           <w:p>
             <w:pPr>
@@ -21167,6 +23123,7 @@
               </w:rPr>
               <w:t>\</w:t>
             </w:r>
+            <w:proofErr w:type="spellStart"/>
             <w:proofErr w:type="gramStart"/>
             <w:r>
               <w:rPr>
@@ -21174,7 +23131,16 @@
                 <w:kern w:val="0"/>
                 <w:sz w:val="22"/>
               </w:rPr>
-              <w:t>dDCOB[</w:t>
+              <w:t>dDCOB</w:t>
+            </w:r>
+            <w:proofErr w:type="spellEnd"/>
+            <w:r>
+              <w:rPr>
+                <w:rFonts w:ascii="Tahoma" w:eastAsia="微软雅黑" w:hAnsi="Tahoma" w:hint="eastAsia"/>
+                <w:kern w:val="0"/>
+                <w:sz w:val="22"/>
+              </w:rPr>
+              <w:t>[</w:t>
             </w:r>
             <w:proofErr w:type="gramEnd"/>
             <w:r>
@@ -21347,6 +23313,7 @@
                 <w:szCs w:val="21"/>
               </w:rPr>
             </w:pPr>
+            <w:proofErr w:type="spellStart"/>
             <w:r>
               <w:rPr>
                 <w:rFonts w:ascii="Tahoma" w:eastAsia="微软雅黑" w:hAnsi="Tahoma" w:hint="eastAsia"/>
@@ -21355,6 +23322,7 @@
               </w:rPr>
               <w:t>Drill_DialogCharOuterBorder</w:t>
             </w:r>
+            <w:proofErr w:type="spellEnd"/>
           </w:p>
           <w:p>
             <w:pPr>
@@ -21421,6 +23389,7 @@
               </w:rPr>
               <w:t>\</w:t>
             </w:r>
+            <w:proofErr w:type="spellStart"/>
             <w:proofErr w:type="gramStart"/>
             <w:r>
               <w:rPr>
@@ -21428,7 +23397,16 @@
                 <w:kern w:val="0"/>
                 <w:sz w:val="22"/>
               </w:rPr>
-              <w:t>dDCOB[</w:t>
+              <w:t>dDCOB</w:t>
+            </w:r>
+            <w:proofErr w:type="spellEnd"/>
+            <w:r>
+              <w:rPr>
+                <w:rFonts w:ascii="Tahoma" w:eastAsia="微软雅黑" w:hAnsi="Tahoma" w:hint="eastAsia"/>
+                <w:kern w:val="0"/>
+                <w:sz w:val="22"/>
+              </w:rPr>
+              <w:t>[</w:t>
             </w:r>
             <w:proofErr w:type="gramEnd"/>
             <w:r>
@@ -21586,6 +23564,7 @@
                 <w:szCs w:val="21"/>
               </w:rPr>
             </w:pPr>
+            <w:proofErr w:type="spellStart"/>
             <w:r>
               <w:rPr>
                 <w:rFonts w:ascii="Tahoma" w:eastAsia="微软雅黑" w:hAnsi="Tahoma" w:hint="eastAsia"/>
@@ -21594,6 +23573,7 @@
               </w:rPr>
               <w:t>Drill_DialogCharOuterBorder</w:t>
             </w:r>
+            <w:proofErr w:type="spellEnd"/>
           </w:p>
           <w:p>
             <w:pPr>
@@ -21658,7 +23638,25 @@
                 <w:kern w:val="0"/>
                 <w:sz w:val="22"/>
               </w:rPr>
-              <w:t>\dDCOB[reset]</w:t>
+              <w:t>\</w:t>
+            </w:r>
+            <w:proofErr w:type="spellStart"/>
+            <w:r>
+              <w:rPr>
+                <w:rFonts w:ascii="Tahoma" w:eastAsia="微软雅黑" w:hAnsi="Tahoma" w:hint="eastAsia"/>
+                <w:kern w:val="0"/>
+                <w:sz w:val="22"/>
+              </w:rPr>
+              <w:t>dDCOB</w:t>
+            </w:r>
+            <w:proofErr w:type="spellEnd"/>
+            <w:r>
+              <w:rPr>
+                <w:rFonts w:ascii="Tahoma" w:eastAsia="微软雅黑" w:hAnsi="Tahoma" w:hint="eastAsia"/>
+                <w:kern w:val="0"/>
+                <w:sz w:val="22"/>
+              </w:rPr>
+              <w:t>[reset]</w:t>
             </w:r>
           </w:p>
         </w:tc>
@@ -21772,6 +23770,7 @@
                 <w:szCs w:val="21"/>
               </w:rPr>
             </w:pPr>
+            <w:proofErr w:type="spellStart"/>
             <w:r>
               <w:rPr>
                 <w:rFonts w:ascii="Tahoma" w:eastAsia="微软雅黑" w:hAnsi="Tahoma" w:hint="eastAsia"/>
@@ -21780,6 +23779,7 @@
               </w:rPr>
               <w:t>Drill_DialogCharOuterBorder</w:t>
             </w:r>
+            <w:proofErr w:type="spellEnd"/>
           </w:p>
           <w:p>
             <w:pPr>
@@ -21844,6 +23844,7 @@
               </w:rPr>
               <w:t>\</w:t>
             </w:r>
+            <w:proofErr w:type="spellStart"/>
             <w:proofErr w:type="gramStart"/>
             <w:r>
               <w:rPr>
@@ -21853,6 +23854,7 @@
               </w:rPr>
               <w:t>oo</w:t>
             </w:r>
+            <w:proofErr w:type="spellEnd"/>
             <w:proofErr w:type="gramEnd"/>
             <w:r>
               <w:rPr>
@@ -21881,6 +23883,7 @@
               </w:rPr>
               <w:t>\</w:t>
             </w:r>
+            <w:proofErr w:type="spellStart"/>
             <w:proofErr w:type="gramStart"/>
             <w:r>
               <w:rPr>
@@ -21890,6 +23893,7 @@
               </w:rPr>
               <w:t>oo</w:t>
             </w:r>
+            <w:proofErr w:type="spellEnd"/>
             <w:proofErr w:type="gramEnd"/>
             <w:r>
               <w:rPr>
@@ -22064,6 +24068,7 @@
               </w:rPr>
               <w:t>\</w:t>
             </w:r>
+            <w:proofErr w:type="spellStart"/>
             <w:proofErr w:type="gramStart"/>
             <w:r>
               <w:rPr>
@@ -22071,7 +24076,16 @@
                 <w:kern w:val="0"/>
                 <w:sz w:val="22"/>
               </w:rPr>
-              <w:t>og[</w:t>
+              <w:t>og</w:t>
+            </w:r>
+            <w:proofErr w:type="spellEnd"/>
+            <w:r>
+              <w:rPr>
+                <w:rFonts w:ascii="Tahoma" w:eastAsia="微软雅黑" w:hAnsi="Tahoma" w:hint="eastAsia"/>
+                <w:kern w:val="0"/>
+                <w:sz w:val="22"/>
+              </w:rPr>
+              <w:t>[</w:t>
             </w:r>
             <w:proofErr w:type="gramEnd"/>
             <w:r>
@@ -22301,6 +24315,7 @@
               <w:lastRenderedPageBreak/>
               <w:t>\</w:t>
             </w:r>
+            <w:proofErr w:type="spellStart"/>
             <w:proofErr w:type="gramStart"/>
             <w:r>
               <w:rPr>
@@ -22308,7 +24323,16 @@
                 <w:kern w:val="0"/>
                 <w:sz w:val="22"/>
               </w:rPr>
-              <w:t>os[</w:t>
+              <w:t>os</w:t>
+            </w:r>
+            <w:proofErr w:type="spellEnd"/>
+            <w:r>
+              <w:rPr>
+                <w:rFonts w:ascii="Tahoma" w:eastAsia="微软雅黑" w:hAnsi="Tahoma" w:hint="eastAsia"/>
+                <w:kern w:val="0"/>
+                <w:sz w:val="22"/>
+              </w:rPr>
+              <w:t>[</w:t>
             </w:r>
             <w:proofErr w:type="gramEnd"/>
             <w:r>
@@ -22484,6 +24508,7 @@
               </w:rPr>
               <w:t>\</w:t>
             </w:r>
+            <w:proofErr w:type="spellStart"/>
             <w:r>
               <w:rPr>
                 <w:rFonts w:ascii="Tahoma" w:eastAsia="微软雅黑" w:hAnsi="Tahoma" w:hint="eastAsia"/>
@@ -22492,6 +24517,7 @@
               </w:rPr>
               <w:t>dDCOG</w:t>
             </w:r>
+            <w:proofErr w:type="spellEnd"/>
             <w:r>
               <w:rPr>
                 <w:rFonts w:ascii="Tahoma" w:eastAsia="微软雅黑" w:hAnsi="Tahoma" w:hint="eastAsia"/>
@@ -22519,6 +24545,7 @@
               </w:rPr>
               <w:t>\</w:t>
             </w:r>
+            <w:proofErr w:type="spellStart"/>
             <w:r>
               <w:rPr>
                 <w:rFonts w:ascii="Tahoma" w:eastAsia="微软雅黑" w:hAnsi="Tahoma" w:hint="eastAsia"/>
@@ -22527,6 +24554,7 @@
               </w:rPr>
               <w:t>dDCOG</w:t>
             </w:r>
+            <w:proofErr w:type="spellEnd"/>
             <w:r>
               <w:rPr>
                 <w:rFonts w:ascii="Tahoma" w:eastAsia="微软雅黑" w:hAnsi="Tahoma" w:hint="eastAsia"/>
@@ -22699,6 +24727,7 @@
               </w:rPr>
               <w:t>\</w:t>
             </w:r>
+            <w:proofErr w:type="spellStart"/>
             <w:proofErr w:type="gramStart"/>
             <w:r>
               <w:rPr>
@@ -22708,6 +24737,7 @@
               </w:rPr>
               <w:t>dDCOG</w:t>
             </w:r>
+            <w:proofErr w:type="spellEnd"/>
             <w:r>
               <w:rPr>
                 <w:rFonts w:ascii="Tahoma" w:eastAsia="微软雅黑" w:hAnsi="Tahoma" w:hint="eastAsia"/>
@@ -23103,6 +25133,7 @@
               </w:rPr>
               <w:t>\</w:t>
             </w:r>
+            <w:proofErr w:type="spellStart"/>
             <w:proofErr w:type="gramStart"/>
             <w:r>
               <w:rPr>
@@ -23112,6 +25143,7 @@
               </w:rPr>
               <w:t>dDCOG</w:t>
             </w:r>
+            <w:proofErr w:type="spellEnd"/>
             <w:r>
               <w:rPr>
                 <w:rFonts w:ascii="Tahoma" w:eastAsia="微软雅黑" w:hAnsi="Tahoma" w:hint="eastAsia"/>
@@ -23326,7 +25358,25 @@
                 <w:kern w:val="0"/>
                 <w:sz w:val="22"/>
               </w:rPr>
-              <w:t>\dDCOG[reset]</w:t>
+              <w:t>\</w:t>
+            </w:r>
+            <w:proofErr w:type="spellStart"/>
+            <w:r>
+              <w:rPr>
+                <w:rFonts w:ascii="Tahoma" w:eastAsia="微软雅黑" w:hAnsi="Tahoma" w:hint="eastAsia"/>
+                <w:kern w:val="0"/>
+                <w:sz w:val="22"/>
+              </w:rPr>
+              <w:t>dDCOG</w:t>
+            </w:r>
+            <w:proofErr w:type="spellEnd"/>
+            <w:r>
+              <w:rPr>
+                <w:rFonts w:ascii="Tahoma" w:eastAsia="微软雅黑" w:hAnsi="Tahoma" w:hint="eastAsia"/>
+                <w:kern w:val="0"/>
+                <w:sz w:val="22"/>
+              </w:rPr>
+              <w:t>[reset]</w:t>
             </w:r>
           </w:p>
         </w:tc>
@@ -23510,8 +25560,9 @@
                 <w:sz w:val="20"/>
                 <w:szCs w:val="20"/>
               </w:rPr>
-              <w:t>\dta[</w:t>
-            </w:r>
+              <w:t>\</w:t>
+            </w:r>
+            <w:proofErr w:type="spellStart"/>
             <w:r>
               <w:rPr>
                 <w:rFonts w:ascii="Tahoma" w:eastAsia="微软雅黑" w:hAnsi="Tahoma" w:hint="eastAsia"/>
@@ -23519,8 +25570,9 @@
                 <w:sz w:val="20"/>
                 <w:szCs w:val="20"/>
               </w:rPr>
-              <w:t>横向左对齐</w:t>
-            </w:r>
+              <w:t>dta</w:t>
+            </w:r>
+            <w:proofErr w:type="spellEnd"/>
             <w:r>
               <w:rPr>
                 <w:rFonts w:ascii="Tahoma" w:eastAsia="微软雅黑" w:hAnsi="Tahoma" w:hint="eastAsia"/>
@@ -23528,6 +25580,24 @@
                 <w:sz w:val="20"/>
                 <w:szCs w:val="20"/>
               </w:rPr>
+              <w:t>[</w:t>
+            </w:r>
+            <w:r>
+              <w:rPr>
+                <w:rFonts w:ascii="Tahoma" w:eastAsia="微软雅黑" w:hAnsi="Tahoma" w:hint="eastAsia"/>
+                <w:kern w:val="0"/>
+                <w:sz w:val="20"/>
+                <w:szCs w:val="20"/>
+              </w:rPr>
+              <w:t>横向左对齐</w:t>
+            </w:r>
+            <w:r>
+              <w:rPr>
+                <w:rFonts w:ascii="Tahoma" w:eastAsia="微软雅黑" w:hAnsi="Tahoma" w:hint="eastAsia"/>
+                <w:kern w:val="0"/>
+                <w:sz w:val="20"/>
+                <w:szCs w:val="20"/>
+              </w:rPr>
               <w:t>]</w:t>
             </w:r>
           </w:p>
@@ -23636,6 +25706,7 @@
                 <w:sz w:val="22"/>
               </w:rPr>
             </w:pPr>
+            <w:proofErr w:type="spellStart"/>
             <w:r>
               <w:rPr>
                 <w:rFonts w:ascii="Tahoma" w:eastAsia="微软雅黑" w:hAnsi="Tahoma" w:hint="eastAsia"/>
@@ -23644,6 +25715,7 @@
               </w:rPr>
               <w:t>Drill_DialogTextAlign</w:t>
             </w:r>
+            <w:proofErr w:type="spellEnd"/>
           </w:p>
           <w:p>
             <w:pPr>
@@ -23704,8 +25776,9 @@
                 <w:sz w:val="20"/>
                 <w:szCs w:val="20"/>
               </w:rPr>
-              <w:t>\dta[</w:t>
-            </w:r>
+              <w:t>\</w:t>
+            </w:r>
+            <w:proofErr w:type="spellStart"/>
             <w:r>
               <w:rPr>
                 <w:rFonts w:ascii="Tahoma" w:eastAsia="微软雅黑" w:hAnsi="Tahoma" w:hint="eastAsia"/>
@@ -23713,8 +25786,9 @@
                 <w:sz w:val="20"/>
                 <w:szCs w:val="20"/>
               </w:rPr>
-              <w:t>横向居中</w:t>
-            </w:r>
+              <w:t>dta</w:t>
+            </w:r>
+            <w:proofErr w:type="spellEnd"/>
             <w:r>
               <w:rPr>
                 <w:rFonts w:ascii="Tahoma" w:eastAsia="微软雅黑" w:hAnsi="Tahoma" w:hint="eastAsia"/>
@@ -23722,6 +25796,24 @@
                 <w:sz w:val="20"/>
                 <w:szCs w:val="20"/>
               </w:rPr>
+              <w:t>[</w:t>
+            </w:r>
+            <w:r>
+              <w:rPr>
+                <w:rFonts w:ascii="Tahoma" w:eastAsia="微软雅黑" w:hAnsi="Tahoma" w:hint="eastAsia"/>
+                <w:kern w:val="0"/>
+                <w:sz w:val="20"/>
+                <w:szCs w:val="20"/>
+              </w:rPr>
+              <w:t>横向居中</w:t>
+            </w:r>
+            <w:r>
+              <w:rPr>
+                <w:rFonts w:ascii="Tahoma" w:eastAsia="微软雅黑" w:hAnsi="Tahoma" w:hint="eastAsia"/>
+                <w:kern w:val="0"/>
+                <w:sz w:val="20"/>
+                <w:szCs w:val="20"/>
+              </w:rPr>
               <w:t>]</w:t>
             </w:r>
           </w:p>
@@ -23830,6 +25922,7 @@
                 <w:sz w:val="22"/>
               </w:rPr>
             </w:pPr>
+            <w:proofErr w:type="spellStart"/>
             <w:r>
               <w:rPr>
                 <w:rFonts w:ascii="Tahoma" w:eastAsia="微软雅黑" w:hAnsi="Tahoma" w:hint="eastAsia"/>
@@ -23838,6 +25931,7 @@
               </w:rPr>
               <w:t>Drill_DialogTextAlign</w:t>
             </w:r>
+            <w:proofErr w:type="spellEnd"/>
           </w:p>
           <w:p>
             <w:pPr>
@@ -23898,8 +25992,9 @@
                 <w:sz w:val="20"/>
                 <w:szCs w:val="20"/>
               </w:rPr>
-              <w:t>\dta[</w:t>
-            </w:r>
+              <w:t>\</w:t>
+            </w:r>
+            <w:proofErr w:type="spellStart"/>
             <w:r>
               <w:rPr>
                 <w:rFonts w:ascii="Tahoma" w:eastAsia="微软雅黑" w:hAnsi="Tahoma" w:hint="eastAsia"/>
@@ -23907,8 +26002,9 @@
                 <w:sz w:val="20"/>
                 <w:szCs w:val="20"/>
               </w:rPr>
-              <w:t>横向右对齐</w:t>
-            </w:r>
+              <w:t>dta</w:t>
+            </w:r>
+            <w:proofErr w:type="spellEnd"/>
             <w:r>
               <w:rPr>
                 <w:rFonts w:ascii="Tahoma" w:eastAsia="微软雅黑" w:hAnsi="Tahoma" w:hint="eastAsia"/>
@@ -23916,6 +26012,24 @@
                 <w:sz w:val="20"/>
                 <w:szCs w:val="20"/>
               </w:rPr>
+              <w:t>[</w:t>
+            </w:r>
+            <w:r>
+              <w:rPr>
+                <w:rFonts w:ascii="Tahoma" w:eastAsia="微软雅黑" w:hAnsi="Tahoma" w:hint="eastAsia"/>
+                <w:kern w:val="0"/>
+                <w:sz w:val="20"/>
+                <w:szCs w:val="20"/>
+              </w:rPr>
+              <w:t>横向右对齐</w:t>
+            </w:r>
+            <w:r>
+              <w:rPr>
+                <w:rFonts w:ascii="Tahoma" w:eastAsia="微软雅黑" w:hAnsi="Tahoma" w:hint="eastAsia"/>
+                <w:kern w:val="0"/>
+                <w:sz w:val="20"/>
+                <w:szCs w:val="20"/>
+              </w:rPr>
               <w:t>]</w:t>
             </w:r>
           </w:p>
@@ -24024,6 +26138,7 @@
                 <w:sz w:val="22"/>
               </w:rPr>
             </w:pPr>
+            <w:proofErr w:type="spellStart"/>
             <w:r>
               <w:rPr>
                 <w:rFonts w:ascii="Tahoma" w:eastAsia="微软雅黑" w:hAnsi="Tahoma" w:hint="eastAsia"/>
@@ -24032,6 +26147,7 @@
               </w:rPr>
               <w:t>Drill_DialogTextAlign</w:t>
             </w:r>
+            <w:proofErr w:type="spellEnd"/>
           </w:p>
           <w:p>
             <w:pPr>
@@ -24092,8 +26208,9 @@
                 <w:sz w:val="20"/>
                 <w:szCs w:val="20"/>
               </w:rPr>
-              <w:t>\dta[</w:t>
-            </w:r>
+              <w:t>\</w:t>
+            </w:r>
+            <w:proofErr w:type="spellStart"/>
             <w:r>
               <w:rPr>
                 <w:rFonts w:ascii="Tahoma" w:eastAsia="微软雅黑" w:hAnsi="Tahoma" w:hint="eastAsia"/>
@@ -24101,8 +26218,9 @@
                 <w:sz w:val="20"/>
                 <w:szCs w:val="20"/>
               </w:rPr>
-              <w:t>横切居中</w:t>
-            </w:r>
+              <w:t>dta</w:t>
+            </w:r>
+            <w:proofErr w:type="spellEnd"/>
             <w:r>
               <w:rPr>
                 <w:rFonts w:ascii="Tahoma" w:eastAsia="微软雅黑" w:hAnsi="Tahoma" w:hint="eastAsia"/>
@@ -24110,6 +26228,24 @@
                 <w:sz w:val="20"/>
                 <w:szCs w:val="20"/>
               </w:rPr>
+              <w:t>[</w:t>
+            </w:r>
+            <w:r>
+              <w:rPr>
+                <w:rFonts w:ascii="Tahoma" w:eastAsia="微软雅黑" w:hAnsi="Tahoma" w:hint="eastAsia"/>
+                <w:kern w:val="0"/>
+                <w:sz w:val="20"/>
+                <w:szCs w:val="20"/>
+              </w:rPr>
+              <w:t>横切居中</w:t>
+            </w:r>
+            <w:r>
+              <w:rPr>
+                <w:rFonts w:ascii="Tahoma" w:eastAsia="微软雅黑" w:hAnsi="Tahoma" w:hint="eastAsia"/>
+                <w:kern w:val="0"/>
+                <w:sz w:val="20"/>
+                <w:szCs w:val="20"/>
+              </w:rPr>
               <w:t>]</w:t>
             </w:r>
           </w:p>
@@ -24218,6 +26354,7 @@
                 <w:sz w:val="22"/>
               </w:rPr>
             </w:pPr>
+            <w:proofErr w:type="spellStart"/>
             <w:r>
               <w:rPr>
                 <w:rFonts w:ascii="Tahoma" w:eastAsia="微软雅黑" w:hAnsi="Tahoma" w:hint="eastAsia"/>
@@ -24226,6 +26363,7 @@
               </w:rPr>
               <w:t>Drill_DialogTextAlign</w:t>
             </w:r>
+            <w:proofErr w:type="spellEnd"/>
           </w:p>
           <w:p>
             <w:pPr>
@@ -24286,8 +26424,9 @@
                 <w:sz w:val="20"/>
                 <w:szCs w:val="20"/>
               </w:rPr>
-              <w:t>\dta[</w:t>
-            </w:r>
+              <w:t>\</w:t>
+            </w:r>
+            <w:proofErr w:type="spellStart"/>
             <w:r>
               <w:rPr>
                 <w:rFonts w:ascii="Tahoma" w:eastAsia="微软雅黑" w:hAnsi="Tahoma" w:hint="eastAsia"/>
@@ -24295,8 +26434,9 @@
                 <w:sz w:val="20"/>
                 <w:szCs w:val="20"/>
               </w:rPr>
-              <w:t>横切右对齐</w:t>
-            </w:r>
+              <w:t>dta</w:t>
+            </w:r>
+            <w:proofErr w:type="spellEnd"/>
             <w:r>
               <w:rPr>
                 <w:rFonts w:ascii="Tahoma" w:eastAsia="微软雅黑" w:hAnsi="Tahoma" w:hint="eastAsia"/>
@@ -24304,6 +26444,24 @@
                 <w:sz w:val="20"/>
                 <w:szCs w:val="20"/>
               </w:rPr>
+              <w:t>[</w:t>
+            </w:r>
+            <w:r>
+              <w:rPr>
+                <w:rFonts w:ascii="Tahoma" w:eastAsia="微软雅黑" w:hAnsi="Tahoma" w:hint="eastAsia"/>
+                <w:kern w:val="0"/>
+                <w:sz w:val="20"/>
+                <w:szCs w:val="20"/>
+              </w:rPr>
+              <w:t>横切右对齐</w:t>
+            </w:r>
+            <w:r>
+              <w:rPr>
+                <w:rFonts w:ascii="Tahoma" w:eastAsia="微软雅黑" w:hAnsi="Tahoma" w:hint="eastAsia"/>
+                <w:kern w:val="0"/>
+                <w:sz w:val="20"/>
+                <w:szCs w:val="20"/>
+              </w:rPr>
               <w:t>]</w:t>
             </w:r>
           </w:p>
@@ -24412,6 +26570,7 @@
                 <w:sz w:val="22"/>
               </w:rPr>
             </w:pPr>
+            <w:proofErr w:type="spellStart"/>
             <w:r>
               <w:rPr>
                 <w:rFonts w:ascii="Tahoma" w:eastAsia="微软雅黑" w:hAnsi="Tahoma" w:hint="eastAsia"/>
@@ -24420,6 +26579,7 @@
               </w:rPr>
               <w:t>Drill_DialogTextAlign</w:t>
             </w:r>
+            <w:proofErr w:type="spellEnd"/>
           </w:p>
           <w:p>
             <w:pPr>
@@ -24481,8 +26641,9 @@
                 <w:szCs w:val="20"/>
               </w:rPr>
               <w:lastRenderedPageBreak/>
-              <w:t>\dta[</w:t>
-            </w:r>
+              <w:t>\</w:t>
+            </w:r>
+            <w:proofErr w:type="spellStart"/>
             <w:r>
               <w:rPr>
                 <w:rFonts w:ascii="Tahoma" w:eastAsia="微软雅黑" w:hAnsi="Tahoma" w:hint="eastAsia"/>
@@ -24490,8 +26651,9 @@
                 <w:sz w:val="20"/>
                 <w:szCs w:val="20"/>
               </w:rPr>
-              <w:t>纵向顶部对齐</w:t>
-            </w:r>
+              <w:t>dta</w:t>
+            </w:r>
+            <w:proofErr w:type="spellEnd"/>
             <w:r>
               <w:rPr>
                 <w:rFonts w:ascii="Tahoma" w:eastAsia="微软雅黑" w:hAnsi="Tahoma" w:hint="eastAsia"/>
@@ -24499,6 +26661,24 @@
                 <w:sz w:val="20"/>
                 <w:szCs w:val="20"/>
               </w:rPr>
+              <w:t>[</w:t>
+            </w:r>
+            <w:r>
+              <w:rPr>
+                <w:rFonts w:ascii="Tahoma" w:eastAsia="微软雅黑" w:hAnsi="Tahoma" w:hint="eastAsia"/>
+                <w:kern w:val="0"/>
+                <w:sz w:val="20"/>
+                <w:szCs w:val="20"/>
+              </w:rPr>
+              <w:t>纵向顶部对齐</w:t>
+            </w:r>
+            <w:r>
+              <w:rPr>
+                <w:rFonts w:ascii="Tahoma" w:eastAsia="微软雅黑" w:hAnsi="Tahoma" w:hint="eastAsia"/>
+                <w:kern w:val="0"/>
+                <w:sz w:val="20"/>
+                <w:szCs w:val="20"/>
+              </w:rPr>
               <w:t>]</w:t>
             </w:r>
           </w:p>
@@ -24607,6 +26787,7 @@
                 <w:sz w:val="22"/>
               </w:rPr>
             </w:pPr>
+            <w:proofErr w:type="spellStart"/>
             <w:r>
               <w:rPr>
                 <w:rFonts w:ascii="Tahoma" w:eastAsia="微软雅黑" w:hAnsi="Tahoma" w:hint="eastAsia"/>
@@ -24615,6 +26796,7 @@
               </w:rPr>
               <w:t>Drill_DialogTextAlign</w:t>
             </w:r>
+            <w:proofErr w:type="spellEnd"/>
           </w:p>
           <w:p>
             <w:pPr>
@@ -24675,8 +26857,9 @@
                 <w:sz w:val="20"/>
                 <w:szCs w:val="20"/>
               </w:rPr>
-              <w:t>\dta[</w:t>
-            </w:r>
+              <w:t>\</w:t>
+            </w:r>
+            <w:proofErr w:type="spellStart"/>
             <w:r>
               <w:rPr>
                 <w:rFonts w:ascii="Tahoma" w:eastAsia="微软雅黑" w:hAnsi="Tahoma" w:hint="eastAsia"/>
@@ -24684,8 +26867,9 @@
                 <w:sz w:val="20"/>
                 <w:szCs w:val="20"/>
               </w:rPr>
-              <w:t>纵向居中</w:t>
-            </w:r>
+              <w:t>dta</w:t>
+            </w:r>
+            <w:proofErr w:type="spellEnd"/>
             <w:r>
               <w:rPr>
                 <w:rFonts w:ascii="Tahoma" w:eastAsia="微软雅黑" w:hAnsi="Tahoma" w:hint="eastAsia"/>
@@ -24693,6 +26877,24 @@
                 <w:sz w:val="20"/>
                 <w:szCs w:val="20"/>
               </w:rPr>
+              <w:t>[</w:t>
+            </w:r>
+            <w:r>
+              <w:rPr>
+                <w:rFonts w:ascii="Tahoma" w:eastAsia="微软雅黑" w:hAnsi="Tahoma" w:hint="eastAsia"/>
+                <w:kern w:val="0"/>
+                <w:sz w:val="20"/>
+                <w:szCs w:val="20"/>
+              </w:rPr>
+              <w:t>纵向居中</w:t>
+            </w:r>
+            <w:r>
+              <w:rPr>
+                <w:rFonts w:ascii="Tahoma" w:eastAsia="微软雅黑" w:hAnsi="Tahoma" w:hint="eastAsia"/>
+                <w:kern w:val="0"/>
+                <w:sz w:val="20"/>
+                <w:szCs w:val="20"/>
+              </w:rPr>
               <w:t>]</w:t>
             </w:r>
           </w:p>
@@ -24835,6 +27037,7 @@
                 <w:sz w:val="22"/>
               </w:rPr>
             </w:pPr>
+            <w:proofErr w:type="spellStart"/>
             <w:r>
               <w:rPr>
                 <w:rFonts w:ascii="Tahoma" w:eastAsia="微软雅黑" w:hAnsi="Tahoma" w:hint="eastAsia"/>
@@ -24843,6 +27046,7 @@
               </w:rPr>
               <w:t>Drill_DialogTextAlign</w:t>
             </w:r>
+            <w:proofErr w:type="spellEnd"/>
           </w:p>
           <w:p>
             <w:pPr>
@@ -24903,8 +27107,9 @@
                 <w:sz w:val="20"/>
                 <w:szCs w:val="20"/>
               </w:rPr>
-              <w:t>\dta[</w:t>
-            </w:r>
+              <w:t>\</w:t>
+            </w:r>
+            <w:proofErr w:type="spellStart"/>
             <w:r>
               <w:rPr>
                 <w:rFonts w:ascii="Tahoma" w:eastAsia="微软雅黑" w:hAnsi="Tahoma" w:hint="eastAsia"/>
@@ -24912,8 +27117,9 @@
                 <w:sz w:val="20"/>
                 <w:szCs w:val="20"/>
               </w:rPr>
-              <w:t>纵向底部对齐</w:t>
-            </w:r>
+              <w:t>dta</w:t>
+            </w:r>
+            <w:proofErr w:type="spellEnd"/>
             <w:r>
               <w:rPr>
                 <w:rFonts w:ascii="Tahoma" w:eastAsia="微软雅黑" w:hAnsi="Tahoma" w:hint="eastAsia"/>
@@ -24921,6 +27127,24 @@
                 <w:sz w:val="20"/>
                 <w:szCs w:val="20"/>
               </w:rPr>
+              <w:t>[</w:t>
+            </w:r>
+            <w:r>
+              <w:rPr>
+                <w:rFonts w:ascii="Tahoma" w:eastAsia="微软雅黑" w:hAnsi="Tahoma" w:hint="eastAsia"/>
+                <w:kern w:val="0"/>
+                <w:sz w:val="20"/>
+                <w:szCs w:val="20"/>
+              </w:rPr>
+              <w:t>纵向底部对齐</w:t>
+            </w:r>
+            <w:r>
+              <w:rPr>
+                <w:rFonts w:ascii="Tahoma" w:eastAsia="微软雅黑" w:hAnsi="Tahoma" w:hint="eastAsia"/>
+                <w:kern w:val="0"/>
+                <w:sz w:val="20"/>
+                <w:szCs w:val="20"/>
+              </w:rPr>
               <w:t>]</w:t>
             </w:r>
           </w:p>
@@ -25063,6 +27287,7 @@
                 <w:sz w:val="22"/>
               </w:rPr>
             </w:pPr>
+            <w:proofErr w:type="spellStart"/>
             <w:r>
               <w:rPr>
                 <w:rFonts w:ascii="Tahoma" w:eastAsia="微软雅黑" w:hAnsi="Tahoma" w:hint="eastAsia"/>
@@ -25071,6 +27296,7 @@
               </w:rPr>
               <w:t>Drill_DialogTextAlign</w:t>
             </w:r>
+            <w:proofErr w:type="spellEnd"/>
           </w:p>
           <w:p>
             <w:pPr>
@@ -25276,6 +27502,7 @@
                 <w:sz w:val="22"/>
               </w:rPr>
             </w:pPr>
+            <w:proofErr w:type="spellStart"/>
             <w:r>
               <w:rPr>
                 <w:rFonts w:ascii="Tahoma" w:eastAsia="微软雅黑" w:hAnsi="Tahoma" w:hint="eastAsia"/>
@@ -25284,6 +27511,7 @@
               </w:rPr>
               <w:t>Drill_DialogTextAlign</w:t>
             </w:r>
+            <w:proofErr w:type="spellEnd"/>
           </w:p>
           <w:p>
             <w:pPr>
@@ -25489,6 +27717,7 @@
                 <w:sz w:val="22"/>
               </w:rPr>
             </w:pPr>
+            <w:proofErr w:type="spellStart"/>
             <w:r>
               <w:rPr>
                 <w:rFonts w:ascii="Tahoma" w:eastAsia="微软雅黑" w:hAnsi="Tahoma" w:hint="eastAsia"/>
@@ -25497,6 +27726,7 @@
               </w:rPr>
               <w:t>Drill_DialogTextAlign</w:t>
             </w:r>
+            <w:proofErr w:type="spellEnd"/>
           </w:p>
           <w:p>
             <w:pPr>
@@ -25557,7 +27787,25 @@
                 <w:kern w:val="0"/>
                 <w:sz w:val="22"/>
               </w:rPr>
-              <w:t>\dtlh[</w:t>
+              <w:t>\</w:t>
+            </w:r>
+            <w:proofErr w:type="spellStart"/>
+            <w:r>
+              <w:rPr>
+                <w:rFonts w:ascii="Tahoma" w:eastAsia="微软雅黑" w:hAnsi="Tahoma" w:hint="eastAsia"/>
+                <w:kern w:val="0"/>
+                <w:sz w:val="22"/>
+              </w:rPr>
+              <w:t>dtlh</w:t>
+            </w:r>
+            <w:proofErr w:type="spellEnd"/>
+            <w:r>
+              <w:rPr>
+                <w:rFonts w:ascii="Tahoma" w:eastAsia="微软雅黑" w:hAnsi="Tahoma" w:hint="eastAsia"/>
+                <w:kern w:val="0"/>
+                <w:sz w:val="22"/>
+              </w:rPr>
+              <w:t>[</w:t>
             </w:r>
             <w:r>
               <w:rPr>
@@ -25685,6 +27933,7 @@
                 <w:sz w:val="22"/>
               </w:rPr>
             </w:pPr>
+            <w:proofErr w:type="spellStart"/>
             <w:r>
               <w:rPr>
                 <w:rFonts w:ascii="Tahoma" w:eastAsia="微软雅黑" w:hAnsi="Tahoma" w:hint="eastAsia"/>
@@ -25693,6 +27942,7 @@
               </w:rPr>
               <w:t>Drill_DialogTextLineHeight</w:t>
             </w:r>
+            <w:proofErr w:type="spellEnd"/>
           </w:p>
           <w:p>
             <w:pPr>
@@ -25753,7 +28003,25 @@
                 <w:kern w:val="0"/>
                 <w:sz w:val="22"/>
               </w:rPr>
-              <w:t>\dtlh[</w:t>
+              <w:t>\</w:t>
+            </w:r>
+            <w:proofErr w:type="spellStart"/>
+            <w:r>
+              <w:rPr>
+                <w:rFonts w:ascii="Tahoma" w:eastAsia="微软雅黑" w:hAnsi="Tahoma" w:hint="eastAsia"/>
+                <w:kern w:val="0"/>
+                <w:sz w:val="22"/>
+              </w:rPr>
+              <w:t>dtlh</w:t>
+            </w:r>
+            <w:proofErr w:type="spellEnd"/>
+            <w:r>
+              <w:rPr>
+                <w:rFonts w:ascii="Tahoma" w:eastAsia="微软雅黑" w:hAnsi="Tahoma" w:hint="eastAsia"/>
+                <w:kern w:val="0"/>
+                <w:sz w:val="22"/>
+              </w:rPr>
+              <w:t>[</w:t>
             </w:r>
             <w:r>
               <w:rPr>
@@ -25897,6 +28165,7 @@
                 <w:sz w:val="22"/>
               </w:rPr>
             </w:pPr>
+            <w:proofErr w:type="spellStart"/>
             <w:r>
               <w:rPr>
                 <w:rFonts w:ascii="Tahoma" w:eastAsia="微软雅黑" w:hAnsi="Tahoma" w:hint="eastAsia"/>
@@ -25905,6 +28174,7 @@
               </w:rPr>
               <w:t>Drill_DialogTextLineHeight</w:t>
             </w:r>
+            <w:proofErr w:type="spellEnd"/>
           </w:p>
           <w:p>
             <w:pPr>
@@ -25965,7 +28235,25 @@
                 <w:kern w:val="0"/>
                 <w:sz w:val="22"/>
               </w:rPr>
-              <w:t>\dtlh[</w:t>
+              <w:t>\</w:t>
+            </w:r>
+            <w:proofErr w:type="spellStart"/>
+            <w:r>
+              <w:rPr>
+                <w:rFonts w:ascii="Tahoma" w:eastAsia="微软雅黑" w:hAnsi="Tahoma" w:hint="eastAsia"/>
+                <w:kern w:val="0"/>
+                <w:sz w:val="22"/>
+              </w:rPr>
+              <w:t>dtlh</w:t>
+            </w:r>
+            <w:proofErr w:type="spellEnd"/>
+            <w:r>
+              <w:rPr>
+                <w:rFonts w:ascii="Tahoma" w:eastAsia="微软雅黑" w:hAnsi="Tahoma" w:hint="eastAsia"/>
+                <w:kern w:val="0"/>
+                <w:sz w:val="22"/>
+              </w:rPr>
+              <w:t>[</w:t>
             </w:r>
             <w:r>
               <w:rPr>
@@ -26127,6 +28415,7 @@
                 <w:sz w:val="22"/>
               </w:rPr>
             </w:pPr>
+            <w:proofErr w:type="spellStart"/>
             <w:r>
               <w:rPr>
                 <w:rFonts w:ascii="Tahoma" w:eastAsia="微软雅黑" w:hAnsi="Tahoma" w:hint="eastAsia"/>
@@ -26135,6 +28424,7 @@
               </w:rPr>
               <w:t>Drill_DialogTextLineHeight</w:t>
             </w:r>
+            <w:proofErr w:type="spellEnd"/>
           </w:p>
           <w:p>
             <w:pPr>
@@ -26195,7 +28485,25 @@
                 <w:kern w:val="0"/>
                 <w:sz w:val="22"/>
               </w:rPr>
-              <w:t>\dtlh[</w:t>
+              <w:t>\</w:t>
+            </w:r>
+            <w:proofErr w:type="spellStart"/>
+            <w:r>
+              <w:rPr>
+                <w:rFonts w:ascii="Tahoma" w:eastAsia="微软雅黑" w:hAnsi="Tahoma" w:hint="eastAsia"/>
+                <w:kern w:val="0"/>
+                <w:sz w:val="22"/>
+              </w:rPr>
+              <w:t>dtlh</w:t>
+            </w:r>
+            <w:proofErr w:type="spellEnd"/>
+            <w:r>
+              <w:rPr>
+                <w:rFonts w:ascii="Tahoma" w:eastAsia="微软雅黑" w:hAnsi="Tahoma" w:hint="eastAsia"/>
+                <w:kern w:val="0"/>
+                <w:sz w:val="22"/>
+              </w:rPr>
+              <w:t>[</w:t>
             </w:r>
             <w:r>
               <w:rPr>
@@ -26339,6 +28647,7 @@
                 <w:sz w:val="22"/>
               </w:rPr>
             </w:pPr>
+            <w:proofErr w:type="spellStart"/>
             <w:r>
               <w:rPr>
                 <w:rFonts w:ascii="Tahoma" w:eastAsia="微软雅黑" w:hAnsi="Tahoma" w:hint="eastAsia"/>
@@ -26347,6 +28656,7 @@
               </w:rPr>
               <w:t>Drill_DialogTextLineHeight</w:t>
             </w:r>
+            <w:proofErr w:type="spellEnd"/>
           </w:p>
           <w:p>
             <w:pPr>
@@ -26408,7 +28718,25 @@
                 <w:sz w:val="22"/>
               </w:rPr>
               <w:lastRenderedPageBreak/>
-              <w:t>\dtlh[</w:t>
+              <w:t>\</w:t>
+            </w:r>
+            <w:proofErr w:type="spellStart"/>
+            <w:r>
+              <w:rPr>
+                <w:rFonts w:ascii="Tahoma" w:eastAsia="微软雅黑" w:hAnsi="Tahoma" w:hint="eastAsia"/>
+                <w:kern w:val="0"/>
+                <w:sz w:val="22"/>
+              </w:rPr>
+              <w:t>dtlh</w:t>
+            </w:r>
+            <w:proofErr w:type="spellEnd"/>
+            <w:r>
+              <w:rPr>
+                <w:rFonts w:ascii="Tahoma" w:eastAsia="微软雅黑" w:hAnsi="Tahoma" w:hint="eastAsia"/>
+                <w:kern w:val="0"/>
+                <w:sz w:val="22"/>
+              </w:rPr>
+              <w:t>[</w:t>
             </w:r>
             <w:r>
               <w:rPr>
@@ -26552,6 +28880,7 @@
                 <w:sz w:val="22"/>
               </w:rPr>
             </w:pPr>
+            <w:proofErr w:type="spellStart"/>
             <w:r>
               <w:rPr>
                 <w:rFonts w:ascii="Tahoma" w:eastAsia="微软雅黑" w:hAnsi="Tahoma" w:hint="eastAsia"/>
@@ -26560,6 +28889,7 @@
               </w:rPr>
               <w:t>Drill_DialogTextLineHeight</w:t>
             </w:r>
+            <w:proofErr w:type="spellEnd"/>
           </w:p>
           <w:p>
             <w:pPr>
@@ -26620,7 +28950,25 @@
                 <w:kern w:val="0"/>
                 <w:sz w:val="22"/>
               </w:rPr>
-              <w:t>\dtlh[</w:t>
+              <w:t>\</w:t>
+            </w:r>
+            <w:proofErr w:type="spellStart"/>
+            <w:r>
+              <w:rPr>
+                <w:rFonts w:ascii="Tahoma" w:eastAsia="微软雅黑" w:hAnsi="Tahoma" w:hint="eastAsia"/>
+                <w:kern w:val="0"/>
+                <w:sz w:val="22"/>
+              </w:rPr>
+              <w:t>dtlh</w:t>
+            </w:r>
+            <w:proofErr w:type="spellEnd"/>
+            <w:r>
+              <w:rPr>
+                <w:rFonts w:ascii="Tahoma" w:eastAsia="微软雅黑" w:hAnsi="Tahoma" w:hint="eastAsia"/>
+                <w:kern w:val="0"/>
+                <w:sz w:val="22"/>
+              </w:rPr>
+              <w:t>[</w:t>
             </w:r>
             <w:r>
               <w:rPr>
@@ -26772,6 +29120,7 @@
                 <w:sz w:val="22"/>
               </w:rPr>
             </w:pPr>
+            <w:proofErr w:type="spellStart"/>
             <w:r>
               <w:rPr>
                 <w:rFonts w:ascii="Tahoma" w:eastAsia="微软雅黑" w:hAnsi="Tahoma" w:hint="eastAsia"/>
@@ -26780,6 +29129,7 @@
               </w:rPr>
               <w:t>Drill_DialogTextLineHeight</w:t>
             </w:r>
+            <w:proofErr w:type="spellEnd"/>
           </w:p>
           <w:p>
             <w:pPr>
@@ -26840,7 +29190,25 @@
                 <w:kern w:val="0"/>
                 <w:sz w:val="22"/>
               </w:rPr>
-              <w:t>\dtlh[</w:t>
+              <w:t>\</w:t>
+            </w:r>
+            <w:proofErr w:type="spellStart"/>
+            <w:r>
+              <w:rPr>
+                <w:rFonts w:ascii="Tahoma" w:eastAsia="微软雅黑" w:hAnsi="Tahoma" w:hint="eastAsia"/>
+                <w:kern w:val="0"/>
+                <w:sz w:val="22"/>
+              </w:rPr>
+              <w:t>dtlh</w:t>
+            </w:r>
+            <w:proofErr w:type="spellEnd"/>
+            <w:r>
+              <w:rPr>
+                <w:rFonts w:ascii="Tahoma" w:eastAsia="微软雅黑" w:hAnsi="Tahoma" w:hint="eastAsia"/>
+                <w:kern w:val="0"/>
+                <w:sz w:val="22"/>
+              </w:rPr>
+              <w:t>[</w:t>
             </w:r>
             <w:r>
               <w:rPr>
@@ -27010,6 +29378,7 @@
                 <w:sz w:val="22"/>
               </w:rPr>
             </w:pPr>
+            <w:proofErr w:type="spellStart"/>
             <w:r>
               <w:rPr>
                 <w:rFonts w:ascii="Tahoma" w:eastAsia="微软雅黑" w:hAnsi="Tahoma" w:hint="eastAsia"/>
@@ -27018,6 +29387,7 @@
               </w:rPr>
               <w:t>Drill_DialogTextLineHeight</w:t>
             </w:r>
+            <w:proofErr w:type="spellEnd"/>
           </w:p>
           <w:p>
             <w:pPr>
@@ -27078,7 +29448,25 @@
                 <w:kern w:val="0"/>
                 <w:sz w:val="22"/>
               </w:rPr>
-              <w:t>\dtlh[</w:t>
+              <w:t>\</w:t>
+            </w:r>
+            <w:proofErr w:type="spellStart"/>
+            <w:r>
+              <w:rPr>
+                <w:rFonts w:ascii="Tahoma" w:eastAsia="微软雅黑" w:hAnsi="Tahoma" w:hint="eastAsia"/>
+                <w:kern w:val="0"/>
+                <w:sz w:val="22"/>
+              </w:rPr>
+              <w:t>dtlh</w:t>
+            </w:r>
+            <w:proofErr w:type="spellEnd"/>
+            <w:r>
+              <w:rPr>
+                <w:rFonts w:ascii="Tahoma" w:eastAsia="微软雅黑" w:hAnsi="Tahoma" w:hint="eastAsia"/>
+                <w:kern w:val="0"/>
+                <w:sz w:val="22"/>
+              </w:rPr>
+              <w:t>[</w:t>
             </w:r>
             <w:r>
               <w:rPr>
@@ -27230,6 +29618,7 @@
                 <w:sz w:val="22"/>
               </w:rPr>
             </w:pPr>
+            <w:proofErr w:type="spellStart"/>
             <w:r>
               <w:rPr>
                 <w:rFonts w:ascii="Tahoma" w:eastAsia="微软雅黑" w:hAnsi="Tahoma" w:hint="eastAsia"/>
@@ -27238,6 +29627,7 @@
               </w:rPr>
               <w:t>Drill_DialogTextLineHeight</w:t>
             </w:r>
+            <w:proofErr w:type="spellEnd"/>
           </w:p>
           <w:p>
             <w:pPr>
@@ -27298,7 +29688,25 @@
                 <w:kern w:val="0"/>
                 <w:sz w:val="22"/>
               </w:rPr>
-              <w:t>\dtlh[</w:t>
+              <w:t>\</w:t>
+            </w:r>
+            <w:proofErr w:type="spellStart"/>
+            <w:r>
+              <w:rPr>
+                <w:rFonts w:ascii="Tahoma" w:eastAsia="微软雅黑" w:hAnsi="Tahoma" w:hint="eastAsia"/>
+                <w:kern w:val="0"/>
+                <w:sz w:val="22"/>
+              </w:rPr>
+              <w:t>dtlh</w:t>
+            </w:r>
+            <w:proofErr w:type="spellEnd"/>
+            <w:r>
+              <w:rPr>
+                <w:rFonts w:ascii="Tahoma" w:eastAsia="微软雅黑" w:hAnsi="Tahoma" w:hint="eastAsia"/>
+                <w:kern w:val="0"/>
+                <w:sz w:val="22"/>
+              </w:rPr>
+              <w:t>[</w:t>
             </w:r>
             <w:r>
               <w:rPr>
@@ -27450,6 +29858,7 @@
                 <w:sz w:val="22"/>
               </w:rPr>
             </w:pPr>
+            <w:proofErr w:type="spellStart"/>
             <w:r>
               <w:rPr>
                 <w:rFonts w:ascii="Tahoma" w:eastAsia="微软雅黑" w:hAnsi="Tahoma" w:hint="eastAsia"/>
@@ -27458,6 +29867,7 @@
               </w:rPr>
               <w:t>Drill_DialogTextLineHeight</w:t>
             </w:r>
+            <w:proofErr w:type="spellEnd"/>
           </w:p>
           <w:p>
             <w:pPr>
@@ -27723,6 +30133,7 @@
                 <w:szCs w:val="21"/>
               </w:rPr>
             </w:pPr>
+            <w:proofErr w:type="spellStart"/>
             <w:r>
               <w:rPr>
                 <w:rFonts w:ascii="Tahoma" w:eastAsia="微软雅黑" w:hAnsi="Tahoma" w:hint="eastAsia"/>
@@ -27731,6 +30142,7 @@
               </w:rPr>
               <w:t>Drill_CoreOfColor</w:t>
             </w:r>
+            <w:proofErr w:type="spellEnd"/>
           </w:p>
           <w:p>
             <w:pPr>
@@ -27987,6 +30399,7 @@
                 <w:szCs w:val="21"/>
               </w:rPr>
             </w:pPr>
+            <w:proofErr w:type="spellStart"/>
             <w:r>
               <w:rPr>
                 <w:rFonts w:ascii="Tahoma" w:eastAsia="微软雅黑" w:hAnsi="Tahoma" w:hint="eastAsia"/>
@@ -27995,6 +30408,7 @@
               </w:rPr>
               <w:t>Drill_CoreOfColor</w:t>
             </w:r>
+            <w:proofErr w:type="spellEnd"/>
           </w:p>
           <w:p>
             <w:pPr>
@@ -28269,6 +30683,7 @@
                 <w:szCs w:val="21"/>
               </w:rPr>
             </w:pPr>
+            <w:proofErr w:type="spellStart"/>
             <w:r>
               <w:rPr>
                 <w:rFonts w:ascii="Tahoma" w:eastAsia="微软雅黑" w:hAnsi="Tahoma" w:hint="eastAsia"/>
@@ -28277,6 +30692,7 @@
               </w:rPr>
               <w:t>Drill_CoreOfColor</w:t>
             </w:r>
+            <w:proofErr w:type="spellEnd"/>
           </w:p>
           <w:p>
             <w:pPr>
@@ -28472,6 +30888,7 @@
                 <w:szCs w:val="21"/>
               </w:rPr>
             </w:pPr>
+            <w:proofErr w:type="spellStart"/>
             <w:r>
               <w:rPr>
                 <w:rFonts w:ascii="Tahoma" w:eastAsia="微软雅黑" w:hAnsi="Tahoma" w:hint="eastAsia"/>
@@ -28480,6 +30897,7 @@
               </w:rPr>
               <w:t>Drill_CoreOfColor</w:t>
             </w:r>
+            <w:proofErr w:type="spellEnd"/>
           </w:p>
           <w:p>
             <w:pPr>
@@ -28665,6 +31083,7 @@
                 <w:szCs w:val="21"/>
               </w:rPr>
             </w:pPr>
+            <w:proofErr w:type="spellStart"/>
             <w:r>
               <w:rPr>
                 <w:rFonts w:ascii="Tahoma" w:eastAsia="微软雅黑" w:hAnsi="Tahoma" w:hint="eastAsia"/>
@@ -28673,6 +31092,7 @@
               </w:rPr>
               <w:t>Drill_CoreOfColor</w:t>
             </w:r>
+            <w:proofErr w:type="spellEnd"/>
           </w:p>
           <w:p>
             <w:pPr>
@@ -28850,6 +31270,7 @@
                 <w:szCs w:val="21"/>
               </w:rPr>
             </w:pPr>
+            <w:proofErr w:type="spellStart"/>
             <w:r>
               <w:rPr>
                 <w:rFonts w:ascii="Tahoma" w:eastAsia="微软雅黑" w:hAnsi="Tahoma" w:hint="eastAsia"/>
@@ -28858,6 +31279,7 @@
               </w:rPr>
               <w:t>Drill_CoreOfColor</w:t>
             </w:r>
+            <w:proofErr w:type="spellEnd"/>
           </w:p>
           <w:p>
             <w:pPr>
@@ -28930,6 +31352,7 @@
               </w:rPr>
               <w:t>CC[</w:t>
             </w:r>
+            <w:proofErr w:type="spellStart"/>
             <w:proofErr w:type="gramEnd"/>
             <w:r>
               <w:rPr>
@@ -28939,6 +31362,7 @@
               </w:rPr>
               <w:t>oSave</w:t>
             </w:r>
+            <w:proofErr w:type="spellEnd"/>
             <w:r>
               <w:rPr>
                 <w:rFonts w:ascii="Tahoma" w:eastAsia="微软雅黑" w:hAnsi="Tahoma" w:hint="eastAsia"/>
@@ -29045,6 +31469,7 @@
                 <w:szCs w:val="21"/>
               </w:rPr>
             </w:pPr>
+            <w:proofErr w:type="spellStart"/>
             <w:r>
               <w:rPr>
                 <w:rFonts w:ascii="Tahoma" w:eastAsia="微软雅黑" w:hAnsi="Tahoma" w:hint="eastAsia"/>
@@ -29053,6 +31478,7 @@
               </w:rPr>
               <w:t>Drill_CoreOfColor</w:t>
             </w:r>
+            <w:proofErr w:type="spellEnd"/>
           </w:p>
           <w:p>
             <w:pPr>
@@ -29123,6 +31549,7 @@
               </w:rPr>
               <w:t>CC[</w:t>
             </w:r>
+            <w:proofErr w:type="spellStart"/>
             <w:proofErr w:type="gramEnd"/>
             <w:r>
               <w:rPr>
@@ -29132,6 +31559,7 @@
               </w:rPr>
               <w:t>oLoad</w:t>
             </w:r>
+            <w:proofErr w:type="spellEnd"/>
             <w:r>
               <w:rPr>
                 <w:rFonts w:ascii="Tahoma" w:eastAsia="微软雅黑" w:hAnsi="Tahoma" w:hint="eastAsia"/>
@@ -29230,6 +31658,7 @@
                 <w:szCs w:val="21"/>
               </w:rPr>
             </w:pPr>
+            <w:proofErr w:type="spellStart"/>
             <w:r>
               <w:rPr>
                 <w:rFonts w:ascii="Tahoma" w:eastAsia="微软雅黑" w:hAnsi="Tahoma" w:hint="eastAsia"/>
@@ -29238,6 +31667,7 @@
               </w:rPr>
               <w:t>Drill_CoreOfColor</w:t>
             </w:r>
+            <w:proofErr w:type="spellEnd"/>
           </w:p>
           <w:p>
             <w:pPr>
@@ -29407,6 +31837,7 @@
                 <w:szCs w:val="21"/>
               </w:rPr>
             </w:pPr>
+            <w:proofErr w:type="spellStart"/>
             <w:r>
               <w:rPr>
                 <w:rFonts w:ascii="Tahoma" w:eastAsia="微软雅黑" w:hAnsi="Tahoma" w:hint="eastAsia"/>
@@ -29415,6 +31846,7 @@
               </w:rPr>
               <w:t>Drill_CoreOfColor</w:t>
             </w:r>
+            <w:proofErr w:type="spellEnd"/>
           </w:p>
           <w:p>
             <w:pPr>
@@ -29590,6 +32022,7 @@
                 <w:szCs w:val="21"/>
               </w:rPr>
             </w:pPr>
+            <w:proofErr w:type="spellStart"/>
             <w:r>
               <w:rPr>
                 <w:rFonts w:ascii="Tahoma" w:eastAsia="微软雅黑" w:hAnsi="Tahoma" w:hint="eastAsia"/>
@@ -29598,6 +32031,7 @@
               </w:rPr>
               <w:t>Drill_CoreOfColor</w:t>
             </w:r>
+            <w:proofErr w:type="spellEnd"/>
           </w:p>
           <w:p>
             <w:pPr>
@@ -29659,6 +32093,7 @@
               </w:rPr>
               <w:t>\</w:t>
             </w:r>
+            <w:proofErr w:type="spellStart"/>
             <w:proofErr w:type="gramStart"/>
             <w:r>
               <w:rPr>
@@ -29666,7 +32101,16 @@
                 <w:kern w:val="0"/>
                 <w:sz w:val="22"/>
               </w:rPr>
-              <w:t>clc[</w:t>
+              <w:t>clc</w:t>
+            </w:r>
+            <w:proofErr w:type="spellEnd"/>
+            <w:r>
+              <w:rPr>
+                <w:rFonts w:ascii="Tahoma" w:eastAsia="微软雅黑" w:hAnsi="Tahoma" w:hint="eastAsia"/>
+                <w:kern w:val="0"/>
+                <w:sz w:val="22"/>
+              </w:rPr>
+              <w:t>[</w:t>
             </w:r>
             <w:proofErr w:type="gramEnd"/>
             <w:r>
@@ -29875,6 +32319,7 @@
                 <w:szCs w:val="21"/>
               </w:rPr>
             </w:pPr>
+            <w:proofErr w:type="spellStart"/>
             <w:r>
               <w:rPr>
                 <w:rFonts w:ascii="Tahoma" w:eastAsia="微软雅黑" w:hAnsi="Tahoma" w:hint="eastAsia"/>
@@ -29883,6 +32328,7 @@
               </w:rPr>
               <w:t>Drill_CoreOfColor</w:t>
             </w:r>
+            <w:proofErr w:type="spellEnd"/>
           </w:p>
           <w:p>
             <w:pPr>
@@ -29947,6 +32393,7 @@
               </w:rPr>
               <w:t>\</w:t>
             </w:r>
+            <w:proofErr w:type="spellStart"/>
             <w:proofErr w:type="gramStart"/>
             <w:r>
               <w:rPr>
@@ -29954,7 +32401,16 @@
                 <w:kern w:val="0"/>
                 <w:sz w:val="22"/>
               </w:rPr>
-              <w:t>clc[</w:t>
+              <w:t>clc</w:t>
+            </w:r>
+            <w:proofErr w:type="spellEnd"/>
+            <w:r>
+              <w:rPr>
+                <w:rFonts w:ascii="Tahoma" w:eastAsia="微软雅黑" w:hAnsi="Tahoma" w:hint="eastAsia"/>
+                <w:kern w:val="0"/>
+                <w:sz w:val="22"/>
+              </w:rPr>
+              <w:t>[</w:t>
             </w:r>
             <w:proofErr w:type="gramEnd"/>
             <w:r>
@@ -30167,6 +32623,7 @@
                 <w:szCs w:val="21"/>
               </w:rPr>
             </w:pPr>
+            <w:proofErr w:type="spellStart"/>
             <w:r>
               <w:rPr>
                 <w:rFonts w:ascii="Tahoma" w:eastAsia="微软雅黑" w:hAnsi="Tahoma" w:hint="eastAsia"/>
@@ -30175,6 +32632,7 @@
               </w:rPr>
               <w:t>Drill_CoreOfColor</w:t>
             </w:r>
+            <w:proofErr w:type="spellEnd"/>
           </w:p>
           <w:p>
             <w:pPr>
@@ -30234,7 +32692,25 @@
                 <w:kern w:val="0"/>
                 <w:sz w:val="22"/>
               </w:rPr>
-              <w:t>\dimg[1]</w:t>
+              <w:t>\</w:t>
+            </w:r>
+            <w:proofErr w:type="spellStart"/>
+            <w:r>
+              <w:rPr>
+                <w:rFonts w:ascii="Tahoma" w:eastAsia="微软雅黑" w:hAnsi="Tahoma" w:hint="eastAsia"/>
+                <w:kern w:val="0"/>
+                <w:sz w:val="22"/>
+              </w:rPr>
+              <w:t>dimg</w:t>
+            </w:r>
+            <w:proofErr w:type="spellEnd"/>
+            <w:r>
+              <w:rPr>
+                <w:rFonts w:ascii="Tahoma" w:eastAsia="微软雅黑" w:hAnsi="Tahoma" w:hint="eastAsia"/>
+                <w:kern w:val="0"/>
+                <w:sz w:val="22"/>
+              </w:rPr>
+              <w:t>[1]</w:t>
             </w:r>
             <w:r>
               <w:rPr>
@@ -30260,7 +32736,25 @@
                 <w:kern w:val="0"/>
                 <w:sz w:val="22"/>
               </w:rPr>
-              <w:t>\dimg[1:</w:t>
+              <w:t>\</w:t>
+            </w:r>
+            <w:proofErr w:type="spellStart"/>
+            <w:r>
+              <w:rPr>
+                <w:rFonts w:ascii="Tahoma" w:eastAsia="微软雅黑" w:hAnsi="Tahoma" w:hint="eastAsia"/>
+                <w:kern w:val="0"/>
+                <w:sz w:val="22"/>
+              </w:rPr>
+              <w:t>dimg</w:t>
+            </w:r>
+            <w:proofErr w:type="spellEnd"/>
+            <w:r>
+              <w:rPr>
+                <w:rFonts w:ascii="Tahoma" w:eastAsia="微软雅黑" w:hAnsi="Tahoma" w:hint="eastAsia"/>
+                <w:kern w:val="0"/>
+                <w:sz w:val="22"/>
+              </w:rPr>
+              <w:t>[1:</w:t>
             </w:r>
             <w:r>
               <w:rPr>
@@ -30388,6 +32882,7 @@
                 <w:szCs w:val="21"/>
               </w:rPr>
             </w:pPr>
+            <w:proofErr w:type="spellStart"/>
             <w:r>
               <w:rPr>
                 <w:rFonts w:ascii="Tahoma" w:eastAsia="微软雅黑" w:hAnsi="Tahoma" w:hint="eastAsia"/>
@@ -30396,6 +32891,7 @@
               </w:rPr>
               <w:t>Drill_DialogTextBigImage</w:t>
             </w:r>
+            <w:proofErr w:type="spellEnd"/>
           </w:p>
           <w:p>
             <w:pPr>
@@ -30455,7 +32951,25 @@
                 <w:kern w:val="0"/>
                 <w:sz w:val="22"/>
               </w:rPr>
-              <w:t>\dimg[1:</w:t>
+              <w:t>\</w:t>
+            </w:r>
+            <w:proofErr w:type="spellStart"/>
+            <w:r>
+              <w:rPr>
+                <w:rFonts w:ascii="Tahoma" w:eastAsia="微软雅黑" w:hAnsi="Tahoma" w:hint="eastAsia"/>
+                <w:kern w:val="0"/>
+                <w:sz w:val="22"/>
+              </w:rPr>
+              <w:t>dimg</w:t>
+            </w:r>
+            <w:proofErr w:type="spellEnd"/>
+            <w:r>
+              <w:rPr>
+                <w:rFonts w:ascii="Tahoma" w:eastAsia="微软雅黑" w:hAnsi="Tahoma" w:hint="eastAsia"/>
+                <w:kern w:val="0"/>
+                <w:sz w:val="22"/>
+              </w:rPr>
+              <w:t>[1:</w:t>
             </w:r>
             <w:r>
               <w:rPr>
@@ -30515,7 +33029,25 @@
                 <w:kern w:val="0"/>
                 <w:sz w:val="22"/>
               </w:rPr>
-              <w:t>\dimg[1:</w:t>
+              <w:t>\</w:t>
+            </w:r>
+            <w:proofErr w:type="spellStart"/>
+            <w:r>
+              <w:rPr>
+                <w:rFonts w:ascii="Tahoma" w:eastAsia="微软雅黑" w:hAnsi="Tahoma" w:hint="eastAsia"/>
+                <w:kern w:val="0"/>
+                <w:sz w:val="22"/>
+              </w:rPr>
+              <w:t>dimg</w:t>
+            </w:r>
+            <w:proofErr w:type="spellEnd"/>
+            <w:r>
+              <w:rPr>
+                <w:rFonts w:ascii="Tahoma" w:eastAsia="微软雅黑" w:hAnsi="Tahoma" w:hint="eastAsia"/>
+                <w:kern w:val="0"/>
+                <w:sz w:val="22"/>
+              </w:rPr>
+              <w:t>[1:</w:t>
             </w:r>
             <w:r>
               <w:rPr>
@@ -30701,6 +33233,7 @@
                 <w:szCs w:val="21"/>
               </w:rPr>
             </w:pPr>
+            <w:proofErr w:type="spellStart"/>
             <w:r>
               <w:rPr>
                 <w:rFonts w:ascii="Tahoma" w:eastAsia="微软雅黑" w:hAnsi="Tahoma" w:hint="eastAsia"/>
@@ -30709,6 +33242,7 @@
               </w:rPr>
               <w:t>Drill_DialogTextBigImage</w:t>
             </w:r>
+            <w:proofErr w:type="spellEnd"/>
           </w:p>
           <w:p>
             <w:pPr>
@@ -30768,7 +33302,25 @@
                 <w:kern w:val="0"/>
                 <w:sz w:val="22"/>
               </w:rPr>
-              <w:t>\dimg[1:</w:t>
+              <w:t>\</w:t>
+            </w:r>
+            <w:proofErr w:type="spellStart"/>
+            <w:r>
+              <w:rPr>
+                <w:rFonts w:ascii="Tahoma" w:eastAsia="微软雅黑" w:hAnsi="Tahoma" w:hint="eastAsia"/>
+                <w:kern w:val="0"/>
+                <w:sz w:val="22"/>
+              </w:rPr>
+              <w:t>dimg</w:t>
+            </w:r>
+            <w:proofErr w:type="spellEnd"/>
+            <w:r>
+              <w:rPr>
+                <w:rFonts w:ascii="Tahoma" w:eastAsia="微软雅黑" w:hAnsi="Tahoma" w:hint="eastAsia"/>
+                <w:kern w:val="0"/>
+                <w:sz w:val="22"/>
+              </w:rPr>
+              <w:t>[1:</w:t>
             </w:r>
             <w:r>
               <w:rPr>
@@ -30896,6 +33448,7 @@
                 <w:szCs w:val="21"/>
               </w:rPr>
             </w:pPr>
+            <w:proofErr w:type="spellStart"/>
             <w:r>
               <w:rPr>
                 <w:rFonts w:ascii="Tahoma" w:eastAsia="微软雅黑" w:hAnsi="Tahoma" w:hint="eastAsia"/>
@@ -30904,6 +33457,7 @@
               </w:rPr>
               <w:t>Drill_DialogTextBigImage</w:t>
             </w:r>
+            <w:proofErr w:type="spellEnd"/>
           </w:p>
           <w:p>
             <w:pPr>
@@ -30970,6 +33524,7 @@
               <w:lastRenderedPageBreak/>
               <w:t>\</w:t>
             </w:r>
+            <w:proofErr w:type="spellStart"/>
             <w:proofErr w:type="gramStart"/>
             <w:r>
               <w:rPr>
@@ -30977,7 +33532,16 @@
                 <w:kern w:val="0"/>
                 <w:sz w:val="22"/>
               </w:rPr>
-              <w:t>iin[</w:t>
+              <w:t>iin</w:t>
+            </w:r>
+            <w:proofErr w:type="spellEnd"/>
+            <w:r>
+              <w:rPr>
+                <w:rFonts w:ascii="Tahoma" w:eastAsia="微软雅黑" w:hAnsi="Tahoma" w:hint="eastAsia"/>
+                <w:kern w:val="0"/>
+                <w:sz w:val="22"/>
+              </w:rPr>
+              <w:t>[</w:t>
             </w:r>
             <w:proofErr w:type="gramEnd"/>
             <w:r>
@@ -31106,6 +33670,7 @@
                 <w:szCs w:val="21"/>
               </w:rPr>
             </w:pPr>
+            <w:proofErr w:type="spellStart"/>
             <w:r>
               <w:rPr>
                 <w:rFonts w:ascii="Tahoma" w:eastAsia="微软雅黑" w:hAnsi="Tahoma" w:hint="eastAsia"/>
@@ -31114,6 +33679,7 @@
               </w:rPr>
               <w:t>Drill_DialogCharDisplayData</w:t>
             </w:r>
+            <w:proofErr w:type="spellEnd"/>
           </w:p>
           <w:p>
             <w:pPr>
@@ -31178,6 +33744,7 @@
               </w:rPr>
               <w:t>\</w:t>
             </w:r>
+            <w:proofErr w:type="spellStart"/>
             <w:proofErr w:type="gramStart"/>
             <w:r>
               <w:rPr>
@@ -31185,7 +33752,16 @@
                 <w:kern w:val="0"/>
                 <w:sz w:val="22"/>
               </w:rPr>
-              <w:t>iwn[</w:t>
+              <w:t>iwn</w:t>
+            </w:r>
+            <w:proofErr w:type="spellEnd"/>
+            <w:r>
+              <w:rPr>
+                <w:rFonts w:ascii="Tahoma" w:eastAsia="微软雅黑" w:hAnsi="Tahoma" w:hint="eastAsia"/>
+                <w:kern w:val="0"/>
+                <w:sz w:val="22"/>
+              </w:rPr>
+              <w:t>[</w:t>
             </w:r>
             <w:proofErr w:type="gramEnd"/>
             <w:r>
@@ -31314,6 +33890,7 @@
                 <w:szCs w:val="21"/>
               </w:rPr>
             </w:pPr>
+            <w:proofErr w:type="spellStart"/>
             <w:r>
               <w:rPr>
                 <w:rFonts w:ascii="Tahoma" w:eastAsia="微软雅黑" w:hAnsi="Tahoma" w:hint="eastAsia"/>
@@ -31322,6 +33899,7 @@
               </w:rPr>
               <w:t>Drill_DialogCharDisplayData</w:t>
             </w:r>
+            <w:proofErr w:type="spellEnd"/>
           </w:p>
           <w:p>
             <w:pPr>
@@ -31386,6 +33964,7 @@
               </w:rPr>
               <w:t>\</w:t>
             </w:r>
+            <w:proofErr w:type="spellStart"/>
             <w:proofErr w:type="gramStart"/>
             <w:r>
               <w:rPr>
@@ -31393,7 +33972,16 @@
                 <w:kern w:val="0"/>
                 <w:sz w:val="22"/>
               </w:rPr>
-              <w:t>ian[</w:t>
+              <w:t>ian</w:t>
+            </w:r>
+            <w:proofErr w:type="spellEnd"/>
+            <w:r>
+              <w:rPr>
+                <w:rFonts w:ascii="Tahoma" w:eastAsia="微软雅黑" w:hAnsi="Tahoma" w:hint="eastAsia"/>
+                <w:kern w:val="0"/>
+                <w:sz w:val="22"/>
+              </w:rPr>
+              <w:t>[</w:t>
             </w:r>
             <w:proofErr w:type="gramEnd"/>
             <w:r>
@@ -31522,6 +34110,7 @@
                 <w:szCs w:val="21"/>
               </w:rPr>
             </w:pPr>
+            <w:proofErr w:type="spellStart"/>
             <w:r>
               <w:rPr>
                 <w:rFonts w:ascii="Tahoma" w:eastAsia="微软雅黑" w:hAnsi="Tahoma" w:hint="eastAsia"/>
@@ -31530,6 +34119,7 @@
               </w:rPr>
               <w:t>Drill_DialogCharDisplayData</w:t>
             </w:r>
+            <w:proofErr w:type="spellEnd"/>
           </w:p>
           <w:p>
             <w:pPr>
@@ -31592,8 +34182,18 @@
                 <w:kern w:val="0"/>
                 <w:sz w:val="22"/>
               </w:rPr>
-              <w:t>\dDCDD</w:t>
-            </w:r>
+              <w:t>\</w:t>
+            </w:r>
+            <w:proofErr w:type="spellStart"/>
+            <w:r>
+              <w:rPr>
+                <w:rFonts w:ascii="Tahoma" w:eastAsia="微软雅黑" w:hAnsi="Tahoma" w:hint="eastAsia"/>
+                <w:kern w:val="0"/>
+                <w:sz w:val="22"/>
+              </w:rPr>
+              <w:t>dDCDD</w:t>
+            </w:r>
+            <w:proofErr w:type="spellEnd"/>
           </w:p>
           <w:p>
             <w:pPr>
@@ -31731,6 +34331,7 @@
                 <w:szCs w:val="21"/>
               </w:rPr>
             </w:pPr>
+            <w:proofErr w:type="spellStart"/>
             <w:r>
               <w:rPr>
                 <w:rFonts w:ascii="Tahoma" w:eastAsia="微软雅黑" w:hAnsi="Tahoma" w:hint="eastAsia"/>
@@ -31739,6 +34340,7 @@
               </w:rPr>
               <w:t>Drill_DialogCharDisplayData</w:t>
             </w:r>
+            <w:proofErr w:type="spellEnd"/>
           </w:p>
           <w:p>
             <w:pPr>
@@ -31801,8 +34403,18 @@
                 <w:kern w:val="0"/>
                 <w:sz w:val="22"/>
               </w:rPr>
-              <w:t>\dDCDD</w:t>
-            </w:r>
+              <w:t>\</w:t>
+            </w:r>
+            <w:proofErr w:type="spellStart"/>
+            <w:r>
+              <w:rPr>
+                <w:rFonts w:ascii="Tahoma" w:eastAsia="微软雅黑" w:hAnsi="Tahoma" w:hint="eastAsia"/>
+                <w:kern w:val="0"/>
+                <w:sz w:val="22"/>
+              </w:rPr>
+              <w:t>dDCDD</w:t>
+            </w:r>
+            <w:proofErr w:type="spellEnd"/>
           </w:p>
           <w:p>
             <w:pPr>
@@ -31940,6 +34552,7 @@
                 <w:szCs w:val="21"/>
               </w:rPr>
             </w:pPr>
+            <w:proofErr w:type="spellStart"/>
             <w:r>
               <w:rPr>
                 <w:rFonts w:ascii="Tahoma" w:eastAsia="微软雅黑" w:hAnsi="Tahoma" w:hint="eastAsia"/>
@@ -31948,6 +34561,7 @@
               </w:rPr>
               <w:t>Drill_DialogCharDisplayData</w:t>
             </w:r>
+            <w:proofErr w:type="spellEnd"/>
           </w:p>
           <w:p>
             <w:pPr>
@@ -32010,8 +34624,18 @@
                 <w:kern w:val="0"/>
                 <w:sz w:val="22"/>
               </w:rPr>
-              <w:t>\dDCDD</w:t>
-            </w:r>
+              <w:t>\</w:t>
+            </w:r>
+            <w:proofErr w:type="spellStart"/>
+            <w:r>
+              <w:rPr>
+                <w:rFonts w:ascii="Tahoma" w:eastAsia="微软雅黑" w:hAnsi="Tahoma" w:hint="eastAsia"/>
+                <w:kern w:val="0"/>
+                <w:sz w:val="22"/>
+              </w:rPr>
+              <w:t>dDCDD</w:t>
+            </w:r>
+            <w:proofErr w:type="spellEnd"/>
           </w:p>
           <w:p>
             <w:pPr>
@@ -32149,6 +34773,7 @@
                 <w:szCs w:val="21"/>
               </w:rPr>
             </w:pPr>
+            <w:proofErr w:type="spellStart"/>
             <w:r>
               <w:rPr>
                 <w:rFonts w:ascii="Tahoma" w:eastAsia="微软雅黑" w:hAnsi="Tahoma" w:hint="eastAsia"/>
@@ -32157,6 +34782,7 @@
               </w:rPr>
               <w:t>Drill_DialogCharDisplayData</w:t>
             </w:r>
+            <w:proofErr w:type="spellEnd"/>
           </w:p>
           <w:p>
             <w:pPr>
@@ -32219,8 +34845,18 @@
                 <w:kern w:val="0"/>
                 <w:sz w:val="22"/>
               </w:rPr>
-              <w:t>\dDCDD</w:t>
-            </w:r>
+              <w:t>\</w:t>
+            </w:r>
+            <w:proofErr w:type="spellStart"/>
+            <w:r>
+              <w:rPr>
+                <w:rFonts w:ascii="Tahoma" w:eastAsia="微软雅黑" w:hAnsi="Tahoma" w:hint="eastAsia"/>
+                <w:kern w:val="0"/>
+                <w:sz w:val="22"/>
+              </w:rPr>
+              <w:t>dDCDD</w:t>
+            </w:r>
+            <w:proofErr w:type="spellEnd"/>
           </w:p>
           <w:p>
             <w:pPr>
@@ -32358,6 +34994,7 @@
                 <w:szCs w:val="21"/>
               </w:rPr>
             </w:pPr>
+            <w:proofErr w:type="spellStart"/>
             <w:r>
               <w:rPr>
                 <w:rFonts w:ascii="Tahoma" w:eastAsia="微软雅黑" w:hAnsi="Tahoma" w:hint="eastAsia"/>
@@ -32366,6 +35003,7 @@
               </w:rPr>
               <w:t>Drill_DialogCharDisplayData</w:t>
             </w:r>
+            <w:proofErr w:type="spellEnd"/>
           </w:p>
           <w:p>
             <w:pPr>
@@ -32428,8 +35066,18 @@
                 <w:kern w:val="0"/>
                 <w:sz w:val="22"/>
               </w:rPr>
-              <w:t>\dDCDD</w:t>
-            </w:r>
+              <w:t>\</w:t>
+            </w:r>
+            <w:proofErr w:type="spellStart"/>
+            <w:r>
+              <w:rPr>
+                <w:rFonts w:ascii="Tahoma" w:eastAsia="微软雅黑" w:hAnsi="Tahoma" w:hint="eastAsia"/>
+                <w:kern w:val="0"/>
+                <w:sz w:val="22"/>
+              </w:rPr>
+              <w:t>dDCDD</w:t>
+            </w:r>
+            <w:proofErr w:type="spellEnd"/>
           </w:p>
           <w:p>
             <w:pPr>
@@ -32567,6 +35215,7 @@
                 <w:szCs w:val="21"/>
               </w:rPr>
             </w:pPr>
+            <w:proofErr w:type="spellStart"/>
             <w:r>
               <w:rPr>
                 <w:rFonts w:ascii="Tahoma" w:eastAsia="微软雅黑" w:hAnsi="Tahoma" w:hint="eastAsia"/>
@@ -32575,6 +35224,7 @@
               </w:rPr>
               <w:t>Drill_DialogCharDisplayData</w:t>
             </w:r>
+            <w:proofErr w:type="spellEnd"/>
           </w:p>
           <w:p>
             <w:pPr>
@@ -32637,8 +35287,18 @@
                 <w:kern w:val="0"/>
                 <w:sz w:val="22"/>
               </w:rPr>
-              <w:t>\dDCDD</w:t>
-            </w:r>
+              <w:t>\</w:t>
+            </w:r>
+            <w:proofErr w:type="spellStart"/>
+            <w:r>
+              <w:rPr>
+                <w:rFonts w:ascii="Tahoma" w:eastAsia="微软雅黑" w:hAnsi="Tahoma" w:hint="eastAsia"/>
+                <w:kern w:val="0"/>
+                <w:sz w:val="22"/>
+              </w:rPr>
+              <w:t>dDCDD</w:t>
+            </w:r>
+            <w:proofErr w:type="spellEnd"/>
           </w:p>
           <w:p>
             <w:pPr>
@@ -32776,6 +35436,7 @@
                 <w:szCs w:val="21"/>
               </w:rPr>
             </w:pPr>
+            <w:proofErr w:type="spellStart"/>
             <w:r>
               <w:rPr>
                 <w:rFonts w:ascii="Tahoma" w:eastAsia="微软雅黑" w:hAnsi="Tahoma" w:hint="eastAsia"/>
@@ -32784,6 +35445,7 @@
               </w:rPr>
               <w:t>Drill_DialogCharDisplayData</w:t>
             </w:r>
+            <w:proofErr w:type="spellEnd"/>
           </w:p>
           <w:p>
             <w:pPr>
@@ -32846,8 +35508,18 @@
                 <w:kern w:val="0"/>
                 <w:sz w:val="22"/>
               </w:rPr>
-              <w:t>\dDCDD</w:t>
-            </w:r>
+              <w:t>\</w:t>
+            </w:r>
+            <w:proofErr w:type="spellStart"/>
+            <w:r>
+              <w:rPr>
+                <w:rFonts w:ascii="Tahoma" w:eastAsia="微软雅黑" w:hAnsi="Tahoma" w:hint="eastAsia"/>
+                <w:kern w:val="0"/>
+                <w:sz w:val="22"/>
+              </w:rPr>
+              <w:t>dDCDD</w:t>
+            </w:r>
+            <w:proofErr w:type="spellEnd"/>
           </w:p>
           <w:p>
             <w:pPr>
@@ -32985,6 +35657,7 @@
                 <w:szCs w:val="21"/>
               </w:rPr>
             </w:pPr>
+            <w:proofErr w:type="spellStart"/>
             <w:r>
               <w:rPr>
                 <w:rFonts w:ascii="Tahoma" w:eastAsia="微软雅黑" w:hAnsi="Tahoma" w:hint="eastAsia"/>
@@ -32993,6 +35666,7 @@
               </w:rPr>
               <w:t>Drill_DialogCharDisplayData</w:t>
             </w:r>
+            <w:proofErr w:type="spellEnd"/>
           </w:p>
           <w:p>
             <w:pPr>
@@ -33055,8 +35729,18 @@
                 <w:kern w:val="0"/>
                 <w:sz w:val="22"/>
               </w:rPr>
-              <w:t>\dDCDD</w:t>
-            </w:r>
+              <w:t>\</w:t>
+            </w:r>
+            <w:proofErr w:type="spellStart"/>
+            <w:r>
+              <w:rPr>
+                <w:rFonts w:ascii="Tahoma" w:eastAsia="微软雅黑" w:hAnsi="Tahoma" w:hint="eastAsia"/>
+                <w:kern w:val="0"/>
+                <w:sz w:val="22"/>
+              </w:rPr>
+              <w:t>dDCDD</w:t>
+            </w:r>
+            <w:proofErr w:type="spellEnd"/>
           </w:p>
           <w:p>
             <w:pPr>
@@ -33194,6 +35878,7 @@
                 <w:szCs w:val="21"/>
               </w:rPr>
             </w:pPr>
+            <w:proofErr w:type="spellStart"/>
             <w:r>
               <w:rPr>
                 <w:rFonts w:ascii="Tahoma" w:eastAsia="微软雅黑" w:hAnsi="Tahoma" w:hint="eastAsia"/>
@@ -33202,6 +35887,7 @@
               </w:rPr>
               <w:t>Drill_DialogCharDisplayData</w:t>
             </w:r>
+            <w:proofErr w:type="spellEnd"/>
           </w:p>
           <w:p>
             <w:pPr>
@@ -33265,8 +35951,18 @@
                 <w:sz w:val="22"/>
               </w:rPr>
               <w:lastRenderedPageBreak/>
-              <w:t>\dDCDD</w:t>
-            </w:r>
+              <w:t>\</w:t>
+            </w:r>
+            <w:proofErr w:type="spellStart"/>
+            <w:r>
+              <w:rPr>
+                <w:rFonts w:ascii="Tahoma" w:eastAsia="微软雅黑" w:hAnsi="Tahoma" w:hint="eastAsia"/>
+                <w:kern w:val="0"/>
+                <w:sz w:val="22"/>
+              </w:rPr>
+              <w:t>dDCDD</w:t>
+            </w:r>
+            <w:proofErr w:type="spellEnd"/>
           </w:p>
           <w:p>
             <w:pPr>
@@ -33404,6 +36100,7 @@
                 <w:szCs w:val="21"/>
               </w:rPr>
             </w:pPr>
+            <w:proofErr w:type="spellStart"/>
             <w:r>
               <w:rPr>
                 <w:rFonts w:ascii="Tahoma" w:eastAsia="微软雅黑" w:hAnsi="Tahoma" w:hint="eastAsia"/>
@@ -33412,6 +36109,7 @@
               </w:rPr>
               <w:t>Drill_DialogCharDisplayData</w:t>
             </w:r>
+            <w:proofErr w:type="spellEnd"/>
           </w:p>
           <w:p>
             <w:pPr>
@@ -33474,8 +36172,18 @@
                 <w:kern w:val="0"/>
                 <w:sz w:val="22"/>
               </w:rPr>
-              <w:t>\dDCDD</w:t>
-            </w:r>
+              <w:t>\</w:t>
+            </w:r>
+            <w:proofErr w:type="spellStart"/>
+            <w:r>
+              <w:rPr>
+                <w:rFonts w:ascii="Tahoma" w:eastAsia="微软雅黑" w:hAnsi="Tahoma" w:hint="eastAsia"/>
+                <w:kern w:val="0"/>
+                <w:sz w:val="22"/>
+              </w:rPr>
+              <w:t>dDCDD</w:t>
+            </w:r>
+            <w:proofErr w:type="spellEnd"/>
           </w:p>
           <w:p>
             <w:pPr>
@@ -33613,6 +36321,7 @@
                 <w:szCs w:val="21"/>
               </w:rPr>
             </w:pPr>
+            <w:proofErr w:type="spellStart"/>
             <w:r>
               <w:rPr>
                 <w:rFonts w:ascii="Tahoma" w:eastAsia="微软雅黑" w:hAnsi="Tahoma" w:hint="eastAsia"/>
@@ -33621,6 +36330,7 @@
               </w:rPr>
               <w:t>Drill_DialogCharDisplayData</w:t>
             </w:r>
+            <w:proofErr w:type="spellEnd"/>
           </w:p>
           <w:p>
             <w:pPr>
@@ -33683,8 +36393,18 @@
                 <w:kern w:val="0"/>
                 <w:sz w:val="22"/>
               </w:rPr>
-              <w:t>\dDCDD</w:t>
-            </w:r>
+              <w:t>\</w:t>
+            </w:r>
+            <w:proofErr w:type="spellStart"/>
+            <w:r>
+              <w:rPr>
+                <w:rFonts w:ascii="Tahoma" w:eastAsia="微软雅黑" w:hAnsi="Tahoma" w:hint="eastAsia"/>
+                <w:kern w:val="0"/>
+                <w:sz w:val="22"/>
+              </w:rPr>
+              <w:t>dDCDD</w:t>
+            </w:r>
+            <w:proofErr w:type="spellEnd"/>
           </w:p>
           <w:p>
             <w:pPr>
@@ -33822,6 +36542,7 @@
                 <w:szCs w:val="21"/>
               </w:rPr>
             </w:pPr>
+            <w:proofErr w:type="spellStart"/>
             <w:r>
               <w:rPr>
                 <w:rFonts w:ascii="Tahoma" w:eastAsia="微软雅黑" w:hAnsi="Tahoma" w:hint="eastAsia"/>
@@ -33830,6 +36551,7 @@
               </w:rPr>
               <w:t>Drill_DialogCharDisplayData</w:t>
             </w:r>
+            <w:proofErr w:type="spellEnd"/>
           </w:p>
           <w:p>
             <w:pPr>
@@ -33892,8 +36614,18 @@
                 <w:kern w:val="0"/>
                 <w:sz w:val="22"/>
               </w:rPr>
-              <w:t>\dDCDD</w:t>
-            </w:r>
+              <w:t>\</w:t>
+            </w:r>
+            <w:proofErr w:type="spellStart"/>
+            <w:r>
+              <w:rPr>
+                <w:rFonts w:ascii="Tahoma" w:eastAsia="微软雅黑" w:hAnsi="Tahoma" w:hint="eastAsia"/>
+                <w:kern w:val="0"/>
+                <w:sz w:val="22"/>
+              </w:rPr>
+              <w:t>dDCDD</w:t>
+            </w:r>
+            <w:proofErr w:type="spellEnd"/>
           </w:p>
           <w:p>
             <w:pPr>
@@ -34031,6 +36763,7 @@
                 <w:szCs w:val="21"/>
               </w:rPr>
             </w:pPr>
+            <w:proofErr w:type="spellStart"/>
             <w:r>
               <w:rPr>
                 <w:rFonts w:ascii="Tahoma" w:eastAsia="微软雅黑" w:hAnsi="Tahoma" w:hint="eastAsia"/>
@@ -34039,6 +36772,7 @@
               </w:rPr>
               <w:t>Drill_DialogCharDisplayData</w:t>
             </w:r>
+            <w:proofErr w:type="spellEnd"/>
           </w:p>
           <w:p>
             <w:pPr>
@@ -34101,8 +36835,18 @@
                 <w:kern w:val="0"/>
                 <w:sz w:val="22"/>
               </w:rPr>
-              <w:t>\dDCDD</w:t>
-            </w:r>
+              <w:t>\</w:t>
+            </w:r>
+            <w:proofErr w:type="spellStart"/>
+            <w:r>
+              <w:rPr>
+                <w:rFonts w:ascii="Tahoma" w:eastAsia="微软雅黑" w:hAnsi="Tahoma" w:hint="eastAsia"/>
+                <w:kern w:val="0"/>
+                <w:sz w:val="22"/>
+              </w:rPr>
+              <w:t>dDCDD</w:t>
+            </w:r>
+            <w:proofErr w:type="spellEnd"/>
           </w:p>
           <w:p>
             <w:pPr>
@@ -34240,6 +36984,7 @@
                 <w:szCs w:val="21"/>
               </w:rPr>
             </w:pPr>
+            <w:proofErr w:type="spellStart"/>
             <w:r>
               <w:rPr>
                 <w:rFonts w:ascii="Tahoma" w:eastAsia="微软雅黑" w:hAnsi="Tahoma" w:hint="eastAsia"/>
@@ -34248,6 +36993,7 @@
               </w:rPr>
               <w:t>Drill_DialogCharDisplayData</w:t>
             </w:r>
+            <w:proofErr w:type="spellEnd"/>
           </w:p>
           <w:p>
             <w:pPr>
@@ -34310,8 +37056,18 @@
                 <w:kern w:val="0"/>
                 <w:sz w:val="22"/>
               </w:rPr>
-              <w:t>\dDCDD</w:t>
-            </w:r>
+              <w:t>\</w:t>
+            </w:r>
+            <w:proofErr w:type="spellStart"/>
+            <w:r>
+              <w:rPr>
+                <w:rFonts w:ascii="Tahoma" w:eastAsia="微软雅黑" w:hAnsi="Tahoma" w:hint="eastAsia"/>
+                <w:kern w:val="0"/>
+                <w:sz w:val="22"/>
+              </w:rPr>
+              <w:t>dDCDD</w:t>
+            </w:r>
+            <w:proofErr w:type="spellEnd"/>
           </w:p>
           <w:p>
             <w:pPr>
@@ -34449,6 +37205,7 @@
                 <w:szCs w:val="21"/>
               </w:rPr>
             </w:pPr>
+            <w:proofErr w:type="spellStart"/>
             <w:r>
               <w:rPr>
                 <w:rFonts w:ascii="Tahoma" w:eastAsia="微软雅黑" w:hAnsi="Tahoma" w:hint="eastAsia"/>
@@ -34457,6 +37214,7 @@
               </w:rPr>
               <w:t>Drill_DialogCharDisplayData</w:t>
             </w:r>
+            <w:proofErr w:type="spellEnd"/>
           </w:p>
           <w:p>
             <w:pPr>
@@ -34519,8 +37277,18 @@
                 <w:kern w:val="0"/>
                 <w:sz w:val="22"/>
               </w:rPr>
-              <w:t>\dDCDD</w:t>
-            </w:r>
+              <w:t>\</w:t>
+            </w:r>
+            <w:proofErr w:type="spellStart"/>
+            <w:r>
+              <w:rPr>
+                <w:rFonts w:ascii="Tahoma" w:eastAsia="微软雅黑" w:hAnsi="Tahoma" w:hint="eastAsia"/>
+                <w:kern w:val="0"/>
+                <w:sz w:val="22"/>
+              </w:rPr>
+              <w:t>dDCDD</w:t>
+            </w:r>
+            <w:proofErr w:type="spellEnd"/>
           </w:p>
           <w:p>
             <w:pPr>
@@ -34658,6 +37426,7 @@
                 <w:szCs w:val="21"/>
               </w:rPr>
             </w:pPr>
+            <w:proofErr w:type="spellStart"/>
             <w:r>
               <w:rPr>
                 <w:rFonts w:ascii="Tahoma" w:eastAsia="微软雅黑" w:hAnsi="Tahoma" w:hint="eastAsia"/>
@@ -34666,6 +37435,7 @@
               </w:rPr>
               <w:t>Drill_DialogCharDisplayData</w:t>
             </w:r>
+            <w:proofErr w:type="spellEnd"/>
           </w:p>
           <w:p>
             <w:pPr>
@@ -34728,8 +37498,18 @@
                 <w:kern w:val="0"/>
                 <w:sz w:val="22"/>
               </w:rPr>
-              <w:t>\dDCDD</w:t>
-            </w:r>
+              <w:t>\</w:t>
+            </w:r>
+            <w:proofErr w:type="spellStart"/>
+            <w:r>
+              <w:rPr>
+                <w:rFonts w:ascii="Tahoma" w:eastAsia="微软雅黑" w:hAnsi="Tahoma" w:hint="eastAsia"/>
+                <w:kern w:val="0"/>
+                <w:sz w:val="22"/>
+              </w:rPr>
+              <w:t>dDCDD</w:t>
+            </w:r>
+            <w:proofErr w:type="spellEnd"/>
           </w:p>
           <w:p>
             <w:pPr>
@@ -34867,6 +37647,7 @@
                 <w:szCs w:val="21"/>
               </w:rPr>
             </w:pPr>
+            <w:proofErr w:type="spellStart"/>
             <w:r>
               <w:rPr>
                 <w:rFonts w:ascii="Tahoma" w:eastAsia="微软雅黑" w:hAnsi="Tahoma" w:hint="eastAsia"/>
@@ -34875,6 +37656,7 @@
               </w:rPr>
               <w:t>Drill_DialogCharDisplayData</w:t>
             </w:r>
+            <w:proofErr w:type="spellEnd"/>
           </w:p>
           <w:p>
             <w:pPr>
@@ -34937,8 +37719,18 @@
                 <w:kern w:val="0"/>
                 <w:sz w:val="22"/>
               </w:rPr>
-              <w:t>\dDCDD</w:t>
-            </w:r>
+              <w:t>\</w:t>
+            </w:r>
+            <w:proofErr w:type="spellStart"/>
+            <w:r>
+              <w:rPr>
+                <w:rFonts w:ascii="Tahoma" w:eastAsia="微软雅黑" w:hAnsi="Tahoma" w:hint="eastAsia"/>
+                <w:kern w:val="0"/>
+                <w:sz w:val="22"/>
+              </w:rPr>
+              <w:t>dDCDD</w:t>
+            </w:r>
+            <w:proofErr w:type="spellEnd"/>
           </w:p>
           <w:p>
             <w:pPr>
@@ -35076,6 +37868,7 @@
                 <w:szCs w:val="21"/>
               </w:rPr>
             </w:pPr>
+            <w:proofErr w:type="spellStart"/>
             <w:r>
               <w:rPr>
                 <w:rFonts w:ascii="Tahoma" w:eastAsia="微软雅黑" w:hAnsi="Tahoma" w:hint="eastAsia"/>
@@ -35084,6 +37877,7 @@
               </w:rPr>
               <w:t>Drill_DialogCharDisplayData</w:t>
             </w:r>
+            <w:proofErr w:type="spellEnd"/>
           </w:p>
           <w:p>
             <w:pPr>
@@ -35146,8 +37940,18 @@
                 <w:kern w:val="0"/>
                 <w:sz w:val="22"/>
               </w:rPr>
-              <w:t>\dDCDD</w:t>
-            </w:r>
+              <w:t>\</w:t>
+            </w:r>
+            <w:proofErr w:type="spellStart"/>
+            <w:r>
+              <w:rPr>
+                <w:rFonts w:ascii="Tahoma" w:eastAsia="微软雅黑" w:hAnsi="Tahoma" w:hint="eastAsia"/>
+                <w:kern w:val="0"/>
+                <w:sz w:val="22"/>
+              </w:rPr>
+              <w:t>dDCDD</w:t>
+            </w:r>
+            <w:proofErr w:type="spellEnd"/>
           </w:p>
           <w:p>
             <w:pPr>
@@ -35285,6 +38089,7 @@
                 <w:szCs w:val="21"/>
               </w:rPr>
             </w:pPr>
+            <w:proofErr w:type="spellStart"/>
             <w:r>
               <w:rPr>
                 <w:rFonts w:ascii="Tahoma" w:eastAsia="微软雅黑" w:hAnsi="Tahoma" w:hint="eastAsia"/>
@@ -35293,6 +38098,7 @@
               </w:rPr>
               <w:t>Drill_DialogCharDisplayData</w:t>
             </w:r>
+            <w:proofErr w:type="spellEnd"/>
           </w:p>
           <w:p>
             <w:pPr>
@@ -35355,8 +38161,18 @@
                 <w:kern w:val="0"/>
                 <w:sz w:val="22"/>
               </w:rPr>
-              <w:t>\dDCDD</w:t>
-            </w:r>
+              <w:t>\</w:t>
+            </w:r>
+            <w:proofErr w:type="spellStart"/>
+            <w:r>
+              <w:rPr>
+                <w:rFonts w:ascii="Tahoma" w:eastAsia="微软雅黑" w:hAnsi="Tahoma" w:hint="eastAsia"/>
+                <w:kern w:val="0"/>
+                <w:sz w:val="22"/>
+              </w:rPr>
+              <w:t>dDCDD</w:t>
+            </w:r>
+            <w:proofErr w:type="spellEnd"/>
           </w:p>
           <w:p>
             <w:pPr>
@@ -35494,6 +38310,7 @@
                 <w:szCs w:val="21"/>
               </w:rPr>
             </w:pPr>
+            <w:proofErr w:type="spellStart"/>
             <w:r>
               <w:rPr>
                 <w:rFonts w:ascii="Tahoma" w:eastAsia="微软雅黑" w:hAnsi="Tahoma" w:hint="eastAsia"/>
@@ -35502,6 +38319,7 @@
               </w:rPr>
               <w:t>Drill_DialogCharDisplayData</w:t>
             </w:r>
+            <w:proofErr w:type="spellEnd"/>
           </w:p>
           <w:p>
             <w:pPr>
@@ -35564,8 +38382,18 @@
                 <w:kern w:val="0"/>
                 <w:sz w:val="22"/>
               </w:rPr>
-              <w:t>\dDCDD</w:t>
-            </w:r>
+              <w:t>\</w:t>
+            </w:r>
+            <w:proofErr w:type="spellStart"/>
+            <w:r>
+              <w:rPr>
+                <w:rFonts w:ascii="Tahoma" w:eastAsia="微软雅黑" w:hAnsi="Tahoma" w:hint="eastAsia"/>
+                <w:kern w:val="0"/>
+                <w:sz w:val="22"/>
+              </w:rPr>
+              <w:t>dDCDD</w:t>
+            </w:r>
+            <w:proofErr w:type="spellEnd"/>
           </w:p>
           <w:p>
             <w:pPr>
@@ -35705,6 +38533,7 @@
                 <w:szCs w:val="21"/>
               </w:rPr>
             </w:pPr>
+            <w:proofErr w:type="spellStart"/>
             <w:r>
               <w:rPr>
                 <w:rFonts w:ascii="Tahoma" w:eastAsia="微软雅黑" w:hAnsi="Tahoma" w:hint="eastAsia"/>
@@ -35713,6 +38542,7 @@
               </w:rPr>
               <w:t>Drill_DialogCharDisplayData</w:t>
             </w:r>
+            <w:proofErr w:type="spellEnd"/>
           </w:p>
           <w:p>
             <w:pPr>
@@ -35777,8 +38607,18 @@
                 <w:sz w:val="22"/>
               </w:rPr>
               <w:lastRenderedPageBreak/>
-              <w:t>\dDCDD</w:t>
-            </w:r>
+              <w:t>\</w:t>
+            </w:r>
+            <w:proofErr w:type="spellStart"/>
+            <w:r>
+              <w:rPr>
+                <w:rFonts w:ascii="Tahoma" w:eastAsia="微软雅黑" w:hAnsi="Tahoma" w:hint="eastAsia"/>
+                <w:kern w:val="0"/>
+                <w:sz w:val="22"/>
+              </w:rPr>
+              <w:t>dDCDD</w:t>
+            </w:r>
+            <w:proofErr w:type="spellEnd"/>
           </w:p>
           <w:p>
             <w:pPr>
@@ -35916,6 +38756,7 @@
                 <w:szCs w:val="21"/>
               </w:rPr>
             </w:pPr>
+            <w:proofErr w:type="spellStart"/>
             <w:r>
               <w:rPr>
                 <w:rFonts w:ascii="Tahoma" w:eastAsia="微软雅黑" w:hAnsi="Tahoma" w:hint="eastAsia"/>
@@ -35924,6 +38765,7 @@
               </w:rPr>
               <w:t>Drill_DialogCharDisplayData</w:t>
             </w:r>
+            <w:proofErr w:type="spellEnd"/>
           </w:p>
           <w:p>
             <w:pPr>
@@ -35986,8 +38828,18 @@
                 <w:kern w:val="0"/>
                 <w:sz w:val="22"/>
               </w:rPr>
-              <w:t>\dDCDD</w:t>
-            </w:r>
+              <w:t>\</w:t>
+            </w:r>
+            <w:proofErr w:type="spellStart"/>
+            <w:r>
+              <w:rPr>
+                <w:rFonts w:ascii="Tahoma" w:eastAsia="微软雅黑" w:hAnsi="Tahoma" w:hint="eastAsia"/>
+                <w:kern w:val="0"/>
+                <w:sz w:val="22"/>
+              </w:rPr>
+              <w:t>dDCDD</w:t>
+            </w:r>
+            <w:proofErr w:type="spellEnd"/>
           </w:p>
           <w:p>
             <w:pPr>
@@ -36125,6 +38977,7 @@
                 <w:szCs w:val="21"/>
               </w:rPr>
             </w:pPr>
+            <w:proofErr w:type="spellStart"/>
             <w:r>
               <w:rPr>
                 <w:rFonts w:ascii="Tahoma" w:eastAsia="微软雅黑" w:hAnsi="Tahoma" w:hint="eastAsia"/>
@@ -36133,6 +38986,7 @@
               </w:rPr>
               <w:t>Drill_DialogCharDisplayData</w:t>
             </w:r>
+            <w:proofErr w:type="spellEnd"/>
           </w:p>
           <w:p>
             <w:pPr>
@@ -36195,8 +39049,18 @@
                 <w:kern w:val="0"/>
                 <w:sz w:val="22"/>
               </w:rPr>
-              <w:t>\dDCDD</w:t>
-            </w:r>
+              <w:t>\</w:t>
+            </w:r>
+            <w:proofErr w:type="spellStart"/>
+            <w:r>
+              <w:rPr>
+                <w:rFonts w:ascii="Tahoma" w:eastAsia="微软雅黑" w:hAnsi="Tahoma" w:hint="eastAsia"/>
+                <w:kern w:val="0"/>
+                <w:sz w:val="22"/>
+              </w:rPr>
+              <w:t>dDCDD</w:t>
+            </w:r>
+            <w:proofErr w:type="spellEnd"/>
           </w:p>
           <w:p>
             <w:pPr>
@@ -36334,6 +39198,7 @@
                 <w:szCs w:val="21"/>
               </w:rPr>
             </w:pPr>
+            <w:proofErr w:type="spellStart"/>
             <w:r>
               <w:rPr>
                 <w:rFonts w:ascii="Tahoma" w:eastAsia="微软雅黑" w:hAnsi="Tahoma" w:hint="eastAsia"/>
@@ -36342,6 +39207,7 @@
               </w:rPr>
               <w:t>Drill_DialogCharDisplayData</w:t>
             </w:r>
+            <w:proofErr w:type="spellEnd"/>
           </w:p>
           <w:p>
             <w:pPr>
@@ -36404,8 +39270,18 @@
                 <w:kern w:val="0"/>
                 <w:sz w:val="22"/>
               </w:rPr>
-              <w:t>\dDCDD</w:t>
-            </w:r>
+              <w:t>\</w:t>
+            </w:r>
+            <w:proofErr w:type="spellStart"/>
+            <w:r>
+              <w:rPr>
+                <w:rFonts w:ascii="Tahoma" w:eastAsia="微软雅黑" w:hAnsi="Tahoma" w:hint="eastAsia"/>
+                <w:kern w:val="0"/>
+                <w:sz w:val="22"/>
+              </w:rPr>
+              <w:t>dDCDD</w:t>
+            </w:r>
+            <w:proofErr w:type="spellEnd"/>
           </w:p>
           <w:p>
             <w:pPr>
@@ -36543,6 +39419,7 @@
                 <w:szCs w:val="21"/>
               </w:rPr>
             </w:pPr>
+            <w:proofErr w:type="spellStart"/>
             <w:r>
               <w:rPr>
                 <w:rFonts w:ascii="Tahoma" w:eastAsia="微软雅黑" w:hAnsi="Tahoma" w:hint="eastAsia"/>
@@ -36551,6 +39428,7 @@
               </w:rPr>
               <w:t>Drill_DialogCharDisplayData</w:t>
             </w:r>
+            <w:proofErr w:type="spellEnd"/>
           </w:p>
           <w:p>
             <w:pPr>
@@ -36613,8 +39491,18 @@
                 <w:kern w:val="0"/>
                 <w:sz w:val="22"/>
               </w:rPr>
-              <w:t>\dDCDD</w:t>
-            </w:r>
+              <w:t>\</w:t>
+            </w:r>
+            <w:proofErr w:type="spellStart"/>
+            <w:r>
+              <w:rPr>
+                <w:rFonts w:ascii="Tahoma" w:eastAsia="微软雅黑" w:hAnsi="Tahoma" w:hint="eastAsia"/>
+                <w:kern w:val="0"/>
+                <w:sz w:val="22"/>
+              </w:rPr>
+              <w:t>dDCDD</w:t>
+            </w:r>
+            <w:proofErr w:type="spellEnd"/>
           </w:p>
           <w:p>
             <w:pPr>
@@ -36752,6 +39640,7 @@
                 <w:szCs w:val="21"/>
               </w:rPr>
             </w:pPr>
+            <w:proofErr w:type="spellStart"/>
             <w:r>
               <w:rPr>
                 <w:rFonts w:ascii="Tahoma" w:eastAsia="微软雅黑" w:hAnsi="Tahoma" w:hint="eastAsia"/>
@@ -36760,6 +39649,7 @@
               </w:rPr>
               <w:t>Drill_DialogCharDisplayData</w:t>
             </w:r>
+            <w:proofErr w:type="spellEnd"/>
           </w:p>
           <w:p>
             <w:pPr>
@@ -36822,8 +39712,18 @@
                 <w:kern w:val="0"/>
                 <w:sz w:val="22"/>
               </w:rPr>
-              <w:t>\dDCDD</w:t>
-            </w:r>
+              <w:t>\</w:t>
+            </w:r>
+            <w:proofErr w:type="spellStart"/>
+            <w:r>
+              <w:rPr>
+                <w:rFonts w:ascii="Tahoma" w:eastAsia="微软雅黑" w:hAnsi="Tahoma" w:hint="eastAsia"/>
+                <w:kern w:val="0"/>
+                <w:sz w:val="22"/>
+              </w:rPr>
+              <w:t>dDCDD</w:t>
+            </w:r>
+            <w:proofErr w:type="spellEnd"/>
           </w:p>
           <w:p>
             <w:pPr>
@@ -36961,6 +39861,7 @@
                 <w:szCs w:val="21"/>
               </w:rPr>
             </w:pPr>
+            <w:proofErr w:type="spellStart"/>
             <w:r>
               <w:rPr>
                 <w:rFonts w:ascii="Tahoma" w:eastAsia="微软雅黑" w:hAnsi="Tahoma" w:hint="eastAsia"/>
@@ -36969,6 +39870,7 @@
               </w:rPr>
               <w:t>Drill_DialogCharDisplayData</w:t>
             </w:r>
+            <w:proofErr w:type="spellEnd"/>
           </w:p>
           <w:p>
             <w:pPr>
@@ -37033,6 +39935,7 @@
               </w:rPr>
               <w:t>\</w:t>
             </w:r>
+            <w:proofErr w:type="spellStart"/>
             <w:proofErr w:type="gramStart"/>
             <w:r>
               <w:rPr>
@@ -37040,7 +39943,16 @@
                 <w:kern w:val="0"/>
                 <w:sz w:val="22"/>
               </w:rPr>
-              <w:t>dDCDD[</w:t>
+              <w:t>dDCDD</w:t>
+            </w:r>
+            <w:proofErr w:type="spellEnd"/>
+            <w:r>
+              <w:rPr>
+                <w:rFonts w:ascii="Tahoma" w:eastAsia="微软雅黑" w:hAnsi="Tahoma" w:hint="eastAsia"/>
+                <w:kern w:val="0"/>
+                <w:sz w:val="22"/>
+              </w:rPr>
+              <w:t>[</w:t>
             </w:r>
             <w:proofErr w:type="gramEnd"/>
             <w:r>
@@ -37256,6 +40168,7 @@
                 <w:szCs w:val="21"/>
               </w:rPr>
             </w:pPr>
+            <w:proofErr w:type="spellStart"/>
             <w:r>
               <w:rPr>
                 <w:rFonts w:ascii="Tahoma" w:eastAsia="微软雅黑" w:hAnsi="Tahoma" w:hint="eastAsia"/>
@@ -37264,6 +40177,7 @@
               </w:rPr>
               <w:t>Drill_DialogCharDisplayData</w:t>
             </w:r>
+            <w:proofErr w:type="spellEnd"/>
           </w:p>
           <w:p>
             <w:pPr>
@@ -37328,6 +40242,7 @@
               </w:rPr>
               <w:t>\</w:t>
             </w:r>
+            <w:proofErr w:type="spellStart"/>
             <w:proofErr w:type="gramStart"/>
             <w:r>
               <w:rPr>
@@ -37335,7 +40250,16 @@
                 <w:kern w:val="0"/>
                 <w:sz w:val="22"/>
               </w:rPr>
-              <w:t>dDCDD[</w:t>
+              <w:t>dDCDD</w:t>
+            </w:r>
+            <w:proofErr w:type="spellEnd"/>
+            <w:r>
+              <w:rPr>
+                <w:rFonts w:ascii="Tahoma" w:eastAsia="微软雅黑" w:hAnsi="Tahoma" w:hint="eastAsia"/>
+                <w:kern w:val="0"/>
+                <w:sz w:val="22"/>
+              </w:rPr>
+              <w:t>[</w:t>
             </w:r>
             <w:proofErr w:type="gramEnd"/>
             <w:r>
@@ -37551,6 +40475,7 @@
                 <w:szCs w:val="21"/>
               </w:rPr>
             </w:pPr>
+            <w:proofErr w:type="spellStart"/>
             <w:r>
               <w:rPr>
                 <w:rFonts w:ascii="Tahoma" w:eastAsia="微软雅黑" w:hAnsi="Tahoma" w:hint="eastAsia"/>
@@ -37559,6 +40484,7 @@
               </w:rPr>
               <w:t>Drill_DialogCharDisplayData</w:t>
             </w:r>
+            <w:proofErr w:type="spellEnd"/>
           </w:p>
           <w:p>
             <w:pPr>
@@ -37623,6 +40549,7 @@
               </w:rPr>
               <w:t>\</w:t>
             </w:r>
+            <w:proofErr w:type="spellStart"/>
             <w:proofErr w:type="gramStart"/>
             <w:r>
               <w:rPr>
@@ -37630,7 +40557,16 @@
                 <w:kern w:val="0"/>
                 <w:sz w:val="22"/>
               </w:rPr>
-              <w:t>dDCDD[</w:t>
+              <w:t>dDCDD</w:t>
+            </w:r>
+            <w:proofErr w:type="spellEnd"/>
+            <w:r>
+              <w:rPr>
+                <w:rFonts w:ascii="Tahoma" w:eastAsia="微软雅黑" w:hAnsi="Tahoma" w:hint="eastAsia"/>
+                <w:kern w:val="0"/>
+                <w:sz w:val="22"/>
+              </w:rPr>
+              <w:t>[</w:t>
             </w:r>
             <w:proofErr w:type="gramEnd"/>
             <w:r>
@@ -37828,6 +40764,7 @@
                 <w:szCs w:val="21"/>
               </w:rPr>
             </w:pPr>
+            <w:proofErr w:type="spellStart"/>
             <w:r>
               <w:rPr>
                 <w:rFonts w:ascii="Tahoma" w:eastAsia="微软雅黑" w:hAnsi="Tahoma" w:hint="eastAsia"/>
@@ -37836,6 +40773,7 @@
               </w:rPr>
               <w:t>Drill_DialogCharDisplayData</w:t>
             </w:r>
+            <w:proofErr w:type="spellEnd"/>
           </w:p>
           <w:p>
             <w:pPr>
@@ -37900,6 +40838,7 @@
               </w:rPr>
               <w:t>\</w:t>
             </w:r>
+            <w:proofErr w:type="spellStart"/>
             <w:proofErr w:type="gramStart"/>
             <w:r>
               <w:rPr>
@@ -37907,7 +40846,16 @@
                 <w:kern w:val="0"/>
                 <w:sz w:val="22"/>
               </w:rPr>
-              <w:t>dDCDD[</w:t>
+              <w:t>dDCDD</w:t>
+            </w:r>
+            <w:proofErr w:type="spellEnd"/>
+            <w:r>
+              <w:rPr>
+                <w:rFonts w:ascii="Tahoma" w:eastAsia="微软雅黑" w:hAnsi="Tahoma" w:hint="eastAsia"/>
+                <w:kern w:val="0"/>
+                <w:sz w:val="22"/>
+              </w:rPr>
+              <w:t>[</w:t>
             </w:r>
             <w:proofErr w:type="gramEnd"/>
             <w:r>
@@ -38113,6 +41061,7 @@
                 <w:szCs w:val="21"/>
               </w:rPr>
             </w:pPr>
+            <w:proofErr w:type="spellStart"/>
             <w:r>
               <w:rPr>
                 <w:rFonts w:ascii="Tahoma" w:eastAsia="微软雅黑" w:hAnsi="Tahoma" w:hint="eastAsia"/>
@@ -38121,6 +41070,7 @@
               </w:rPr>
               <w:t>Drill_DialogCharDisplayData</w:t>
             </w:r>
+            <w:proofErr w:type="spellEnd"/>
           </w:p>
           <w:p>
             <w:pPr>
@@ -38185,6 +41135,7 @@
               </w:rPr>
               <w:t>\</w:t>
             </w:r>
+            <w:proofErr w:type="spellStart"/>
             <w:proofErr w:type="gramStart"/>
             <w:r>
               <w:rPr>
@@ -38192,7 +41143,16 @@
                 <w:kern w:val="0"/>
                 <w:sz w:val="22"/>
               </w:rPr>
-              <w:t>dDCDD[</w:t>
+              <w:t>dDCDD</w:t>
+            </w:r>
+            <w:proofErr w:type="spellEnd"/>
+            <w:r>
+              <w:rPr>
+                <w:rFonts w:ascii="Tahoma" w:eastAsia="微软雅黑" w:hAnsi="Tahoma" w:hint="eastAsia"/>
+                <w:kern w:val="0"/>
+                <w:sz w:val="22"/>
+              </w:rPr>
+              <w:t>[</w:t>
             </w:r>
             <w:proofErr w:type="gramEnd"/>
             <w:r>
@@ -38415,6 +41375,7 @@
                 <w:szCs w:val="21"/>
               </w:rPr>
             </w:pPr>
+            <w:proofErr w:type="spellStart"/>
             <w:r>
               <w:rPr>
                 <w:rFonts w:ascii="Tahoma" w:eastAsia="微软雅黑" w:hAnsi="Tahoma" w:hint="eastAsia"/>
@@ -38424,6 +41385,7 @@
               <w:lastRenderedPageBreak/>
               <w:t>Drill_DialogCharDisplayData</w:t>
             </w:r>
+            <w:proofErr w:type="spellEnd"/>
           </w:p>
           <w:p>
             <w:pPr>
@@ -38490,6 +41452,7 @@
               <w:lastRenderedPageBreak/>
               <w:t>\</w:t>
             </w:r>
+            <w:proofErr w:type="spellStart"/>
             <w:proofErr w:type="gramStart"/>
             <w:r>
               <w:rPr>
@@ -38497,7 +41460,16 @@
                 <w:kern w:val="0"/>
                 <w:sz w:val="22"/>
               </w:rPr>
-              <w:t>dDCDD[</w:t>
+              <w:t>dDCDD</w:t>
+            </w:r>
+            <w:proofErr w:type="spellEnd"/>
+            <w:r>
+              <w:rPr>
+                <w:rFonts w:ascii="Tahoma" w:eastAsia="微软雅黑" w:hAnsi="Tahoma" w:hint="eastAsia"/>
+                <w:kern w:val="0"/>
+                <w:sz w:val="22"/>
+              </w:rPr>
+              <w:t>[</w:t>
             </w:r>
             <w:proofErr w:type="gramEnd"/>
             <w:r>
@@ -38519,6 +41491,7 @@
                 <w:sz w:val="22"/>
               </w:rPr>
             </w:pPr>
+            <w:proofErr w:type="spellStart"/>
             <w:proofErr w:type="gramStart"/>
             <w:r>
               <w:rPr>
@@ -38526,7 +41499,16 @@
                 <w:kern w:val="0"/>
                 <w:sz w:val="22"/>
               </w:rPr>
-              <w:t>ActorId:</w:t>
+              <w:t>ActorId</w:t>
+            </w:r>
+            <w:proofErr w:type="spellEnd"/>
+            <w:r>
+              <w:rPr>
+                <w:rFonts w:ascii="Tahoma" w:eastAsia="微软雅黑" w:hAnsi="Tahoma" w:hint="eastAsia"/>
+                <w:kern w:val="0"/>
+                <w:sz w:val="22"/>
+              </w:rPr>
+              <w:t>:</w:t>
             </w:r>
             <w:r>
               <w:rPr>
@@ -38729,6 +41711,7 @@
                 <w:szCs w:val="21"/>
               </w:rPr>
             </w:pPr>
+            <w:proofErr w:type="spellStart"/>
             <w:r>
               <w:rPr>
                 <w:rFonts w:ascii="Tahoma" w:eastAsia="微软雅黑" w:hAnsi="Tahoma" w:hint="eastAsia"/>
@@ -38737,6 +41720,7 @@
               </w:rPr>
               <w:t>Drill_DialogCharDisplayData</w:t>
             </w:r>
+            <w:proofErr w:type="spellEnd"/>
           </w:p>
           <w:p>
             <w:pPr>
@@ -38799,7 +41783,43 @@
                 <w:kern w:val="0"/>
                 <w:sz w:val="22"/>
               </w:rPr>
-              <w:t>\dDCDD[mapId]</w:t>
+              <w:t>\</w:t>
+            </w:r>
+            <w:proofErr w:type="spellStart"/>
+            <w:r>
+              <w:rPr>
+                <w:rFonts w:ascii="Tahoma" w:eastAsia="微软雅黑" w:hAnsi="Tahoma" w:hint="eastAsia"/>
+                <w:kern w:val="0"/>
+                <w:sz w:val="22"/>
+              </w:rPr>
+              <w:t>dDCDD</w:t>
+            </w:r>
+            <w:proofErr w:type="spellEnd"/>
+            <w:r>
+              <w:rPr>
+                <w:rFonts w:ascii="Tahoma" w:eastAsia="微软雅黑" w:hAnsi="Tahoma" w:hint="eastAsia"/>
+                <w:kern w:val="0"/>
+                <w:sz w:val="22"/>
+              </w:rPr>
+              <w:t>[</w:t>
+            </w:r>
+            <w:proofErr w:type="spellStart"/>
+            <w:r>
+              <w:rPr>
+                <w:rFonts w:ascii="Tahoma" w:eastAsia="微软雅黑" w:hAnsi="Tahoma" w:hint="eastAsia"/>
+                <w:kern w:val="0"/>
+                <w:sz w:val="22"/>
+              </w:rPr>
+              <w:t>mapId</w:t>
+            </w:r>
+            <w:proofErr w:type="spellEnd"/>
+            <w:r>
+              <w:rPr>
+                <w:rFonts w:ascii="Tahoma" w:eastAsia="微软雅黑" w:hAnsi="Tahoma" w:hint="eastAsia"/>
+                <w:kern w:val="0"/>
+                <w:sz w:val="22"/>
+              </w:rPr>
+              <w:t>]</w:t>
             </w:r>
           </w:p>
         </w:tc>
@@ -38911,6 +41931,7 @@
                 <w:szCs w:val="21"/>
               </w:rPr>
             </w:pPr>
+            <w:proofErr w:type="spellStart"/>
             <w:r>
               <w:rPr>
                 <w:rFonts w:ascii="Tahoma" w:eastAsia="微软雅黑" w:hAnsi="Tahoma" w:hint="eastAsia"/>
@@ -38919,6 +41940,7 @@
               </w:rPr>
               <w:t>Drill_DialogCharDisplayData</w:t>
             </w:r>
+            <w:proofErr w:type="spellEnd"/>
           </w:p>
           <w:p>
             <w:pPr>
@@ -38983,6 +42005,7 @@
               </w:rPr>
               <w:t>\</w:t>
             </w:r>
+            <w:proofErr w:type="spellStart"/>
             <w:proofErr w:type="gramStart"/>
             <w:r>
               <w:rPr>
@@ -38990,7 +42013,16 @@
                 <w:kern w:val="0"/>
                 <w:sz w:val="22"/>
               </w:rPr>
-              <w:t>dDCDD[</w:t>
+              <w:t>dDCDD</w:t>
+            </w:r>
+            <w:proofErr w:type="spellEnd"/>
+            <w:r>
+              <w:rPr>
+                <w:rFonts w:ascii="Tahoma" w:eastAsia="微软雅黑" w:hAnsi="Tahoma" w:hint="eastAsia"/>
+                <w:kern w:val="0"/>
+                <w:sz w:val="22"/>
+              </w:rPr>
+              <w:t>[</w:t>
             </w:r>
             <w:proofErr w:type="gramEnd"/>
             <w:r>
@@ -39012,13 +42044,23 @@
                 <w:sz w:val="22"/>
               </w:rPr>
             </w:pPr>
-            <w:r>
-              <w:rPr>
-                <w:rFonts w:ascii="Tahoma" w:eastAsia="微软雅黑" w:hAnsi="Tahoma" w:hint="eastAsia"/>
-                <w:kern w:val="0"/>
-                <w:sz w:val="22"/>
-              </w:rPr>
-              <w:t>MemberNum]</w:t>
+            <w:proofErr w:type="spellStart"/>
+            <w:r>
+              <w:rPr>
+                <w:rFonts w:ascii="Tahoma" w:eastAsia="微软雅黑" w:hAnsi="Tahoma" w:hint="eastAsia"/>
+                <w:kern w:val="0"/>
+                <w:sz w:val="22"/>
+              </w:rPr>
+              <w:t>MemberNum</w:t>
+            </w:r>
+            <w:proofErr w:type="spellEnd"/>
+            <w:r>
+              <w:rPr>
+                <w:rFonts w:ascii="Tahoma" w:eastAsia="微软雅黑" w:hAnsi="Tahoma" w:hint="eastAsia"/>
+                <w:kern w:val="0"/>
+                <w:sz w:val="22"/>
+              </w:rPr>
+              <w:t>]</w:t>
             </w:r>
           </w:p>
         </w:tc>
@@ -39122,6 +42164,7 @@
                 <w:szCs w:val="21"/>
               </w:rPr>
             </w:pPr>
+            <w:proofErr w:type="spellStart"/>
             <w:r>
               <w:rPr>
                 <w:rFonts w:ascii="Tahoma" w:eastAsia="微软雅黑" w:hAnsi="Tahoma" w:hint="eastAsia"/>
@@ -39130,6 +42173,7 @@
               </w:rPr>
               <w:t>Drill_DialogCharDisplayData</w:t>
             </w:r>
+            <w:proofErr w:type="spellEnd"/>
           </w:p>
           <w:p>
             <w:pPr>
@@ -39192,7 +42236,25 @@
                 <w:kern w:val="0"/>
                 <w:sz w:val="22"/>
               </w:rPr>
-              <w:t>\dDCDD[gold]</w:t>
+              <w:t>\</w:t>
+            </w:r>
+            <w:proofErr w:type="spellStart"/>
+            <w:r>
+              <w:rPr>
+                <w:rFonts w:ascii="Tahoma" w:eastAsia="微软雅黑" w:hAnsi="Tahoma" w:hint="eastAsia"/>
+                <w:kern w:val="0"/>
+                <w:sz w:val="22"/>
+              </w:rPr>
+              <w:t>dDCDD</w:t>
+            </w:r>
+            <w:proofErr w:type="spellEnd"/>
+            <w:r>
+              <w:rPr>
+                <w:rFonts w:ascii="Tahoma" w:eastAsia="微软雅黑" w:hAnsi="Tahoma" w:hint="eastAsia"/>
+                <w:kern w:val="0"/>
+                <w:sz w:val="22"/>
+              </w:rPr>
+              <w:t>[gold]</w:t>
             </w:r>
           </w:p>
         </w:tc>
@@ -39296,6 +42358,7 @@
                 <w:szCs w:val="21"/>
               </w:rPr>
             </w:pPr>
+            <w:proofErr w:type="spellStart"/>
             <w:r>
               <w:rPr>
                 <w:rFonts w:ascii="Tahoma" w:eastAsia="微软雅黑" w:hAnsi="Tahoma" w:hint="eastAsia"/>
@@ -39304,6 +42367,7 @@
               </w:rPr>
               <w:t>Drill_DialogCharDisplayData</w:t>
             </w:r>
+            <w:proofErr w:type="spellEnd"/>
           </w:p>
           <w:p>
             <w:pPr>
@@ -39366,7 +42430,25 @@
                 <w:kern w:val="0"/>
                 <w:sz w:val="22"/>
               </w:rPr>
-              <w:t>\dDCDD[step]</w:t>
+              <w:t>\</w:t>
+            </w:r>
+            <w:proofErr w:type="spellStart"/>
+            <w:r>
+              <w:rPr>
+                <w:rFonts w:ascii="Tahoma" w:eastAsia="微软雅黑" w:hAnsi="Tahoma" w:hint="eastAsia"/>
+                <w:kern w:val="0"/>
+                <w:sz w:val="22"/>
+              </w:rPr>
+              <w:t>dDCDD</w:t>
+            </w:r>
+            <w:proofErr w:type="spellEnd"/>
+            <w:r>
+              <w:rPr>
+                <w:rFonts w:ascii="Tahoma" w:eastAsia="微软雅黑" w:hAnsi="Tahoma" w:hint="eastAsia"/>
+                <w:kern w:val="0"/>
+                <w:sz w:val="22"/>
+              </w:rPr>
+              <w:t>[step]</w:t>
             </w:r>
           </w:p>
         </w:tc>
@@ -39470,6 +42552,7 @@
                 <w:szCs w:val="21"/>
               </w:rPr>
             </w:pPr>
+            <w:proofErr w:type="spellStart"/>
             <w:r>
               <w:rPr>
                 <w:rFonts w:ascii="Tahoma" w:eastAsia="微软雅黑" w:hAnsi="Tahoma" w:hint="eastAsia"/>
@@ -39478,6 +42561,7 @@
               </w:rPr>
               <w:t>Drill_DialogCharDisplayData</w:t>
             </w:r>
+            <w:proofErr w:type="spellEnd"/>
           </w:p>
           <w:p>
             <w:pPr>
@@ -39540,26 +42624,54 @@
                 <w:kern w:val="0"/>
                 <w:sz w:val="22"/>
               </w:rPr>
-              <w:t>\dDCDD</w:t>
-            </w:r>
-          </w:p>
-          <w:p>
-            <w:pPr>
-              <w:snapToGrid w:val="0"/>
-              <w:jc w:val="center"/>
-              <w:rPr>
-                <w:rFonts w:ascii="Tahoma" w:eastAsia="微软雅黑" w:hAnsi="Tahoma"/>
-                <w:kern w:val="0"/>
-                <w:sz w:val="22"/>
-              </w:rPr>
-            </w:pPr>
-            <w:r>
-              <w:rPr>
-                <w:rFonts w:ascii="Tahoma" w:eastAsia="微软雅黑" w:hAnsi="Tahoma" w:hint="eastAsia"/>
-                <w:kern w:val="0"/>
-                <w:sz w:val="22"/>
-              </w:rPr>
-              <w:t>[playTime]</w:t>
+              <w:t>\</w:t>
+            </w:r>
+            <w:proofErr w:type="spellStart"/>
+            <w:r>
+              <w:rPr>
+                <w:rFonts w:ascii="Tahoma" w:eastAsia="微软雅黑" w:hAnsi="Tahoma" w:hint="eastAsia"/>
+                <w:kern w:val="0"/>
+                <w:sz w:val="22"/>
+              </w:rPr>
+              <w:t>dDCDD</w:t>
+            </w:r>
+            <w:proofErr w:type="spellEnd"/>
+          </w:p>
+          <w:p>
+            <w:pPr>
+              <w:snapToGrid w:val="0"/>
+              <w:jc w:val="center"/>
+              <w:rPr>
+                <w:rFonts w:ascii="Tahoma" w:eastAsia="微软雅黑" w:hAnsi="Tahoma"/>
+                <w:kern w:val="0"/>
+                <w:sz w:val="22"/>
+              </w:rPr>
+            </w:pPr>
+            <w:r>
+              <w:rPr>
+                <w:rFonts w:ascii="Tahoma" w:eastAsia="微软雅黑" w:hAnsi="Tahoma" w:hint="eastAsia"/>
+                <w:kern w:val="0"/>
+                <w:sz w:val="22"/>
+              </w:rPr>
+              <w:t>[</w:t>
+            </w:r>
+            <w:proofErr w:type="spellStart"/>
+            <w:r>
+              <w:rPr>
+                <w:rFonts w:ascii="Tahoma" w:eastAsia="微软雅黑" w:hAnsi="Tahoma" w:hint="eastAsia"/>
+                <w:kern w:val="0"/>
+                <w:sz w:val="22"/>
+              </w:rPr>
+              <w:t>playTime</w:t>
+            </w:r>
+            <w:proofErr w:type="spellEnd"/>
+            <w:r>
+              <w:rPr>
+                <w:rFonts w:ascii="Tahoma" w:eastAsia="微软雅黑" w:hAnsi="Tahoma" w:hint="eastAsia"/>
+                <w:kern w:val="0"/>
+                <w:sz w:val="22"/>
+              </w:rPr>
+              <w:t>]</w:t>
             </w:r>
           </w:p>
         </w:tc>
@@ -39679,6 +42791,7 @@
                 <w:szCs w:val="21"/>
               </w:rPr>
             </w:pPr>
+            <w:proofErr w:type="spellStart"/>
             <w:r>
               <w:rPr>
                 <w:rFonts w:ascii="Tahoma" w:eastAsia="微软雅黑" w:hAnsi="Tahoma" w:hint="eastAsia"/>
@@ -39687,6 +42800,7 @@
               </w:rPr>
               <w:t>Drill_DialogCharDisplayData</w:t>
             </w:r>
+            <w:proofErr w:type="spellEnd"/>
           </w:p>
           <w:p>
             <w:pPr>
@@ -39749,26 +42863,54 @@
                 <w:kern w:val="0"/>
                 <w:sz w:val="22"/>
               </w:rPr>
-              <w:t>\dDCDD</w:t>
-            </w:r>
-          </w:p>
-          <w:p>
-            <w:pPr>
-              <w:snapToGrid w:val="0"/>
-              <w:jc w:val="center"/>
-              <w:rPr>
-                <w:rFonts w:ascii="Tahoma" w:eastAsia="微软雅黑" w:hAnsi="Tahoma"/>
-                <w:kern w:val="0"/>
-                <w:sz w:val="22"/>
-              </w:rPr>
-            </w:pPr>
-            <w:r>
-              <w:rPr>
-                <w:rFonts w:ascii="Tahoma" w:eastAsia="微软雅黑" w:hAnsi="Tahoma" w:hint="eastAsia"/>
-                <w:kern w:val="0"/>
-                <w:sz w:val="22"/>
-              </w:rPr>
-              <w:t>[timerTime]</w:t>
+              <w:t>\</w:t>
+            </w:r>
+            <w:proofErr w:type="spellStart"/>
+            <w:r>
+              <w:rPr>
+                <w:rFonts w:ascii="Tahoma" w:eastAsia="微软雅黑" w:hAnsi="Tahoma" w:hint="eastAsia"/>
+                <w:kern w:val="0"/>
+                <w:sz w:val="22"/>
+              </w:rPr>
+              <w:t>dDCDD</w:t>
+            </w:r>
+            <w:proofErr w:type="spellEnd"/>
+          </w:p>
+          <w:p>
+            <w:pPr>
+              <w:snapToGrid w:val="0"/>
+              <w:jc w:val="center"/>
+              <w:rPr>
+                <w:rFonts w:ascii="Tahoma" w:eastAsia="微软雅黑" w:hAnsi="Tahoma"/>
+                <w:kern w:val="0"/>
+                <w:sz w:val="22"/>
+              </w:rPr>
+            </w:pPr>
+            <w:r>
+              <w:rPr>
+                <w:rFonts w:ascii="Tahoma" w:eastAsia="微软雅黑" w:hAnsi="Tahoma" w:hint="eastAsia"/>
+                <w:kern w:val="0"/>
+                <w:sz w:val="22"/>
+              </w:rPr>
+              <w:t>[</w:t>
+            </w:r>
+            <w:proofErr w:type="spellStart"/>
+            <w:r>
+              <w:rPr>
+                <w:rFonts w:ascii="Tahoma" w:eastAsia="微软雅黑" w:hAnsi="Tahoma" w:hint="eastAsia"/>
+                <w:kern w:val="0"/>
+                <w:sz w:val="22"/>
+              </w:rPr>
+              <w:t>timerTime</w:t>
+            </w:r>
+            <w:proofErr w:type="spellEnd"/>
+            <w:r>
+              <w:rPr>
+                <w:rFonts w:ascii="Tahoma" w:eastAsia="微软雅黑" w:hAnsi="Tahoma" w:hint="eastAsia"/>
+                <w:kern w:val="0"/>
+                <w:sz w:val="22"/>
+              </w:rPr>
+              <w:t>]</w:t>
             </w:r>
           </w:p>
         </w:tc>
@@ -39872,6 +43014,7 @@
                 <w:szCs w:val="21"/>
               </w:rPr>
             </w:pPr>
+            <w:proofErr w:type="spellStart"/>
             <w:r>
               <w:rPr>
                 <w:rFonts w:ascii="Tahoma" w:eastAsia="微软雅黑" w:hAnsi="Tahoma" w:hint="eastAsia"/>
@@ -39880,6 +43023,7 @@
               </w:rPr>
               <w:t>Drill_DialogCharDisplayData</w:t>
             </w:r>
+            <w:proofErr w:type="spellEnd"/>
           </w:p>
           <w:p>
             <w:pPr>
@@ -39942,26 +43086,54 @@
                 <w:kern w:val="0"/>
                 <w:sz w:val="22"/>
               </w:rPr>
-              <w:t>\dDCDD</w:t>
-            </w:r>
-          </w:p>
-          <w:p>
-            <w:pPr>
-              <w:snapToGrid w:val="0"/>
-              <w:jc w:val="center"/>
-              <w:rPr>
-                <w:rFonts w:ascii="Tahoma" w:eastAsia="微软雅黑" w:hAnsi="Tahoma"/>
-                <w:kern w:val="0"/>
-                <w:sz w:val="22"/>
-              </w:rPr>
-            </w:pPr>
-            <w:r>
-              <w:rPr>
-                <w:rFonts w:ascii="Tahoma" w:eastAsia="微软雅黑" w:hAnsi="Tahoma" w:hint="eastAsia"/>
-                <w:kern w:val="0"/>
-                <w:sz w:val="22"/>
-              </w:rPr>
-              <w:t>[saveCount]</w:t>
+              <w:t>\</w:t>
+            </w:r>
+            <w:proofErr w:type="spellStart"/>
+            <w:r>
+              <w:rPr>
+                <w:rFonts w:ascii="Tahoma" w:eastAsia="微软雅黑" w:hAnsi="Tahoma" w:hint="eastAsia"/>
+                <w:kern w:val="0"/>
+                <w:sz w:val="22"/>
+              </w:rPr>
+              <w:t>dDCDD</w:t>
+            </w:r>
+            <w:proofErr w:type="spellEnd"/>
+          </w:p>
+          <w:p>
+            <w:pPr>
+              <w:snapToGrid w:val="0"/>
+              <w:jc w:val="center"/>
+              <w:rPr>
+                <w:rFonts w:ascii="Tahoma" w:eastAsia="微软雅黑" w:hAnsi="Tahoma"/>
+                <w:kern w:val="0"/>
+                <w:sz w:val="22"/>
+              </w:rPr>
+            </w:pPr>
+            <w:r>
+              <w:rPr>
+                <w:rFonts w:ascii="Tahoma" w:eastAsia="微软雅黑" w:hAnsi="Tahoma" w:hint="eastAsia"/>
+                <w:kern w:val="0"/>
+                <w:sz w:val="22"/>
+              </w:rPr>
+              <w:t>[</w:t>
+            </w:r>
+            <w:proofErr w:type="spellStart"/>
+            <w:r>
+              <w:rPr>
+                <w:rFonts w:ascii="Tahoma" w:eastAsia="微软雅黑" w:hAnsi="Tahoma" w:hint="eastAsia"/>
+                <w:kern w:val="0"/>
+                <w:sz w:val="22"/>
+              </w:rPr>
+              <w:t>saveCount</w:t>
+            </w:r>
+            <w:proofErr w:type="spellEnd"/>
+            <w:r>
+              <w:rPr>
+                <w:rFonts w:ascii="Tahoma" w:eastAsia="微软雅黑" w:hAnsi="Tahoma" w:hint="eastAsia"/>
+                <w:kern w:val="0"/>
+                <w:sz w:val="22"/>
+              </w:rPr>
+              <w:t>]</w:t>
             </w:r>
           </w:p>
         </w:tc>
@@ -40065,6 +43237,7 @@
                 <w:szCs w:val="21"/>
               </w:rPr>
             </w:pPr>
+            <w:proofErr w:type="spellStart"/>
             <w:r>
               <w:rPr>
                 <w:rFonts w:ascii="Tahoma" w:eastAsia="微软雅黑" w:hAnsi="Tahoma" w:hint="eastAsia"/>
@@ -40073,6 +43246,7 @@
               </w:rPr>
               <w:t>Drill_DialogCharDisplayData</w:t>
             </w:r>
+            <w:proofErr w:type="spellEnd"/>
           </w:p>
           <w:p>
             <w:pPr>
@@ -40135,26 +43309,54 @@
                 <w:kern w:val="0"/>
                 <w:sz w:val="22"/>
               </w:rPr>
-              <w:t>\dDCDD</w:t>
-            </w:r>
-          </w:p>
-          <w:p>
-            <w:pPr>
-              <w:snapToGrid w:val="0"/>
-              <w:jc w:val="center"/>
-              <w:rPr>
-                <w:rFonts w:ascii="Tahoma" w:eastAsia="微软雅黑" w:hAnsi="Tahoma"/>
-                <w:kern w:val="0"/>
-                <w:sz w:val="22"/>
-              </w:rPr>
-            </w:pPr>
-            <w:r>
-              <w:rPr>
-                <w:rFonts w:ascii="Tahoma" w:eastAsia="微软雅黑" w:hAnsi="Tahoma" w:hint="eastAsia"/>
-                <w:kern w:val="0"/>
-                <w:sz w:val="22"/>
-              </w:rPr>
-              <w:t>[battleCount]</w:t>
+              <w:t>\</w:t>
+            </w:r>
+            <w:proofErr w:type="spellStart"/>
+            <w:r>
+              <w:rPr>
+                <w:rFonts w:ascii="Tahoma" w:eastAsia="微软雅黑" w:hAnsi="Tahoma" w:hint="eastAsia"/>
+                <w:kern w:val="0"/>
+                <w:sz w:val="22"/>
+              </w:rPr>
+              <w:t>dDCDD</w:t>
+            </w:r>
+            <w:proofErr w:type="spellEnd"/>
+          </w:p>
+          <w:p>
+            <w:pPr>
+              <w:snapToGrid w:val="0"/>
+              <w:jc w:val="center"/>
+              <w:rPr>
+                <w:rFonts w:ascii="Tahoma" w:eastAsia="微软雅黑" w:hAnsi="Tahoma"/>
+                <w:kern w:val="0"/>
+                <w:sz w:val="22"/>
+              </w:rPr>
+            </w:pPr>
+            <w:r>
+              <w:rPr>
+                <w:rFonts w:ascii="Tahoma" w:eastAsia="微软雅黑" w:hAnsi="Tahoma" w:hint="eastAsia"/>
+                <w:kern w:val="0"/>
+                <w:sz w:val="22"/>
+              </w:rPr>
+              <w:t>[</w:t>
+            </w:r>
+            <w:proofErr w:type="spellStart"/>
+            <w:r>
+              <w:rPr>
+                <w:rFonts w:ascii="Tahoma" w:eastAsia="微软雅黑" w:hAnsi="Tahoma" w:hint="eastAsia"/>
+                <w:kern w:val="0"/>
+                <w:sz w:val="22"/>
+              </w:rPr>
+              <w:t>battleCount</w:t>
+            </w:r>
+            <w:proofErr w:type="spellEnd"/>
+            <w:r>
+              <w:rPr>
+                <w:rFonts w:ascii="Tahoma" w:eastAsia="微软雅黑" w:hAnsi="Tahoma" w:hint="eastAsia"/>
+                <w:kern w:val="0"/>
+                <w:sz w:val="22"/>
+              </w:rPr>
+              <w:t>]</w:t>
             </w:r>
           </w:p>
         </w:tc>
@@ -40258,6 +43460,7 @@
                 <w:szCs w:val="21"/>
               </w:rPr>
             </w:pPr>
+            <w:proofErr w:type="spellStart"/>
             <w:r>
               <w:rPr>
                 <w:rFonts w:ascii="Tahoma" w:eastAsia="微软雅黑" w:hAnsi="Tahoma" w:hint="eastAsia"/>
@@ -40266,6 +43469,7 @@
               </w:rPr>
               <w:t>Drill_DialogCharDisplayData</w:t>
             </w:r>
+            <w:proofErr w:type="spellEnd"/>
           </w:p>
           <w:p>
             <w:pPr>
@@ -40328,26 +43532,54 @@
                 <w:kern w:val="0"/>
                 <w:sz w:val="22"/>
               </w:rPr>
-              <w:t>\dDCDD</w:t>
-            </w:r>
-          </w:p>
-          <w:p>
-            <w:pPr>
-              <w:snapToGrid w:val="0"/>
-              <w:jc w:val="center"/>
-              <w:rPr>
-                <w:rFonts w:ascii="Tahoma" w:eastAsia="微软雅黑" w:hAnsi="Tahoma"/>
-                <w:kern w:val="0"/>
-                <w:sz w:val="22"/>
-              </w:rPr>
-            </w:pPr>
-            <w:r>
-              <w:rPr>
-                <w:rFonts w:ascii="Tahoma" w:eastAsia="微软雅黑" w:hAnsi="Tahoma" w:hint="eastAsia"/>
-                <w:kern w:val="0"/>
-                <w:sz w:val="22"/>
-              </w:rPr>
-              <w:t>[winCount]</w:t>
+              <w:t>\</w:t>
+            </w:r>
+            <w:proofErr w:type="spellStart"/>
+            <w:r>
+              <w:rPr>
+                <w:rFonts w:ascii="Tahoma" w:eastAsia="微软雅黑" w:hAnsi="Tahoma" w:hint="eastAsia"/>
+                <w:kern w:val="0"/>
+                <w:sz w:val="22"/>
+              </w:rPr>
+              <w:t>dDCDD</w:t>
+            </w:r>
+            <w:proofErr w:type="spellEnd"/>
+          </w:p>
+          <w:p>
+            <w:pPr>
+              <w:snapToGrid w:val="0"/>
+              <w:jc w:val="center"/>
+              <w:rPr>
+                <w:rFonts w:ascii="Tahoma" w:eastAsia="微软雅黑" w:hAnsi="Tahoma"/>
+                <w:kern w:val="0"/>
+                <w:sz w:val="22"/>
+              </w:rPr>
+            </w:pPr>
+            <w:r>
+              <w:rPr>
+                <w:rFonts w:ascii="Tahoma" w:eastAsia="微软雅黑" w:hAnsi="Tahoma" w:hint="eastAsia"/>
+                <w:kern w:val="0"/>
+                <w:sz w:val="22"/>
+              </w:rPr>
+              <w:t>[</w:t>
+            </w:r>
+            <w:proofErr w:type="spellStart"/>
+            <w:r>
+              <w:rPr>
+                <w:rFonts w:ascii="Tahoma" w:eastAsia="微软雅黑" w:hAnsi="Tahoma" w:hint="eastAsia"/>
+                <w:kern w:val="0"/>
+                <w:sz w:val="22"/>
+              </w:rPr>
+              <w:t>winCount</w:t>
+            </w:r>
+            <w:proofErr w:type="spellEnd"/>
+            <w:r>
+              <w:rPr>
+                <w:rFonts w:ascii="Tahoma" w:eastAsia="微软雅黑" w:hAnsi="Tahoma" w:hint="eastAsia"/>
+                <w:kern w:val="0"/>
+                <w:sz w:val="22"/>
+              </w:rPr>
+              <w:t>]</w:t>
             </w:r>
           </w:p>
         </w:tc>
@@ -40451,6 +43683,7 @@
                 <w:szCs w:val="21"/>
               </w:rPr>
             </w:pPr>
+            <w:proofErr w:type="spellStart"/>
             <w:r>
               <w:rPr>
                 <w:rFonts w:ascii="Tahoma" w:eastAsia="微软雅黑" w:hAnsi="Tahoma" w:hint="eastAsia"/>
@@ -40459,6 +43692,7 @@
               </w:rPr>
               <w:t>Drill_DialogCharDisplayData</w:t>
             </w:r>
+            <w:proofErr w:type="spellEnd"/>
           </w:p>
           <w:p>
             <w:pPr>
@@ -40521,26 +43755,54 @@
                 <w:kern w:val="0"/>
                 <w:sz w:val="22"/>
               </w:rPr>
-              <w:t>\dDCDD</w:t>
-            </w:r>
-          </w:p>
-          <w:p>
-            <w:pPr>
-              <w:snapToGrid w:val="0"/>
-              <w:jc w:val="center"/>
-              <w:rPr>
-                <w:rFonts w:ascii="Tahoma" w:eastAsia="微软雅黑" w:hAnsi="Tahoma"/>
-                <w:kern w:val="0"/>
-                <w:sz w:val="22"/>
-              </w:rPr>
-            </w:pPr>
-            <w:r>
-              <w:rPr>
-                <w:rFonts w:ascii="Tahoma" w:eastAsia="微软雅黑" w:hAnsi="Tahoma" w:hint="eastAsia"/>
-                <w:kern w:val="0"/>
-                <w:sz w:val="22"/>
-              </w:rPr>
-              <w:t>[escapeCount]</w:t>
+              <w:t>\</w:t>
+            </w:r>
+            <w:proofErr w:type="spellStart"/>
+            <w:r>
+              <w:rPr>
+                <w:rFonts w:ascii="Tahoma" w:eastAsia="微软雅黑" w:hAnsi="Tahoma" w:hint="eastAsia"/>
+                <w:kern w:val="0"/>
+                <w:sz w:val="22"/>
+              </w:rPr>
+              <w:t>dDCDD</w:t>
+            </w:r>
+            <w:proofErr w:type="spellEnd"/>
+          </w:p>
+          <w:p>
+            <w:pPr>
+              <w:snapToGrid w:val="0"/>
+              <w:jc w:val="center"/>
+              <w:rPr>
+                <w:rFonts w:ascii="Tahoma" w:eastAsia="微软雅黑" w:hAnsi="Tahoma"/>
+                <w:kern w:val="0"/>
+                <w:sz w:val="22"/>
+              </w:rPr>
+            </w:pPr>
+            <w:r>
+              <w:rPr>
+                <w:rFonts w:ascii="Tahoma" w:eastAsia="微软雅黑" w:hAnsi="Tahoma" w:hint="eastAsia"/>
+                <w:kern w:val="0"/>
+                <w:sz w:val="22"/>
+              </w:rPr>
+              <w:t>[</w:t>
+            </w:r>
+            <w:proofErr w:type="spellStart"/>
+            <w:r>
+              <w:rPr>
+                <w:rFonts w:ascii="Tahoma" w:eastAsia="微软雅黑" w:hAnsi="Tahoma" w:hint="eastAsia"/>
+                <w:kern w:val="0"/>
+                <w:sz w:val="22"/>
+              </w:rPr>
+              <w:t>escapeCount</w:t>
+            </w:r>
+            <w:proofErr w:type="spellEnd"/>
+            <w:r>
+              <w:rPr>
+                <w:rFonts w:ascii="Tahoma" w:eastAsia="微软雅黑" w:hAnsi="Tahoma" w:hint="eastAsia"/>
+                <w:kern w:val="0"/>
+                <w:sz w:val="22"/>
+              </w:rPr>
+              <w:t>]</w:t>
             </w:r>
           </w:p>
         </w:tc>
@@ -40644,6 +43906,7 @@
                 <w:szCs w:val="21"/>
               </w:rPr>
             </w:pPr>
+            <w:proofErr w:type="spellStart"/>
             <w:r>
               <w:rPr>
                 <w:rFonts w:ascii="Tahoma" w:eastAsia="微软雅黑" w:hAnsi="Tahoma" w:hint="eastAsia"/>
@@ -40652,6 +43915,7 @@
               </w:rPr>
               <w:t>Drill_DialogCharDisplayData</w:t>
             </w:r>
+            <w:proofErr w:type="spellEnd"/>
           </w:p>
           <w:p>
             <w:pPr>
@@ -40871,6 +44135,7 @@
                 <w:szCs w:val="21"/>
               </w:rPr>
             </w:pPr>
+            <w:proofErr w:type="spellStart"/>
             <w:r>
               <w:rPr>
                 <w:rFonts w:ascii="Tahoma" w:eastAsia="微软雅黑" w:hAnsi="Tahoma" w:hint="eastAsia"/>
@@ -40879,6 +44144,7 @@
               </w:rPr>
               <w:t>Drill_CoreOfString</w:t>
             </w:r>
+            <w:proofErr w:type="spellEnd"/>
           </w:p>
           <w:p>
             <w:pPr>
@@ -40938,7 +44204,25 @@
                 <w:kern w:val="0"/>
                 <w:sz w:val="22"/>
               </w:rPr>
-              <w:t>\dDCCu[on]</w:t>
+              <w:t>\</w:t>
+            </w:r>
+            <w:proofErr w:type="spellStart"/>
+            <w:r>
+              <w:rPr>
+                <w:rFonts w:ascii="Tahoma" w:eastAsia="微软雅黑" w:hAnsi="Tahoma" w:hint="eastAsia"/>
+                <w:kern w:val="0"/>
+                <w:sz w:val="22"/>
+              </w:rPr>
+              <w:t>dDCCu</w:t>
+            </w:r>
+            <w:proofErr w:type="spellEnd"/>
+            <w:r>
+              <w:rPr>
+                <w:rFonts w:ascii="Tahoma" w:eastAsia="微软雅黑" w:hAnsi="Tahoma" w:hint="eastAsia"/>
+                <w:kern w:val="0"/>
+                <w:sz w:val="22"/>
+              </w:rPr>
+              <w:t>[on]</w:t>
             </w:r>
           </w:p>
         </w:tc>
@@ -41046,6 +44330,7 @@
                 <w:szCs w:val="21"/>
               </w:rPr>
             </w:pPr>
+            <w:proofErr w:type="spellStart"/>
             <w:r>
               <w:rPr>
                 <w:rFonts w:ascii="Tahoma" w:eastAsia="微软雅黑" w:hAnsi="Tahoma" w:hint="eastAsia"/>
@@ -41054,6 +44339,7 @@
               </w:rPr>
               <w:t>Drill_DialogCharCursor</w:t>
             </w:r>
+            <w:proofErr w:type="spellEnd"/>
           </w:p>
           <w:p>
             <w:pPr>
@@ -41113,7 +44399,25 @@
                 <w:kern w:val="0"/>
                 <w:sz w:val="22"/>
               </w:rPr>
-              <w:t>\dDCCu[off]</w:t>
+              <w:t>\</w:t>
+            </w:r>
+            <w:proofErr w:type="spellStart"/>
+            <w:r>
+              <w:rPr>
+                <w:rFonts w:ascii="Tahoma" w:eastAsia="微软雅黑" w:hAnsi="Tahoma" w:hint="eastAsia"/>
+                <w:kern w:val="0"/>
+                <w:sz w:val="22"/>
+              </w:rPr>
+              <w:t>dDCCu</w:t>
+            </w:r>
+            <w:proofErr w:type="spellEnd"/>
+            <w:r>
+              <w:rPr>
+                <w:rFonts w:ascii="Tahoma" w:eastAsia="微软雅黑" w:hAnsi="Tahoma" w:hint="eastAsia"/>
+                <w:kern w:val="0"/>
+                <w:sz w:val="22"/>
+              </w:rPr>
+              <w:t>[off]</w:t>
             </w:r>
           </w:p>
         </w:tc>
@@ -41221,6 +44525,7 @@
                 <w:szCs w:val="21"/>
               </w:rPr>
             </w:pPr>
+            <w:proofErr w:type="spellStart"/>
             <w:r>
               <w:rPr>
                 <w:rFonts w:ascii="Tahoma" w:eastAsia="微软雅黑" w:hAnsi="Tahoma" w:hint="eastAsia"/>
@@ -41229,6 +44534,7 @@
               </w:rPr>
               <w:t>Drill_DialogCharCursor</w:t>
             </w:r>
+            <w:proofErr w:type="spellEnd"/>
           </w:p>
           <w:p>
             <w:pPr>
@@ -41288,7 +44594,25 @@
                 <w:kern w:val="0"/>
                 <w:sz w:val="22"/>
               </w:rPr>
-              <w:t>\dDCCu[set:1]</w:t>
+              <w:t>\</w:t>
+            </w:r>
+            <w:proofErr w:type="spellStart"/>
+            <w:r>
+              <w:rPr>
+                <w:rFonts w:ascii="Tahoma" w:eastAsia="微软雅黑" w:hAnsi="Tahoma" w:hint="eastAsia"/>
+                <w:kern w:val="0"/>
+                <w:sz w:val="22"/>
+              </w:rPr>
+              <w:t>dDCCu</w:t>
+            </w:r>
+            <w:proofErr w:type="spellEnd"/>
+            <w:r>
+              <w:rPr>
+                <w:rFonts w:ascii="Tahoma" w:eastAsia="微软雅黑" w:hAnsi="Tahoma" w:hint="eastAsia"/>
+                <w:kern w:val="0"/>
+                <w:sz w:val="22"/>
+              </w:rPr>
+              <w:t>[set:1]</w:t>
             </w:r>
           </w:p>
         </w:tc>
@@ -41412,6 +44736,7 @@
                 <w:szCs w:val="21"/>
               </w:rPr>
             </w:pPr>
+            <w:proofErr w:type="spellStart"/>
             <w:r>
               <w:rPr>
                 <w:rFonts w:ascii="Tahoma" w:eastAsia="微软雅黑" w:hAnsi="Tahoma" w:hint="eastAsia"/>
@@ -41420,6 +44745,7 @@
               </w:rPr>
               <w:t>Drill_DialogCharCursor</w:t>
             </w:r>
+            <w:proofErr w:type="spellEnd"/>
           </w:p>
           <w:p>
             <w:pPr>
@@ -41482,7 +44808,25 @@
                 <w:kern w:val="0"/>
                 <w:sz w:val="22"/>
               </w:rPr>
-              <w:t>\dDCCu[reset]</w:t>
+              <w:t>\</w:t>
+            </w:r>
+            <w:proofErr w:type="spellStart"/>
+            <w:r>
+              <w:rPr>
+                <w:rFonts w:ascii="Tahoma" w:eastAsia="微软雅黑" w:hAnsi="Tahoma" w:hint="eastAsia"/>
+                <w:kern w:val="0"/>
+                <w:sz w:val="22"/>
+              </w:rPr>
+              <w:t>dDCCu</w:t>
+            </w:r>
+            <w:proofErr w:type="spellEnd"/>
+            <w:r>
+              <w:rPr>
+                <w:rFonts w:ascii="Tahoma" w:eastAsia="微软雅黑" w:hAnsi="Tahoma" w:hint="eastAsia"/>
+                <w:kern w:val="0"/>
+                <w:sz w:val="22"/>
+              </w:rPr>
+              <w:t>[reset]</w:t>
             </w:r>
           </w:p>
         </w:tc>
@@ -41586,6 +44930,7 @@
                 <w:szCs w:val="21"/>
               </w:rPr>
             </w:pPr>
+            <w:proofErr w:type="spellStart"/>
             <w:r>
               <w:rPr>
                 <w:rFonts w:ascii="Tahoma" w:eastAsia="微软雅黑" w:hAnsi="Tahoma" w:hint="eastAsia"/>
@@ -41594,6 +44939,7 @@
               </w:rPr>
               <w:t>Drill_DialogCharCursor</w:t>
             </w:r>
+            <w:proofErr w:type="spellEnd"/>
           </w:p>
           <w:p>
             <w:pPr>
@@ -41654,7 +45000,25 @@
                 <w:kern w:val="0"/>
                 <w:sz w:val="22"/>
               </w:rPr>
-              <w:t>\dDMS[</w:t>
+              <w:t>\</w:t>
+            </w:r>
+            <w:proofErr w:type="spellStart"/>
+            <w:r>
+              <w:rPr>
+                <w:rFonts w:ascii="Tahoma" w:eastAsia="微软雅黑" w:hAnsi="Tahoma" w:hint="eastAsia"/>
+                <w:kern w:val="0"/>
+                <w:sz w:val="22"/>
+              </w:rPr>
+              <w:t>dDMS</w:t>
+            </w:r>
+            <w:proofErr w:type="spellEnd"/>
+            <w:r>
+              <w:rPr>
+                <w:rFonts w:ascii="Tahoma" w:eastAsia="微软雅黑" w:hAnsi="Tahoma" w:hint="eastAsia"/>
+                <w:kern w:val="0"/>
+                <w:sz w:val="22"/>
+              </w:rPr>
+              <w:t>[</w:t>
             </w:r>
             <w:r>
               <w:rPr>
@@ -41834,6 +45198,7 @@
                 <w:szCs w:val="21"/>
               </w:rPr>
             </w:pPr>
+            <w:proofErr w:type="spellStart"/>
             <w:r>
               <w:rPr>
                 <w:rFonts w:ascii="Tahoma" w:eastAsia="微软雅黑" w:hAnsi="Tahoma" w:hint="eastAsia"/>
@@ -41842,6 +45207,7 @@
               </w:rPr>
               <w:t>Drill_DialogMessageSpeed</w:t>
             </w:r>
+            <w:proofErr w:type="spellEnd"/>
           </w:p>
           <w:p>
             <w:pPr>
@@ -41902,7 +45268,25 @@
                 <w:kern w:val="0"/>
                 <w:sz w:val="22"/>
               </w:rPr>
-              <w:t>\dDMS[</w:t>
+              <w:t>\</w:t>
+            </w:r>
+            <w:proofErr w:type="spellStart"/>
+            <w:r>
+              <w:rPr>
+                <w:rFonts w:ascii="Tahoma" w:eastAsia="微软雅黑" w:hAnsi="Tahoma" w:hint="eastAsia"/>
+                <w:kern w:val="0"/>
+                <w:sz w:val="22"/>
+              </w:rPr>
+              <w:t>dDMS</w:t>
+            </w:r>
+            <w:proofErr w:type="spellEnd"/>
+            <w:r>
+              <w:rPr>
+                <w:rFonts w:ascii="Tahoma" w:eastAsia="微软雅黑" w:hAnsi="Tahoma" w:hint="eastAsia"/>
+                <w:kern w:val="0"/>
+                <w:sz w:val="22"/>
+              </w:rPr>
+              <w:t>[</w:t>
             </w:r>
             <w:r>
               <w:rPr>
@@ -42064,6 +45448,7 @@
                 <w:szCs w:val="21"/>
               </w:rPr>
             </w:pPr>
+            <w:proofErr w:type="spellStart"/>
             <w:r>
               <w:rPr>
                 <w:rFonts w:ascii="Tahoma" w:eastAsia="微软雅黑" w:hAnsi="Tahoma" w:hint="eastAsia"/>
@@ -42072,6 +45457,7 @@
               </w:rPr>
               <w:t>Drill_DialogMessageSpeed</w:t>
             </w:r>
+            <w:proofErr w:type="spellEnd"/>
           </w:p>
           <w:p>
             <w:pPr>
@@ -42132,7 +45518,25 @@
                 <w:kern w:val="0"/>
                 <w:sz w:val="22"/>
               </w:rPr>
-              <w:t>\dDMS[</w:t>
+              <w:t>\</w:t>
+            </w:r>
+            <w:proofErr w:type="spellStart"/>
+            <w:r>
+              <w:rPr>
+                <w:rFonts w:ascii="Tahoma" w:eastAsia="微软雅黑" w:hAnsi="Tahoma" w:hint="eastAsia"/>
+                <w:kern w:val="0"/>
+                <w:sz w:val="22"/>
+              </w:rPr>
+              <w:t>dDMS</w:t>
+            </w:r>
+            <w:proofErr w:type="spellEnd"/>
+            <w:r>
+              <w:rPr>
+                <w:rFonts w:ascii="Tahoma" w:eastAsia="微软雅黑" w:hAnsi="Tahoma" w:hint="eastAsia"/>
+                <w:kern w:val="0"/>
+                <w:sz w:val="22"/>
+              </w:rPr>
+              <w:t>[</w:t>
             </w:r>
             <w:r>
               <w:rPr>
@@ -42294,6 +45698,7 @@
                 <w:szCs w:val="21"/>
               </w:rPr>
             </w:pPr>
+            <w:proofErr w:type="spellStart"/>
             <w:r>
               <w:rPr>
                 <w:rFonts w:ascii="Tahoma" w:eastAsia="微软雅黑" w:hAnsi="Tahoma" w:hint="eastAsia"/>
@@ -42302,6 +45707,7 @@
               </w:rPr>
               <w:t>Drill_DialogMessageSpeed</w:t>
             </w:r>
+            <w:proofErr w:type="spellEnd"/>
           </w:p>
           <w:p>
             <w:pPr>
@@ -42362,7 +45768,25 @@
                 <w:kern w:val="0"/>
                 <w:sz w:val="22"/>
               </w:rPr>
-              <w:t>\dDMS[</w:t>
+              <w:t>\</w:t>
+            </w:r>
+            <w:proofErr w:type="spellStart"/>
+            <w:r>
+              <w:rPr>
+                <w:rFonts w:ascii="Tahoma" w:eastAsia="微软雅黑" w:hAnsi="Tahoma" w:hint="eastAsia"/>
+                <w:kern w:val="0"/>
+                <w:sz w:val="22"/>
+              </w:rPr>
+              <w:t>dDMS</w:t>
+            </w:r>
+            <w:proofErr w:type="spellEnd"/>
+            <w:r>
+              <w:rPr>
+                <w:rFonts w:ascii="Tahoma" w:eastAsia="微软雅黑" w:hAnsi="Tahoma" w:hint="eastAsia"/>
+                <w:kern w:val="0"/>
+                <w:sz w:val="22"/>
+              </w:rPr>
+              <w:t>[</w:t>
             </w:r>
             <w:r>
               <w:rPr>
@@ -42490,6 +45914,7 @@
                 <w:szCs w:val="21"/>
               </w:rPr>
             </w:pPr>
+            <w:proofErr w:type="spellStart"/>
             <w:r>
               <w:rPr>
                 <w:rFonts w:ascii="Tahoma" w:eastAsia="微软雅黑" w:hAnsi="Tahoma" w:hint="eastAsia"/>
@@ -42498,6 +45923,7 @@
               </w:rPr>
               <w:t>Drill_DialogMessageSpeed</w:t>
             </w:r>
+            <w:proofErr w:type="spellEnd"/>
           </w:p>
           <w:p>
             <w:pPr>
@@ -42562,6 +45988,7 @@
               </w:rPr>
               <w:t>\</w:t>
             </w:r>
+            <w:proofErr w:type="spellStart"/>
             <w:proofErr w:type="gramStart"/>
             <w:r>
               <w:rPr>
@@ -42569,7 +45996,16 @@
                 <w:kern w:val="0"/>
                 <w:sz w:val="22"/>
               </w:rPr>
-              <w:t>dVIMC[</w:t>
+              <w:t>dVIMC</w:t>
+            </w:r>
+            <w:proofErr w:type="spellEnd"/>
+            <w:r>
+              <w:rPr>
+                <w:rFonts w:ascii="Tahoma" w:eastAsia="微软雅黑" w:hAnsi="Tahoma" w:hint="eastAsia"/>
+                <w:kern w:val="0"/>
+                <w:sz w:val="22"/>
+              </w:rPr>
+              <w:t>[</w:t>
             </w:r>
             <w:proofErr w:type="gramEnd"/>
             <w:r>
@@ -42778,7 +46214,25 @@
                 <w:kern w:val="0"/>
                 <w:sz w:val="22"/>
               </w:rPr>
-              <w:t>\dVIMC[</w:t>
+              <w:t>\</w:t>
+            </w:r>
+            <w:proofErr w:type="spellStart"/>
+            <w:r>
+              <w:rPr>
+                <w:rFonts w:ascii="Tahoma" w:eastAsia="微软雅黑" w:hAnsi="Tahoma" w:hint="eastAsia"/>
+                <w:kern w:val="0"/>
+                <w:sz w:val="22"/>
+              </w:rPr>
+              <w:t>dVIMC</w:t>
+            </w:r>
+            <w:proofErr w:type="spellEnd"/>
+            <w:r>
+              <w:rPr>
+                <w:rFonts w:ascii="Tahoma" w:eastAsia="微软雅黑" w:hAnsi="Tahoma" w:hint="eastAsia"/>
+                <w:kern w:val="0"/>
+                <w:sz w:val="22"/>
+              </w:rPr>
+              <w:t>[</w:t>
             </w:r>
             <w:r>
               <w:rPr>
@@ -42968,7 +46422,25 @@
                 <w:kern w:val="0"/>
                 <w:sz w:val="22"/>
               </w:rPr>
-              <w:t>\dVIMC[</w:t>
+              <w:t>\</w:t>
+            </w:r>
+            <w:proofErr w:type="spellStart"/>
+            <w:r>
+              <w:rPr>
+                <w:rFonts w:ascii="Tahoma" w:eastAsia="微软雅黑" w:hAnsi="Tahoma" w:hint="eastAsia"/>
+                <w:kern w:val="0"/>
+                <w:sz w:val="22"/>
+              </w:rPr>
+              <w:t>dVIMC</w:t>
+            </w:r>
+            <w:proofErr w:type="spellEnd"/>
+            <w:r>
+              <w:rPr>
+                <w:rFonts w:ascii="Tahoma" w:eastAsia="微软雅黑" w:hAnsi="Tahoma" w:hint="eastAsia"/>
+                <w:kern w:val="0"/>
+                <w:sz w:val="22"/>
+              </w:rPr>
+              <w:t>[</w:t>
             </w:r>
             <w:r>
               <w:rPr>
@@ -43593,7 +47065,25 @@
                 <w:kern w:val="0"/>
                 <w:sz w:val="22"/>
               </w:rPr>
-              <w:t>\dDCBa[</w:t>
+              <w:t>\</w:t>
+            </w:r>
+            <w:proofErr w:type="spellStart"/>
+            <w:r>
+              <w:rPr>
+                <w:rFonts w:ascii="Tahoma" w:eastAsia="微软雅黑" w:hAnsi="Tahoma" w:hint="eastAsia"/>
+                <w:kern w:val="0"/>
+                <w:sz w:val="22"/>
+              </w:rPr>
+              <w:t>dDCBa</w:t>
+            </w:r>
+            <w:proofErr w:type="spellEnd"/>
+            <w:r>
+              <w:rPr>
+                <w:rFonts w:ascii="Tahoma" w:eastAsia="微软雅黑" w:hAnsi="Tahoma" w:hint="eastAsia"/>
+                <w:kern w:val="0"/>
+                <w:sz w:val="22"/>
+              </w:rPr>
+              <w:t>[</w:t>
             </w:r>
             <w:r>
               <w:rPr>
@@ -43717,6 +47207,7 @@
                 <w:szCs w:val="21"/>
               </w:rPr>
             </w:pPr>
+            <w:proofErr w:type="spellStart"/>
             <w:r>
               <w:rPr>
                 <w:rFonts w:ascii="Tahoma" w:eastAsia="微软雅黑" w:hAnsi="Tahoma" w:hint="eastAsia"/>
@@ -43725,6 +47216,7 @@
               </w:rPr>
               <w:t>Drill_DialogCharBackground</w:t>
             </w:r>
+            <w:proofErr w:type="spellEnd"/>
           </w:p>
           <w:p>
             <w:pPr>
@@ -43788,7 +47280,25 @@
                 <w:kern w:val="0"/>
                 <w:sz w:val="22"/>
               </w:rPr>
-              <w:t>\dDCBa[</w:t>
+              <w:t>\</w:t>
+            </w:r>
+            <w:proofErr w:type="spellStart"/>
+            <w:r>
+              <w:rPr>
+                <w:rFonts w:ascii="Tahoma" w:eastAsia="微软雅黑" w:hAnsi="Tahoma" w:hint="eastAsia"/>
+                <w:kern w:val="0"/>
+                <w:sz w:val="22"/>
+              </w:rPr>
+              <w:t>dDCBa</w:t>
+            </w:r>
+            <w:proofErr w:type="spellEnd"/>
+            <w:r>
+              <w:rPr>
+                <w:rFonts w:ascii="Tahoma" w:eastAsia="微软雅黑" w:hAnsi="Tahoma" w:hint="eastAsia"/>
+                <w:kern w:val="0"/>
+                <w:sz w:val="22"/>
+              </w:rPr>
+              <w:t>[</w:t>
             </w:r>
             <w:r>
               <w:rPr>
@@ -43908,6 +47418,7 @@
                 <w:szCs w:val="21"/>
               </w:rPr>
             </w:pPr>
+            <w:proofErr w:type="spellStart"/>
             <w:r>
               <w:rPr>
                 <w:rFonts w:ascii="Tahoma" w:eastAsia="微软雅黑" w:hAnsi="Tahoma" w:hint="eastAsia"/>
@@ -43916,6 +47427,7 @@
               </w:rPr>
               <w:t>Drill_DialogCharBackground</w:t>
             </w:r>
+            <w:proofErr w:type="spellEnd"/>
           </w:p>
           <w:p>
             <w:pPr>
@@ -43976,7 +47488,25 @@
                 <w:kern w:val="0"/>
                 <w:sz w:val="22"/>
               </w:rPr>
-              <w:t>\dMPFC[set:1]</w:t>
+              <w:t>\</w:t>
+            </w:r>
+            <w:proofErr w:type="spellStart"/>
+            <w:r>
+              <w:rPr>
+                <w:rFonts w:ascii="Tahoma" w:eastAsia="微软雅黑" w:hAnsi="Tahoma" w:hint="eastAsia"/>
+                <w:kern w:val="0"/>
+                <w:sz w:val="22"/>
+              </w:rPr>
+              <w:t>dMPFC</w:t>
+            </w:r>
+            <w:proofErr w:type="spellEnd"/>
+            <w:r>
+              <w:rPr>
+                <w:rFonts w:ascii="Tahoma" w:eastAsia="微软雅黑" w:hAnsi="Tahoma" w:hint="eastAsia"/>
+                <w:kern w:val="0"/>
+                <w:sz w:val="22"/>
+              </w:rPr>
+              <w:t>[set:1]</w:t>
             </w:r>
           </w:p>
         </w:tc>
@@ -44088,6 +47618,7 @@
                 <w:sz w:val="22"/>
               </w:rPr>
             </w:pPr>
+            <w:proofErr w:type="spellStart"/>
             <w:r>
               <w:rPr>
                 <w:rFonts w:ascii="Tahoma" w:eastAsia="微软雅黑" w:hAnsi="Tahoma" w:hint="eastAsia"/>
@@ -44096,6 +47627,7 @@
               </w:rPr>
               <w:t>Drill_MiniPlateForChar</w:t>
             </w:r>
+            <w:proofErr w:type="spellEnd"/>
           </w:p>
           <w:p>
             <w:pPr>
@@ -44156,7 +47688,25 @@
                 <w:kern w:val="0"/>
                 <w:sz w:val="22"/>
               </w:rPr>
-              <w:t>\dMPFC[off]</w:t>
+              <w:t>\</w:t>
+            </w:r>
+            <w:proofErr w:type="spellStart"/>
+            <w:r>
+              <w:rPr>
+                <w:rFonts w:ascii="Tahoma" w:eastAsia="微软雅黑" w:hAnsi="Tahoma" w:hint="eastAsia"/>
+                <w:kern w:val="0"/>
+                <w:sz w:val="22"/>
+              </w:rPr>
+              <w:t>dMPFC</w:t>
+            </w:r>
+            <w:proofErr w:type="spellEnd"/>
+            <w:r>
+              <w:rPr>
+                <w:rFonts w:ascii="Tahoma" w:eastAsia="微软雅黑" w:hAnsi="Tahoma" w:hint="eastAsia"/>
+                <w:kern w:val="0"/>
+                <w:sz w:val="22"/>
+              </w:rPr>
+              <w:t>[off]</w:t>
             </w:r>
           </w:p>
         </w:tc>
@@ -44252,6 +47802,7 @@
                 <w:sz w:val="22"/>
               </w:rPr>
             </w:pPr>
+            <w:proofErr w:type="spellStart"/>
             <w:r>
               <w:rPr>
                 <w:rFonts w:ascii="Tahoma" w:eastAsia="微软雅黑" w:hAnsi="Tahoma" w:hint="eastAsia"/>
@@ -44260,6 +47811,7 @@
               </w:rPr>
               <w:t>Drill_MiniPlateForChar</w:t>
             </w:r>
+            <w:proofErr w:type="spellEnd"/>
           </w:p>
           <w:p>
             <w:pPr>
@@ -44319,7 +47871,25 @@
                 <w:kern w:val="0"/>
                 <w:sz w:val="22"/>
               </w:rPr>
-              <w:t>\dDCCE[off]</w:t>
+              <w:t>\</w:t>
+            </w:r>
+            <w:proofErr w:type="spellStart"/>
+            <w:r>
+              <w:rPr>
+                <w:rFonts w:ascii="Tahoma" w:eastAsia="微软雅黑" w:hAnsi="Tahoma" w:hint="eastAsia"/>
+                <w:kern w:val="0"/>
+                <w:sz w:val="22"/>
+              </w:rPr>
+              <w:t>dDCCE</w:t>
+            </w:r>
+            <w:proofErr w:type="spellEnd"/>
+            <w:r>
+              <w:rPr>
+                <w:rFonts w:ascii="Tahoma" w:eastAsia="微软雅黑" w:hAnsi="Tahoma" w:hint="eastAsia"/>
+                <w:kern w:val="0"/>
+                <w:sz w:val="22"/>
+              </w:rPr>
+              <w:t>[off]</w:t>
             </w:r>
           </w:p>
         </w:tc>
@@ -44412,6 +47982,7 @@
                 <w:sz w:val="22"/>
               </w:rPr>
             </w:pPr>
+            <w:proofErr w:type="spellStart"/>
             <w:r>
               <w:rPr>
                 <w:rFonts w:ascii="Tahoma" w:eastAsia="微软雅黑" w:hAnsi="Tahoma" w:hint="eastAsia"/>
@@ -44421,6 +47992,7 @@
               </w:rPr>
               <w:t>Drill_DialogCharContinuedEffect</w:t>
             </w:r>
+            <w:proofErr w:type="spellEnd"/>
           </w:p>
           <w:p>
             <w:pPr>
@@ -44487,6 +48059,7 @@
               <w:lastRenderedPageBreak/>
               <w:t>\</w:t>
             </w:r>
+            <w:proofErr w:type="spellStart"/>
             <w:proofErr w:type="gramStart"/>
             <w:r>
               <w:rPr>
@@ -44494,7 +48067,16 @@
                 <w:kern w:val="0"/>
                 <w:sz w:val="22"/>
               </w:rPr>
-              <w:t>dDCCE[</w:t>
+              <w:t>dDCCE</w:t>
+            </w:r>
+            <w:proofErr w:type="spellEnd"/>
+            <w:r>
+              <w:rPr>
+                <w:rFonts w:ascii="Tahoma" w:eastAsia="微软雅黑" w:hAnsi="Tahoma" w:hint="eastAsia"/>
+                <w:kern w:val="0"/>
+                <w:sz w:val="22"/>
+              </w:rPr>
+              <w:t>[</w:t>
             </w:r>
             <w:proofErr w:type="gramEnd"/>
             <w:r>
@@ -44522,7 +48104,25 @@
                 <w:kern w:val="0"/>
                 <w:sz w:val="22"/>
               </w:rPr>
-              <w:t>\dDCCE[</w:t>
+              <w:t>\</w:t>
+            </w:r>
+            <w:proofErr w:type="spellStart"/>
+            <w:r>
+              <w:rPr>
+                <w:rFonts w:ascii="Tahoma" w:eastAsia="微软雅黑" w:hAnsi="Tahoma" w:hint="eastAsia"/>
+                <w:kern w:val="0"/>
+                <w:sz w:val="22"/>
+              </w:rPr>
+              <w:t>dDCCE</w:t>
+            </w:r>
+            <w:proofErr w:type="spellEnd"/>
+            <w:r>
+              <w:rPr>
+                <w:rFonts w:ascii="Tahoma" w:eastAsia="微软雅黑" w:hAnsi="Tahoma" w:hint="eastAsia"/>
+                <w:kern w:val="0"/>
+                <w:sz w:val="22"/>
+              </w:rPr>
+              <w:t>[</w:t>
             </w:r>
             <w:r>
               <w:rPr>
@@ -44647,6 +48247,7 @@
                 <w:sz w:val="22"/>
               </w:rPr>
             </w:pPr>
+            <w:proofErr w:type="spellStart"/>
             <w:r>
               <w:rPr>
                 <w:rFonts w:ascii="Tahoma" w:eastAsia="微软雅黑" w:hAnsi="Tahoma" w:hint="eastAsia"/>
@@ -44656,6 +48257,7 @@
               </w:rPr>
               <w:t>Drill_DialogCharContinuedEffect</w:t>
             </w:r>
+            <w:proofErr w:type="spellEnd"/>
           </w:p>
           <w:p>
             <w:pPr>
@@ -44719,7 +48321,25 @@
                 <w:kern w:val="0"/>
                 <w:sz w:val="22"/>
               </w:rPr>
-              <w:t>\dDCCE[</w:t>
+              <w:t>\</w:t>
+            </w:r>
+            <w:proofErr w:type="spellStart"/>
+            <w:r>
+              <w:rPr>
+                <w:rFonts w:ascii="Tahoma" w:eastAsia="微软雅黑" w:hAnsi="Tahoma" w:hint="eastAsia"/>
+                <w:kern w:val="0"/>
+                <w:sz w:val="22"/>
+              </w:rPr>
+              <w:t>dDCCE</w:t>
+            </w:r>
+            <w:proofErr w:type="spellEnd"/>
+            <w:r>
+              <w:rPr>
+                <w:rFonts w:ascii="Tahoma" w:eastAsia="微软雅黑" w:hAnsi="Tahoma" w:hint="eastAsia"/>
+                <w:kern w:val="0"/>
+                <w:sz w:val="22"/>
+              </w:rPr>
+              <w:t>[</w:t>
             </w:r>
             <w:r>
               <w:rPr>
@@ -44916,6 +48536,7 @@
                 <w:sz w:val="22"/>
               </w:rPr>
             </w:pPr>
+            <w:proofErr w:type="spellStart"/>
             <w:r>
               <w:rPr>
                 <w:rFonts w:ascii="Tahoma" w:eastAsia="微软雅黑" w:hAnsi="Tahoma" w:hint="eastAsia"/>
@@ -44925,6 +48546,7 @@
               </w:rPr>
               <w:t>Drill_DialogCharContinuedEffect</w:t>
             </w:r>
+            <w:proofErr w:type="spellEnd"/>
           </w:p>
           <w:p>
             <w:pPr>
@@ -45251,7 +48873,25 @@
                 <w:kern w:val="0"/>
                 <w:sz w:val="22"/>
               </w:rPr>
-              <w:t>\dDNB[</w:t>
+              <w:t>\</w:t>
+            </w:r>
+            <w:proofErr w:type="spellStart"/>
+            <w:r>
+              <w:rPr>
+                <w:rFonts w:ascii="Tahoma" w:eastAsia="微软雅黑" w:hAnsi="Tahoma" w:hint="eastAsia"/>
+                <w:kern w:val="0"/>
+                <w:sz w:val="22"/>
+              </w:rPr>
+              <w:t>dDNB</w:t>
+            </w:r>
+            <w:proofErr w:type="spellEnd"/>
+            <w:r>
+              <w:rPr>
+                <w:rFonts w:ascii="Tahoma" w:eastAsia="微软雅黑" w:hAnsi="Tahoma" w:hint="eastAsia"/>
+                <w:kern w:val="0"/>
+                <w:sz w:val="22"/>
+              </w:rPr>
+              <w:t>[</w:t>
             </w:r>
             <w:r>
               <w:rPr>
@@ -45369,6 +49009,7 @@
                 <w:szCs w:val="21"/>
               </w:rPr>
             </w:pPr>
+            <w:proofErr w:type="spellStart"/>
             <w:r>
               <w:rPr>
                 <w:rFonts w:ascii="Tahoma" w:eastAsia="微软雅黑" w:hAnsi="Tahoma" w:hint="eastAsia"/>
@@ -45377,6 +49018,7 @@
               </w:rPr>
               <w:t>Drill_DialogNameBox</w:t>
             </w:r>
+            <w:proofErr w:type="spellEnd"/>
           </w:p>
           <w:p>
             <w:pPr>
@@ -45437,7 +49079,25 @@
                 <w:kern w:val="0"/>
                 <w:sz w:val="22"/>
               </w:rPr>
-              <w:t>\dDNB[</w:t>
+              <w:t>\</w:t>
+            </w:r>
+            <w:proofErr w:type="spellStart"/>
+            <w:r>
+              <w:rPr>
+                <w:rFonts w:ascii="Tahoma" w:eastAsia="微软雅黑" w:hAnsi="Tahoma" w:hint="eastAsia"/>
+                <w:kern w:val="0"/>
+                <w:sz w:val="22"/>
+              </w:rPr>
+              <w:t>dDNB</w:t>
+            </w:r>
+            <w:proofErr w:type="spellEnd"/>
+            <w:r>
+              <w:rPr>
+                <w:rFonts w:ascii="Tahoma" w:eastAsia="微软雅黑" w:hAnsi="Tahoma" w:hint="eastAsia"/>
+                <w:kern w:val="0"/>
+                <w:sz w:val="22"/>
+              </w:rPr>
+              <w:t>[</w:t>
             </w:r>
             <w:r>
               <w:rPr>
@@ -45605,6 +49265,7 @@
                 <w:szCs w:val="21"/>
               </w:rPr>
             </w:pPr>
+            <w:proofErr w:type="spellStart"/>
             <w:r>
               <w:rPr>
                 <w:rFonts w:ascii="Tahoma" w:eastAsia="微软雅黑" w:hAnsi="Tahoma" w:hint="eastAsia"/>
@@ -45613,6 +49274,7 @@
               </w:rPr>
               <w:t>Drill_DialogNameBox</w:t>
             </w:r>
+            <w:proofErr w:type="spellEnd"/>
           </w:p>
           <w:p>
             <w:pPr>
@@ -45826,6 +49488,7 @@
       </w:rPr>
       <w:t xml:space="preserve">   </w:t>
     </w:r>
+    <w:proofErr w:type="spellStart"/>
     <w:r>
       <w:rPr>
         <w:rFonts w:ascii="微软雅黑" w:eastAsia="微软雅黑" w:hAnsi="微软雅黑"/>
@@ -45833,6 +49496,7 @@
       </w:rPr>
       <w:t>drill_up</w:t>
     </w:r>
+    <w:proofErr w:type="spellEnd"/>
   </w:p>
 </w:hdr>
 </file>
